--- a/final_submission/Abgabe_Faller.docx
+++ b/final_submission/Abgabe_Faller.docx
@@ -1,6 +1,6 @@
 
 <file path=word/document.xml><?xml version="1.0" encoding="utf-8"?>
-<w:document xmlns:wpc="http://schemas.microsoft.com/office/word/2010/wordprocessingCanvas" xmlns:cx="http://schemas.microsoft.com/office/drawing/2014/chartex" xmlns:cx1="http://schemas.microsoft.com/office/drawing/2015/9/8/chartex" xmlns:cx2="http://schemas.microsoft.com/office/drawing/2015/10/21/chartex" xmlns:cx3="http://schemas.microsoft.com/office/drawing/2016/5/9/chartex" xmlns:cx4="http://schemas.microsoft.com/office/drawing/2016/5/10/chartex" xmlns:cx5="http://schemas.microsoft.com/office/drawing/2016/5/11/chartex" xmlns:cx6="http://schemas.microsoft.com/office/drawing/2016/5/12/chartex" xmlns:cx7="http://schemas.microsoft.com/office/drawing/2016/5/13/chartex" xmlns:cx8="http://schemas.microsoft.com/office/drawing/2016/5/14/chartex" xmlns:mc="http://schemas.openxmlformats.org/markup-compatibility/2006" xmlns:aink="http://schemas.microsoft.com/office/drawing/2016/ink" xmlns:am3d="http://schemas.microsoft.com/office/drawing/2017/model3d" xmlns:o="urn:schemas-microsoft-com:office:office" xmlns:r="http://schemas.openxmlformats.org/officeDocument/2006/relationships" xmlns:m="http://schemas.openxmlformats.org/officeDocument/2006/math" xmlns:v="urn:schemas-microsoft-com:vml" xmlns:wp14="http://schemas.microsoft.com/office/word/2010/wordprocessingDrawing" xmlns:wp="http://schemas.openxmlformats.org/drawingml/2006/wordprocessingDrawing" xmlns:w10="urn:schemas-microsoft-com:office:word" xmlns:w="http://schemas.openxmlformats.org/wordprocessingml/2006/main" xmlns:w14="http://schemas.microsoft.com/office/word/2010/wordml" xmlns:w15="http://schemas.microsoft.com/office/word/2012/wordml" xmlns:w16cid="http://schemas.microsoft.com/office/word/2016/wordml/cid" xmlns:w16se="http://schemas.microsoft.com/office/word/2015/wordml/symex" xmlns:wpg="http://schemas.microsoft.com/office/word/2010/wordprocessingGroup" xmlns:wpi="http://schemas.microsoft.com/office/word/2010/wordprocessingInk" xmlns:wne="http://schemas.microsoft.com/office/word/2006/wordml" xmlns:wps="http://schemas.microsoft.com/office/word/2010/wordprocessingShape" mc:Ignorable="w14 w15 w16se w16cid wp14">
+<w:document xmlns:wpc="http://schemas.microsoft.com/office/word/2010/wordprocessingCanvas" xmlns:cx="http://schemas.microsoft.com/office/drawing/2014/chartex" xmlns:cx1="http://schemas.microsoft.com/office/drawing/2015/9/8/chartex" xmlns:cx2="http://schemas.microsoft.com/office/drawing/2015/10/21/chartex" xmlns:cx3="http://schemas.microsoft.com/office/drawing/2016/5/9/chartex" xmlns:cx4="http://schemas.microsoft.com/office/drawing/2016/5/10/chartex" xmlns:cx5="http://schemas.microsoft.com/office/drawing/2016/5/11/chartex" xmlns:cx6="http://schemas.microsoft.com/office/drawing/2016/5/12/chartex" xmlns:cx7="http://schemas.microsoft.com/office/drawing/2016/5/13/chartex" xmlns:cx8="http://schemas.microsoft.com/office/drawing/2016/5/14/chartex" xmlns:mc="http://schemas.openxmlformats.org/markup-compatibility/2006" xmlns:aink="http://schemas.microsoft.com/office/drawing/2016/ink" xmlns:am3d="http://schemas.microsoft.com/office/drawing/2017/model3d" xmlns:o="urn:schemas-microsoft-com:office:office" xmlns:oel="http://schemas.microsoft.com/office/2019/extlst" xmlns:r="http://schemas.openxmlformats.org/officeDocument/2006/relationships" xmlns:m="http://schemas.openxmlformats.org/officeDocument/2006/math" xmlns:v="urn:schemas-microsoft-com:vml" xmlns:wp14="http://schemas.microsoft.com/office/word/2010/wordprocessingDrawing" xmlns:wp="http://schemas.openxmlformats.org/drawingml/2006/wordprocessingDrawing" xmlns:w10="urn:schemas-microsoft-com:office:word" xmlns:w="http://schemas.openxmlformats.org/wordprocessingml/2006/main" xmlns:w14="http://schemas.microsoft.com/office/word/2010/wordml" xmlns:w15="http://schemas.microsoft.com/office/word/2012/wordml" xmlns:w16cex="http://schemas.microsoft.com/office/word/2018/wordml/cex" xmlns:w16cid="http://schemas.microsoft.com/office/word/2016/wordml/cid" xmlns:w16="http://schemas.microsoft.com/office/word/2018/wordml" xmlns:w16du="http://schemas.microsoft.com/office/word/2023/wordml/word16du" xmlns:w16sdtdh="http://schemas.microsoft.com/office/word/2020/wordml/sdtdatahash" xmlns:w16sdtfl="http://schemas.microsoft.com/office/word/2024/wordml/sdtformatlock" xmlns:w16se="http://schemas.microsoft.com/office/word/2015/wordml/symex" xmlns:wpg="http://schemas.microsoft.com/office/word/2010/wordprocessingGroup" xmlns:wpi="http://schemas.microsoft.com/office/word/2010/wordprocessingInk" xmlns:wne="http://schemas.microsoft.com/office/word/2006/wordml" xmlns:wps="http://schemas.microsoft.com/office/word/2010/wordprocessingShape" mc:Ignorable="w14 w15 w16se w16cid w16 w16cex w16sdtdh w16sdtfl w16du wp14">
   <w:body>
     <w:tbl>
       <w:tblPr>
@@ -397,7 +397,7 @@
                 <w:szCs w:val="24"/>
                 <w:lang w:val="de-DE"/>
               </w:rPr>
-              <w:t xml:space="preserve"> (LCZ), aus Landsat-9-Daten abgeleitete Landoberflächentemperaturen (LST) sowie eine Distanzanalyse zu öffentlichen Grünflächen. Die Wohngebiete wurden anhand ausgewählter LCZ-Klassen definiert. Anschließend erfolgte eine rasterbasierte Kombination der Temperatur- und Erreichbarkeitsdaten, um vier Vulnerabilitätsklassen abzuleiten.</w:t>
+              <w:t xml:space="preserve"> (LCZ), aus Landsat-9-Daten abgeleitete Landoberflächentemperaturen (LST) sowie eine Distanzanalyse zu öffentlichen Grünflächen. </w:t>
             </w:r>
           </w:p>
           <w:p>
@@ -415,7 +415,471 @@
                 <w:szCs w:val="24"/>
                 <w:lang w:val="de-DE"/>
               </w:rPr>
-              <w:t>Die Ergebnisse zeigen deutliche Unterschiede zwischen den verschiedenen Bebauungsstrukturen. Die höchsten mittleren Oberflächentemperaturen treten in kompakten Wohngebieten auf, während locker bebaute Bereiche niedrigere Temperaturen aufweisen. Rund 89 % der Wohnflächen befinden sich innerhalb von 500 m zu einer Grünfläche.</w:t>
+              <w:t xml:space="preserve">Die Ergebnisse zeigen deutliche Unterschiede zwischen den verschiedenen Bebauungsstrukturen. Die höchsten mittleren Oberflächentemperaturen treten in kompakten Wohngebieten auf, während locker bebaute Bereiche niedrigere Temperaturen aufweisen. </w:t>
+            </w:r>
+            <w:proofErr w:type="spellStart"/>
+            <w:r>
+              <w:rPr>
+                <w:sz w:val="24"/>
+                <w:szCs w:val="24"/>
+              </w:rPr>
+              <w:t>Rund</w:t>
+            </w:r>
+            <w:proofErr w:type="spellEnd"/>
+            <w:r>
+              <w:rPr>
+                <w:sz w:val="24"/>
+                <w:szCs w:val="24"/>
+              </w:rPr>
+              <w:t xml:space="preserve"> 89 % </w:t>
+            </w:r>
+            <w:proofErr w:type="spellStart"/>
+            <w:r>
+              <w:rPr>
+                <w:sz w:val="24"/>
+                <w:szCs w:val="24"/>
+              </w:rPr>
+              <w:t>der</w:t>
+            </w:r>
+            <w:proofErr w:type="spellEnd"/>
+            <w:r>
+              <w:rPr>
+                <w:sz w:val="24"/>
+                <w:szCs w:val="24"/>
+              </w:rPr>
+              <w:t xml:space="preserve"> </w:t>
+            </w:r>
+            <w:proofErr w:type="spellStart"/>
+            <w:r>
+              <w:rPr>
+                <w:sz w:val="24"/>
+                <w:szCs w:val="24"/>
+              </w:rPr>
+              <w:t>untersuchten</w:t>
+            </w:r>
+            <w:proofErr w:type="spellEnd"/>
+            <w:r>
+              <w:rPr>
+                <w:sz w:val="24"/>
+                <w:szCs w:val="24"/>
+              </w:rPr>
+              <w:t xml:space="preserve"> </w:t>
+            </w:r>
+            <w:proofErr w:type="spellStart"/>
+            <w:r>
+              <w:rPr>
+                <w:sz w:val="24"/>
+                <w:szCs w:val="24"/>
+              </w:rPr>
+              <w:t>Wohnflächen</w:t>
+            </w:r>
+            <w:proofErr w:type="spellEnd"/>
+            <w:r>
+              <w:rPr>
+                <w:sz w:val="24"/>
+                <w:szCs w:val="24"/>
+              </w:rPr>
+              <w:t xml:space="preserve"> </w:t>
+            </w:r>
+            <w:proofErr w:type="spellStart"/>
+            <w:r>
+              <w:rPr>
+                <w:sz w:val="24"/>
+                <w:szCs w:val="24"/>
+              </w:rPr>
+              <w:t>liegen</w:t>
+            </w:r>
+            <w:proofErr w:type="spellEnd"/>
+            <w:r>
+              <w:rPr>
+                <w:sz w:val="24"/>
+                <w:szCs w:val="24"/>
+              </w:rPr>
+              <w:t xml:space="preserve"> </w:t>
+            </w:r>
+            <w:proofErr w:type="spellStart"/>
+            <w:r>
+              <w:rPr>
+                <w:sz w:val="24"/>
+                <w:szCs w:val="24"/>
+              </w:rPr>
+              <w:t>innerhalb</w:t>
+            </w:r>
+            <w:proofErr w:type="spellEnd"/>
+            <w:r>
+              <w:rPr>
+                <w:sz w:val="24"/>
+                <w:szCs w:val="24"/>
+              </w:rPr>
+              <w:t xml:space="preserve"> </w:t>
+            </w:r>
+            <w:proofErr w:type="spellStart"/>
+            <w:r>
+              <w:rPr>
+                <w:sz w:val="24"/>
+                <w:szCs w:val="24"/>
+              </w:rPr>
+              <w:t>von</w:t>
+            </w:r>
+            <w:proofErr w:type="spellEnd"/>
+            <w:r>
+              <w:rPr>
+                <w:sz w:val="24"/>
+                <w:szCs w:val="24"/>
+              </w:rPr>
+              <w:t xml:space="preserve"> 500 m </w:t>
+            </w:r>
+            <w:proofErr w:type="spellStart"/>
+            <w:r>
+              <w:rPr>
+                <w:sz w:val="24"/>
+                <w:szCs w:val="24"/>
+              </w:rPr>
+              <w:t>zu</w:t>
+            </w:r>
+            <w:proofErr w:type="spellEnd"/>
+            <w:r>
+              <w:rPr>
+                <w:sz w:val="24"/>
+                <w:szCs w:val="24"/>
+              </w:rPr>
+              <w:t xml:space="preserve"> </w:t>
+            </w:r>
+            <w:proofErr w:type="spellStart"/>
+            <w:r>
+              <w:rPr>
+                <w:sz w:val="24"/>
+                <w:szCs w:val="24"/>
+              </w:rPr>
+              <w:t>einer</w:t>
+            </w:r>
+            <w:proofErr w:type="spellEnd"/>
+            <w:r>
+              <w:rPr>
+                <w:sz w:val="24"/>
+                <w:szCs w:val="24"/>
+              </w:rPr>
+              <w:t xml:space="preserve"> </w:t>
+            </w:r>
+            <w:proofErr w:type="spellStart"/>
+            <w:r>
+              <w:rPr>
+                <w:sz w:val="24"/>
+                <w:szCs w:val="24"/>
+              </w:rPr>
+              <w:t>Grünfläche</w:t>
+            </w:r>
+            <w:proofErr w:type="spellEnd"/>
+            <w:r>
+              <w:rPr>
+                <w:sz w:val="24"/>
+                <w:szCs w:val="24"/>
+              </w:rPr>
+              <w:t xml:space="preserve">. </w:t>
+            </w:r>
+            <w:proofErr w:type="spellStart"/>
+            <w:r>
+              <w:rPr>
+                <w:sz w:val="24"/>
+                <w:szCs w:val="24"/>
+              </w:rPr>
+              <w:t>Dennoch</w:t>
+            </w:r>
+            <w:proofErr w:type="spellEnd"/>
+            <w:r>
+              <w:rPr>
+                <w:sz w:val="24"/>
+                <w:szCs w:val="24"/>
+              </w:rPr>
+              <w:t xml:space="preserve"> </w:t>
+            </w:r>
+            <w:proofErr w:type="spellStart"/>
+            <w:r>
+              <w:rPr>
+                <w:sz w:val="24"/>
+                <w:szCs w:val="24"/>
+              </w:rPr>
+              <w:t>wurden</w:t>
+            </w:r>
+            <w:proofErr w:type="spellEnd"/>
+            <w:r>
+              <w:rPr>
+                <w:sz w:val="24"/>
+                <w:szCs w:val="24"/>
+              </w:rPr>
+              <w:t xml:space="preserve"> </w:t>
+            </w:r>
+            <w:proofErr w:type="spellStart"/>
+            <w:r>
+              <w:rPr>
+                <w:sz w:val="24"/>
+                <w:szCs w:val="24"/>
+              </w:rPr>
+              <w:t>etwa</w:t>
+            </w:r>
+            <w:proofErr w:type="spellEnd"/>
+            <w:r>
+              <w:rPr>
+                <w:sz w:val="24"/>
+                <w:szCs w:val="24"/>
+              </w:rPr>
+              <w:t xml:space="preserve"> 10 % </w:t>
+            </w:r>
+            <w:proofErr w:type="spellStart"/>
+            <w:r>
+              <w:rPr>
+                <w:sz w:val="24"/>
+                <w:szCs w:val="24"/>
+              </w:rPr>
+              <w:t>der</w:t>
+            </w:r>
+            <w:proofErr w:type="spellEnd"/>
+            <w:r>
+              <w:rPr>
+                <w:sz w:val="24"/>
+                <w:szCs w:val="24"/>
+              </w:rPr>
+              <w:t xml:space="preserve"> </w:t>
+            </w:r>
+            <w:proofErr w:type="spellStart"/>
+            <w:r>
+              <w:rPr>
+                <w:sz w:val="24"/>
+                <w:szCs w:val="24"/>
+              </w:rPr>
+              <w:t>Wohnflächen</w:t>
+            </w:r>
+            <w:proofErr w:type="spellEnd"/>
+            <w:r>
+              <w:rPr>
+                <w:sz w:val="24"/>
+                <w:szCs w:val="24"/>
+              </w:rPr>
+              <w:t xml:space="preserve"> </w:t>
+            </w:r>
+            <w:proofErr w:type="spellStart"/>
+            <w:r>
+              <w:rPr>
+                <w:sz w:val="24"/>
+                <w:szCs w:val="24"/>
+              </w:rPr>
+              <w:t>als</w:t>
+            </w:r>
+            <w:proofErr w:type="spellEnd"/>
+            <w:r>
+              <w:rPr>
+                <w:sz w:val="24"/>
+                <w:szCs w:val="24"/>
+              </w:rPr>
+              <w:t xml:space="preserve"> </w:t>
+            </w:r>
+            <w:proofErr w:type="spellStart"/>
+            <w:r>
+              <w:rPr>
+                <w:sz w:val="24"/>
+                <w:szCs w:val="24"/>
+              </w:rPr>
+              <w:t>hoch</w:t>
+            </w:r>
+            <w:proofErr w:type="spellEnd"/>
+            <w:r>
+              <w:rPr>
+                <w:sz w:val="24"/>
+                <w:szCs w:val="24"/>
+              </w:rPr>
+              <w:t xml:space="preserve"> </w:t>
+            </w:r>
+            <w:proofErr w:type="spellStart"/>
+            <w:r>
+              <w:rPr>
+                <w:sz w:val="24"/>
+                <w:szCs w:val="24"/>
+              </w:rPr>
+              <w:t>vulnerabel</w:t>
+            </w:r>
+            <w:proofErr w:type="spellEnd"/>
+            <w:r>
+              <w:rPr>
+                <w:sz w:val="24"/>
+                <w:szCs w:val="24"/>
+              </w:rPr>
+              <w:t xml:space="preserve"> </w:t>
+            </w:r>
+            <w:proofErr w:type="spellStart"/>
+            <w:r>
+              <w:rPr>
+                <w:sz w:val="24"/>
+                <w:szCs w:val="24"/>
+              </w:rPr>
+              <w:t>eingestuft</w:t>
+            </w:r>
+            <w:proofErr w:type="spellEnd"/>
+            <w:r>
+              <w:rPr>
+                <w:sz w:val="24"/>
+                <w:szCs w:val="24"/>
+              </w:rPr>
+              <w:t xml:space="preserve">, da </w:t>
+            </w:r>
+            <w:proofErr w:type="spellStart"/>
+            <w:r>
+              <w:rPr>
+                <w:sz w:val="24"/>
+                <w:szCs w:val="24"/>
+              </w:rPr>
+              <w:t>dort</w:t>
+            </w:r>
+            <w:proofErr w:type="spellEnd"/>
+            <w:r>
+              <w:rPr>
+                <w:sz w:val="24"/>
+                <w:szCs w:val="24"/>
+              </w:rPr>
+              <w:t xml:space="preserve"> </w:t>
+            </w:r>
+            <w:proofErr w:type="spellStart"/>
+            <w:r>
+              <w:rPr>
+                <w:sz w:val="24"/>
+                <w:szCs w:val="24"/>
+              </w:rPr>
+              <w:t>hohe</w:t>
+            </w:r>
+            <w:proofErr w:type="spellEnd"/>
+            <w:r>
+              <w:rPr>
+                <w:sz w:val="24"/>
+                <w:szCs w:val="24"/>
+              </w:rPr>
+              <w:t xml:space="preserve"> </w:t>
+            </w:r>
+            <w:proofErr w:type="spellStart"/>
+            <w:r>
+              <w:rPr>
+                <w:sz w:val="24"/>
+                <w:szCs w:val="24"/>
+              </w:rPr>
+              <w:t>Oberflächentemperaturen</w:t>
+            </w:r>
+            <w:proofErr w:type="spellEnd"/>
+            <w:r>
+              <w:rPr>
+                <w:sz w:val="24"/>
+                <w:szCs w:val="24"/>
+              </w:rPr>
+              <w:t xml:space="preserve"> </w:t>
+            </w:r>
+            <w:proofErr w:type="spellStart"/>
+            <w:r>
+              <w:rPr>
+                <w:sz w:val="24"/>
+                <w:szCs w:val="24"/>
+              </w:rPr>
+              <w:t>mit</w:t>
+            </w:r>
+            <w:proofErr w:type="spellEnd"/>
+            <w:r>
+              <w:rPr>
+                <w:sz w:val="24"/>
+                <w:szCs w:val="24"/>
+              </w:rPr>
+              <w:t xml:space="preserve"> </w:t>
+            </w:r>
+            <w:proofErr w:type="spellStart"/>
+            <w:r>
+              <w:rPr>
+                <w:sz w:val="24"/>
+                <w:szCs w:val="24"/>
+              </w:rPr>
+              <w:t>einer</w:t>
+            </w:r>
+            <w:proofErr w:type="spellEnd"/>
+            <w:r>
+              <w:rPr>
+                <w:sz w:val="24"/>
+                <w:szCs w:val="24"/>
+              </w:rPr>
+              <w:t xml:space="preserve"> </w:t>
+            </w:r>
+            <w:proofErr w:type="spellStart"/>
+            <w:r>
+              <w:rPr>
+                <w:sz w:val="24"/>
+                <w:szCs w:val="24"/>
+              </w:rPr>
+              <w:t>eingeschränkten</w:t>
+            </w:r>
+            <w:proofErr w:type="spellEnd"/>
+            <w:r>
+              <w:rPr>
+                <w:sz w:val="24"/>
+                <w:szCs w:val="24"/>
+              </w:rPr>
+              <w:t xml:space="preserve"> </w:t>
+            </w:r>
+            <w:proofErr w:type="spellStart"/>
+            <w:r>
+              <w:rPr>
+                <w:sz w:val="24"/>
+                <w:szCs w:val="24"/>
+              </w:rPr>
+              <w:t>Erreichbarkeit</w:t>
+            </w:r>
+            <w:proofErr w:type="spellEnd"/>
+            <w:r>
+              <w:rPr>
+                <w:sz w:val="24"/>
+                <w:szCs w:val="24"/>
+              </w:rPr>
+              <w:t xml:space="preserve"> </w:t>
+            </w:r>
+            <w:proofErr w:type="spellStart"/>
+            <w:r>
+              <w:rPr>
+                <w:sz w:val="24"/>
+                <w:szCs w:val="24"/>
+              </w:rPr>
+              <w:t>von</w:t>
+            </w:r>
+            <w:proofErr w:type="spellEnd"/>
+            <w:r>
+              <w:rPr>
+                <w:sz w:val="24"/>
+                <w:szCs w:val="24"/>
+              </w:rPr>
+              <w:t xml:space="preserve"> </w:t>
+            </w:r>
+            <w:proofErr w:type="spellStart"/>
+            <w:r>
+              <w:rPr>
+                <w:sz w:val="24"/>
+                <w:szCs w:val="24"/>
+              </w:rPr>
+              <w:t>Grünflächen</w:t>
+            </w:r>
+            <w:proofErr w:type="spellEnd"/>
+            <w:r>
+              <w:rPr>
+                <w:sz w:val="24"/>
+                <w:szCs w:val="24"/>
+              </w:rPr>
+              <w:t xml:space="preserve"> </w:t>
+            </w:r>
+            <w:proofErr w:type="spellStart"/>
+            <w:r>
+              <w:rPr>
+                <w:sz w:val="24"/>
+                <w:szCs w:val="24"/>
+              </w:rPr>
+              <w:t>zusammenfallen</w:t>
+            </w:r>
+            <w:proofErr w:type="spellEnd"/>
+            <w:r>
+              <w:rPr>
+                <w:sz w:val="24"/>
+                <w:szCs w:val="24"/>
+              </w:rPr>
+              <w:t>.</w:t>
             </w:r>
           </w:p>
           <w:p>
@@ -1078,6 +1542,30 @@
         </w:rPr>
         <w:t>Diese räumliche Vielfalt macht Wiesbaden zu einem geeigneten Untersuchungsgebiet.</w:t>
       </w:r>
+      <w:r>
+        <w:rPr>
+          <w:lang w:val="de-DE"/>
+        </w:rPr>
+        <w:t xml:space="preserve"> Zunächst werden die Methodik und die zugehörigen Ergebnisse beschrieben. </w:t>
+      </w:r>
+      <w:r>
+        <w:rPr>
+          <w:lang w:val="de-DE"/>
+        </w:rPr>
+        <w:t>Anschließend</w:t>
+      </w:r>
+      <w:r>
+        <w:rPr>
+          <w:lang w:val="de-DE"/>
+        </w:rPr>
+        <w:t xml:space="preserve"> werden die Ergebnisse in der Diskussion kritisch beleuchtet und </w:t>
+      </w:r>
+      <w:r>
+        <w:rPr>
+          <w:lang w:val="de-DE"/>
+        </w:rPr>
+        <w:t>im Fazit abschließend eingeordnet.</w:t>
+      </w:r>
     </w:p>
     <w:p>
       <w:pPr>
@@ -1112,13 +1600,7 @@
         <w:rPr>
           <w:lang w:val="de-DE"/>
         </w:rPr>
-        <w:t>urch die Kombination von Stadtstruktur, Oberflächentemperatur und Erreichbarkeit von Grünflächen</w:t>
-      </w:r>
-      <w:r>
-        <w:rPr>
-          <w:lang w:val="de-DE"/>
-        </w:rPr>
-        <w:t xml:space="preserve"> </w:t>
+        <w:t xml:space="preserve">urch die Kombination von Stadtstruktur, Oberflächentemperatur und Erreichbarkeit von Grünflächen </w:t>
       </w:r>
       <w:r>
         <w:rPr>
@@ -1321,19 +1803,11 @@
         <w:t xml:space="preserve"> und </w:t>
       </w:r>
       <w:r>
-        <w:t>wurde sowohl zur Abgrenzung der untersuchten Wohngebiete als auch zur Identifikation von Grünflächen verwendet. Für die Analyse der Wohngebiete wurden die bebauten LCZ-Klassen 2 (Compact Mid-rise), 5 (Open Mid-rise), 6 (Open Low-rise), 8 (Large Low-rise) und 9 (Sparsely Built)</w:t>
-      </w:r>
-      <w:r>
-        <w:t xml:space="preserve"> über den LCZ-Genrator identifziert und anschließend für die Analyse</w:t>
-      </w:r>
-      <w:r>
-        <w:t xml:space="preserve"> </w:t>
-      </w:r>
-      <w:r>
-        <w:t>verwendet</w:t>
-      </w:r>
-      <w:r>
-        <w:t>. Die Grünflächen für die Erreichbarkeitsanalyse wurden aus den LCZ-Klassen A (Dense Trees) und B (Scattered Trees) abgeleitet</w:t>
+        <w:t xml:space="preserve">wurde sowohl zur Abgrenzung der untersuchten Wohngebiete als auch zur Identifikation von Grünflächen verwendet. Für die Analyse der Wohngebiete wurden die bebauten LCZ-Klassen 2 (Compact Mid-rise), 5 (Open Mid-rise), 6 (Open Low-rise), 8 (Large Low-rise) und 9 (Sparsely Built) über den LCZ-Genrator identifziert und anschließend für die Analyse verwendet. Die Grünflächen für die Erreichbarkeitsanalyse wurden aus den LCZ-Klassen A (Dense Trees) und B (Scattered Trees) </w:t>
+      </w:r>
+      <w:r>
+        <w:lastRenderedPageBreak/>
+        <w:t>abgeleitet</w:t>
       </w:r>
       <w:r>
         <w:rPr>
@@ -1366,6 +1840,27 @@
           <w:lang w:val="de-DE"/>
         </w:rPr>
         <w:t xml:space="preserve"> </w:t>
+      </w:r>
+      <w:r>
+        <w:rPr>
+          <w:lang w:val="de-DE"/>
+        </w:rPr>
+        <w:t>Für die Temperaturanalyse wurden Landsat-9 Collection-2 Level-2-Daten verwendet, aus denen die sommerliche Landoberflächentemperatur (01.06 – 31.08.2025) berechnet wurde</w:t>
+      </w:r>
+      <w:r>
+        <w:rPr>
+          <w:lang w:val="de-DE"/>
+        </w:rPr>
+        <w:t>.</w:t>
+      </w:r>
+      <w:r>
+        <w:rPr>
+          <w:lang w:val="de-DE"/>
+        </w:rPr>
+        <w:t xml:space="preserve"> Dafür wurde mit der Google Earth Engine </w:t>
+      </w:r>
+      <w:r>
+        <w:t>die Oberflächentemperatur aus dem thermischen Band ST_B10 berechnet und anschließend eine Wolkenmaske von &lt;20 % angewandt, um fehlerhafte Pixel herauszufiltern.</w:t>
       </w:r>
     </w:p>
     <w:p>
@@ -1379,42 +1874,6 @@
         <w:rPr>
           <w:lang w:val="de-DE"/>
         </w:rPr>
-        <w:lastRenderedPageBreak/>
-        <w:t>Für die Temperaturanalyse wurden Landsat-9 Collection-2 Level-2-Daten verwendet, aus denen die sommerliche Landoberflächentemperatur (01.06 – 31.08.2025) berechnet wurde</w:t>
-      </w:r>
-      <w:r>
-        <w:rPr>
-          <w:lang w:val="de-DE"/>
-        </w:rPr>
-        <w:t>.</w:t>
-      </w:r>
-      <w:r>
-        <w:rPr>
-          <w:lang w:val="de-DE"/>
-        </w:rPr>
-        <w:t xml:space="preserve"> Dafür wurde mit der Google Earth Engine </w:t>
-      </w:r>
-      <w:r>
-        <w:t>d</w:t>
-      </w:r>
-      <w:r>
-        <w:t>ie Oberflächentemperatur aus dem thermischen Band ST_B10 berechnet</w:t>
-      </w:r>
-      <w:r>
-        <w:t xml:space="preserve"> und anschließend eine Wolkenmaske von &lt;20 % angewandt, um fehlerhafte Pixel herauszufiltern.</w:t>
-      </w:r>
-    </w:p>
-    <w:p>
-      <w:pPr>
-        <w:jc w:val="both"/>
-        <w:rPr>
-          <w:lang w:val="de-DE"/>
-        </w:rPr>
-      </w:pPr>
-      <w:r>
-        <w:rPr>
-          <w:lang w:val="de-DE"/>
-        </w:rPr>
         <w:t xml:space="preserve">Anschließend wurde für jedes Wohnpixel die euklidische Entfernung zur nächstgelegenen Grünfläche berechnet. Die resultierenden Distanzen wurden anhand eines Schwellenwertes von </w:t>
       </w:r>
       <w:r>
@@ -1430,16 +1889,25 @@
         </w:rPr>
         <w:t xml:space="preserve"> klassifiziert. Wohnstandorte innerhalb dieses Bereichs wurden als gut mit Grünflächen versorgt eingestuft, während größere Entfernungen auf eine eingeschränkte Erreichbarkeit hinweisen.</w:t>
       </w:r>
-    </w:p>
-    <w:p>
-      <w:pPr>
-        <w:jc w:val="both"/>
-      </w:pPr>
-      <w:r>
-        <w:rPr>
-          <w:lang w:val="de-DE"/>
-        </w:rPr>
-        <w:t xml:space="preserve">Für die Analyse der Wärmebelastung wurden die Landoberflächentemperaturen mit den Wohn-LCZ-Klassen verschnitten. Basierend auf der Temperaturverteilung wurde ein Schwellenwert </w:t>
+      <w:r>
+        <w:rPr>
+          <w:lang w:val="de-DE"/>
+        </w:rPr>
+        <w:t xml:space="preserve"> </w:t>
+      </w:r>
+      <w:proofErr w:type="gramStart"/>
+      <w:r>
+        <w:rPr>
+          <w:lang w:val="de-DE"/>
+        </w:rPr>
+        <w:t>Für</w:t>
+      </w:r>
+      <w:proofErr w:type="gramEnd"/>
+      <w:r>
+        <w:rPr>
+          <w:lang w:val="de-DE"/>
+        </w:rPr>
+        <w:t xml:space="preserve"> die Analyse der Wärmebelastung wurden die Landoberflächentemperaturen mit den Wohn-LCZ-Klassen verschnitten. Basierend auf der Temperaturverteilung wurde ein Schwellenwert </w:t>
       </w:r>
       <w:r>
         <w:rPr>
@@ -2185,34 +2653,24 @@
           <w:lang w:val="de-DE"/>
         </w:rPr>
       </w:pPr>
-    </w:p>
-    <w:p>
-      <w:pPr>
-        <w:jc w:val="both"/>
-        <w:rPr>
-          <w:lang w:val="de-DE"/>
-        </w:rPr>
-      </w:pPr>
       <w:r>
         <w:rPr>
           <w:lang w:val="de-DE"/>
         </w:rPr>
         <w:lastRenderedPageBreak/>
-        <w:t>Der Boxplot (Abbildung X) verdeutlicht zusätzlich die Streuung innerhalb der einzelnen LCZ-Klassen. Besonders LCZ 8 zeigt mit einer Standardabweichung von 3,1 °C die größte Temperaturvariabilität sowie einzelne Extremwerte bis 50,6 °C. Dies weist darauf hin, dass innerhalb dieser Klasse unterschiedliche Oberflächenstrukturen und Versiegelungsgrade vorhanden sind. LCZ 2 weist dagegen eine vergleichsweise geringe Streuung auf, befindet sich jedoch auf einem konstant hohen Temperaturniveau.</w:t>
-      </w:r>
-    </w:p>
-    <w:p>
-      <w:pPr>
-        <w:jc w:val="both"/>
-        <w:rPr>
-          <w:lang w:val="de-DE"/>
-        </w:rPr>
-      </w:pPr>
-      <w:r>
-        <w:rPr>
-          <w:lang w:val="de-DE"/>
-        </w:rPr>
-        <w:t>Die Ergebnisse bestätigen den Zusammenhang zwischen urbaner Struktur und thermischer Belastung. Dichtere Bebauung und größere versiegelte Flächen führen zu höheren Oberflächentemperaturen, während locker bebaute und stärker vegetationsgeprägte Bereiche geringere Temperaturen aufweisen.</w:t>
+        <w:t xml:space="preserve">Der Boxplot (Abbildung </w:t>
+      </w:r>
+      <w:r>
+        <w:rPr>
+          <w:lang w:val="de-DE"/>
+        </w:rPr>
+        <w:t>1</w:t>
+      </w:r>
+      <w:r>
+        <w:rPr>
+          <w:lang w:val="de-DE"/>
+        </w:rPr>
+        <w:t>) verdeutlicht zusätzlich die Streuung innerhalb der einzelnen LCZ-Klassen. Besonders LCZ 8 zeigt mit einer Standardabweichung von 3,1 °C die größte Temperaturvariabilität sowie einzelne Extremwerte bis 50,6 °C. Dies weist darauf hin, dass innerhalb dieser Klasse unterschiedliche Oberflächenstrukturen und Versiegelungsgrade vorhanden sind. LCZ 2 weist dagegen eine vergleichsweise geringe Streuung auf, befindet sich jedoch auf einem konstant hohen Temperaturniveau.</w:t>
       </w:r>
     </w:p>
     <w:p>
@@ -2392,34 +2850,474 @@
     </w:p>
     <w:p>
       <w:r>
-        <w:t>Auf Grundlage der Kombination aus Landoberflächentemperatur, LCZ-Struktur und Erreichbarkeit von Grünflächen wurde eine räumliche Vulnerabilitätsanalyse für Wohngebiete in Wiesbaden durchgeführt (Abbildung X). Die Vulnerabilität wurde in vier Klassen eingeteilt, wobei Klasse 1 eine geringe und Klasse 4 eine hohe Vulnerabilität repräsentiert.</w:t>
+        <w:t xml:space="preserve">Auf Grundlage der Kombination aus Landoberflächentemperatur, LCZ-Struktur und Erreichbarkeit von Grünflächen wurde eine räumliche Vulnerabilitätsanalyse für Wohngebiete in Wiesbaden </w:t>
+      </w:r>
+      <w:proofErr w:type="spellStart"/>
+      <w:r>
+        <w:t>durchgeführt</w:t>
+      </w:r>
+      <w:proofErr w:type="spellEnd"/>
+      <w:r>
+        <w:t xml:space="preserve"> (</w:t>
+      </w:r>
+      <w:proofErr w:type="spellStart"/>
+      <w:r>
+        <w:t>Abbildung</w:t>
+      </w:r>
+      <w:proofErr w:type="spellEnd"/>
+      <w:r>
+        <w:t xml:space="preserve"> </w:t>
+      </w:r>
+      <w:r>
+        <w:t>2</w:t>
+      </w:r>
+      <w:r>
+        <w:t>). Die Vulnerabilität wurde in vier Klassen eingeteilt, wobei Klasse 1 eine geringe und Klasse 4 eine hohe Vulnerabilität repräsentiert.</w:t>
       </w:r>
     </w:p>
     <w:p>
       <w:r>
-        <w:t>Die Analyse zeigt, dass der größte Anteil der untersuchten Wohnflächen den Klassen 3 (55,7 %) und 1 (33,8 %) zugeordnet wird. Die Klasse 3 umfasst somit mit 3.646 ha den größten Flächenanteil. Diese Kategorie beschreibt Bereiche mit erhöhter thermischer Belastung (LST &gt; 37,2 °C) bei gleichzeitig guter Erreichbarkeit von Grünflächen (Distanz &lt; 500 m). Die räumliche Verteilung zeigt, dass ein großer Teil der hitzebelasteten Wohngebiete dennoch von nahegelegenen Grünflächen profitieren kann.</w:t>
-      </w:r>
-      <w:r>
-        <w:t xml:space="preserve"> </w:t>
-      </w:r>
-      <w:r>
-        <w:t>Die Klasse 4 mit der höchsten Vulnerabilität umfasst 634 ha (9,7 %) der untersuchten Wohnflächen. Diese Bereiche weisen gleichzeitig hohe Oberflächentemperaturen (LST &gt; 37,2 °C) und eine eingeschränkte Erreichbarkeit von Grünflächen (Distanz ≥ 500 m) auf. Besonders betroffen sind hierbei die LCZ-Klassen LCZ 6 (42,5 %) und LCZ 8 (32,0 %). Dies entspricht den dominierenden Wohnstrukturen Wiesbadens und zeigt, dass insbesondere großflächige niedriggeschossige Bebauung relevante Hitzerisikobereiche darstellen kann.</w:t>
-      </w:r>
-      <w:r>
-        <w:t xml:space="preserve"> </w:t>
-      </w:r>
-      <w:r>
-        <w:t xml:space="preserve">Die mittlere Vulnerabilitätsklasse 2 tritt nur geringfügig auf und umfasst lediglich 58 ha (0,9 %). Diese Bereiche weisen zwar eine niedrige thermische Belastung auf, liegen jedoch außerhalb des definierten 500-m-Erreichbarkeitsradius von Grünflächen. Die Klasse 1 umfasst überwiegend LCZ 6 (58,9 %) und LCZ 9 (23,9 %) und beschreibt Bereiche mit geringer thermischer Belastung und </w:t>
-      </w:r>
-      <w:r>
-        <w:lastRenderedPageBreak/>
-        <w:t>ausreichender Grünflächenversorgung.</w:t>
-      </w:r>
-      <w:r>
-        <w:t xml:space="preserve"> </w:t>
-      </w:r>
-      <w:r>
-        <w:t>Die Aufteilung der Vulnerabilitätsklassen nach LCZ-Strukturen (Abbildung X) verdeutlicht, dass die thermisch belasteten Bereiche hauptsächlich durch LCZ 6 und LCZ 8 geprägt sind. Diese beiden Klassen stellen zusammen mehr als 85 % der untersuchten Wohnflächen dar und sind daher entscheidend für zukünftige Maßnahmen zur Klimaanpassung.</w:t>
+        <w:t xml:space="preserve">Die Analyse zeigt, dass der größte Anteil der untersuchten Wohnflächen den Klassen 3 (55,7 %) und 1 (33,8 %) zugeordnet wird. Die </w:t>
+      </w:r>
+      <w:proofErr w:type="spellStart"/>
+      <w:r>
+        <w:t>Klasse</w:t>
+      </w:r>
+      <w:proofErr w:type="spellEnd"/>
+      <w:r>
+        <w:t xml:space="preserve"> 4 </w:t>
+      </w:r>
+      <w:proofErr w:type="spellStart"/>
+      <w:r>
+        <w:t>mit</w:t>
+      </w:r>
+      <w:proofErr w:type="spellEnd"/>
+      <w:r>
+        <w:t xml:space="preserve"> der höchsten Vulnerabilität umfasst 634 ha (9,7 %) der untersuchten Wohnflächen. Diese Bereiche </w:t>
+      </w:r>
+      <w:proofErr w:type="spellStart"/>
+      <w:r>
+        <w:t>weisen</w:t>
+      </w:r>
+      <w:proofErr w:type="spellEnd"/>
+      <w:r>
+        <w:t xml:space="preserve"> </w:t>
+      </w:r>
+      <w:proofErr w:type="spellStart"/>
+      <w:r>
+        <w:t>gleichzeitig</w:t>
+      </w:r>
+      <w:proofErr w:type="spellEnd"/>
+      <w:r>
+        <w:t xml:space="preserve"> </w:t>
+      </w:r>
+      <w:proofErr w:type="spellStart"/>
+      <w:r>
+        <w:t>hohe</w:t>
+      </w:r>
+      <w:proofErr w:type="spellEnd"/>
+      <w:r>
+        <w:t xml:space="preserve"> </w:t>
+      </w:r>
+      <w:proofErr w:type="spellStart"/>
+      <w:r>
+        <w:t>Oberflächentemperaturen</w:t>
+      </w:r>
+      <w:proofErr w:type="spellEnd"/>
+      <w:r>
+        <w:t xml:space="preserve"> </w:t>
+      </w:r>
+      <w:proofErr w:type="spellStart"/>
+      <w:r>
+        <w:t>und</w:t>
+      </w:r>
+      <w:proofErr w:type="spellEnd"/>
+      <w:r>
+        <w:t xml:space="preserve"> </w:t>
+      </w:r>
+      <w:proofErr w:type="spellStart"/>
+      <w:r>
+        <w:t>eine</w:t>
+      </w:r>
+      <w:proofErr w:type="spellEnd"/>
+      <w:r>
+        <w:t xml:space="preserve"> </w:t>
+      </w:r>
+      <w:proofErr w:type="spellStart"/>
+      <w:r>
+        <w:t>eingeschränkte</w:t>
+      </w:r>
+      <w:proofErr w:type="spellEnd"/>
+      <w:r>
+        <w:t xml:space="preserve"> </w:t>
+      </w:r>
+      <w:proofErr w:type="spellStart"/>
+      <w:r>
+        <w:t>Erreichbarkeit</w:t>
+      </w:r>
+      <w:proofErr w:type="spellEnd"/>
+      <w:r>
+        <w:t xml:space="preserve"> </w:t>
+      </w:r>
+      <w:proofErr w:type="spellStart"/>
+      <w:r>
+        <w:t>von</w:t>
+      </w:r>
+      <w:proofErr w:type="spellEnd"/>
+      <w:r>
+        <w:t xml:space="preserve"> </w:t>
+      </w:r>
+      <w:proofErr w:type="spellStart"/>
+      <w:r>
+        <w:t>Grünflächen</w:t>
+      </w:r>
+      <w:proofErr w:type="spellEnd"/>
+      <w:r>
+        <w:t xml:space="preserve"> </w:t>
+      </w:r>
+      <w:proofErr w:type="spellStart"/>
+      <w:r>
+        <w:t>auf</w:t>
+      </w:r>
+      <w:proofErr w:type="spellEnd"/>
+      <w:r>
+        <w:t xml:space="preserve">. </w:t>
+      </w:r>
+      <w:r>
+        <w:t xml:space="preserve">Den </w:t>
+      </w:r>
+      <w:proofErr w:type="spellStart"/>
+      <w:r>
+        <w:t>größten</w:t>
+      </w:r>
+      <w:proofErr w:type="spellEnd"/>
+      <w:r>
+        <w:t xml:space="preserve"> </w:t>
+      </w:r>
+      <w:proofErr w:type="spellStart"/>
+      <w:r>
+        <w:t>Anteil</w:t>
+      </w:r>
+      <w:proofErr w:type="spellEnd"/>
+      <w:r>
+        <w:t xml:space="preserve"> machen </w:t>
+      </w:r>
+      <w:proofErr w:type="spellStart"/>
+      <w:r>
+        <w:t>hier</w:t>
+      </w:r>
+      <w:proofErr w:type="spellEnd"/>
+      <w:r>
+        <w:t xml:space="preserve"> die LCZ-Klassen LCZ 6 (42,5 %) und LCZ 8 (32,0 %)</w:t>
+      </w:r>
+      <w:r>
+        <w:t xml:space="preserve"> </w:t>
+      </w:r>
+      <w:proofErr w:type="spellStart"/>
+      <w:r>
+        <w:t>aus</w:t>
+      </w:r>
+      <w:proofErr w:type="spellEnd"/>
+      <w:r>
+        <w:t xml:space="preserve">. Dies entspricht den dominierenden Wohnstrukturen Wiesbadens und zeigt, dass insbesondere großflächige niedriggeschossige Bebauung relevante </w:t>
+      </w:r>
+      <w:proofErr w:type="spellStart"/>
+      <w:r>
+        <w:t>Hitzerisikobereiche</w:t>
+      </w:r>
+      <w:proofErr w:type="spellEnd"/>
+      <w:r>
+        <w:t xml:space="preserve"> </w:t>
+      </w:r>
+      <w:proofErr w:type="spellStart"/>
+      <w:r>
+        <w:t>darstellen</w:t>
+      </w:r>
+      <w:proofErr w:type="spellEnd"/>
+      <w:r>
+        <w:t xml:space="preserve"> </w:t>
+      </w:r>
+      <w:proofErr w:type="spellStart"/>
+      <w:r>
+        <w:t>kann</w:t>
+      </w:r>
+      <w:proofErr w:type="spellEnd"/>
+      <w:r>
+        <w:t>.</w:t>
+      </w:r>
+      <w:r>
+        <w:t xml:space="preserve"> Die LCZ-</w:t>
+      </w:r>
+      <w:proofErr w:type="spellStart"/>
+      <w:r>
+        <w:t>Klasse</w:t>
+      </w:r>
+      <w:proofErr w:type="spellEnd"/>
+      <w:r>
+        <w:t xml:space="preserve"> 2 </w:t>
+      </w:r>
+      <w:proofErr w:type="spellStart"/>
+      <w:r>
+        <w:t>kommt</w:t>
+      </w:r>
+      <w:proofErr w:type="spellEnd"/>
+      <w:r>
+        <w:t xml:space="preserve"> </w:t>
+      </w:r>
+      <w:proofErr w:type="spellStart"/>
+      <w:r>
+        <w:t>ausschließlich</w:t>
+      </w:r>
+      <w:proofErr w:type="spellEnd"/>
+      <w:r>
+        <w:t xml:space="preserve"> in den </w:t>
+      </w:r>
+      <w:proofErr w:type="spellStart"/>
+      <w:r>
+        <w:t>Vulnerabilitätsklassen</w:t>
+      </w:r>
+      <w:proofErr w:type="spellEnd"/>
+      <w:r>
+        <w:t xml:space="preserve"> 3 </w:t>
+      </w:r>
+      <w:proofErr w:type="spellStart"/>
+      <w:r>
+        <w:t>und</w:t>
+      </w:r>
+      <w:proofErr w:type="spellEnd"/>
+      <w:r>
+        <w:t xml:space="preserve"> 4 </w:t>
+      </w:r>
+      <w:proofErr w:type="spellStart"/>
+      <w:r>
+        <w:t>vor</w:t>
+      </w:r>
+      <w:proofErr w:type="spellEnd"/>
+      <w:r>
+        <w:t xml:space="preserve"> </w:t>
+      </w:r>
+      <w:proofErr w:type="spellStart"/>
+      <w:r>
+        <w:t>mit</w:t>
+      </w:r>
+      <w:proofErr w:type="spellEnd"/>
+      <w:r>
+        <w:t xml:space="preserve"> </w:t>
+      </w:r>
+      <w:proofErr w:type="spellStart"/>
+      <w:r>
+        <w:t>erhöhter</w:t>
+      </w:r>
+      <w:proofErr w:type="spellEnd"/>
+      <w:r>
+        <w:t xml:space="preserve"> </w:t>
+      </w:r>
+      <w:proofErr w:type="spellStart"/>
+      <w:r>
+        <w:t>thermischer</w:t>
+      </w:r>
+      <w:proofErr w:type="spellEnd"/>
+      <w:r>
+        <w:t xml:space="preserve"> </w:t>
+      </w:r>
+      <w:proofErr w:type="spellStart"/>
+      <w:r>
+        <w:t>Belastung</w:t>
+      </w:r>
+      <w:proofErr w:type="spellEnd"/>
+      <w:r>
+        <w:t xml:space="preserve"> </w:t>
+      </w:r>
+      <w:proofErr w:type="spellStart"/>
+      <w:r>
+        <w:t>vor</w:t>
+      </w:r>
+      <w:proofErr w:type="spellEnd"/>
+      <w:r>
+        <w:t xml:space="preserve">, </w:t>
+      </w:r>
+      <w:proofErr w:type="spellStart"/>
+      <w:r>
+        <w:t>was</w:t>
+      </w:r>
+      <w:proofErr w:type="spellEnd"/>
+      <w:r>
+        <w:t xml:space="preserve"> </w:t>
+      </w:r>
+      <w:proofErr w:type="spellStart"/>
+      <w:r>
+        <w:t>auch</w:t>
+      </w:r>
+      <w:proofErr w:type="spellEnd"/>
+      <w:r>
+        <w:t xml:space="preserve"> </w:t>
+      </w:r>
+      <w:proofErr w:type="spellStart"/>
+      <w:r>
+        <w:t>zuvor</w:t>
+      </w:r>
+      <w:proofErr w:type="spellEnd"/>
+      <w:r>
+        <w:t xml:space="preserve"> </w:t>
+      </w:r>
+      <w:proofErr w:type="spellStart"/>
+      <w:r>
+        <w:t>schon</w:t>
+      </w:r>
+      <w:proofErr w:type="spellEnd"/>
+      <w:r>
+        <w:t xml:space="preserve"> die </w:t>
+      </w:r>
+      <w:proofErr w:type="spellStart"/>
+      <w:r>
+        <w:t>Studienlage</w:t>
+      </w:r>
+      <w:proofErr w:type="spellEnd"/>
+      <w:r>
+        <w:t xml:space="preserve"> </w:t>
+      </w:r>
+      <w:proofErr w:type="spellStart"/>
+      <w:r>
+        <w:t>widerspiegelt</w:t>
+      </w:r>
+      <w:proofErr w:type="spellEnd"/>
+      <w:r>
+        <w:t xml:space="preserve"> </w:t>
+      </w:r>
+      <w:proofErr w:type="spellStart"/>
+      <w:r>
+        <w:t>hat</w:t>
+      </w:r>
+      <w:proofErr w:type="spellEnd"/>
+      <w:r>
+        <w:t xml:space="preserve">. </w:t>
+      </w:r>
+      <w:r>
+        <w:t xml:space="preserve">Die </w:t>
+      </w:r>
+      <w:proofErr w:type="spellStart"/>
+      <w:r>
+        <w:t>mittlere</w:t>
+      </w:r>
+      <w:proofErr w:type="spellEnd"/>
+      <w:r>
+        <w:t xml:space="preserve"> </w:t>
+      </w:r>
+      <w:proofErr w:type="spellStart"/>
+      <w:r>
+        <w:t>Vulnerabilitätsklasse</w:t>
+      </w:r>
+      <w:proofErr w:type="spellEnd"/>
+      <w:r>
+        <w:t xml:space="preserve"> 2 </w:t>
+      </w:r>
+      <w:proofErr w:type="spellStart"/>
+      <w:r>
+        <w:t>tritt</w:t>
+      </w:r>
+      <w:proofErr w:type="spellEnd"/>
+      <w:r>
+        <w:t xml:space="preserve"> </w:t>
+      </w:r>
+      <w:proofErr w:type="spellStart"/>
+      <w:r>
+        <w:t>nur</w:t>
+      </w:r>
+      <w:proofErr w:type="spellEnd"/>
+      <w:r>
+        <w:t xml:space="preserve"> geringfügig auf und umfasst lediglich 58 ha (0,9 %). Diese Bereiche weisen zwar eine niedrige thermische Belastung auf, liegen jedoch außerhalb des definierten 500-m-Erreichbarkeitsradius von Grünflächen. Die Klasse 1 umfasst überwiegend LCZ 6 (58,9 %) und LCZ 9 (23,9 %) und beschreibt Bereiche mit geringer thermischer Belastung und ausreichender Grünflächenversorgung.</w:t>
+      </w:r>
+      <w:r>
+        <w:t xml:space="preserve"> </w:t>
+      </w:r>
+      <w:r>
+        <w:t>Die Aufteilung der Vulnerabilitätsklassen nach LCZ-</w:t>
+      </w:r>
+      <w:proofErr w:type="spellStart"/>
+      <w:r>
+        <w:t>Strukturen</w:t>
+      </w:r>
+      <w:proofErr w:type="spellEnd"/>
+      <w:r>
+        <w:t xml:space="preserve"> verdeutlicht, dass die thermisch belasteten Bereiche hauptsächlich durch LCZ 6 und LCZ 8 geprägt </w:t>
+      </w:r>
+      <w:proofErr w:type="spellStart"/>
+      <w:r>
+        <w:t>sind</w:t>
+      </w:r>
+      <w:proofErr w:type="spellEnd"/>
+      <w:r>
+        <w:t xml:space="preserve">, da diese </w:t>
+      </w:r>
+      <w:proofErr w:type="spellStart"/>
+      <w:r>
+        <w:t>auch</w:t>
+      </w:r>
+      <w:proofErr w:type="spellEnd"/>
+      <w:r>
+        <w:t xml:space="preserve"> </w:t>
+      </w:r>
+      <w:proofErr w:type="spellStart"/>
+      <w:r>
+        <w:t>mehr</w:t>
+      </w:r>
+      <w:proofErr w:type="spellEnd"/>
+      <w:r>
+        <w:t xml:space="preserve"> </w:t>
+      </w:r>
+      <w:proofErr w:type="spellStart"/>
+      <w:r>
+        <w:t>als</w:t>
+      </w:r>
+      <w:proofErr w:type="spellEnd"/>
+      <w:r>
+        <w:t xml:space="preserve"> 85 % </w:t>
+      </w:r>
+      <w:proofErr w:type="spellStart"/>
+      <w:r>
+        <w:t>der</w:t>
+      </w:r>
+      <w:proofErr w:type="spellEnd"/>
+      <w:r>
+        <w:t xml:space="preserve"> </w:t>
+      </w:r>
+      <w:proofErr w:type="spellStart"/>
+      <w:r>
+        <w:t>untersuchten</w:t>
+      </w:r>
+      <w:proofErr w:type="spellEnd"/>
+      <w:r>
+        <w:t xml:space="preserve"> </w:t>
+      </w:r>
+      <w:proofErr w:type="spellStart"/>
+      <w:r>
+        <w:t>Wohngebieten</w:t>
+      </w:r>
+      <w:proofErr w:type="spellEnd"/>
+      <w:r>
+        <w:t xml:space="preserve"> </w:t>
+      </w:r>
+      <w:proofErr w:type="spellStart"/>
+      <w:r>
+        <w:t>zusammen</w:t>
+      </w:r>
+      <w:proofErr w:type="spellEnd"/>
+      <w:r>
+        <w:t xml:space="preserve"> </w:t>
+      </w:r>
+      <w:proofErr w:type="spellStart"/>
+      <w:r>
+        <w:t>dar</w:t>
+      </w:r>
+      <w:r>
+        <w:t>stellen</w:t>
+      </w:r>
+      <w:proofErr w:type="spellEnd"/>
+      <w:r>
+        <w:t>.</w:t>
+      </w:r>
+      <w:r>
+        <w:t xml:space="preserve"> </w:t>
       </w:r>
     </w:p>
     <w:p>
@@ -2430,6 +3328,7 @@
         <w:rPr>
           <w:noProof/>
         </w:rPr>
+        <w:lastRenderedPageBreak/>
         <w:drawing>
           <wp:inline distT="0" distB="0" distL="0" distR="0" wp14:anchorId="54E29470" wp14:editId="530B9BAB">
             <wp:extent cx="2774639" cy="1962150"/>
@@ -2560,2837 +3459,1880 @@
           <w:sz w:val="22"/>
           <w:szCs w:val="22"/>
         </w:rPr>
-        <w:t xml:space="preserve"> der klimatischen Vulnerabilitä</w:t>
-      </w:r>
+        <w:t xml:space="preserve"> der </w:t>
+      </w:r>
+      <w:proofErr w:type="spellStart"/>
       <w:r>
         <w:rPr>
           <w:sz w:val="22"/>
           <w:szCs w:val="22"/>
         </w:rPr>
-        <w:t xml:space="preserve"> nach LCZ-Klasse</w:t>
-      </w:r>
+        <w:t>klimatischen</w:t>
+      </w:r>
+      <w:proofErr w:type="spellEnd"/>
       <w:r>
         <w:rPr>
           <w:sz w:val="22"/>
           <w:szCs w:val="22"/>
         </w:rPr>
-        <w:t>t in den Wohngebieten Wiesbadens</w:t>
-      </w:r>
+        <w:t xml:space="preserve"> </w:t>
+      </w:r>
+      <w:proofErr w:type="spellStart"/>
+      <w:r>
+        <w:rPr>
+          <w:sz w:val="22"/>
+          <w:szCs w:val="22"/>
+        </w:rPr>
+        <w:t>Vulnerabilitä</w:t>
+      </w:r>
+      <w:proofErr w:type="spellEnd"/>
+      <w:r>
+        <w:rPr>
+          <w:sz w:val="22"/>
+          <w:szCs w:val="22"/>
+        </w:rPr>
+        <w:t xml:space="preserve"> </w:t>
+      </w:r>
+      <w:proofErr w:type="spellStart"/>
+      <w:r>
+        <w:rPr>
+          <w:sz w:val="22"/>
+          <w:szCs w:val="22"/>
+        </w:rPr>
+        <w:t>nach</w:t>
+      </w:r>
+      <w:proofErr w:type="spellEnd"/>
+      <w:r>
+        <w:rPr>
+          <w:sz w:val="22"/>
+          <w:szCs w:val="22"/>
+        </w:rPr>
+        <w:t xml:space="preserve"> LCZ-</w:t>
+      </w:r>
+      <w:proofErr w:type="spellStart"/>
+      <w:r>
+        <w:rPr>
+          <w:sz w:val="22"/>
+          <w:szCs w:val="22"/>
+        </w:rPr>
+        <w:t>Klasse</w:t>
+      </w:r>
+      <w:r>
+        <w:rPr>
+          <w:sz w:val="22"/>
+          <w:szCs w:val="22"/>
+        </w:rPr>
+        <w:t>n</w:t>
+      </w:r>
+      <w:proofErr w:type="spellEnd"/>
+      <w:r>
+        <w:rPr>
+          <w:sz w:val="22"/>
+          <w:szCs w:val="22"/>
+        </w:rPr>
+        <w:t xml:space="preserve"> in den </w:t>
+      </w:r>
+      <w:proofErr w:type="spellStart"/>
+      <w:r>
+        <w:rPr>
+          <w:sz w:val="22"/>
+          <w:szCs w:val="22"/>
+        </w:rPr>
+        <w:t>Wohngebieten</w:t>
+      </w:r>
+      <w:proofErr w:type="spellEnd"/>
+      <w:r>
+        <w:rPr>
+          <w:sz w:val="22"/>
+          <w:szCs w:val="22"/>
+        </w:rPr>
+        <w:t xml:space="preserve"> </w:t>
+      </w:r>
+      <w:proofErr w:type="spellStart"/>
+      <w:r>
+        <w:rPr>
+          <w:sz w:val="22"/>
+          <w:szCs w:val="22"/>
+        </w:rPr>
+        <w:t>Wiesbadens</w:t>
+      </w:r>
+      <w:proofErr w:type="spellEnd"/>
     </w:p>
     <w:p>
       <w:pPr>
         <w:rPr>
           <w:b/>
           <w:bCs/>
-          <w:lang w:val="de-DE"/>
-        </w:rPr>
-      </w:pPr>
+        </w:rPr>
+      </w:pPr>
+      <w:proofErr w:type="spellStart"/>
       <w:r>
         <w:rPr>
           <w:b/>
           <w:bCs/>
-          <w:lang w:val="de-DE"/>
-        </w:rPr>
-        <w:t>Abbildungen</w:t>
-      </w:r>
+        </w:rPr>
+        <w:t>Diskussion</w:t>
+      </w:r>
+      <w:proofErr w:type="spellEnd"/>
     </w:p>
     <w:p>
-      <w:pPr>
-        <w:jc w:val="both"/>
-        <w:rPr>
-          <w:lang w:val="de-DE"/>
-        </w:rPr>
-      </w:pPr>
-      <w:r>
-        <w:rPr>
-          <w:lang w:val="de-DE"/>
-        </w:rPr>
-        <w:t xml:space="preserve">Alle im Bericht dargestellten Abbildungen müssen original sein und eine erklärende Bildunterschrift enthalten. </w:t>
-      </w:r>
-      <w:r>
-        <w:rPr>
-          <w:lang w:val="de-DE"/>
-        </w:rPr>
-        <w:t>Alle Abbildungen und Tabellen müssen nummeriert (z. B. Abb</w:t>
-      </w:r>
-      <w:bookmarkStart w:id="0" w:name="_GoBack"/>
-      <w:bookmarkEnd w:id="0"/>
-      <w:r>
-        <w:rPr>
-          <w:lang w:val="de-DE"/>
-        </w:rPr>
-        <w:t>ildung 1, Tabelle 1) und im Fließtext referenziert werden.</w:t>
-      </w:r>
-      <w:r>
-        <w:rPr>
-          <w:lang w:val="de-DE"/>
-        </w:rPr>
-        <w:t xml:space="preserve"> </w:t>
-      </w:r>
-      <w:r>
-        <w:rPr>
-          <w:lang w:val="de-DE"/>
-        </w:rPr>
-        <w:t>Falls eine Abbildung auf der Grundlage von Datenbanken oder Arbeiten Dritter bearbeitet wurde, muss dies ebenfalls angegeben und in der Bildunterschrift wie folgt zitiert werden:</w:t>
-      </w:r>
+      <w:proofErr w:type="spellStart"/>
+      <w:r>
+        <w:t>Trotz</w:t>
+      </w:r>
+      <w:proofErr w:type="spellEnd"/>
+      <w:r>
+        <w:t xml:space="preserve"> </w:t>
+      </w:r>
+      <w:proofErr w:type="spellStart"/>
+      <w:r>
+        <w:t>der</w:t>
+      </w:r>
+      <w:proofErr w:type="spellEnd"/>
+      <w:r>
+        <w:t xml:space="preserve"> </w:t>
+      </w:r>
+      <w:proofErr w:type="spellStart"/>
+      <w:r>
+        <w:t>aussagekräftigen</w:t>
+      </w:r>
+      <w:proofErr w:type="spellEnd"/>
+      <w:r>
+        <w:t xml:space="preserve"> </w:t>
+      </w:r>
+      <w:proofErr w:type="spellStart"/>
+      <w:r>
+        <w:t>Ergebnisse</w:t>
+      </w:r>
+      <w:proofErr w:type="spellEnd"/>
+      <w:r>
+        <w:t xml:space="preserve"> </w:t>
+      </w:r>
+      <w:proofErr w:type="spellStart"/>
+      <w:r>
+        <w:t>weist</w:t>
+      </w:r>
+      <w:proofErr w:type="spellEnd"/>
+      <w:r>
+        <w:t xml:space="preserve"> die </w:t>
+      </w:r>
+      <w:proofErr w:type="spellStart"/>
+      <w:r>
+        <w:t>Untersuchung</w:t>
+      </w:r>
+      <w:proofErr w:type="spellEnd"/>
+      <w:r>
+        <w:t xml:space="preserve"> </w:t>
+      </w:r>
+      <w:proofErr w:type="spellStart"/>
+      <w:r>
+        <w:t>einige</w:t>
+      </w:r>
+      <w:proofErr w:type="spellEnd"/>
+      <w:r>
+        <w:t xml:space="preserve"> </w:t>
+      </w:r>
+      <w:proofErr w:type="spellStart"/>
+      <w:r>
+        <w:t>Einschränkungen</w:t>
+      </w:r>
+      <w:proofErr w:type="spellEnd"/>
+      <w:r>
+        <w:t xml:space="preserve"> </w:t>
+      </w:r>
+      <w:proofErr w:type="spellStart"/>
+      <w:r>
+        <w:t>auf</w:t>
+      </w:r>
+      <w:proofErr w:type="spellEnd"/>
+      <w:r>
+        <w:t xml:space="preserve">. Die </w:t>
+      </w:r>
+      <w:proofErr w:type="spellStart"/>
+      <w:r>
+        <w:t>verwendete</w:t>
+      </w:r>
+      <w:proofErr w:type="spellEnd"/>
+      <w:r>
+        <w:t xml:space="preserve"> </w:t>
+      </w:r>
+      <w:proofErr w:type="spellStart"/>
+      <w:r>
+        <w:t>Landoberflächentemperatur</w:t>
+      </w:r>
+      <w:proofErr w:type="spellEnd"/>
+      <w:r>
+        <w:t xml:space="preserve"> </w:t>
+      </w:r>
+      <w:proofErr w:type="spellStart"/>
+      <w:r>
+        <w:t>basiert</w:t>
+      </w:r>
+      <w:proofErr w:type="spellEnd"/>
+      <w:r>
+        <w:t xml:space="preserve"> </w:t>
+      </w:r>
+      <w:proofErr w:type="spellStart"/>
+      <w:r>
+        <w:t>auf</w:t>
+      </w:r>
+      <w:proofErr w:type="spellEnd"/>
+      <w:r>
+        <w:t xml:space="preserve"> Landsat-9-Aufnahmen </w:t>
+      </w:r>
+      <w:proofErr w:type="spellStart"/>
+      <w:r>
+        <w:t>mit</w:t>
+      </w:r>
+      <w:proofErr w:type="spellEnd"/>
+      <w:r>
+        <w:t xml:space="preserve"> </w:t>
+      </w:r>
+      <w:proofErr w:type="spellStart"/>
+      <w:r>
+        <w:t>einer</w:t>
+      </w:r>
+      <w:proofErr w:type="spellEnd"/>
+      <w:r>
+        <w:t xml:space="preserve"> </w:t>
+      </w:r>
+      <w:proofErr w:type="spellStart"/>
+      <w:r>
+        <w:t>räumlichen</w:t>
+      </w:r>
+      <w:proofErr w:type="spellEnd"/>
+      <w:r>
+        <w:t xml:space="preserve"> </w:t>
+      </w:r>
+      <w:proofErr w:type="spellStart"/>
+      <w:r>
+        <w:t>Auflösung</w:t>
+      </w:r>
+      <w:proofErr w:type="spellEnd"/>
+      <w:r>
+        <w:t xml:space="preserve"> </w:t>
+      </w:r>
+      <w:proofErr w:type="spellStart"/>
+      <w:r>
+        <w:t>von</w:t>
+      </w:r>
+      <w:proofErr w:type="spellEnd"/>
+      <w:r>
+        <w:t xml:space="preserve"> 100 m </w:t>
+      </w:r>
+      <w:proofErr w:type="spellStart"/>
+      <w:r>
+        <w:t>sowie</w:t>
+      </w:r>
+      <w:proofErr w:type="spellEnd"/>
+      <w:r>
+        <w:t xml:space="preserve"> </w:t>
+      </w:r>
+      <w:proofErr w:type="spellStart"/>
+      <w:r>
+        <w:t>einem</w:t>
+      </w:r>
+      <w:proofErr w:type="spellEnd"/>
+      <w:r>
+        <w:t xml:space="preserve"> </w:t>
+      </w:r>
+      <w:proofErr w:type="spellStart"/>
+      <w:r>
+        <w:t>saisonalen</w:t>
+      </w:r>
+      <w:proofErr w:type="spellEnd"/>
+      <w:r>
+        <w:t xml:space="preserve"> </w:t>
+      </w:r>
+      <w:proofErr w:type="spellStart"/>
+      <w:r>
+        <w:t>Mittelwert</w:t>
+      </w:r>
+      <w:proofErr w:type="spellEnd"/>
+      <w:r>
+        <w:t xml:space="preserve"> des </w:t>
+      </w:r>
+      <w:proofErr w:type="spellStart"/>
+      <w:r>
+        <w:t>Sommers</w:t>
+      </w:r>
+      <w:proofErr w:type="spellEnd"/>
+      <w:r>
+        <w:t xml:space="preserve"> 2025. </w:t>
+      </w:r>
+      <w:proofErr w:type="spellStart"/>
+      <w:r>
+        <w:t>Kurzfristige</w:t>
+      </w:r>
+      <w:proofErr w:type="spellEnd"/>
+      <w:r>
+        <w:t xml:space="preserve"> </w:t>
+      </w:r>
+      <w:proofErr w:type="spellStart"/>
+      <w:r>
+        <w:t>Hitzespitzen</w:t>
+      </w:r>
+      <w:proofErr w:type="spellEnd"/>
+      <w:r>
+        <w:t xml:space="preserve"> </w:t>
+      </w:r>
+      <w:proofErr w:type="spellStart"/>
+      <w:r>
+        <w:t>oder</w:t>
+      </w:r>
+      <w:proofErr w:type="spellEnd"/>
+      <w:r>
+        <w:t xml:space="preserve"> </w:t>
+      </w:r>
+      <w:proofErr w:type="spellStart"/>
+      <w:r>
+        <w:t>tageszeitliche</w:t>
+      </w:r>
+      <w:proofErr w:type="spellEnd"/>
+      <w:r>
+        <w:t xml:space="preserve"> </w:t>
+      </w:r>
+      <w:proofErr w:type="spellStart"/>
+      <w:r>
+        <w:t>Unterschiede</w:t>
+      </w:r>
+      <w:proofErr w:type="spellEnd"/>
+      <w:r>
+        <w:t xml:space="preserve"> </w:t>
+      </w:r>
+      <w:proofErr w:type="spellStart"/>
+      <w:r>
+        <w:t>werden</w:t>
+      </w:r>
+      <w:proofErr w:type="spellEnd"/>
+      <w:r>
+        <w:t xml:space="preserve"> </w:t>
+      </w:r>
+      <w:proofErr w:type="spellStart"/>
+      <w:r>
+        <w:t>dadurch</w:t>
+      </w:r>
+      <w:proofErr w:type="spellEnd"/>
+      <w:r>
+        <w:t xml:space="preserve"> </w:t>
+      </w:r>
+      <w:proofErr w:type="spellStart"/>
+      <w:r>
+        <w:t>nicht</w:t>
+      </w:r>
+      <w:proofErr w:type="spellEnd"/>
+      <w:r>
+        <w:t xml:space="preserve"> </w:t>
+      </w:r>
+      <w:proofErr w:type="spellStart"/>
+      <w:r>
+        <w:t>erfasst</w:t>
+      </w:r>
+      <w:proofErr w:type="spellEnd"/>
+      <w:r>
+        <w:t xml:space="preserve">. </w:t>
+      </w:r>
+      <w:proofErr w:type="spellStart"/>
+      <w:r>
+        <w:t>Darüber</w:t>
+      </w:r>
+      <w:proofErr w:type="spellEnd"/>
+      <w:r>
+        <w:t xml:space="preserve"> </w:t>
+      </w:r>
+      <w:proofErr w:type="spellStart"/>
+      <w:r>
+        <w:t>hinaus</w:t>
+      </w:r>
+      <w:proofErr w:type="spellEnd"/>
+      <w:r>
+        <w:t xml:space="preserve"> </w:t>
+      </w:r>
+      <w:proofErr w:type="spellStart"/>
+      <w:r>
+        <w:t>beschreibt</w:t>
+      </w:r>
+      <w:proofErr w:type="spellEnd"/>
+      <w:r>
+        <w:t xml:space="preserve"> die </w:t>
+      </w:r>
+      <w:proofErr w:type="spellStart"/>
+      <w:r>
+        <w:t>Landoberflächentemperatur</w:t>
+      </w:r>
+      <w:proofErr w:type="spellEnd"/>
+      <w:r>
+        <w:t xml:space="preserve"> die </w:t>
+      </w:r>
+      <w:proofErr w:type="spellStart"/>
+      <w:r>
+        <w:t>Erwärmung</w:t>
+      </w:r>
+      <w:proofErr w:type="spellEnd"/>
+      <w:r>
+        <w:t xml:space="preserve"> </w:t>
+      </w:r>
+      <w:proofErr w:type="spellStart"/>
+      <w:r>
+        <w:t>der</w:t>
+      </w:r>
+      <w:proofErr w:type="spellEnd"/>
+      <w:r>
+        <w:t xml:space="preserve"> </w:t>
+      </w:r>
+      <w:proofErr w:type="spellStart"/>
+      <w:r>
+        <w:t>Erdoberfläche</w:t>
+      </w:r>
+      <w:proofErr w:type="spellEnd"/>
+      <w:r>
+        <w:t xml:space="preserve"> </w:t>
+      </w:r>
+      <w:proofErr w:type="spellStart"/>
+      <w:r>
+        <w:t>und</w:t>
+      </w:r>
+      <w:proofErr w:type="spellEnd"/>
+      <w:r>
+        <w:t xml:space="preserve"> </w:t>
+      </w:r>
+      <w:proofErr w:type="spellStart"/>
+      <w:r>
+        <w:t>nicht</w:t>
+      </w:r>
+      <w:proofErr w:type="spellEnd"/>
+      <w:r>
+        <w:t xml:space="preserve"> </w:t>
+      </w:r>
+      <w:proofErr w:type="spellStart"/>
+      <w:r>
+        <w:t>unmittelbar</w:t>
+      </w:r>
+      <w:proofErr w:type="spellEnd"/>
+      <w:r>
+        <w:t xml:space="preserve"> die </w:t>
+      </w:r>
+      <w:proofErr w:type="spellStart"/>
+      <w:r>
+        <w:t>für</w:t>
+      </w:r>
+      <w:proofErr w:type="spellEnd"/>
+      <w:r>
+        <w:t xml:space="preserve"> den </w:t>
+      </w:r>
+      <w:proofErr w:type="spellStart"/>
+      <w:r>
+        <w:t>Menschen</w:t>
+      </w:r>
+      <w:proofErr w:type="spellEnd"/>
+      <w:r>
+        <w:t xml:space="preserve"> relevante </w:t>
+      </w:r>
+      <w:proofErr w:type="spellStart"/>
+      <w:r>
+        <w:t>Lufttemperatur</w:t>
+      </w:r>
+      <w:proofErr w:type="spellEnd"/>
+      <w:r>
+        <w:t xml:space="preserve">. </w:t>
+      </w:r>
+      <w:proofErr w:type="spellStart"/>
+      <w:r>
+        <w:t>Weitere</w:t>
+      </w:r>
+      <w:proofErr w:type="spellEnd"/>
+      <w:r>
+        <w:t xml:space="preserve"> </w:t>
+      </w:r>
+      <w:proofErr w:type="spellStart"/>
+      <w:r>
+        <w:t>Einflussgrößen</w:t>
+      </w:r>
+      <w:proofErr w:type="spellEnd"/>
+      <w:r>
+        <w:t xml:space="preserve"> </w:t>
+      </w:r>
+      <w:proofErr w:type="spellStart"/>
+      <w:r>
+        <w:t>wie</w:t>
+      </w:r>
+      <w:proofErr w:type="spellEnd"/>
+      <w:r>
+        <w:t xml:space="preserve"> </w:t>
+      </w:r>
+      <w:proofErr w:type="spellStart"/>
+      <w:r>
+        <w:t>Verschattung</w:t>
+      </w:r>
+      <w:proofErr w:type="spellEnd"/>
+      <w:r>
+        <w:t xml:space="preserve"> </w:t>
+      </w:r>
+      <w:proofErr w:type="spellStart"/>
+      <w:r>
+        <w:t>durch</w:t>
+      </w:r>
+      <w:proofErr w:type="spellEnd"/>
+      <w:r>
+        <w:t xml:space="preserve"> </w:t>
+      </w:r>
+      <w:proofErr w:type="spellStart"/>
+      <w:r>
+        <w:t>Gebäude</w:t>
+      </w:r>
+      <w:proofErr w:type="spellEnd"/>
+      <w:r>
+        <w:t xml:space="preserve"> </w:t>
+      </w:r>
+      <w:proofErr w:type="spellStart"/>
+      <w:r>
+        <w:t>oder</w:t>
+      </w:r>
+      <w:proofErr w:type="spellEnd"/>
+      <w:r>
+        <w:t xml:space="preserve"> </w:t>
+      </w:r>
+      <w:proofErr w:type="spellStart"/>
+      <w:r>
+        <w:t>Bäume</w:t>
+      </w:r>
+      <w:proofErr w:type="spellEnd"/>
+      <w:r>
+        <w:t xml:space="preserve">, </w:t>
+      </w:r>
+      <w:proofErr w:type="spellStart"/>
+      <w:r>
+        <w:t>Windverhältnisse</w:t>
+      </w:r>
+      <w:proofErr w:type="spellEnd"/>
+      <w:r>
+        <w:t xml:space="preserve">, </w:t>
+      </w:r>
+      <w:proofErr w:type="spellStart"/>
+      <w:r>
+        <w:t>Luftfeuchtigkeit</w:t>
+      </w:r>
+      <w:proofErr w:type="spellEnd"/>
+      <w:r>
+        <w:t xml:space="preserve"> </w:t>
+      </w:r>
+      <w:proofErr w:type="spellStart"/>
+      <w:r>
+        <w:t>oder</w:t>
+      </w:r>
+      <w:proofErr w:type="spellEnd"/>
+      <w:r>
+        <w:t xml:space="preserve"> die </w:t>
+      </w:r>
+      <w:proofErr w:type="spellStart"/>
+      <w:r>
+        <w:t>Bevölkerungsstruktur</w:t>
+      </w:r>
+      <w:proofErr w:type="spellEnd"/>
+      <w:r>
+        <w:t xml:space="preserve"> </w:t>
+      </w:r>
+      <w:proofErr w:type="spellStart"/>
+      <w:r>
+        <w:t>wurden</w:t>
+      </w:r>
+      <w:proofErr w:type="spellEnd"/>
+      <w:r>
+        <w:t xml:space="preserve"> </w:t>
+      </w:r>
+      <w:proofErr w:type="spellStart"/>
+      <w:r>
+        <w:t>ebenfalls</w:t>
+      </w:r>
+      <w:proofErr w:type="spellEnd"/>
+      <w:r>
+        <w:t xml:space="preserve"> </w:t>
+      </w:r>
+      <w:proofErr w:type="spellStart"/>
+      <w:r>
+        <w:t>nicht</w:t>
+      </w:r>
+      <w:proofErr w:type="spellEnd"/>
+      <w:r>
+        <w:t xml:space="preserve"> </w:t>
+      </w:r>
+      <w:proofErr w:type="spellStart"/>
+      <w:r>
+        <w:t>berücksichtigt</w:t>
+      </w:r>
+      <w:proofErr w:type="spellEnd"/>
+      <w:r>
+        <w:t xml:space="preserve">. Die </w:t>
+      </w:r>
+      <w:proofErr w:type="spellStart"/>
+      <w:r>
+        <w:t>gewählten</w:t>
+      </w:r>
+      <w:proofErr w:type="spellEnd"/>
+      <w:r>
+        <w:t xml:space="preserve"> </w:t>
+      </w:r>
+      <w:proofErr w:type="spellStart"/>
+      <w:r>
+        <w:t>Schwellenwerte</w:t>
+      </w:r>
+      <w:proofErr w:type="spellEnd"/>
+      <w:r>
+        <w:t xml:space="preserve"> </w:t>
+      </w:r>
+      <w:proofErr w:type="spellStart"/>
+      <w:r>
+        <w:t>von</w:t>
+      </w:r>
+      <w:proofErr w:type="spellEnd"/>
+      <w:r>
+        <w:t xml:space="preserve"> 37,2 °C </w:t>
+      </w:r>
+      <w:proofErr w:type="spellStart"/>
+      <w:r>
+        <w:t>beziehungsweise</w:t>
+      </w:r>
+      <w:proofErr w:type="spellEnd"/>
+      <w:r>
+        <w:t xml:space="preserve"> 500 m </w:t>
+      </w:r>
+      <w:proofErr w:type="spellStart"/>
+      <w:r>
+        <w:t>stellen</w:t>
+      </w:r>
+      <w:proofErr w:type="spellEnd"/>
+      <w:r>
+        <w:t xml:space="preserve"> </w:t>
+      </w:r>
+      <w:proofErr w:type="spellStart"/>
+      <w:r>
+        <w:t>zudem</w:t>
+      </w:r>
+      <w:proofErr w:type="spellEnd"/>
+      <w:r>
+        <w:t xml:space="preserve"> </w:t>
+      </w:r>
+      <w:proofErr w:type="spellStart"/>
+      <w:r>
+        <w:t>eine</w:t>
+      </w:r>
+      <w:proofErr w:type="spellEnd"/>
+      <w:r>
+        <w:t xml:space="preserve"> </w:t>
+      </w:r>
+      <w:proofErr w:type="spellStart"/>
+      <w:r>
+        <w:t>vereinfachte</w:t>
+      </w:r>
+      <w:proofErr w:type="spellEnd"/>
+      <w:r>
+        <w:t xml:space="preserve"> </w:t>
+      </w:r>
+      <w:proofErr w:type="spellStart"/>
+      <w:r>
+        <w:t>Klassifizierung</w:t>
+      </w:r>
+      <w:proofErr w:type="spellEnd"/>
+      <w:r>
+        <w:t xml:space="preserve"> dar </w:t>
+      </w:r>
+      <w:proofErr w:type="spellStart"/>
+      <w:r>
+        <w:t>und</w:t>
+      </w:r>
+      <w:proofErr w:type="spellEnd"/>
+      <w:r>
+        <w:t xml:space="preserve"> </w:t>
+      </w:r>
+      <w:proofErr w:type="spellStart"/>
+      <w:r>
+        <w:t>können</w:t>
+      </w:r>
+      <w:proofErr w:type="spellEnd"/>
+      <w:r>
+        <w:t xml:space="preserve"> je </w:t>
+      </w:r>
+      <w:proofErr w:type="spellStart"/>
+      <w:r>
+        <w:t>nach</w:t>
+      </w:r>
+      <w:proofErr w:type="spellEnd"/>
+      <w:r>
+        <w:t xml:space="preserve"> </w:t>
+      </w:r>
+      <w:proofErr w:type="spellStart"/>
+      <w:r>
+        <w:t>Untersuchungsgebiet</w:t>
+      </w:r>
+      <w:proofErr w:type="spellEnd"/>
+      <w:r>
+        <w:t xml:space="preserve"> </w:t>
+      </w:r>
+      <w:proofErr w:type="spellStart"/>
+      <w:r>
+        <w:t>variieren</w:t>
+      </w:r>
+      <w:proofErr w:type="spellEnd"/>
     </w:p>
-    <w:tbl>
-      <w:tblPr>
-        <w:tblStyle w:val="Tabellenraster"/>
-        <w:tblW w:w="9038" w:type="dxa"/>
-        <w:jc w:val="center"/>
-        <w:tblBorders>
-          <w:top w:val="none" w:sz="0" w:space="0" w:color="auto"/>
-          <w:left w:val="none" w:sz="0" w:space="0" w:color="auto"/>
-          <w:bottom w:val="none" w:sz="0" w:space="0" w:color="auto"/>
-          <w:right w:val="none" w:sz="0" w:space="0" w:color="auto"/>
-          <w:insideH w:val="none" w:sz="0" w:space="0" w:color="auto"/>
-          <w:insideV w:val="none" w:sz="0" w:space="0" w:color="auto"/>
-        </w:tblBorders>
-        <w:tblLook w:val="04A0" w:firstRow="1" w:lastRow="0" w:firstColumn="1" w:lastColumn="0" w:noHBand="0" w:noVBand="1"/>
-      </w:tblPr>
-      <w:tblGrid>
-        <w:gridCol w:w="9038"/>
-      </w:tblGrid>
-      <w:tr>
-        <w:trPr>
-          <w:trHeight w:val="4660"/>
-          <w:jc w:val="center"/>
-        </w:trPr>
-        <w:tc>
-          <w:tcPr>
-            <w:tcW w:w="9038" w:type="dxa"/>
-          </w:tcPr>
-          <w:p>
-            <w:pPr>
-              <w:jc w:val="center"/>
-            </w:pPr>
-            <w:r>
-              <w:rPr>
-                <w:noProof/>
-              </w:rPr>
-              <w:drawing>
-                <wp:inline distT="0" distB="0" distL="0" distR="0" wp14:anchorId="37B6DE44" wp14:editId="225B87B3">
-                  <wp:extent cx="4400550" cy="3025214"/>
-                  <wp:effectExtent l="0" t="0" r="0" b="3810"/>
-                  <wp:docPr id="562841589" name="Grafik 2"/>
-                  <wp:cNvGraphicFramePr>
-                    <a:graphicFrameLocks xmlns:a="http://schemas.openxmlformats.org/drawingml/2006/main" noChangeAspect="1"/>
-                  </wp:cNvGraphicFramePr>
-                  <a:graphic xmlns:a="http://schemas.openxmlformats.org/drawingml/2006/main">
-                    <a:graphicData uri="http://schemas.openxmlformats.org/drawingml/2006/picture">
-                      <pic:pic xmlns:pic="http://schemas.openxmlformats.org/drawingml/2006/picture">
-                        <pic:nvPicPr>
-                          <pic:cNvPr id="0" name="Picture 2"/>
-                          <pic:cNvPicPr>
-                            <a:picLocks noChangeAspect="1" noChangeArrowheads="1"/>
-                          </pic:cNvPicPr>
-                        </pic:nvPicPr>
-                        <pic:blipFill>
-                          <a:blip r:embed="rId13" cstate="print">
-                            <a:extLst>
-                              <a:ext uri="{28A0092B-C50C-407E-A947-70E740481C1C}">
-                                <a14:useLocalDpi xmlns:a14="http://schemas.microsoft.com/office/drawing/2010/main" val="0"/>
-                              </a:ext>
-                            </a:extLst>
-                          </a:blip>
-                          <a:srcRect/>
-                          <a:stretch>
-                            <a:fillRect/>
-                          </a:stretch>
-                        </pic:blipFill>
-                        <pic:spPr bwMode="auto">
-                          <a:xfrm>
-                            <a:off x="0" y="0"/>
-                            <a:ext cx="4428795" cy="3044631"/>
-                          </a:xfrm>
-                          <a:prstGeom prst="rect">
-                            <a:avLst/>
-                          </a:prstGeom>
-                          <a:noFill/>
-                        </pic:spPr>
-                      </pic:pic>
-                    </a:graphicData>
-                  </a:graphic>
-                </wp:inline>
-              </w:drawing>
-            </w:r>
-          </w:p>
-        </w:tc>
-      </w:tr>
-      <w:tr>
-        <w:trPr>
-          <w:trHeight w:val="985"/>
-          <w:jc w:val="center"/>
-        </w:trPr>
-        <w:tc>
-          <w:tcPr>
-            <w:tcW w:w="9038" w:type="dxa"/>
-          </w:tcPr>
-          <w:p>
-            <w:pPr>
-              <w:jc w:val="both"/>
-              <w:rPr>
-                <w:lang w:val="de-DE"/>
-              </w:rPr>
-            </w:pPr>
-            <w:r>
-              <w:rPr>
-                <w:lang w:val="de-DE"/>
-              </w:rPr>
-              <w:lastRenderedPageBreak/>
-              <w:t>Abb</w:t>
-            </w:r>
-            <w:r>
-              <w:rPr>
-                <w:lang w:val="de-DE"/>
-              </w:rPr>
-              <w:t>ildung</w:t>
-            </w:r>
-            <w:r>
-              <w:rPr>
-                <w:lang w:val="de-DE"/>
-              </w:rPr>
-              <w:t xml:space="preserve"> 1. Anteil des Wohnsektors am nationalen Endenergieverbrauch nach Endverwendung. (Datenquellen: [35], [36], [37], [38], [39], [40], [41], [42], [43], [44], [45], [46]. Hinweis: Die Bezugsjahre der Daten sind 2013 für das Vereinigte Königreich, Deutschland, die USA und Australien; 2011 für Italien und Spanien; 2010 für Kanada; 2009 für Südafrika und Frankreich sowie 2008 für Chile und China. </w:t>
-            </w:r>
-          </w:p>
-        </w:tc>
-      </w:tr>
-    </w:tbl>
     <w:p>
       <w:pPr>
-        <w:jc w:val="both"/>
         <w:rPr>
           <w:b/>
           <w:bCs/>
-          <w:lang w:val="de-DE"/>
-        </w:rPr>
-      </w:pPr>
+        </w:rPr>
+      </w:pPr>
+      <w:proofErr w:type="spellStart"/>
+      <w:r>
+        <w:rPr>
+          <w:b/>
+          <w:bCs/>
+        </w:rPr>
+        <w:t>Fazit</w:t>
+      </w:r>
+      <w:proofErr w:type="spellEnd"/>
+      <w:r>
+        <w:rPr>
+          <w:b/>
+          <w:bCs/>
+        </w:rPr>
+        <w:t xml:space="preserve"> </w:t>
+      </w:r>
+      <w:proofErr w:type="spellStart"/>
+      <w:r>
+        <w:rPr>
+          <w:b/>
+          <w:bCs/>
+        </w:rPr>
+        <w:t>und</w:t>
+      </w:r>
+      <w:proofErr w:type="spellEnd"/>
+      <w:r>
+        <w:rPr>
+          <w:b/>
+          <w:bCs/>
+        </w:rPr>
+        <w:t xml:space="preserve"> </w:t>
+      </w:r>
+      <w:proofErr w:type="spellStart"/>
+      <w:r>
+        <w:rPr>
+          <w:b/>
+          <w:bCs/>
+        </w:rPr>
+        <w:t>Ausblick</w:t>
+      </w:r>
+      <w:proofErr w:type="spellEnd"/>
     </w:p>
     <w:p>
-      <w:pPr>
-        <w:jc w:val="both"/>
-        <w:rPr>
-          <w:b/>
-          <w:bCs/>
-          <w:lang w:val="de-DE"/>
-        </w:rPr>
-      </w:pPr>
-    </w:p>
-    <w:p>
-      <w:pPr>
-        <w:jc w:val="both"/>
-        <w:rPr>
-          <w:b/>
-          <w:bCs/>
-          <w:lang w:val="de-DE"/>
-        </w:rPr>
-      </w:pPr>
-      <w:r>
-        <w:rPr>
-          <w:b/>
-          <w:bCs/>
-          <w:lang w:val="de-DE"/>
-        </w:rPr>
-        <w:t>Tabellen</w:t>
-      </w:r>
-    </w:p>
-    <w:p>
-      <w:pPr>
-        <w:jc w:val="both"/>
-        <w:rPr>
-          <w:lang w:val="de-DE"/>
-        </w:rPr>
-      </w:pPr>
-      <w:r>
-        <w:rPr>
-          <w:lang w:val="de-DE"/>
-        </w:rPr>
-        <w:t>Die Tabellen müssen eigens für diesen Bericht erstellt werden. Ihre Darstellung erfolgt wie folgt:</w:t>
-      </w:r>
-    </w:p>
-    <w:tbl>
-      <w:tblPr>
-        <w:tblStyle w:val="Tabellenraster"/>
-        <w:tblpPr w:leftFromText="141" w:rightFromText="141" w:vertAnchor="page" w:horzAnchor="margin" w:tblpY="2604"/>
-        <w:tblW w:w="0" w:type="auto"/>
-        <w:tblBorders>
-          <w:top w:val="none" w:sz="0" w:space="0" w:color="auto"/>
-          <w:left w:val="none" w:sz="0" w:space="0" w:color="auto"/>
-          <w:bottom w:val="none" w:sz="0" w:space="0" w:color="auto"/>
-          <w:right w:val="none" w:sz="0" w:space="0" w:color="auto"/>
-          <w:insideH w:val="none" w:sz="0" w:space="0" w:color="auto"/>
-          <w:insideV w:val="none" w:sz="0" w:space="0" w:color="auto"/>
-        </w:tblBorders>
-        <w:tblLook w:val="04A0" w:firstRow="1" w:lastRow="0" w:firstColumn="1" w:lastColumn="0" w:noHBand="0" w:noVBand="1"/>
-      </w:tblPr>
-      <w:tblGrid>
-        <w:gridCol w:w="1280"/>
-        <w:gridCol w:w="998"/>
-        <w:gridCol w:w="1138"/>
-        <w:gridCol w:w="1171"/>
-        <w:gridCol w:w="1285"/>
-        <w:gridCol w:w="2662"/>
-      </w:tblGrid>
-      <w:tr>
-        <w:trPr>
-          <w:trHeight w:val="290"/>
-        </w:trPr>
-        <w:tc>
-          <w:tcPr>
-            <w:tcW w:w="8534" w:type="dxa"/>
-            <w:gridSpan w:val="6"/>
-            <w:tcBorders>
-              <w:bottom w:val="single" w:sz="12" w:space="0" w:color="auto"/>
-            </w:tcBorders>
-            <w:shd w:val="clear" w:color="auto" w:fill="auto"/>
-          </w:tcPr>
-          <w:p>
-            <w:pPr>
-              <w:contextualSpacing/>
-              <w:rPr>
-                <w:rFonts w:ascii="Times New Roman" w:hAnsi="Times New Roman" w:cs="Times New Roman"/>
-                <w:lang w:val="de-DE"/>
-              </w:rPr>
-            </w:pPr>
-            <w:r>
-              <w:rPr>
-                <w:lang w:val="de-DE"/>
-              </w:rPr>
-              <w:t>Tabelle 1. Titel der Tabelle. Falls die Tabelle auf einer anderen Studie basiert, ist die Quelle wie folgt anzugeben: Quelle: [2].</w:t>
-            </w:r>
-          </w:p>
-        </w:tc>
-      </w:tr>
-      <w:tr>
-        <w:trPr>
-          <w:trHeight w:val="346"/>
-        </w:trPr>
-        <w:tc>
-          <w:tcPr>
-            <w:tcW w:w="1280" w:type="dxa"/>
-            <w:tcBorders>
-              <w:top w:val="single" w:sz="12" w:space="0" w:color="auto"/>
-              <w:bottom w:val="single" w:sz="12" w:space="0" w:color="auto"/>
-            </w:tcBorders>
-            <w:shd w:val="clear" w:color="auto" w:fill="auto"/>
-          </w:tcPr>
-          <w:p>
-            <w:pPr>
-              <w:contextualSpacing/>
-              <w:jc w:val="center"/>
-              <w:rPr>
-                <w:rFonts w:ascii="Times New Roman" w:hAnsi="Times New Roman" w:cs="Times New Roman"/>
-                <w:lang w:val="es-ES"/>
-              </w:rPr>
-            </w:pPr>
-            <w:r>
-              <w:rPr>
-                <w:rFonts w:ascii="Times New Roman" w:hAnsi="Times New Roman" w:cs="Times New Roman"/>
-                <w:lang w:val="es-ES"/>
-              </w:rPr>
-              <w:t>Monitor type</w:t>
-            </w:r>
-          </w:p>
-        </w:tc>
-        <w:tc>
-          <w:tcPr>
-            <w:tcW w:w="998" w:type="dxa"/>
-            <w:tcBorders>
-              <w:top w:val="single" w:sz="12" w:space="0" w:color="auto"/>
-              <w:bottom w:val="single" w:sz="12" w:space="0" w:color="auto"/>
-            </w:tcBorders>
-            <w:shd w:val="clear" w:color="auto" w:fill="auto"/>
-          </w:tcPr>
-          <w:p>
-            <w:pPr>
-              <w:contextualSpacing/>
-              <w:jc w:val="center"/>
-              <w:rPr>
-                <w:rFonts w:ascii="Times New Roman" w:hAnsi="Times New Roman" w:cs="Times New Roman"/>
-              </w:rPr>
-            </w:pPr>
-            <w:r>
-              <w:rPr>
-                <w:rFonts w:ascii="Times New Roman" w:hAnsi="Times New Roman" w:cs="Times New Roman"/>
-              </w:rPr>
-              <w:t>Location</w:t>
-            </w:r>
-          </w:p>
-        </w:tc>
-        <w:tc>
-          <w:tcPr>
-            <w:tcW w:w="1138" w:type="dxa"/>
-            <w:tcBorders>
-              <w:top w:val="single" w:sz="12" w:space="0" w:color="auto"/>
-              <w:bottom w:val="single" w:sz="12" w:space="0" w:color="auto"/>
-            </w:tcBorders>
-            <w:shd w:val="clear" w:color="auto" w:fill="auto"/>
-          </w:tcPr>
-          <w:p>
-            <w:pPr>
-              <w:contextualSpacing/>
-              <w:jc w:val="center"/>
-              <w:rPr>
-                <w:rFonts w:ascii="Times New Roman" w:hAnsi="Times New Roman" w:cs="Times New Roman"/>
-              </w:rPr>
-            </w:pPr>
-            <w:r>
-              <w:rPr>
-                <w:rFonts w:ascii="Times New Roman" w:hAnsi="Times New Roman" w:cs="Times New Roman"/>
-              </w:rPr>
-              <w:t>Latitude</w:t>
-            </w:r>
-          </w:p>
-        </w:tc>
-        <w:tc>
-          <w:tcPr>
-            <w:tcW w:w="1171" w:type="dxa"/>
-            <w:tcBorders>
-              <w:top w:val="single" w:sz="12" w:space="0" w:color="auto"/>
-              <w:bottom w:val="single" w:sz="12" w:space="0" w:color="auto"/>
-            </w:tcBorders>
-            <w:shd w:val="clear" w:color="auto" w:fill="auto"/>
-          </w:tcPr>
-          <w:p>
-            <w:pPr>
-              <w:contextualSpacing/>
-              <w:jc w:val="center"/>
-              <w:rPr>
-                <w:rFonts w:ascii="Times New Roman" w:hAnsi="Times New Roman" w:cs="Times New Roman"/>
-              </w:rPr>
-            </w:pPr>
-            <w:r>
-              <w:rPr>
-                <w:rFonts w:ascii="Times New Roman" w:hAnsi="Times New Roman" w:cs="Times New Roman"/>
-              </w:rPr>
-              <w:t>Longitude</w:t>
-            </w:r>
-          </w:p>
-        </w:tc>
-        <w:tc>
-          <w:tcPr>
-            <w:tcW w:w="1285" w:type="dxa"/>
-            <w:tcBorders>
-              <w:top w:val="single" w:sz="12" w:space="0" w:color="auto"/>
-              <w:bottom w:val="single" w:sz="12" w:space="0" w:color="auto"/>
-            </w:tcBorders>
-            <w:shd w:val="clear" w:color="auto" w:fill="auto"/>
-          </w:tcPr>
-          <w:p>
-            <w:pPr>
-              <w:contextualSpacing/>
-              <w:jc w:val="center"/>
-              <w:rPr>
-                <w:rFonts w:ascii="Times New Roman" w:hAnsi="Times New Roman" w:cs="Times New Roman"/>
-              </w:rPr>
-            </w:pPr>
-            <w:r>
-              <w:rPr>
-                <w:rFonts w:ascii="Times New Roman" w:hAnsi="Times New Roman" w:cs="Times New Roman"/>
-              </w:rPr>
-              <w:t>Set up date</w:t>
-            </w:r>
-          </w:p>
-        </w:tc>
-        <w:tc>
-          <w:tcPr>
-            <w:tcW w:w="2662" w:type="dxa"/>
-            <w:tcBorders>
-              <w:top w:val="single" w:sz="12" w:space="0" w:color="auto"/>
-              <w:bottom w:val="single" w:sz="12" w:space="0" w:color="auto"/>
-            </w:tcBorders>
-            <w:shd w:val="clear" w:color="auto" w:fill="auto"/>
-          </w:tcPr>
-          <w:p>
-            <w:pPr>
-              <w:contextualSpacing/>
-              <w:jc w:val="center"/>
-              <w:rPr>
-                <w:rFonts w:ascii="Times New Roman" w:hAnsi="Times New Roman" w:cs="Times New Roman"/>
-              </w:rPr>
-            </w:pPr>
-            <w:r>
-              <w:rPr>
-                <w:rFonts w:ascii="Times New Roman" w:hAnsi="Times New Roman" w:cs="Times New Roman"/>
-              </w:rPr>
-              <w:t>Residential or commercial area</w:t>
-            </w:r>
-          </w:p>
-        </w:tc>
-      </w:tr>
-      <w:tr>
-        <w:trPr>
-          <w:trHeight w:val="355"/>
-        </w:trPr>
-        <w:tc>
-          <w:tcPr>
-            <w:tcW w:w="1280" w:type="dxa"/>
-            <w:vMerge w:val="restart"/>
-            <w:tcBorders>
-              <w:top w:val="single" w:sz="12" w:space="0" w:color="auto"/>
-            </w:tcBorders>
-            <w:shd w:val="clear" w:color="auto" w:fill="auto"/>
-          </w:tcPr>
-          <w:p>
-            <w:pPr>
-              <w:contextualSpacing/>
-              <w:rPr>
-                <w:rFonts w:ascii="Times New Roman" w:hAnsi="Times New Roman" w:cs="Times New Roman"/>
-                <w:sz w:val="18"/>
-                <w:szCs w:val="18"/>
-              </w:rPr>
-            </w:pPr>
-          </w:p>
-          <w:p>
-            <w:pPr>
-              <w:contextualSpacing/>
-              <w:rPr>
-                <w:rFonts w:ascii="Times New Roman" w:hAnsi="Times New Roman" w:cs="Times New Roman"/>
-                <w:sz w:val="18"/>
-                <w:szCs w:val="18"/>
-              </w:rPr>
-            </w:pPr>
-            <w:r>
-              <w:rPr>
-                <w:rFonts w:ascii="Times New Roman" w:hAnsi="Times New Roman" w:cs="Times New Roman"/>
-                <w:sz w:val="18"/>
-                <w:szCs w:val="18"/>
-              </w:rPr>
-              <w:t>Beta attenuation</w:t>
-            </w:r>
-          </w:p>
-        </w:tc>
-        <w:tc>
-          <w:tcPr>
-            <w:tcW w:w="998" w:type="dxa"/>
-            <w:tcBorders>
-              <w:top w:val="single" w:sz="12" w:space="0" w:color="auto"/>
-            </w:tcBorders>
-            <w:shd w:val="clear" w:color="auto" w:fill="F2F2F2" w:themeFill="background1" w:themeFillShade="F2"/>
-          </w:tcPr>
-          <w:p>
-            <w:pPr>
-              <w:contextualSpacing/>
-              <w:rPr>
-                <w:rFonts w:ascii="Times New Roman" w:hAnsi="Times New Roman" w:cs="Times New Roman"/>
-                <w:sz w:val="18"/>
-                <w:szCs w:val="18"/>
-              </w:rPr>
-            </w:pPr>
-            <w:r>
-              <w:rPr>
-                <w:rFonts w:ascii="Times New Roman" w:hAnsi="Times New Roman" w:cs="Times New Roman"/>
-                <w:sz w:val="18"/>
-                <w:szCs w:val="18"/>
-              </w:rPr>
-              <w:t>Las Encinas</w:t>
-            </w:r>
-          </w:p>
-        </w:tc>
-        <w:tc>
-          <w:tcPr>
-            <w:tcW w:w="1138" w:type="dxa"/>
-            <w:tcBorders>
-              <w:top w:val="single" w:sz="12" w:space="0" w:color="auto"/>
-            </w:tcBorders>
-            <w:shd w:val="clear" w:color="auto" w:fill="F2F2F2" w:themeFill="background1" w:themeFillShade="F2"/>
-          </w:tcPr>
-          <w:p>
-            <w:pPr>
-              <w:contextualSpacing/>
-              <w:rPr>
-                <w:rFonts w:ascii="Times New Roman" w:hAnsi="Times New Roman" w:cs="Times New Roman"/>
-                <w:sz w:val="18"/>
-                <w:szCs w:val="18"/>
-              </w:rPr>
-            </w:pPr>
-            <w:r>
-              <w:rPr>
-                <w:rFonts w:ascii="Times New Roman" w:hAnsi="Times New Roman" w:cs="Times New Roman"/>
-                <w:sz w:val="18"/>
-                <w:szCs w:val="18"/>
-              </w:rPr>
-              <w:t>-38.71148</w:t>
-            </w:r>
-          </w:p>
-        </w:tc>
-        <w:tc>
-          <w:tcPr>
-            <w:tcW w:w="1171" w:type="dxa"/>
-            <w:tcBorders>
-              <w:top w:val="single" w:sz="12" w:space="0" w:color="auto"/>
-            </w:tcBorders>
-            <w:shd w:val="clear" w:color="auto" w:fill="F2F2F2" w:themeFill="background1" w:themeFillShade="F2"/>
-          </w:tcPr>
-          <w:p>
-            <w:pPr>
-              <w:contextualSpacing/>
-              <w:rPr>
-                <w:rFonts w:ascii="Times New Roman" w:hAnsi="Times New Roman" w:cs="Times New Roman"/>
-                <w:sz w:val="18"/>
-                <w:szCs w:val="18"/>
-              </w:rPr>
-            </w:pPr>
-            <w:r>
-              <w:rPr>
-                <w:rFonts w:ascii="Times New Roman" w:hAnsi="Times New Roman" w:cs="Times New Roman"/>
-                <w:sz w:val="18"/>
-                <w:szCs w:val="18"/>
-              </w:rPr>
-              <w:t>-72.58042</w:t>
-            </w:r>
-          </w:p>
-        </w:tc>
-        <w:tc>
-          <w:tcPr>
-            <w:tcW w:w="1285" w:type="dxa"/>
-            <w:tcBorders>
-              <w:top w:val="single" w:sz="12" w:space="0" w:color="auto"/>
-            </w:tcBorders>
-            <w:shd w:val="clear" w:color="auto" w:fill="F2F2F2" w:themeFill="background1" w:themeFillShade="F2"/>
-          </w:tcPr>
-          <w:p>
-            <w:pPr>
-              <w:contextualSpacing/>
-              <w:rPr>
-                <w:rFonts w:ascii="Times New Roman" w:hAnsi="Times New Roman" w:cs="Times New Roman"/>
-                <w:sz w:val="18"/>
-                <w:szCs w:val="18"/>
-              </w:rPr>
-            </w:pPr>
-            <w:r>
-              <w:rPr>
-                <w:rFonts w:ascii="Times New Roman" w:hAnsi="Times New Roman" w:cs="Times New Roman"/>
-                <w:sz w:val="18"/>
-                <w:szCs w:val="18"/>
-              </w:rPr>
-              <w:t>August 2012</w:t>
-            </w:r>
-          </w:p>
-        </w:tc>
-        <w:tc>
-          <w:tcPr>
-            <w:tcW w:w="2662" w:type="dxa"/>
-            <w:tcBorders>
-              <w:top w:val="single" w:sz="12" w:space="0" w:color="auto"/>
-            </w:tcBorders>
-            <w:shd w:val="clear" w:color="auto" w:fill="F2F2F2" w:themeFill="background1" w:themeFillShade="F2"/>
-          </w:tcPr>
-          <w:p>
-            <w:pPr>
-              <w:contextualSpacing/>
-              <w:rPr>
-                <w:rFonts w:ascii="Times New Roman" w:hAnsi="Times New Roman" w:cs="Times New Roman"/>
-                <w:sz w:val="18"/>
-                <w:szCs w:val="18"/>
-              </w:rPr>
-            </w:pPr>
-            <w:r>
-              <w:rPr>
-                <w:rFonts w:ascii="Times New Roman" w:hAnsi="Times New Roman" w:cs="Times New Roman"/>
-                <w:sz w:val="18"/>
-                <w:szCs w:val="18"/>
-              </w:rPr>
-              <w:t xml:space="preserve">Middle-income residential </w:t>
-            </w:r>
-          </w:p>
-        </w:tc>
-      </w:tr>
-      <w:tr>
-        <w:trPr>
-          <w:trHeight w:val="355"/>
-        </w:trPr>
-        <w:tc>
-          <w:tcPr>
-            <w:tcW w:w="1280" w:type="dxa"/>
-            <w:vMerge/>
-            <w:shd w:val="clear" w:color="auto" w:fill="auto"/>
-          </w:tcPr>
-          <w:p>
-            <w:pPr>
-              <w:contextualSpacing/>
-              <w:rPr>
-                <w:rFonts w:ascii="Times New Roman" w:hAnsi="Times New Roman" w:cs="Times New Roman"/>
-                <w:sz w:val="18"/>
-                <w:szCs w:val="18"/>
-              </w:rPr>
-            </w:pPr>
-          </w:p>
-        </w:tc>
-        <w:tc>
-          <w:tcPr>
-            <w:tcW w:w="998" w:type="dxa"/>
-            <w:shd w:val="clear" w:color="auto" w:fill="auto"/>
-          </w:tcPr>
-          <w:p>
-            <w:pPr>
-              <w:contextualSpacing/>
-              <w:rPr>
-                <w:rFonts w:ascii="Times New Roman" w:hAnsi="Times New Roman" w:cs="Times New Roman"/>
-                <w:sz w:val="18"/>
-                <w:szCs w:val="18"/>
-              </w:rPr>
-            </w:pPr>
-            <w:r>
-              <w:rPr>
-                <w:rFonts w:ascii="Times New Roman" w:hAnsi="Times New Roman" w:cs="Times New Roman"/>
-                <w:sz w:val="18"/>
-                <w:szCs w:val="18"/>
-              </w:rPr>
-              <w:t xml:space="preserve">Padre Las Casas </w:t>
-            </w:r>
-          </w:p>
-        </w:tc>
-        <w:tc>
-          <w:tcPr>
-            <w:tcW w:w="1138" w:type="dxa"/>
-            <w:shd w:val="clear" w:color="auto" w:fill="auto"/>
-          </w:tcPr>
-          <w:p>
-            <w:pPr>
-              <w:contextualSpacing/>
-              <w:rPr>
-                <w:rFonts w:ascii="Times New Roman" w:hAnsi="Times New Roman" w:cs="Times New Roman"/>
-                <w:sz w:val="18"/>
-                <w:szCs w:val="18"/>
-              </w:rPr>
-            </w:pPr>
-            <w:r>
-              <w:rPr>
-                <w:rFonts w:ascii="Times New Roman" w:hAnsi="Times New Roman" w:cs="Times New Roman"/>
-                <w:sz w:val="18"/>
-                <w:szCs w:val="18"/>
-              </w:rPr>
-              <w:t>-38.74927</w:t>
-            </w:r>
-          </w:p>
-        </w:tc>
-        <w:tc>
-          <w:tcPr>
-            <w:tcW w:w="1171" w:type="dxa"/>
-            <w:shd w:val="clear" w:color="auto" w:fill="auto"/>
-          </w:tcPr>
-          <w:p>
-            <w:pPr>
-              <w:contextualSpacing/>
-              <w:rPr>
-                <w:rFonts w:ascii="Times New Roman" w:hAnsi="Times New Roman" w:cs="Times New Roman"/>
-                <w:sz w:val="18"/>
-                <w:szCs w:val="18"/>
-              </w:rPr>
-            </w:pPr>
-            <w:r>
-              <w:rPr>
-                <w:rFonts w:ascii="Times New Roman" w:hAnsi="Times New Roman" w:cs="Times New Roman"/>
-                <w:sz w:val="18"/>
-                <w:szCs w:val="18"/>
-              </w:rPr>
-              <w:t>-72.59931</w:t>
-            </w:r>
-          </w:p>
-        </w:tc>
-        <w:tc>
-          <w:tcPr>
-            <w:tcW w:w="1285" w:type="dxa"/>
-            <w:shd w:val="clear" w:color="auto" w:fill="auto"/>
-          </w:tcPr>
-          <w:p>
-            <w:pPr>
-              <w:contextualSpacing/>
-              <w:rPr>
-                <w:rFonts w:ascii="Times New Roman" w:hAnsi="Times New Roman" w:cs="Times New Roman"/>
-                <w:sz w:val="18"/>
-                <w:szCs w:val="18"/>
-              </w:rPr>
-            </w:pPr>
-            <w:r>
-              <w:rPr>
-                <w:rFonts w:ascii="Times New Roman" w:hAnsi="Times New Roman" w:cs="Times New Roman"/>
-                <w:sz w:val="18"/>
-                <w:szCs w:val="18"/>
-              </w:rPr>
-              <w:t>June 2012</w:t>
-            </w:r>
-          </w:p>
-        </w:tc>
-        <w:tc>
-          <w:tcPr>
-            <w:tcW w:w="2662" w:type="dxa"/>
-            <w:shd w:val="clear" w:color="auto" w:fill="auto"/>
-          </w:tcPr>
-          <w:p>
-            <w:pPr>
-              <w:contextualSpacing/>
-              <w:rPr>
-                <w:rFonts w:ascii="Times New Roman" w:hAnsi="Times New Roman" w:cs="Times New Roman"/>
-                <w:sz w:val="18"/>
-                <w:szCs w:val="18"/>
-                <w:lang w:val="en-GB"/>
-              </w:rPr>
-            </w:pPr>
-            <w:r>
-              <w:rPr>
-                <w:rFonts w:ascii="Times New Roman" w:hAnsi="Times New Roman" w:cs="Times New Roman"/>
-                <w:sz w:val="18"/>
-                <w:szCs w:val="18"/>
-                <w:lang w:val="en-GB"/>
-              </w:rPr>
-              <w:t>Combination of low-income residential and commercial</w:t>
-            </w:r>
-          </w:p>
-        </w:tc>
-      </w:tr>
-      <w:tr>
-        <w:trPr>
-          <w:trHeight w:val="355"/>
-        </w:trPr>
-        <w:tc>
-          <w:tcPr>
-            <w:tcW w:w="1280" w:type="dxa"/>
-            <w:vMerge/>
-            <w:tcBorders>
-              <w:bottom w:val="single" w:sz="6" w:space="0" w:color="auto"/>
-            </w:tcBorders>
-            <w:shd w:val="clear" w:color="auto" w:fill="auto"/>
-          </w:tcPr>
-          <w:p>
-            <w:pPr>
-              <w:contextualSpacing/>
-              <w:rPr>
-                <w:rFonts w:ascii="Times New Roman" w:hAnsi="Times New Roman" w:cs="Times New Roman"/>
-                <w:sz w:val="18"/>
-                <w:szCs w:val="18"/>
-                <w:lang w:val="en-GB"/>
-              </w:rPr>
-            </w:pPr>
-          </w:p>
-        </w:tc>
-        <w:tc>
-          <w:tcPr>
-            <w:tcW w:w="998" w:type="dxa"/>
-            <w:tcBorders>
-              <w:bottom w:val="single" w:sz="6" w:space="0" w:color="auto"/>
-            </w:tcBorders>
-            <w:shd w:val="clear" w:color="auto" w:fill="F2F2F2" w:themeFill="background1" w:themeFillShade="F2"/>
-          </w:tcPr>
-          <w:p>
-            <w:pPr>
-              <w:contextualSpacing/>
-              <w:rPr>
-                <w:rFonts w:ascii="Times New Roman" w:hAnsi="Times New Roman" w:cs="Times New Roman"/>
-                <w:sz w:val="18"/>
-                <w:szCs w:val="18"/>
-              </w:rPr>
-            </w:pPr>
-            <w:r>
-              <w:rPr>
-                <w:rFonts w:ascii="Times New Roman" w:hAnsi="Times New Roman" w:cs="Times New Roman"/>
-                <w:sz w:val="18"/>
-                <w:szCs w:val="18"/>
-              </w:rPr>
-              <w:t>Ñielol</w:t>
-            </w:r>
-          </w:p>
-        </w:tc>
-        <w:tc>
-          <w:tcPr>
-            <w:tcW w:w="1138" w:type="dxa"/>
-            <w:tcBorders>
-              <w:bottom w:val="single" w:sz="6" w:space="0" w:color="auto"/>
-            </w:tcBorders>
-            <w:shd w:val="clear" w:color="auto" w:fill="F2F2F2" w:themeFill="background1" w:themeFillShade="F2"/>
-          </w:tcPr>
-          <w:p>
-            <w:pPr>
-              <w:contextualSpacing/>
-              <w:rPr>
-                <w:rFonts w:ascii="Times New Roman" w:hAnsi="Times New Roman" w:cs="Times New Roman"/>
-                <w:sz w:val="18"/>
-                <w:szCs w:val="18"/>
-              </w:rPr>
-            </w:pPr>
-            <w:r>
-              <w:rPr>
-                <w:rFonts w:ascii="Times New Roman" w:hAnsi="Times New Roman" w:cs="Times New Roman"/>
-                <w:sz w:val="18"/>
-                <w:szCs w:val="18"/>
-              </w:rPr>
-              <w:t>-38.73326</w:t>
-            </w:r>
-          </w:p>
-        </w:tc>
-        <w:tc>
-          <w:tcPr>
-            <w:tcW w:w="1171" w:type="dxa"/>
-            <w:tcBorders>
-              <w:bottom w:val="single" w:sz="6" w:space="0" w:color="auto"/>
-            </w:tcBorders>
-            <w:shd w:val="clear" w:color="auto" w:fill="F2F2F2" w:themeFill="background1" w:themeFillShade="F2"/>
-          </w:tcPr>
-          <w:p>
-            <w:pPr>
-              <w:contextualSpacing/>
-              <w:rPr>
-                <w:rFonts w:ascii="Times New Roman" w:hAnsi="Times New Roman" w:cs="Times New Roman"/>
-                <w:sz w:val="18"/>
-                <w:szCs w:val="18"/>
-              </w:rPr>
-            </w:pPr>
-            <w:r>
-              <w:rPr>
-                <w:rFonts w:ascii="Times New Roman" w:hAnsi="Times New Roman" w:cs="Times New Roman"/>
-                <w:sz w:val="18"/>
-                <w:szCs w:val="18"/>
-              </w:rPr>
-              <w:t>-72.62122</w:t>
-            </w:r>
-          </w:p>
-        </w:tc>
-        <w:tc>
-          <w:tcPr>
-            <w:tcW w:w="1285" w:type="dxa"/>
-            <w:tcBorders>
-              <w:bottom w:val="single" w:sz="6" w:space="0" w:color="auto"/>
-            </w:tcBorders>
-            <w:shd w:val="clear" w:color="auto" w:fill="F2F2F2" w:themeFill="background1" w:themeFillShade="F2"/>
-          </w:tcPr>
-          <w:p>
-            <w:pPr>
-              <w:contextualSpacing/>
-              <w:rPr>
-                <w:rFonts w:ascii="Times New Roman" w:hAnsi="Times New Roman" w:cs="Times New Roman"/>
-                <w:sz w:val="18"/>
-                <w:szCs w:val="18"/>
-              </w:rPr>
-            </w:pPr>
-            <w:r>
-              <w:rPr>
-                <w:rFonts w:ascii="Times New Roman" w:hAnsi="Times New Roman" w:cs="Times New Roman"/>
-                <w:sz w:val="18"/>
-                <w:szCs w:val="18"/>
-              </w:rPr>
-              <w:t>May 2017</w:t>
-            </w:r>
-          </w:p>
-        </w:tc>
-        <w:tc>
-          <w:tcPr>
-            <w:tcW w:w="2662" w:type="dxa"/>
-            <w:tcBorders>
-              <w:bottom w:val="single" w:sz="6" w:space="0" w:color="auto"/>
-            </w:tcBorders>
-            <w:shd w:val="clear" w:color="auto" w:fill="F2F2F2" w:themeFill="background1" w:themeFillShade="F2"/>
-          </w:tcPr>
-          <w:p>
-            <w:pPr>
-              <w:contextualSpacing/>
-              <w:rPr>
-                <w:rFonts w:ascii="Times New Roman" w:hAnsi="Times New Roman" w:cs="Times New Roman"/>
-                <w:sz w:val="18"/>
-                <w:szCs w:val="18"/>
-              </w:rPr>
-            </w:pPr>
-            <w:r>
-              <w:rPr>
-                <w:rFonts w:ascii="Times New Roman" w:hAnsi="Times New Roman" w:cs="Times New Roman"/>
-                <w:sz w:val="18"/>
-                <w:szCs w:val="18"/>
-              </w:rPr>
-              <w:t xml:space="preserve">Commercial </w:t>
-            </w:r>
-          </w:p>
-        </w:tc>
-      </w:tr>
-      <w:tr>
-        <w:trPr>
-          <w:trHeight w:val="355"/>
-        </w:trPr>
-        <w:tc>
-          <w:tcPr>
-            <w:tcW w:w="1280" w:type="dxa"/>
-            <w:vMerge w:val="restart"/>
-            <w:tcBorders>
-              <w:top w:val="single" w:sz="6" w:space="0" w:color="auto"/>
-            </w:tcBorders>
-            <w:shd w:val="clear" w:color="auto" w:fill="auto"/>
-          </w:tcPr>
-          <w:p>
-            <w:pPr>
-              <w:contextualSpacing/>
-              <w:rPr>
-                <w:rFonts w:ascii="Times New Roman" w:hAnsi="Times New Roman" w:cs="Times New Roman"/>
-                <w:sz w:val="18"/>
-                <w:szCs w:val="18"/>
-                <w:lang w:val="en-GB"/>
-              </w:rPr>
-            </w:pPr>
-            <w:r>
-              <w:rPr>
-                <w:rFonts w:ascii="Times New Roman" w:hAnsi="Times New Roman" w:cs="Times New Roman"/>
-                <w:color w:val="000000" w:themeColor="text1"/>
-                <w:sz w:val="18"/>
-                <w:szCs w:val="18"/>
-                <w:lang w:val="en-GB" w:eastAsia="es-ES"/>
-              </w:rPr>
-              <w:t xml:space="preserve">SPS30 </w:t>
-            </w:r>
-            <w:r>
-              <w:rPr>
-                <w:rFonts w:ascii="Times New Roman" w:hAnsi="Times New Roman" w:cs="Times New Roman"/>
-                <w:sz w:val="18"/>
-                <w:szCs w:val="18"/>
-                <w:lang w:val="en-GB"/>
-              </w:rPr>
-              <w:t>sensor (collocated with beta attenuation monitors)</w:t>
-            </w:r>
-          </w:p>
-        </w:tc>
-        <w:tc>
-          <w:tcPr>
-            <w:tcW w:w="998" w:type="dxa"/>
-            <w:tcBorders>
-              <w:top w:val="single" w:sz="6" w:space="0" w:color="auto"/>
-            </w:tcBorders>
-            <w:shd w:val="clear" w:color="auto" w:fill="auto"/>
-          </w:tcPr>
-          <w:p>
-            <w:pPr>
-              <w:contextualSpacing/>
-              <w:rPr>
-                <w:rFonts w:ascii="Times New Roman" w:hAnsi="Times New Roman" w:cs="Times New Roman"/>
-                <w:sz w:val="18"/>
-                <w:szCs w:val="18"/>
-              </w:rPr>
-            </w:pPr>
-            <w:r>
-              <w:rPr>
-                <w:rFonts w:ascii="Times New Roman" w:hAnsi="Times New Roman" w:cs="Times New Roman"/>
-                <w:sz w:val="18"/>
-                <w:szCs w:val="18"/>
-              </w:rPr>
-              <w:t>Pedro de Valdivia</w:t>
-            </w:r>
-          </w:p>
-        </w:tc>
-        <w:tc>
-          <w:tcPr>
-            <w:tcW w:w="1138" w:type="dxa"/>
-            <w:tcBorders>
-              <w:top w:val="single" w:sz="6" w:space="0" w:color="auto"/>
-            </w:tcBorders>
-            <w:shd w:val="clear" w:color="auto" w:fill="auto"/>
-            <w:vAlign w:val="bottom"/>
-          </w:tcPr>
-          <w:p>
-            <w:pPr>
-              <w:contextualSpacing/>
-              <w:rPr>
-                <w:rFonts w:ascii="Times New Roman" w:hAnsi="Times New Roman" w:cs="Times New Roman"/>
-                <w:sz w:val="18"/>
-                <w:szCs w:val="18"/>
-              </w:rPr>
-            </w:pPr>
-            <w:r>
-              <w:rPr>
-                <w:rFonts w:ascii="Times New Roman" w:hAnsi="Times New Roman" w:cs="Times New Roman"/>
-                <w:sz w:val="18"/>
-                <w:szCs w:val="18"/>
-              </w:rPr>
-              <w:t>-38.71076</w:t>
-            </w:r>
-          </w:p>
-        </w:tc>
-        <w:tc>
-          <w:tcPr>
-            <w:tcW w:w="1171" w:type="dxa"/>
-            <w:tcBorders>
-              <w:top w:val="single" w:sz="6" w:space="0" w:color="auto"/>
-            </w:tcBorders>
-            <w:shd w:val="clear" w:color="auto" w:fill="auto"/>
-            <w:vAlign w:val="bottom"/>
-          </w:tcPr>
-          <w:p>
-            <w:pPr>
-              <w:contextualSpacing/>
-              <w:rPr>
-                <w:rFonts w:ascii="Times New Roman" w:hAnsi="Times New Roman" w:cs="Times New Roman"/>
-                <w:sz w:val="18"/>
-                <w:szCs w:val="18"/>
-              </w:rPr>
-            </w:pPr>
-            <w:r>
-              <w:rPr>
-                <w:rFonts w:ascii="Times New Roman" w:hAnsi="Times New Roman" w:cs="Times New Roman"/>
-                <w:sz w:val="18"/>
-                <w:szCs w:val="18"/>
-              </w:rPr>
-              <w:t>-72.62667</w:t>
-            </w:r>
-          </w:p>
-        </w:tc>
-        <w:tc>
-          <w:tcPr>
-            <w:tcW w:w="1285" w:type="dxa"/>
-            <w:tcBorders>
-              <w:top w:val="single" w:sz="6" w:space="0" w:color="auto"/>
-            </w:tcBorders>
-            <w:shd w:val="clear" w:color="auto" w:fill="auto"/>
-          </w:tcPr>
-          <w:p>
-            <w:pPr>
-              <w:contextualSpacing/>
-              <w:rPr>
-                <w:rFonts w:ascii="Times New Roman" w:hAnsi="Times New Roman" w:cs="Times New Roman"/>
-                <w:sz w:val="18"/>
-                <w:szCs w:val="18"/>
-              </w:rPr>
-            </w:pPr>
-            <w:r>
-              <w:rPr>
-                <w:rFonts w:ascii="Times New Roman" w:hAnsi="Times New Roman" w:cs="Times New Roman"/>
-                <w:sz w:val="18"/>
-                <w:szCs w:val="18"/>
-              </w:rPr>
-              <w:t>April 2019</w:t>
-            </w:r>
-          </w:p>
-        </w:tc>
-        <w:tc>
-          <w:tcPr>
-            <w:tcW w:w="2662" w:type="dxa"/>
-            <w:tcBorders>
-              <w:top w:val="single" w:sz="6" w:space="0" w:color="auto"/>
-            </w:tcBorders>
-            <w:shd w:val="clear" w:color="auto" w:fill="auto"/>
-          </w:tcPr>
-          <w:p>
-            <w:pPr>
-              <w:contextualSpacing/>
-              <w:rPr>
-                <w:rFonts w:ascii="Times New Roman" w:hAnsi="Times New Roman" w:cs="Times New Roman"/>
-                <w:sz w:val="18"/>
-                <w:szCs w:val="18"/>
-              </w:rPr>
-            </w:pPr>
-            <w:r>
-              <w:rPr>
-                <w:rFonts w:ascii="Times New Roman" w:hAnsi="Times New Roman" w:cs="Times New Roman"/>
-                <w:sz w:val="18"/>
-                <w:szCs w:val="18"/>
-              </w:rPr>
-              <w:t xml:space="preserve">Low-income residential </w:t>
-            </w:r>
-          </w:p>
-        </w:tc>
-      </w:tr>
-      <w:tr>
-        <w:trPr>
-          <w:trHeight w:val="355"/>
-        </w:trPr>
-        <w:tc>
-          <w:tcPr>
-            <w:tcW w:w="1280" w:type="dxa"/>
-            <w:vMerge/>
-            <w:shd w:val="clear" w:color="auto" w:fill="auto"/>
-          </w:tcPr>
-          <w:p>
-            <w:pPr>
-              <w:contextualSpacing/>
-              <w:rPr>
-                <w:rFonts w:ascii="Times New Roman" w:hAnsi="Times New Roman" w:cs="Times New Roman"/>
-                <w:sz w:val="18"/>
-                <w:szCs w:val="18"/>
-              </w:rPr>
-            </w:pPr>
-          </w:p>
-        </w:tc>
-        <w:tc>
-          <w:tcPr>
-            <w:tcW w:w="998" w:type="dxa"/>
-            <w:shd w:val="clear" w:color="auto" w:fill="F2F2F2" w:themeFill="background1" w:themeFillShade="F2"/>
-          </w:tcPr>
-          <w:p>
-            <w:pPr>
-              <w:contextualSpacing/>
-              <w:rPr>
-                <w:rFonts w:ascii="Times New Roman" w:hAnsi="Times New Roman" w:cs="Times New Roman"/>
-                <w:sz w:val="18"/>
-                <w:szCs w:val="18"/>
-              </w:rPr>
-            </w:pPr>
-            <w:r>
-              <w:rPr>
-                <w:rFonts w:ascii="Times New Roman" w:hAnsi="Times New Roman" w:cs="Times New Roman"/>
-                <w:sz w:val="18"/>
-                <w:szCs w:val="18"/>
-              </w:rPr>
-              <w:t>Centro</w:t>
-            </w:r>
-          </w:p>
-        </w:tc>
-        <w:tc>
-          <w:tcPr>
-            <w:tcW w:w="1138" w:type="dxa"/>
-            <w:shd w:val="clear" w:color="auto" w:fill="F2F2F2" w:themeFill="background1" w:themeFillShade="F2"/>
-          </w:tcPr>
-          <w:p>
-            <w:pPr>
-              <w:contextualSpacing/>
-              <w:rPr>
-                <w:rFonts w:ascii="Times New Roman" w:hAnsi="Times New Roman" w:cs="Times New Roman"/>
-                <w:sz w:val="18"/>
-                <w:szCs w:val="18"/>
-              </w:rPr>
-            </w:pPr>
-            <w:r>
-              <w:rPr>
-                <w:rFonts w:ascii="Times New Roman" w:hAnsi="Times New Roman" w:cs="Times New Roman"/>
-                <w:sz w:val="18"/>
-                <w:szCs w:val="18"/>
-              </w:rPr>
-              <w:t>-38.73731</w:t>
-            </w:r>
-          </w:p>
-        </w:tc>
-        <w:tc>
-          <w:tcPr>
-            <w:tcW w:w="1171" w:type="dxa"/>
-            <w:shd w:val="clear" w:color="auto" w:fill="F2F2F2" w:themeFill="background1" w:themeFillShade="F2"/>
-          </w:tcPr>
-          <w:p>
-            <w:pPr>
-              <w:contextualSpacing/>
-              <w:rPr>
-                <w:rFonts w:ascii="Times New Roman" w:hAnsi="Times New Roman" w:cs="Times New Roman"/>
-                <w:sz w:val="18"/>
-                <w:szCs w:val="18"/>
-              </w:rPr>
-            </w:pPr>
-            <w:r>
-              <w:rPr>
-                <w:rFonts w:ascii="Times New Roman" w:hAnsi="Times New Roman" w:cs="Times New Roman"/>
-                <w:sz w:val="18"/>
-                <w:szCs w:val="18"/>
-              </w:rPr>
-              <w:t xml:space="preserve">-72.58939 </w:t>
-            </w:r>
-          </w:p>
-        </w:tc>
-        <w:tc>
-          <w:tcPr>
-            <w:tcW w:w="1285" w:type="dxa"/>
-            <w:shd w:val="clear" w:color="auto" w:fill="F2F2F2" w:themeFill="background1" w:themeFillShade="F2"/>
-          </w:tcPr>
-          <w:p>
-            <w:pPr>
-              <w:contextualSpacing/>
-              <w:rPr>
-                <w:rFonts w:ascii="Times New Roman" w:hAnsi="Times New Roman" w:cs="Times New Roman"/>
-                <w:sz w:val="18"/>
-                <w:szCs w:val="18"/>
-              </w:rPr>
-            </w:pPr>
-            <w:r>
-              <w:rPr>
-                <w:rFonts w:ascii="Times New Roman" w:hAnsi="Times New Roman" w:cs="Times New Roman"/>
-                <w:sz w:val="18"/>
-                <w:szCs w:val="18"/>
-              </w:rPr>
-              <w:t>April 2019</w:t>
-            </w:r>
-          </w:p>
-        </w:tc>
-        <w:tc>
-          <w:tcPr>
-            <w:tcW w:w="2662" w:type="dxa"/>
-            <w:shd w:val="clear" w:color="auto" w:fill="F2F2F2" w:themeFill="background1" w:themeFillShade="F2"/>
-          </w:tcPr>
-          <w:p>
-            <w:pPr>
-              <w:contextualSpacing/>
-              <w:rPr>
-                <w:rFonts w:ascii="Times New Roman" w:hAnsi="Times New Roman" w:cs="Times New Roman"/>
-                <w:sz w:val="18"/>
-                <w:szCs w:val="18"/>
-              </w:rPr>
-            </w:pPr>
-            <w:r>
-              <w:rPr>
-                <w:rFonts w:ascii="Times New Roman" w:hAnsi="Times New Roman" w:cs="Times New Roman"/>
-                <w:sz w:val="18"/>
-                <w:szCs w:val="18"/>
-              </w:rPr>
-              <w:t>Commercial (city center)</w:t>
-            </w:r>
-          </w:p>
-        </w:tc>
-      </w:tr>
-      <w:tr>
-        <w:trPr>
-          <w:trHeight w:val="355"/>
-        </w:trPr>
-        <w:tc>
-          <w:tcPr>
-            <w:tcW w:w="1280" w:type="dxa"/>
-            <w:vMerge/>
-            <w:tcBorders>
-              <w:bottom w:val="single" w:sz="12" w:space="0" w:color="auto"/>
-            </w:tcBorders>
-            <w:shd w:val="clear" w:color="auto" w:fill="auto"/>
-          </w:tcPr>
-          <w:p>
-            <w:pPr>
-              <w:contextualSpacing/>
-              <w:rPr>
-                <w:rFonts w:ascii="Times New Roman" w:hAnsi="Times New Roman" w:cs="Times New Roman"/>
-                <w:sz w:val="18"/>
-                <w:szCs w:val="18"/>
-              </w:rPr>
-            </w:pPr>
-          </w:p>
-        </w:tc>
-        <w:tc>
-          <w:tcPr>
-            <w:tcW w:w="998" w:type="dxa"/>
-            <w:tcBorders>
-              <w:bottom w:val="single" w:sz="12" w:space="0" w:color="auto"/>
-            </w:tcBorders>
-            <w:shd w:val="clear" w:color="auto" w:fill="FFFFFF" w:themeFill="background1"/>
-          </w:tcPr>
-          <w:p>
-            <w:pPr>
-              <w:contextualSpacing/>
-              <w:rPr>
-                <w:rFonts w:ascii="Times New Roman" w:hAnsi="Times New Roman" w:cs="Times New Roman"/>
-                <w:sz w:val="18"/>
-                <w:szCs w:val="18"/>
-              </w:rPr>
-            </w:pPr>
-            <w:r>
-              <w:rPr>
-                <w:rFonts w:ascii="Times New Roman" w:hAnsi="Times New Roman" w:cs="Times New Roman"/>
-                <w:sz w:val="18"/>
-                <w:szCs w:val="18"/>
-              </w:rPr>
-              <w:t>Pueblo Nuevo</w:t>
-            </w:r>
-          </w:p>
-        </w:tc>
-        <w:tc>
-          <w:tcPr>
-            <w:tcW w:w="1138" w:type="dxa"/>
-            <w:tcBorders>
-              <w:bottom w:val="single" w:sz="12" w:space="0" w:color="auto"/>
-            </w:tcBorders>
-            <w:shd w:val="clear" w:color="auto" w:fill="FFFFFF" w:themeFill="background1"/>
-            <w:vAlign w:val="center"/>
-          </w:tcPr>
-          <w:p>
-            <w:pPr>
-              <w:contextualSpacing/>
-              <w:rPr>
-                <w:rFonts w:ascii="Times New Roman" w:hAnsi="Times New Roman" w:cs="Times New Roman"/>
-                <w:sz w:val="18"/>
-                <w:szCs w:val="18"/>
-              </w:rPr>
-            </w:pPr>
-            <w:r>
-              <w:rPr>
-                <w:rFonts w:ascii="Times New Roman" w:hAnsi="Times New Roman" w:cs="Times New Roman"/>
-                <w:sz w:val="18"/>
-                <w:szCs w:val="18"/>
-              </w:rPr>
-              <w:t>-38.71805</w:t>
-            </w:r>
-          </w:p>
-        </w:tc>
-        <w:tc>
-          <w:tcPr>
-            <w:tcW w:w="1171" w:type="dxa"/>
-            <w:tcBorders>
-              <w:bottom w:val="single" w:sz="12" w:space="0" w:color="auto"/>
-            </w:tcBorders>
-            <w:shd w:val="clear" w:color="auto" w:fill="FFFFFF" w:themeFill="background1"/>
-            <w:vAlign w:val="center"/>
-          </w:tcPr>
-          <w:p>
-            <w:pPr>
-              <w:contextualSpacing/>
-              <w:rPr>
-                <w:rFonts w:ascii="Times New Roman" w:hAnsi="Times New Roman" w:cs="Times New Roman"/>
-                <w:sz w:val="18"/>
-                <w:szCs w:val="18"/>
-              </w:rPr>
-            </w:pPr>
-            <w:r>
-              <w:rPr>
-                <w:rFonts w:ascii="Times New Roman" w:hAnsi="Times New Roman" w:cs="Times New Roman"/>
-                <w:sz w:val="18"/>
-                <w:szCs w:val="18"/>
-              </w:rPr>
-              <w:t>-72.56433</w:t>
-            </w:r>
-          </w:p>
-        </w:tc>
-        <w:tc>
-          <w:tcPr>
-            <w:tcW w:w="1285" w:type="dxa"/>
-            <w:tcBorders>
-              <w:bottom w:val="single" w:sz="12" w:space="0" w:color="auto"/>
-            </w:tcBorders>
-            <w:shd w:val="clear" w:color="auto" w:fill="FFFFFF" w:themeFill="background1"/>
-          </w:tcPr>
-          <w:p>
-            <w:pPr>
-              <w:contextualSpacing/>
-              <w:rPr>
-                <w:rFonts w:ascii="Times New Roman" w:hAnsi="Times New Roman" w:cs="Times New Roman"/>
-                <w:sz w:val="18"/>
-                <w:szCs w:val="18"/>
-              </w:rPr>
-            </w:pPr>
-            <w:r>
-              <w:rPr>
-                <w:rFonts w:ascii="Times New Roman" w:hAnsi="Times New Roman" w:cs="Times New Roman"/>
-                <w:sz w:val="18"/>
-                <w:szCs w:val="18"/>
-              </w:rPr>
-              <w:t>April 2019</w:t>
-            </w:r>
-          </w:p>
-        </w:tc>
-        <w:tc>
-          <w:tcPr>
-            <w:tcW w:w="2662" w:type="dxa"/>
-            <w:tcBorders>
-              <w:bottom w:val="single" w:sz="12" w:space="0" w:color="auto"/>
-            </w:tcBorders>
-            <w:shd w:val="clear" w:color="auto" w:fill="FFFFFF" w:themeFill="background1"/>
-          </w:tcPr>
-          <w:p>
-            <w:pPr>
-              <w:contextualSpacing/>
-              <w:rPr>
-                <w:rFonts w:ascii="Times New Roman" w:hAnsi="Times New Roman" w:cs="Times New Roman"/>
-                <w:sz w:val="18"/>
-                <w:szCs w:val="18"/>
-              </w:rPr>
-            </w:pPr>
-            <w:r>
-              <w:rPr>
-                <w:rFonts w:ascii="Times New Roman" w:hAnsi="Times New Roman" w:cs="Times New Roman"/>
-                <w:sz w:val="18"/>
-                <w:szCs w:val="18"/>
-              </w:rPr>
-              <w:t>Low-income residential</w:t>
-            </w:r>
-          </w:p>
-        </w:tc>
-      </w:tr>
-    </w:tbl>
-    <w:p>
-      <w:pPr>
-        <w:rPr>
-          <w:b/>
-          <w:bCs/>
-          <w:lang w:val="de-DE"/>
-        </w:rPr>
-      </w:pPr>
-    </w:p>
-    <w:p>
-      <w:pPr>
-        <w:rPr>
-          <w:b/>
-          <w:bCs/>
-          <w:lang w:val="de-DE"/>
-        </w:rPr>
-      </w:pPr>
-      <w:r>
-        <w:rPr>
-          <w:b/>
-          <w:bCs/>
-          <w:lang w:val="de-DE"/>
-        </w:rPr>
-        <w:t>Gleichungen</w:t>
-      </w:r>
-    </w:p>
-    <w:p>
-      <w:pPr>
-        <w:rPr>
-          <w:rFonts w:ascii="Times New Roman" w:hAnsi="Times New Roman" w:cs="Times New Roman"/>
-          <w:lang w:val="es-ES"/>
-        </w:rPr>
-      </w:pPr>
-      <w:r>
-        <w:rPr>
-          <w:lang w:val="de-DE"/>
-        </w:rPr>
-        <w:t xml:space="preserve">Falls Gleichungen verwendet werden, sind sie fortlaufend zu nummerieren, sofern mehr als eine Gleichung im Text erscheint. </w:t>
-      </w:r>
-      <w:r>
-        <w:t>Die Darstellung sollte folgendem Beispiel entsprechen:</w:t>
-      </w:r>
-      <w:r>
-        <w:rPr>
-          <w:rFonts w:ascii="Times New Roman" w:hAnsi="Times New Roman" w:cs="Times New Roman"/>
-          <w:lang w:val="es-ES"/>
-        </w:rPr>
-        <w:tab/>
-      </w:r>
-      <w:r>
-        <w:rPr>
-          <w:rFonts w:ascii="Times New Roman" w:hAnsi="Times New Roman" w:cs="Times New Roman"/>
-          <w:lang w:val="es-ES"/>
-        </w:rPr>
-        <w:tab/>
-      </w:r>
-      <w:r>
-        <w:rPr>
-          <w:rFonts w:ascii="Times New Roman" w:hAnsi="Times New Roman" w:cs="Times New Roman"/>
-          <w:lang w:val="es-ES"/>
-        </w:rPr>
-        <w:tab/>
-      </w:r>
-    </w:p>
-    <w:p>
-      <w:pPr>
-        <w:spacing w:line="240" w:lineRule="auto"/>
-        <w:contextualSpacing/>
-        <w:jc w:val="right"/>
-        <w:rPr>
-          <w:rFonts w:ascii="Times New Roman" w:hAnsi="Times New Roman" w:cs="Times New Roman"/>
-          <w:lang w:val="es-ES"/>
-        </w:rPr>
-      </w:pPr>
-      <w:r>
-        <w:rPr>
-          <w:rFonts w:ascii="Times New Roman" w:hAnsi="Times New Roman" w:cs="Times New Roman"/>
-          <w:lang w:val="es-ES"/>
-        </w:rPr>
-        <w:t>(1)</w:t>
-      </w:r>
-    </w:p>
-    <w:p>
-      <w:pPr>
-        <w:spacing w:line="240" w:lineRule="auto"/>
-        <w:contextualSpacing/>
-        <w:rPr>
-          <w:rFonts w:ascii="Times New Roman" w:hAnsi="Times New Roman" w:cs="Times New Roman"/>
-          <w:lang w:val="es-ES"/>
-        </w:rPr>
-      </w:pPr>
-      <m:oMathPara>
-        <m:oMath>
-          <m:sSub>
-            <m:sSubPr>
-              <m:ctrlPr>
-                <w:rPr>
-                  <w:rFonts w:ascii="Cambria Math" w:hAnsi="Cambria Math" w:cs="Times New Roman"/>
-                  <w:lang w:val="es-ES"/>
-                </w:rPr>
-              </m:ctrlPr>
-            </m:sSubPr>
-            <m:e>
-              <m:r>
-                <m:rPr>
-                  <m:sty m:val="p"/>
-                </m:rPr>
-                <w:rPr>
-                  <w:rFonts w:ascii="Cambria Math" w:hAnsi="Cambria Math" w:cs="Times New Roman"/>
-                  <w:lang w:val="es-ES"/>
-                </w:rPr>
-                <m:t>HDD</m:t>
-              </m:r>
-            </m:e>
-            <m:sub>
-              <m:r>
-                <m:rPr>
-                  <m:sty m:val="p"/>
-                </m:rPr>
-                <w:rPr>
-                  <w:rFonts w:ascii="Cambria Math" w:hAnsi="Cambria Math" w:cs="Times New Roman"/>
-                  <w:lang w:val="es-ES"/>
-                </w:rPr>
-                <m:t>a-ag</m:t>
-              </m:r>
-            </m:sub>
-          </m:sSub>
-          <m:r>
-            <m:rPr>
-              <m:sty m:val="p"/>
-            </m:rPr>
-            <w:rPr>
-              <w:rFonts w:ascii="Cambria Math" w:hAnsi="Cambria Math" w:cs="Times New Roman"/>
-              <w:lang w:val="es-ES"/>
-            </w:rPr>
-            <m:t>=</m:t>
-          </m:r>
-          <m:nary>
-            <m:naryPr>
-              <m:chr m:val="∑"/>
-              <m:limLoc m:val="undOvr"/>
-              <m:ctrlPr>
-                <w:rPr>
-                  <w:rFonts w:ascii="Cambria Math" w:hAnsi="Cambria Math" w:cs="Times New Roman"/>
-                  <w:lang w:val="es-ES"/>
-                </w:rPr>
-              </m:ctrlPr>
-            </m:naryPr>
-            <m:sub>
-              <m:r>
-                <m:rPr>
-                  <m:sty m:val="p"/>
-                </m:rPr>
-                <w:rPr>
-                  <w:rFonts w:ascii="Cambria Math" w:hAnsi="Cambria Math" w:cs="Times New Roman"/>
-                  <w:lang w:val="es-ES"/>
-                </w:rPr>
-                <m:t>i=1</m:t>
-              </m:r>
-            </m:sub>
-            <m:sup>
-              <m:r>
-                <m:rPr>
-                  <m:sty m:val="p"/>
-                </m:rPr>
-                <w:rPr>
-                  <w:rFonts w:ascii="Cambria Math" w:hAnsi="Cambria Math" w:cs="Times New Roman"/>
-                  <w:lang w:val="es-ES"/>
-                </w:rPr>
-                <m:t>153</m:t>
-              </m:r>
-            </m:sup>
-            <m:e>
-              <m:r>
-                <m:rPr>
-                  <m:sty m:val="p"/>
-                </m:rPr>
-                <w:rPr>
-                  <w:rFonts w:ascii="Cambria Math" w:hAnsi="Cambria Math" w:cs="Times New Roman"/>
-                  <w:lang w:val="es-ES"/>
-                </w:rPr>
-                <m:t>(</m:t>
-              </m:r>
-              <m:sSub>
-                <m:sSubPr>
-                  <m:ctrlPr>
-                    <w:rPr>
-                      <w:rFonts w:ascii="Cambria Math" w:hAnsi="Cambria Math" w:cs="Times New Roman"/>
-                      <w:lang w:val="es-ES"/>
-                    </w:rPr>
-                  </m:ctrlPr>
-                </m:sSubPr>
-                <m:e>
-                  <m:r>
-                    <m:rPr>
-                      <m:sty m:val="p"/>
-                    </m:rPr>
-                    <w:rPr>
-                      <w:rFonts w:ascii="Cambria Math" w:hAnsi="Cambria Math" w:cs="Times New Roman"/>
-                      <w:lang w:val="es-ES"/>
-                    </w:rPr>
-                    <m:t>T</m:t>
-                  </m:r>
-                </m:e>
-                <m:sub>
-                  <m:r>
-                    <m:rPr>
-                      <m:sty m:val="p"/>
-                    </m:rPr>
-                    <w:rPr>
-                      <w:rFonts w:ascii="Cambria Math" w:hAnsi="Cambria Math" w:cs="Times New Roman"/>
-                      <w:lang w:val="es-ES"/>
-                    </w:rPr>
-                    <m:t>b</m:t>
-                  </m:r>
-                </m:sub>
-              </m:sSub>
-            </m:e>
-          </m:nary>
-          <m:r>
-            <m:rPr>
-              <m:sty m:val="p"/>
-            </m:rPr>
-            <w:rPr>
-              <w:rFonts w:ascii="Cambria Math" w:hAnsi="Cambria Math" w:cs="Times New Roman"/>
-              <w:lang w:val="es-ES"/>
-            </w:rPr>
-            <m:t>-</m:t>
-          </m:r>
-          <m:sSub>
-            <m:sSubPr>
-              <m:ctrlPr>
-                <w:rPr>
-                  <w:rFonts w:ascii="Cambria Math" w:hAnsi="Cambria Math" w:cs="Times New Roman"/>
-                  <w:lang w:val="es-ES"/>
-                </w:rPr>
-              </m:ctrlPr>
-            </m:sSubPr>
-            <m:e>
-              <m:r>
-                <m:rPr>
-                  <m:sty m:val="p"/>
-                </m:rPr>
-                <w:rPr>
-                  <w:rFonts w:ascii="Cambria Math" w:hAnsi="Cambria Math" w:cs="Times New Roman"/>
-                  <w:lang w:val="es-ES"/>
-                </w:rPr>
-                <m:t>T</m:t>
-              </m:r>
-            </m:e>
-            <m:sub>
-              <m:r>
-                <m:rPr>
-                  <m:sty m:val="p"/>
-                </m:rPr>
-                <w:rPr>
-                  <w:rFonts w:ascii="Cambria Math" w:hAnsi="Cambria Math" w:cs="Times New Roman"/>
-                  <w:lang w:val="es-ES"/>
-                </w:rPr>
-                <m:t>da</m:t>
-              </m:r>
-            </m:sub>
-          </m:sSub>
-          <m:r>
-            <m:rPr>
-              <m:sty m:val="p"/>
-            </m:rPr>
-            <w:rPr>
-              <w:rFonts w:ascii="Cambria Math" w:hAnsi="Cambria Math" w:cs="Times New Roman"/>
-              <w:lang w:val="es-ES"/>
-            </w:rPr>
-            <m:t>)</m:t>
-          </m:r>
-        </m:oMath>
-      </m:oMathPara>
-    </w:p>
-    <w:p>
-      <w:pPr>
-        <w:rPr>
-          <w:rFonts w:ascii="Times New Roman" w:hAnsi="Times New Roman" w:cs="Times New Roman"/>
-          <w:color w:val="000000" w:themeColor="text1"/>
-          <w:lang w:val="de-DE"/>
-        </w:rPr>
-      </w:pPr>
-      <w:r>
-        <w:rPr>
-          <w:rFonts w:ascii="Times New Roman" w:hAnsi="Times New Roman" w:cs="Times New Roman"/>
-          <w:color w:val="000000" w:themeColor="text1"/>
-          <w:lang w:val="de-DE"/>
-        </w:rPr>
-        <w:t>wobei</w:t>
-      </w:r>
-      <w:r>
-        <w:rPr>
-          <w:rFonts w:ascii="Times New Roman" w:hAnsi="Times New Roman" w:cs="Times New Roman"/>
-          <w:color w:val="000000" w:themeColor="text1"/>
-          <w:lang w:val="de-DE"/>
-        </w:rPr>
-        <w:t xml:space="preserve">: </w:t>
-      </w:r>
-    </w:p>
-    <w:p>
-      <w:pPr>
-        <w:rPr>
-          <w:rFonts w:ascii="Times New Roman" w:hAnsi="Times New Roman" w:cs="Times New Roman"/>
-          <w:lang w:val="de-DE"/>
-        </w:rPr>
-      </w:pPr>
-      <m:oMath>
-        <m:sSub>
-          <m:sSubPr>
-            <m:ctrlPr>
-              <w:rPr>
-                <w:rFonts w:ascii="Cambria Math" w:hAnsi="Cambria Math" w:cs="Times New Roman"/>
-                <w:lang w:val="es-ES"/>
-              </w:rPr>
-            </m:ctrlPr>
-          </m:sSubPr>
-          <m:e>
-            <m:r>
-              <m:rPr>
-                <m:sty m:val="p"/>
-              </m:rPr>
-              <w:rPr>
-                <w:rFonts w:ascii="Cambria Math" w:hAnsi="Cambria Math" w:cs="Times New Roman"/>
-                <w:lang w:val="de-DE"/>
-              </w:rPr>
-              <m:t>HDD</m:t>
-            </m:r>
-          </m:e>
-          <m:sub>
-            <m:r>
-              <w:rPr>
-                <w:rFonts w:ascii="Cambria Math" w:hAnsi="Cambria Math" w:cs="Times New Roman"/>
-                <w:lang w:val="es-ES"/>
-              </w:rPr>
-              <m:t>a</m:t>
-            </m:r>
-            <m:r>
-              <w:rPr>
-                <w:rFonts w:ascii="Cambria Math" w:hAnsi="Cambria Math" w:cs="Times New Roman"/>
-                <w:lang w:val="de-DE"/>
-              </w:rPr>
-              <m:t>-</m:t>
-            </m:r>
-            <m:r>
-              <w:rPr>
-                <w:rFonts w:ascii="Cambria Math" w:hAnsi="Cambria Math" w:cs="Times New Roman"/>
-                <w:lang w:val="es-ES"/>
-              </w:rPr>
-              <m:t>ag</m:t>
-            </m:r>
-          </m:sub>
-        </m:sSub>
-      </m:oMath>
-      <w:r>
-        <w:rPr>
-          <w:rFonts w:ascii="Times New Roman" w:hAnsi="Times New Roman" w:cs="Times New Roman"/>
-          <w:lang w:val="de-DE"/>
-        </w:rPr>
-        <w:t xml:space="preserve">: </w:t>
-      </w:r>
-      <w:r>
-        <w:rPr>
-          <w:rFonts w:ascii="Times New Roman" w:hAnsi="Times New Roman" w:cs="Times New Roman"/>
-          <w:lang w:val="de-DE"/>
-        </w:rPr>
-        <w:t xml:space="preserve">Summe der jährlichen Heizgradtage </w:t>
-      </w:r>
-      <w:r>
-        <w:rPr>
-          <w:rFonts w:ascii="Times New Roman" w:hAnsi="Times New Roman" w:cs="Times New Roman"/>
-          <w:lang w:val="de-DE"/>
-        </w:rPr>
-        <w:t>[</w:t>
-      </w:r>
-      <w:proofErr w:type="spellStart"/>
-      <w:r>
-        <w:rPr>
-          <w:rFonts w:ascii="Times New Roman" w:hAnsi="Times New Roman" w:cs="Times New Roman"/>
-          <w:lang w:val="de-DE"/>
-        </w:rPr>
-        <w:t>Kd</w:t>
-      </w:r>
-      <w:proofErr w:type="spellEnd"/>
-      <w:r>
-        <w:rPr>
-          <w:rFonts w:ascii="Times New Roman" w:hAnsi="Times New Roman" w:cs="Times New Roman"/>
-          <w:lang w:val="de-DE"/>
-        </w:rPr>
-        <w:t>].</w:t>
-      </w:r>
-    </w:p>
-    <w:p>
-      <w:pPr>
-        <w:ind w:left="1416" w:hanging="1416"/>
-        <w:rPr>
-          <w:rFonts w:ascii="Times New Roman" w:hAnsi="Times New Roman" w:cs="Times New Roman"/>
-          <w:lang w:val="de-DE"/>
-        </w:rPr>
-      </w:pPr>
-      <m:oMath>
-        <m:sSub>
-          <m:sSubPr>
-            <m:ctrlPr>
-              <w:rPr>
-                <w:rFonts w:ascii="Cambria Math" w:hAnsi="Cambria Math" w:cs="Times New Roman"/>
-                <w:lang w:val="es-ES"/>
-              </w:rPr>
-            </m:ctrlPr>
-          </m:sSubPr>
-          <m:e>
-            <m:r>
-              <m:rPr>
-                <m:sty m:val="p"/>
-              </m:rPr>
-              <w:rPr>
-                <w:rFonts w:ascii="Cambria Math" w:hAnsi="Cambria Math" w:cs="Times New Roman"/>
-                <w:lang w:val="it-IT"/>
-              </w:rPr>
-              <m:t>T</m:t>
-            </m:r>
-          </m:e>
-          <m:sub>
-            <m:r>
-              <m:rPr>
-                <m:sty m:val="p"/>
-              </m:rPr>
-              <w:rPr>
-                <w:rFonts w:ascii="Cambria Math" w:hAnsi="Cambria Math" w:cs="Times New Roman"/>
-                <w:lang w:val="it-IT"/>
-              </w:rPr>
-              <m:t>b</m:t>
-            </m:r>
-          </m:sub>
-        </m:sSub>
-        <m:r>
-          <w:rPr>
-            <w:rFonts w:ascii="Cambria Math" w:hAnsi="Cambria Math" w:cs="Times New Roman"/>
-            <w:lang w:val="it-IT"/>
-          </w:rPr>
-          <m:t xml:space="preserve">             </m:t>
-        </m:r>
-      </m:oMath>
-      <w:r>
-        <w:rPr>
-          <w:rFonts w:ascii="Times New Roman" w:hAnsi="Times New Roman" w:cs="Times New Roman"/>
-          <w:lang w:val="it-IT"/>
-        </w:rPr>
-        <w:t xml:space="preserve">: </w:t>
-      </w:r>
-      <w:proofErr w:type="spellStart"/>
-      <w:r>
-        <w:rPr>
-          <w:rFonts w:ascii="Times New Roman" w:hAnsi="Times New Roman" w:cs="Times New Roman"/>
-          <w:lang w:val="it-IT"/>
-        </w:rPr>
-        <w:t>B</w:t>
-      </w:r>
-      <w:r>
-        <w:rPr>
-          <w:rFonts w:ascii="Times New Roman" w:hAnsi="Times New Roman" w:cs="Times New Roman"/>
-          <w:lang w:val="it-IT"/>
-        </w:rPr>
-        <w:t>ase</w:t>
-      </w:r>
-      <w:r>
-        <w:rPr>
-          <w:rFonts w:ascii="Times New Roman" w:hAnsi="Times New Roman" w:cs="Times New Roman"/>
-          <w:lang w:val="it-IT"/>
-        </w:rPr>
-        <w:t>temperatur</w:t>
-      </w:r>
-      <w:proofErr w:type="spellEnd"/>
-      <w:r>
-        <w:rPr>
-          <w:rFonts w:ascii="Times New Roman" w:hAnsi="Times New Roman" w:cs="Times New Roman"/>
-          <w:lang w:val="it-IT"/>
-        </w:rPr>
-        <w:t xml:space="preserve"> </w:t>
-      </w:r>
-      <w:r>
-        <w:rPr>
-          <w:rFonts w:ascii="Times New Roman" w:hAnsi="Times New Roman" w:cs="Times New Roman"/>
-          <w:lang w:val="it-IT"/>
-        </w:rPr>
-        <w:t xml:space="preserve">[°C]. </w:t>
-      </w:r>
-      <m:oMath>
-        <m:sSub>
-          <m:sSubPr>
-            <m:ctrlPr>
-              <w:rPr>
-                <w:rFonts w:ascii="Cambria Math" w:hAnsi="Cambria Math" w:cs="Times New Roman"/>
-                <w:lang w:val="es-ES"/>
-              </w:rPr>
-            </m:ctrlPr>
-          </m:sSubPr>
-          <m:e>
-            <m:r>
-              <m:rPr>
-                <m:sty m:val="p"/>
-              </m:rPr>
-              <w:rPr>
-                <w:rFonts w:ascii="Cambria Math" w:hAnsi="Cambria Math" w:cs="Times New Roman"/>
-                <w:lang w:val="it-IT"/>
-              </w:rPr>
-              <m:t>T</m:t>
-            </m:r>
-          </m:e>
-          <m:sub>
-            <m:r>
-              <m:rPr>
-                <m:sty m:val="p"/>
-              </m:rPr>
-              <w:rPr>
-                <w:rFonts w:ascii="Cambria Math" w:hAnsi="Cambria Math" w:cs="Times New Roman"/>
-                <w:lang w:val="it-IT"/>
-              </w:rPr>
-              <m:t>b</m:t>
-            </m:r>
-          </m:sub>
-        </m:sSub>
-        <m:r>
-          <w:rPr>
-            <w:rFonts w:ascii="Cambria Math" w:hAnsi="Cambria Math" w:cs="Times New Roman"/>
-            <w:lang w:val="it-IT"/>
-          </w:rPr>
-          <m:t xml:space="preserve"> </m:t>
-        </m:r>
-      </m:oMath>
-      <w:r>
-        <w:rPr>
-          <w:rFonts w:ascii="Times New Roman" w:hAnsi="Times New Roman" w:cs="Times New Roman"/>
-          <w:lang w:val="de-DE"/>
-        </w:rPr>
-        <w:t>=15°C</w:t>
-      </w:r>
-    </w:p>
-    <w:p>
-      <w:pPr>
-        <w:ind w:left="1416" w:hanging="1416"/>
-        <w:rPr>
-          <w:rFonts w:ascii="Times New Roman" w:hAnsi="Times New Roman" w:cs="Times New Roman"/>
-          <w:lang w:val="de-DE"/>
-        </w:rPr>
-      </w:pPr>
-    </w:p>
-    <w:p>
-      <w:pPr>
-        <w:jc w:val="both"/>
-        <w:rPr>
-          <w:b/>
-          <w:bCs/>
-          <w:lang w:val="de-DE"/>
-        </w:rPr>
-      </w:pPr>
-      <w:r>
-        <w:rPr>
-          <w:b/>
-          <w:bCs/>
-          <w:lang w:val="de-DE"/>
-        </w:rPr>
-        <w:t>Allgemeine Empfehlungen</w:t>
-      </w:r>
-    </w:p>
-    <w:p>
-      <w:pPr>
-        <w:pStyle w:val="Listenabsatz"/>
-        <w:numPr>
-          <w:ilvl w:val="0"/>
-          <w:numId w:val="9"/>
-        </w:numPr>
-        <w:rPr>
-          <w:lang w:val="de-DE"/>
-        </w:rPr>
-      </w:pPr>
-      <w:r>
-        <w:rPr>
-          <w:lang w:val="de-DE"/>
-        </w:rPr>
-        <w:lastRenderedPageBreak/>
-        <w:t xml:space="preserve">Plagiate sind im Text strikt untersagt; alle fremden Werke müssen gemäß dem Zitierstil der Zeitschrift </w:t>
-      </w:r>
-      <w:proofErr w:type="spellStart"/>
-      <w:r>
-        <w:rPr>
-          <w:lang w:val="de-DE"/>
-        </w:rPr>
-        <w:t>Sustainable</w:t>
-      </w:r>
-      <w:proofErr w:type="spellEnd"/>
-      <w:r>
-        <w:rPr>
-          <w:lang w:val="de-DE"/>
-        </w:rPr>
-        <w:t xml:space="preserve"> Cities and Society korrekt zitiert werden.</w:t>
-      </w:r>
-    </w:p>
-    <w:p>
-      <w:pPr>
-        <w:pStyle w:val="Listenabsatz"/>
-        <w:numPr>
-          <w:ilvl w:val="0"/>
-          <w:numId w:val="9"/>
-        </w:numPr>
-        <w:rPr>
-          <w:lang w:val="de-DE"/>
-        </w:rPr>
-      </w:pPr>
-      <w:r>
-        <w:rPr>
-          <w:lang w:val="de-DE"/>
-        </w:rPr>
-        <w:t>Wiederholungen im Text sollten vermieden werden.</w:t>
-      </w:r>
-    </w:p>
-    <w:p>
-      <w:pPr>
-        <w:pStyle w:val="Listenabsatz"/>
-        <w:numPr>
-          <w:ilvl w:val="0"/>
-          <w:numId w:val="9"/>
-        </w:numPr>
-        <w:rPr>
-          <w:lang w:val="de-DE"/>
-        </w:rPr>
-      </w:pPr>
-      <w:r>
-        <w:rPr>
-          <w:lang w:val="de-DE"/>
-        </w:rPr>
-        <w:t>Es wird empfohlen, objektive Indikatoren anstelle von subjektiven Adjektiven zu verwenden.</w:t>
-      </w:r>
-    </w:p>
-    <w:p>
-      <w:pPr>
-        <w:pStyle w:val="Listenabsatz"/>
-        <w:numPr>
-          <w:ilvl w:val="0"/>
-          <w:numId w:val="9"/>
-        </w:numPr>
-        <w:rPr>
-          <w:lang w:val="de-DE"/>
-        </w:rPr>
-      </w:pPr>
-      <w:r>
-        <w:rPr>
-          <w:lang w:val="de-DE"/>
-        </w:rPr>
-        <w:t>Behauptungen im Text müssen durch logische Argumente oder geeignete Quellen gestützt werden.</w:t>
-      </w:r>
-    </w:p>
-    <w:p>
-      <w:pPr>
-        <w:pStyle w:val="Listenabsatz"/>
-        <w:numPr>
-          <w:ilvl w:val="0"/>
-          <w:numId w:val="9"/>
-        </w:numPr>
-        <w:rPr>
-          <w:lang w:val="de-DE"/>
-        </w:rPr>
-      </w:pPr>
-      <w:r>
-        <w:rPr>
-          <w:lang w:val="de-DE"/>
-        </w:rPr>
-        <w:t>Absätze sollten auf klare Kernaussagen fokussiert sein, idealerweise in maximal zwei Zeilen</w:t>
-      </w:r>
-      <w:r>
-        <w:rPr>
-          <w:lang w:val="de-DE"/>
-        </w:rPr>
-        <w:t>. Dabei wird empfohlen, mit Punkten (entweder als Absatz oder im Satz) zu arbeiten.</w:t>
-      </w:r>
-    </w:p>
-    <w:p>
-      <w:pPr>
-        <w:pStyle w:val="Listenabsatz"/>
-        <w:rPr>
-          <w:lang w:val="de-DE"/>
-        </w:rPr>
-      </w:pPr>
-    </w:p>
-    <w:p>
-      <w:pPr>
-        <w:pStyle w:val="Listenabsatz"/>
-        <w:ind w:left="0"/>
-        <w:rPr>
-          <w:lang w:val="de-DE"/>
-        </w:rPr>
-      </w:pPr>
-    </w:p>
-    <w:p>
-      <w:pPr>
-        <w:pStyle w:val="Listenabsatz"/>
-        <w:ind w:left="0"/>
-        <w:rPr>
-          <w:b/>
-          <w:bCs/>
-          <w:lang w:val="de-DE"/>
-        </w:rPr>
-      </w:pPr>
-      <w:r>
-        <w:rPr>
-          <w:b/>
-          <w:bCs/>
-          <w:lang w:val="de-DE"/>
-        </w:rPr>
-        <w:t>Zielsetzung des Projektberichts</w:t>
-      </w:r>
-    </w:p>
-    <w:p>
-      <w:pPr>
-        <w:pStyle w:val="Listenabsatz"/>
-        <w:ind w:left="0"/>
-        <w:jc w:val="both"/>
-        <w:rPr>
-          <w:lang w:val="de-DE"/>
-        </w:rPr>
-      </w:pPr>
-      <w:r>
-        <w:rPr>
-          <w:lang w:val="de-DE"/>
-        </w:rPr>
-        <w:t xml:space="preserve">Dieser Bericht ist eine zentrale Komponente des Kurses „GIS </w:t>
-      </w:r>
-      <w:proofErr w:type="spellStart"/>
-      <w:r>
-        <w:rPr>
-          <w:lang w:val="de-DE"/>
-        </w:rPr>
-        <w:t>for</w:t>
-      </w:r>
-      <w:proofErr w:type="spellEnd"/>
-      <w:r>
-        <w:rPr>
-          <w:lang w:val="de-DE"/>
-        </w:rPr>
-        <w:t xml:space="preserve"> </w:t>
-      </w:r>
-      <w:proofErr w:type="spellStart"/>
-      <w:r>
-        <w:rPr>
-          <w:lang w:val="de-DE"/>
-        </w:rPr>
-        <w:t>Sustainable</w:t>
-      </w:r>
-      <w:proofErr w:type="spellEnd"/>
-      <w:r>
-        <w:rPr>
-          <w:lang w:val="de-DE"/>
-        </w:rPr>
-        <w:t xml:space="preserve"> Cities and Climate Action“ an der Universität Heidelberg. Ziel ist es, ein konkretes urbanes Nachhaltigkeitsthema mit geographischen Informationssystemen (GIS) zu analysieren und im Kontext des Klimaschutzes und der nachhaltigen Stadtentwicklung wissenschaftlich aufzuarbeiten.</w:t>
-      </w:r>
-    </w:p>
-    <w:p>
-      <w:pPr>
-        <w:pStyle w:val="Listenabsatz"/>
-        <w:ind w:left="0"/>
-        <w:jc w:val="both"/>
-        <w:rPr>
-          <w:lang w:val="de-DE"/>
-        </w:rPr>
-      </w:pPr>
-      <w:r>
-        <w:rPr>
-          <w:lang w:val="de-DE"/>
-        </w:rPr>
-        <w:t xml:space="preserve">Die Studierenden wenden dabei Kenntnisse aus den Kursmodulen an – darunter Luftqualitätsmodellierung, Urban Heat Island Analysen, Mobilitäts- und Erreichbarkeitsanalysen sowie Lebenszyklusbewertungen (LCA) von Gebäuden. Offene Geodaten (z. B. Sensor-, OSM) sollen zur Anwendung kommen, ebenso wie die im Kurs behandelten Werkzeuge (z. B. QGIS, LCZ Generator, </w:t>
-      </w:r>
-      <w:proofErr w:type="spellStart"/>
-      <w:r>
-        <w:rPr>
-          <w:lang w:val="de-DE"/>
-        </w:rPr>
-        <w:t>OpenLCA</w:t>
-      </w:r>
-      <w:proofErr w:type="spellEnd"/>
-      <w:r>
-        <w:rPr>
-          <w:lang w:val="de-DE"/>
-        </w:rPr>
+      <w:proofErr w:type="spellStart"/>
+      <w:r>
+        <w:t>Ziel</w:t>
+      </w:r>
+      <w:proofErr w:type="spellEnd"/>
+      <w:r>
+        <w:t xml:space="preserve"> </w:t>
+      </w:r>
+      <w:proofErr w:type="spellStart"/>
+      <w:r>
+        <w:t>dieser</w:t>
+      </w:r>
+      <w:proofErr w:type="spellEnd"/>
+      <w:r>
+        <w:t xml:space="preserve"> </w:t>
+      </w:r>
+      <w:proofErr w:type="spellStart"/>
+      <w:r>
+        <w:t>Arbeit</w:t>
+      </w:r>
+      <w:proofErr w:type="spellEnd"/>
+      <w:r>
+        <w:t xml:space="preserve"> </w:t>
+      </w:r>
+      <w:proofErr w:type="spellStart"/>
+      <w:r>
+        <w:t>war</w:t>
+      </w:r>
+      <w:proofErr w:type="spellEnd"/>
+      <w:r>
+        <w:t xml:space="preserve"> die </w:t>
+      </w:r>
+      <w:proofErr w:type="spellStart"/>
+      <w:r>
+        <w:t>Identifikation</w:t>
+      </w:r>
+      <w:proofErr w:type="spellEnd"/>
+      <w:r>
+        <w:t xml:space="preserve"> </w:t>
+      </w:r>
+      <w:proofErr w:type="spellStart"/>
+      <w:r>
+        <w:t>hitzebelasteter</w:t>
+      </w:r>
+      <w:proofErr w:type="spellEnd"/>
+      <w:r>
+        <w:t xml:space="preserve"> </w:t>
+      </w:r>
+      <w:proofErr w:type="spellStart"/>
+      <w:r>
+        <w:t>Wohngebiete</w:t>
+      </w:r>
+      <w:proofErr w:type="spellEnd"/>
+      <w:r>
+        <w:t xml:space="preserve"> in Wiesbaden </w:t>
+      </w:r>
+      <w:proofErr w:type="spellStart"/>
+      <w:r>
+        <w:t>durch</w:t>
+      </w:r>
+      <w:proofErr w:type="spellEnd"/>
+      <w:r>
+        <w:t xml:space="preserve"> die </w:t>
+      </w:r>
+      <w:proofErr w:type="spellStart"/>
+      <w:r>
+        <w:t>Kombination</w:t>
+      </w:r>
+      <w:proofErr w:type="spellEnd"/>
+      <w:r>
+        <w:t xml:space="preserve"> </w:t>
+      </w:r>
+      <w:proofErr w:type="spellStart"/>
+      <w:r>
+        <w:t>von</w:t>
+      </w:r>
+      <w:proofErr w:type="spellEnd"/>
+      <w:r>
+        <w:t xml:space="preserve"> </w:t>
+      </w:r>
+      <w:proofErr w:type="spellStart"/>
+      <w:r>
+        <w:t>Landoberflächentemperatur</w:t>
+      </w:r>
+      <w:proofErr w:type="spellEnd"/>
+      <w:r>
+        <w:t xml:space="preserve">, Local </w:t>
+      </w:r>
+      <w:proofErr w:type="spellStart"/>
+      <w:r>
+        <w:t>Climate</w:t>
+      </w:r>
+      <w:proofErr w:type="spellEnd"/>
+      <w:r>
+        <w:t xml:space="preserve"> </w:t>
+      </w:r>
+      <w:proofErr w:type="spellStart"/>
+      <w:r>
+        <w:t>Zones</w:t>
+      </w:r>
+      <w:proofErr w:type="spellEnd"/>
+      <w:r>
+        <w:t xml:space="preserve"> (LCZ) </w:t>
+      </w:r>
+      <w:proofErr w:type="spellStart"/>
+      <w:r>
+        <w:t>und</w:t>
+      </w:r>
+      <w:proofErr w:type="spellEnd"/>
+      <w:r>
+        <w:t xml:space="preserve"> </w:t>
+      </w:r>
+      <w:proofErr w:type="spellStart"/>
+      <w:r>
+        <w:t>der</w:t>
+      </w:r>
+      <w:proofErr w:type="spellEnd"/>
+      <w:r>
+        <w:t xml:space="preserve"> </w:t>
+      </w:r>
+      <w:proofErr w:type="spellStart"/>
+      <w:r>
+        <w:t>Erreichbarkeit</w:t>
+      </w:r>
+      <w:proofErr w:type="spellEnd"/>
+      <w:r>
+        <w:t xml:space="preserve"> </w:t>
+      </w:r>
+      <w:proofErr w:type="spellStart"/>
+      <w:r>
+        <w:t>von</w:t>
+      </w:r>
+      <w:proofErr w:type="spellEnd"/>
+      <w:r>
+        <w:t xml:space="preserve"> </w:t>
+      </w:r>
+      <w:proofErr w:type="spellStart"/>
+      <w:r>
+        <w:t>Grünflächen</w:t>
+      </w:r>
+      <w:proofErr w:type="spellEnd"/>
+      <w:r>
+        <w:t>.</w:t>
+      </w:r>
+      <w:r>
+        <w:t xml:space="preserve"> </w:t>
+      </w:r>
+      <w:r>
+        <w:t xml:space="preserve">Die </w:t>
+      </w:r>
+      <w:proofErr w:type="spellStart"/>
+      <w:r>
+        <w:t>Ergebnisse</w:t>
+      </w:r>
+      <w:proofErr w:type="spellEnd"/>
+      <w:r>
+        <w:t xml:space="preserve"> </w:t>
+      </w:r>
+      <w:proofErr w:type="spellStart"/>
+      <w:r>
+        <w:t>zeigen</w:t>
+      </w:r>
+      <w:proofErr w:type="spellEnd"/>
+      <w:r>
         <w:t xml:space="preserve">, </w:t>
       </w:r>
       <w:proofErr w:type="spellStart"/>
       <w:r>
-        <w:rPr>
-          <w:lang w:val="de-DE"/>
-        </w:rPr>
-        <w:t>SketchMap</w:t>
-      </w:r>
-      <w:proofErr w:type="spellEnd"/>
-      <w:r>
-        <w:rPr>
-          <w:lang w:val="de-DE"/>
-        </w:rPr>
-        <w:t>).</w:t>
-      </w:r>
-    </w:p>
-    <w:p>
-      <w:pPr>
-        <w:pStyle w:val="Listenabsatz"/>
-        <w:ind w:left="0"/>
-        <w:jc w:val="both"/>
-        <w:rPr>
-          <w:lang w:val="de-DE"/>
-        </w:rPr>
-      </w:pPr>
-      <w:r>
-        <w:rPr>
-          <w:lang w:val="de-DE"/>
-        </w:rPr>
-        <w:t xml:space="preserve">Der Bericht dient dazu, die Fähigkeit zur selbstständigen Durchführung eines GIS-basierten Projekts nachzuweisen, </w:t>
-      </w:r>
-      <w:proofErr w:type="spellStart"/>
-      <w:r>
-        <w:rPr>
-          <w:lang w:val="de-DE"/>
-        </w:rPr>
-        <w:t>inklusive:</w:t>
-      </w:r>
-      <w:r>
-        <w:rPr>
-          <w:lang w:val="de-DE"/>
-        </w:rPr>
-        <w:t>i</w:t>
-      </w:r>
-      <w:proofErr w:type="spellEnd"/>
-      <w:r>
-        <w:rPr>
-          <w:lang w:val="de-DE"/>
-        </w:rPr>
-        <w:t xml:space="preserve">) </w:t>
-      </w:r>
-      <w:r>
-        <w:rPr>
-          <w:lang w:val="de-DE"/>
-        </w:rPr>
-        <w:t>präziser Formulierung einer Forschungsfrage,</w:t>
-      </w:r>
-      <w:r>
-        <w:rPr>
-          <w:lang w:val="de-DE"/>
-        </w:rPr>
-        <w:t xml:space="preserve"> ii) </w:t>
-      </w:r>
-      <w:r>
-        <w:rPr>
-          <w:lang w:val="de-DE"/>
-        </w:rPr>
-        <w:t>methodischer Datenauswertung,</w:t>
-      </w:r>
-      <w:r>
-        <w:rPr>
-          <w:lang w:val="de-DE"/>
-        </w:rPr>
-        <w:t xml:space="preserve"> iii) </w:t>
-      </w:r>
-      <w:r>
-        <w:rPr>
-          <w:lang w:val="de-DE"/>
-        </w:rPr>
-        <w:t>visuell verständlicher Ergebnisdarstellung (Karten, Tabellen, Diagramme),</w:t>
-      </w:r>
-      <w:r>
-        <w:rPr>
-          <w:lang w:val="de-DE"/>
-        </w:rPr>
-        <w:t xml:space="preserve"> iv) </w:t>
-      </w:r>
-      <w:r>
-        <w:rPr>
-          <w:lang w:val="de-DE"/>
-        </w:rPr>
-        <w:t xml:space="preserve">kritischer Reflexion der Resultate im Bezug zu den </w:t>
-      </w:r>
-      <w:proofErr w:type="spellStart"/>
-      <w:r>
-        <w:rPr>
-          <w:lang w:val="de-DE"/>
-        </w:rPr>
-        <w:t>Sustainable</w:t>
-      </w:r>
-      <w:proofErr w:type="spellEnd"/>
-      <w:r>
-        <w:rPr>
-          <w:lang w:val="de-DE"/>
-        </w:rPr>
-        <w:t xml:space="preserve"> Development Goals (SDGs) und</w:t>
-      </w:r>
-      <w:r>
-        <w:rPr>
-          <w:lang w:val="de-DE"/>
-        </w:rPr>
-        <w:t xml:space="preserve"> v) </w:t>
-      </w:r>
-      <w:r>
-        <w:rPr>
-          <w:lang w:val="de-DE"/>
-        </w:rPr>
-        <w:t>adressatengerechter wissenschaftlicher Kommunikation.</w:t>
-      </w:r>
-    </w:p>
-    <w:p>
-      <w:pPr>
-        <w:pStyle w:val="Listenabsatz"/>
-        <w:ind w:left="0"/>
-        <w:rPr>
-          <w:lang w:val="de-DE"/>
-        </w:rPr>
-      </w:pPr>
-      <w:r>
-        <w:rPr>
-          <w:lang w:val="de-DE"/>
-        </w:rPr>
-        <w:fldChar w:fldCharType="begin"/>
-      </w:r>
-      <w:r>
-        <w:rPr>
-          <w:lang w:val="de-DE"/>
-        </w:rPr>
-        <w:instrText xml:space="preserve"> LINK Excel.Sheet.12 "Mappe1" "Tabelle1!Z1S1:Z6S3" \a \f 5 \h  \* MERGEFORMAT </w:instrText>
-      </w:r>
-      <w:r>
-        <w:rPr>
-          <w:lang w:val="de-DE"/>
-        </w:rPr>
-        <w:fldChar w:fldCharType="separate"/>
-      </w:r>
-    </w:p>
-    <w:p>
-      <w:pPr>
-        <w:pStyle w:val="Listenabsatz"/>
-        <w:ind w:left="0"/>
-        <w:rPr>
-          <w:lang w:val="de-DE"/>
-        </w:rPr>
-      </w:pPr>
-      <w:r>
-        <w:rPr>
-          <w:lang w:val="de-DE"/>
-        </w:rPr>
-        <w:fldChar w:fldCharType="end"/>
-      </w:r>
-      <w:r>
-        <w:rPr>
-          <w:lang w:val="de-DE"/>
-        </w:rPr>
-        <w:t xml:space="preserve">Die Bewertung erfolgt </w:t>
-      </w:r>
-      <w:proofErr w:type="gramStart"/>
-      <w:r>
-        <w:rPr>
-          <w:lang w:val="de-DE"/>
-        </w:rPr>
-        <w:t>nach folgenden</w:t>
-      </w:r>
-      <w:proofErr w:type="gramEnd"/>
-      <w:r>
-        <w:rPr>
-          <w:lang w:val="de-DE"/>
-        </w:rPr>
-        <w:t xml:space="preserve"> Kriterien:</w:t>
-      </w:r>
-    </w:p>
-    <w:p>
-      <w:pPr>
-        <w:pStyle w:val="Listenabsatz"/>
-        <w:ind w:left="0"/>
-        <w:rPr>
-          <w:lang w:val="de-DE"/>
-        </w:rPr>
-      </w:pPr>
-    </w:p>
-    <w:p>
-      <w:pPr>
-        <w:pStyle w:val="Listenabsatz"/>
-        <w:ind w:left="0"/>
-        <w:rPr>
-          <w:lang w:val="de-DE"/>
-        </w:rPr>
-      </w:pPr>
-      <w:r>
-        <w:rPr>
-          <w:lang w:val="de-DE"/>
-        </w:rPr>
-        <w:t xml:space="preserve">Tabelle 2. </w:t>
-      </w:r>
-      <w:r>
-        <w:rPr>
-          <w:lang w:val="de-DE"/>
-        </w:rPr>
-        <w:t>Bewertungskriterien für den Projektbericht</w:t>
-      </w:r>
-    </w:p>
-    <w:tbl>
-      <w:tblPr>
-        <w:tblStyle w:val="Tabellenraster"/>
-        <w:tblW w:w="8999" w:type="dxa"/>
-        <w:tblBorders>
-          <w:top w:val="none" w:sz="0" w:space="0" w:color="auto"/>
-          <w:left w:val="none" w:sz="0" w:space="0" w:color="auto"/>
-          <w:bottom w:val="none" w:sz="0" w:space="0" w:color="auto"/>
-          <w:right w:val="none" w:sz="0" w:space="0" w:color="auto"/>
-          <w:insideH w:val="none" w:sz="0" w:space="0" w:color="auto"/>
-          <w:insideV w:val="none" w:sz="0" w:space="0" w:color="auto"/>
-        </w:tblBorders>
-        <w:tblLook w:val="04A0" w:firstRow="1" w:lastRow="0" w:firstColumn="1" w:lastColumn="0" w:noHBand="0" w:noVBand="1"/>
-      </w:tblPr>
-      <w:tblGrid>
-        <w:gridCol w:w="2102"/>
-        <w:gridCol w:w="5346"/>
-        <w:gridCol w:w="1564"/>
-      </w:tblGrid>
-      <w:tr>
-        <w:trPr>
-          <w:trHeight w:val="453"/>
-        </w:trPr>
-        <w:tc>
-          <w:tcPr>
-            <w:tcW w:w="2102" w:type="dxa"/>
-            <w:tcBorders>
-              <w:top w:val="single" w:sz="18" w:space="0" w:color="auto"/>
-              <w:bottom w:val="single" w:sz="18" w:space="0" w:color="auto"/>
-            </w:tcBorders>
-            <w:noWrap/>
-            <w:hideMark/>
-          </w:tcPr>
-          <w:p>
-            <w:pPr>
-              <w:pStyle w:val="Listenabsatz"/>
-              <w:ind w:left="0"/>
-            </w:pPr>
-            <w:r>
-              <w:t>Kriterium</w:t>
-            </w:r>
-          </w:p>
-        </w:tc>
-        <w:tc>
-          <w:tcPr>
-            <w:tcW w:w="5346" w:type="dxa"/>
-            <w:tcBorders>
-              <w:top w:val="single" w:sz="18" w:space="0" w:color="auto"/>
-              <w:bottom w:val="single" w:sz="18" w:space="0" w:color="auto"/>
-            </w:tcBorders>
-            <w:shd w:val="clear" w:color="auto" w:fill="auto"/>
-            <w:noWrap/>
-            <w:hideMark/>
-          </w:tcPr>
-          <w:p>
-            <w:pPr>
-              <w:pStyle w:val="Listenabsatz"/>
-            </w:pPr>
-            <w:r>
-              <w:t>Beschreibung</w:t>
-            </w:r>
-          </w:p>
-        </w:tc>
-        <w:tc>
-          <w:tcPr>
-            <w:tcW w:w="1551" w:type="dxa"/>
-            <w:tcBorders>
-              <w:top w:val="single" w:sz="18" w:space="0" w:color="auto"/>
-              <w:bottom w:val="single" w:sz="18" w:space="0" w:color="auto"/>
-            </w:tcBorders>
-            <w:noWrap/>
-            <w:hideMark/>
-          </w:tcPr>
-          <w:p>
-            <w:pPr>
-              <w:pStyle w:val="Listenabsatz"/>
-            </w:pPr>
-            <w:r>
-              <w:t>Punkte</w:t>
-            </w:r>
-          </w:p>
-        </w:tc>
-      </w:tr>
-      <w:tr>
-        <w:trPr>
-          <w:trHeight w:val="453"/>
-        </w:trPr>
-        <w:tc>
-          <w:tcPr>
-            <w:tcW w:w="2102" w:type="dxa"/>
-            <w:tcBorders>
-              <w:top w:val="single" w:sz="18" w:space="0" w:color="auto"/>
-            </w:tcBorders>
-            <w:noWrap/>
-            <w:hideMark/>
-          </w:tcPr>
-          <w:p>
-            <w:pPr>
-              <w:pStyle w:val="Listenabsatz"/>
-              <w:ind w:left="0"/>
-            </w:pPr>
-            <w:r>
-              <w:t>1. Einleitung &amp; thematischer Kontext</w:t>
-            </w:r>
-          </w:p>
-        </w:tc>
-        <w:tc>
-          <w:tcPr>
-            <w:tcW w:w="5346" w:type="dxa"/>
-            <w:tcBorders>
-              <w:top w:val="single" w:sz="18" w:space="0" w:color="auto"/>
-            </w:tcBorders>
-            <w:shd w:val="clear" w:color="auto" w:fill="auto"/>
-            <w:noWrap/>
-            <w:hideMark/>
-          </w:tcPr>
-          <w:p>
-            <w:pPr>
-              <w:pStyle w:val="Listenabsatz"/>
-            </w:pPr>
-            <w:r>
-              <w:rPr>
-                <w:lang w:val="de-DE"/>
-              </w:rPr>
-              <w:t xml:space="preserve">Klare Einführung in das Thema; Relevanz für nachhaltige Stadtentwicklung; mind. </w:t>
-            </w:r>
-            <w:r>
-              <w:t>5 wissenschaftliche Quellen</w:t>
-            </w:r>
-          </w:p>
-        </w:tc>
-        <w:tc>
-          <w:tcPr>
-            <w:tcW w:w="1551" w:type="dxa"/>
-            <w:tcBorders>
-              <w:top w:val="single" w:sz="18" w:space="0" w:color="auto"/>
-            </w:tcBorders>
-            <w:noWrap/>
-            <w:hideMark/>
-          </w:tcPr>
-          <w:p>
-            <w:pPr>
-              <w:pStyle w:val="Listenabsatz"/>
-            </w:pPr>
-            <w:r>
-              <w:t>20</w:t>
-            </w:r>
-          </w:p>
-        </w:tc>
-      </w:tr>
-      <w:tr>
-        <w:trPr>
-          <w:trHeight w:val="453"/>
-        </w:trPr>
-        <w:tc>
-          <w:tcPr>
-            <w:tcW w:w="2102" w:type="dxa"/>
-            <w:noWrap/>
-            <w:hideMark/>
-          </w:tcPr>
-          <w:p>
-            <w:pPr>
-              <w:pStyle w:val="Listenabsatz"/>
-              <w:ind w:left="0"/>
-            </w:pPr>
-            <w:r>
-              <w:t>2. Methodik</w:t>
-            </w:r>
-          </w:p>
-        </w:tc>
-        <w:tc>
-          <w:tcPr>
-            <w:tcW w:w="5346" w:type="dxa"/>
-            <w:shd w:val="clear" w:color="auto" w:fill="auto"/>
-            <w:noWrap/>
-            <w:hideMark/>
-          </w:tcPr>
-          <w:p>
-            <w:pPr>
-              <w:pStyle w:val="Listenabsatz"/>
-              <w:rPr>
-                <w:lang w:val="de-DE"/>
-              </w:rPr>
-            </w:pPr>
-            <w:r>
-              <w:rPr>
-                <w:lang w:val="de-DE"/>
-              </w:rPr>
-              <w:t>Beschreibung der verwendeten Daten und GIS-Methoden; Nachvollziehbarkeit der Analyse</w:t>
-            </w:r>
-          </w:p>
-        </w:tc>
-        <w:tc>
-          <w:tcPr>
-            <w:tcW w:w="1551" w:type="dxa"/>
-            <w:noWrap/>
-            <w:hideMark/>
-          </w:tcPr>
-          <w:p>
-            <w:pPr>
-              <w:pStyle w:val="Listenabsatz"/>
-            </w:pPr>
-            <w:r>
-              <w:t>20</w:t>
-            </w:r>
-          </w:p>
-        </w:tc>
-      </w:tr>
-      <w:tr>
-        <w:trPr>
-          <w:trHeight w:val="453"/>
-        </w:trPr>
-        <w:tc>
-          <w:tcPr>
-            <w:tcW w:w="2102" w:type="dxa"/>
-            <w:noWrap/>
-            <w:hideMark/>
-          </w:tcPr>
-          <w:p>
-            <w:pPr>
-              <w:pStyle w:val="Listenabsatz"/>
-              <w:ind w:left="0"/>
-            </w:pPr>
-            <w:r>
-              <w:t>3. Ergebnisse</w:t>
-            </w:r>
-          </w:p>
-        </w:tc>
-        <w:tc>
-          <w:tcPr>
-            <w:tcW w:w="5346" w:type="dxa"/>
-            <w:shd w:val="clear" w:color="auto" w:fill="auto"/>
-            <w:noWrap/>
-            <w:hideMark/>
-          </w:tcPr>
-          <w:p>
-            <w:pPr>
-              <w:pStyle w:val="Listenabsatz"/>
-              <w:rPr>
-                <w:lang w:val="de-DE"/>
-              </w:rPr>
-            </w:pPr>
-            <w:r>
-              <w:rPr>
-                <w:lang w:val="de-DE"/>
-              </w:rPr>
-              <w:t>Darstellung der wichtigsten Resultate mithilfe von Karten, Tabellen oder Diagrammen; verständliche Erläuterung</w:t>
-            </w:r>
-          </w:p>
-        </w:tc>
-        <w:tc>
-          <w:tcPr>
-            <w:tcW w:w="1551" w:type="dxa"/>
-            <w:noWrap/>
-            <w:hideMark/>
-          </w:tcPr>
-          <w:p>
-            <w:pPr>
-              <w:pStyle w:val="Listenabsatz"/>
-            </w:pPr>
-            <w:r>
-              <w:t>20</w:t>
-            </w:r>
-          </w:p>
-        </w:tc>
-      </w:tr>
-      <w:tr>
-        <w:trPr>
-          <w:trHeight w:val="453"/>
-        </w:trPr>
-        <w:tc>
-          <w:tcPr>
-            <w:tcW w:w="2102" w:type="dxa"/>
-            <w:noWrap/>
-            <w:hideMark/>
-          </w:tcPr>
-          <w:p>
-            <w:pPr>
-              <w:pStyle w:val="Listenabsatz"/>
-              <w:ind w:left="0"/>
-            </w:pPr>
-            <w:r>
-              <w:t>4. Diskussion &amp; Fazit</w:t>
-            </w:r>
-          </w:p>
-        </w:tc>
-        <w:tc>
-          <w:tcPr>
-            <w:tcW w:w="5346" w:type="dxa"/>
-            <w:shd w:val="clear" w:color="auto" w:fill="auto"/>
-            <w:noWrap/>
-            <w:hideMark/>
-          </w:tcPr>
-          <w:p>
-            <w:pPr>
-              <w:pStyle w:val="Listenabsatz"/>
-              <w:rPr>
-                <w:lang w:val="de-DE"/>
-              </w:rPr>
-            </w:pPr>
-            <w:r>
-              <w:rPr>
-                <w:lang w:val="de-DE"/>
-              </w:rPr>
-              <w:t>Kritische Reflexion der Ergebnisse; Bezug zur Literatur oder zu den SDGs; aussagekräftige Schlussfolgerungen</w:t>
-            </w:r>
-          </w:p>
-        </w:tc>
-        <w:tc>
-          <w:tcPr>
-            <w:tcW w:w="1551" w:type="dxa"/>
-            <w:noWrap/>
-            <w:hideMark/>
-          </w:tcPr>
-          <w:p>
-            <w:pPr>
-              <w:pStyle w:val="Listenabsatz"/>
-            </w:pPr>
-            <w:r>
-              <w:t>20</w:t>
-            </w:r>
-          </w:p>
-        </w:tc>
-      </w:tr>
-      <w:tr>
-        <w:trPr>
-          <w:trHeight w:val="453"/>
-        </w:trPr>
-        <w:tc>
-          <w:tcPr>
-            <w:tcW w:w="2102" w:type="dxa"/>
-            <w:tcBorders>
-              <w:bottom w:val="single" w:sz="18" w:space="0" w:color="auto"/>
-            </w:tcBorders>
-            <w:noWrap/>
-            <w:hideMark/>
-          </w:tcPr>
-          <w:p>
-            <w:pPr>
-              <w:pStyle w:val="Listenabsatz"/>
-              <w:ind w:left="0"/>
-            </w:pPr>
-            <w:r>
-              <w:t>5. Form, Sprache &amp; Struktur</w:t>
-            </w:r>
-          </w:p>
-        </w:tc>
-        <w:tc>
-          <w:tcPr>
-            <w:tcW w:w="5346" w:type="dxa"/>
-            <w:tcBorders>
-              <w:bottom w:val="single" w:sz="18" w:space="0" w:color="auto"/>
-            </w:tcBorders>
-            <w:shd w:val="clear" w:color="auto" w:fill="auto"/>
-            <w:noWrap/>
-            <w:hideMark/>
-          </w:tcPr>
-          <w:p>
-            <w:pPr>
-              <w:pStyle w:val="Listenabsatz"/>
-              <w:rPr>
-                <w:lang w:val="de-DE"/>
-              </w:rPr>
-            </w:pPr>
-            <w:r>
-              <w:rPr>
-                <w:lang w:val="de-DE"/>
-              </w:rPr>
-              <w:t>Logische Gliederung, sprachlicher Ausdruck, einheitliches Format, richtige Quellenangaben</w:t>
-            </w:r>
-          </w:p>
-        </w:tc>
-        <w:tc>
-          <w:tcPr>
-            <w:tcW w:w="1551" w:type="dxa"/>
-            <w:tcBorders>
-              <w:bottom w:val="single" w:sz="18" w:space="0" w:color="auto"/>
-            </w:tcBorders>
-            <w:shd w:val="clear" w:color="auto" w:fill="auto"/>
-            <w:noWrap/>
-            <w:hideMark/>
-          </w:tcPr>
-          <w:p>
-            <w:pPr>
-              <w:pStyle w:val="Listenabsatz"/>
-            </w:pPr>
-            <w:r>
-              <w:t>20</w:t>
-            </w:r>
-          </w:p>
-        </w:tc>
-      </w:tr>
-    </w:tbl>
-    <w:p>
-      <w:pPr>
-        <w:pStyle w:val="Listenabsatz"/>
-        <w:ind w:left="0"/>
-        <w:rPr>
-          <w:lang w:val="de-DE"/>
-        </w:rPr>
-      </w:pPr>
+        <w:t>dass</w:t>
+      </w:r>
+      <w:proofErr w:type="spellEnd"/>
+      <w:r>
+        <w:t xml:space="preserve"> </w:t>
+      </w:r>
+      <w:proofErr w:type="spellStart"/>
+      <w:r>
+        <w:t>insbesondere</w:t>
+      </w:r>
+      <w:proofErr w:type="spellEnd"/>
+      <w:r>
+        <w:t xml:space="preserve"> </w:t>
+      </w:r>
+      <w:proofErr w:type="spellStart"/>
+      <w:r>
+        <w:t>dicht</w:t>
+      </w:r>
+      <w:proofErr w:type="spellEnd"/>
+      <w:r>
+        <w:t xml:space="preserve"> </w:t>
+      </w:r>
+      <w:proofErr w:type="spellStart"/>
+      <w:r>
+        <w:t>bebaute</w:t>
+      </w:r>
+      <w:proofErr w:type="spellEnd"/>
+      <w:r>
+        <w:t xml:space="preserve"> </w:t>
+      </w:r>
+      <w:proofErr w:type="spellStart"/>
+      <w:r>
+        <w:t>Wohngebiete</w:t>
+      </w:r>
+      <w:proofErr w:type="spellEnd"/>
+      <w:r>
+        <w:t xml:space="preserve"> </w:t>
+      </w:r>
+      <w:proofErr w:type="spellStart"/>
+      <w:r>
+        <w:t>höhere</w:t>
+      </w:r>
+      <w:proofErr w:type="spellEnd"/>
+      <w:r>
+        <w:t xml:space="preserve"> </w:t>
+      </w:r>
+      <w:proofErr w:type="spellStart"/>
+      <w:r>
+        <w:t>Oberflächentemperaturen</w:t>
+      </w:r>
+      <w:proofErr w:type="spellEnd"/>
+      <w:r>
+        <w:t xml:space="preserve"> </w:t>
+      </w:r>
+      <w:proofErr w:type="spellStart"/>
+      <w:r>
+        <w:t>aufweisen</w:t>
+      </w:r>
+      <w:proofErr w:type="spellEnd"/>
+      <w:r>
+        <w:t xml:space="preserve"> </w:t>
+      </w:r>
+      <w:proofErr w:type="spellStart"/>
+      <w:r>
+        <w:t>als</w:t>
+      </w:r>
+      <w:proofErr w:type="spellEnd"/>
+      <w:r>
+        <w:t xml:space="preserve"> </w:t>
+      </w:r>
+      <w:proofErr w:type="spellStart"/>
+      <w:r>
+        <w:t>locker</w:t>
+      </w:r>
+      <w:proofErr w:type="spellEnd"/>
+      <w:r>
+        <w:t xml:space="preserve"> </w:t>
+      </w:r>
+      <w:proofErr w:type="spellStart"/>
+      <w:r>
+        <w:t>bebaute</w:t>
+      </w:r>
+      <w:proofErr w:type="spellEnd"/>
+      <w:r>
+        <w:t xml:space="preserve"> </w:t>
+      </w:r>
+      <w:proofErr w:type="spellStart"/>
+      <w:r>
+        <w:t>Strukturen</w:t>
+      </w:r>
+      <w:proofErr w:type="spellEnd"/>
+      <w:r>
+        <w:t xml:space="preserve">. </w:t>
+      </w:r>
+      <w:proofErr w:type="spellStart"/>
+      <w:r>
+        <w:t>Gleichzeitig</w:t>
+      </w:r>
+      <w:proofErr w:type="spellEnd"/>
+      <w:r>
+        <w:t xml:space="preserve"> </w:t>
+      </w:r>
+      <w:proofErr w:type="spellStart"/>
+      <w:r>
+        <w:t>wurde</w:t>
+      </w:r>
+      <w:proofErr w:type="spellEnd"/>
+      <w:r>
+        <w:t xml:space="preserve"> </w:t>
+      </w:r>
+      <w:proofErr w:type="spellStart"/>
+      <w:r>
+        <w:t>deutlich</w:t>
+      </w:r>
+      <w:proofErr w:type="spellEnd"/>
+      <w:r>
+        <w:t xml:space="preserve">, </w:t>
+      </w:r>
+      <w:proofErr w:type="spellStart"/>
+      <w:r>
+        <w:t>dass</w:t>
+      </w:r>
+      <w:proofErr w:type="spellEnd"/>
+      <w:r>
+        <w:t xml:space="preserve"> </w:t>
+      </w:r>
+      <w:proofErr w:type="spellStart"/>
+      <w:r>
+        <w:t>ein</w:t>
+      </w:r>
+      <w:proofErr w:type="spellEnd"/>
+      <w:r>
+        <w:t xml:space="preserve"> </w:t>
+      </w:r>
+      <w:proofErr w:type="spellStart"/>
+      <w:r>
+        <w:t>Großteil</w:t>
+      </w:r>
+      <w:proofErr w:type="spellEnd"/>
+      <w:r>
+        <w:t xml:space="preserve"> </w:t>
+      </w:r>
+      <w:proofErr w:type="spellStart"/>
+      <w:r>
+        <w:t>der</w:t>
+      </w:r>
+      <w:proofErr w:type="spellEnd"/>
+      <w:r>
+        <w:t xml:space="preserve"> </w:t>
+      </w:r>
+      <w:proofErr w:type="spellStart"/>
+      <w:r>
+        <w:t>Wohngebiete</w:t>
+      </w:r>
+      <w:proofErr w:type="spellEnd"/>
+      <w:r>
+        <w:t xml:space="preserve"> </w:t>
+      </w:r>
+      <w:proofErr w:type="spellStart"/>
+      <w:r>
+        <w:t>zwar</w:t>
+      </w:r>
+      <w:proofErr w:type="spellEnd"/>
+      <w:r>
+        <w:t xml:space="preserve"> </w:t>
+      </w:r>
+      <w:proofErr w:type="spellStart"/>
+      <w:r>
+        <w:t>innerhalb</w:t>
+      </w:r>
+      <w:proofErr w:type="spellEnd"/>
+      <w:r>
+        <w:t xml:space="preserve"> </w:t>
+      </w:r>
+      <w:proofErr w:type="spellStart"/>
+      <w:r>
+        <w:t>von</w:t>
+      </w:r>
+      <w:proofErr w:type="spellEnd"/>
+      <w:r>
+        <w:t xml:space="preserve"> 500 m </w:t>
+      </w:r>
+      <w:proofErr w:type="spellStart"/>
+      <w:r>
+        <w:t>zu</w:t>
+      </w:r>
+      <w:proofErr w:type="spellEnd"/>
+      <w:r>
+        <w:t xml:space="preserve"> </w:t>
+      </w:r>
+      <w:proofErr w:type="spellStart"/>
+      <w:r>
+        <w:t>einer</w:t>
+      </w:r>
+      <w:proofErr w:type="spellEnd"/>
+      <w:r>
+        <w:t xml:space="preserve"> </w:t>
+      </w:r>
+      <w:proofErr w:type="spellStart"/>
+      <w:r>
+        <w:t>Grünfläche</w:t>
+      </w:r>
+      <w:proofErr w:type="spellEnd"/>
+      <w:r>
+        <w:t xml:space="preserve"> </w:t>
+      </w:r>
+      <w:proofErr w:type="spellStart"/>
+      <w:r>
+        <w:t>liegt</w:t>
+      </w:r>
+      <w:proofErr w:type="spellEnd"/>
+      <w:r>
+        <w:t xml:space="preserve">, </w:t>
+      </w:r>
+      <w:proofErr w:type="spellStart"/>
+      <w:r>
+        <w:t>dennoch</w:t>
+      </w:r>
+      <w:proofErr w:type="spellEnd"/>
+      <w:r>
+        <w:t xml:space="preserve"> </w:t>
+      </w:r>
+      <w:proofErr w:type="spellStart"/>
+      <w:r>
+        <w:t>Bereiche</w:t>
+      </w:r>
+      <w:proofErr w:type="spellEnd"/>
+      <w:r>
+        <w:t xml:space="preserve"> </w:t>
+      </w:r>
+      <w:proofErr w:type="spellStart"/>
+      <w:r>
+        <w:t>mit</w:t>
+      </w:r>
+      <w:proofErr w:type="spellEnd"/>
+      <w:r>
+        <w:t xml:space="preserve"> </w:t>
+      </w:r>
+      <w:proofErr w:type="spellStart"/>
+      <w:r>
+        <w:t>hoher</w:t>
+      </w:r>
+      <w:proofErr w:type="spellEnd"/>
+      <w:r>
+        <w:t xml:space="preserve"> </w:t>
+      </w:r>
+      <w:proofErr w:type="spellStart"/>
+      <w:r>
+        <w:t>thermischer</w:t>
+      </w:r>
+      <w:proofErr w:type="spellEnd"/>
+      <w:r>
+        <w:t xml:space="preserve"> </w:t>
+      </w:r>
+      <w:proofErr w:type="spellStart"/>
+      <w:r>
+        <w:t>Belastung</w:t>
+      </w:r>
+      <w:proofErr w:type="spellEnd"/>
+      <w:r>
+        <w:t xml:space="preserve"> existieren. </w:t>
+      </w:r>
+      <w:proofErr w:type="spellStart"/>
+      <w:r>
+        <w:t>Vor</w:t>
+      </w:r>
+      <w:proofErr w:type="spellEnd"/>
+      <w:r>
+        <w:t xml:space="preserve"> </w:t>
+      </w:r>
+      <w:proofErr w:type="spellStart"/>
+      <w:r>
+        <w:t>allem</w:t>
+      </w:r>
+      <w:proofErr w:type="spellEnd"/>
+      <w:r>
+        <w:t xml:space="preserve"> die </w:t>
+      </w:r>
+      <w:proofErr w:type="spellStart"/>
+      <w:r>
+        <w:t>Kombination</w:t>
+      </w:r>
+      <w:proofErr w:type="spellEnd"/>
+      <w:r>
+        <w:t xml:space="preserve"> </w:t>
+      </w:r>
+      <w:proofErr w:type="spellStart"/>
+      <w:r>
+        <w:t>aus</w:t>
+      </w:r>
+      <w:proofErr w:type="spellEnd"/>
+      <w:r>
+        <w:t xml:space="preserve"> </w:t>
+      </w:r>
+      <w:proofErr w:type="spellStart"/>
+      <w:r>
+        <w:t>hohen</w:t>
+      </w:r>
+      <w:proofErr w:type="spellEnd"/>
+      <w:r>
+        <w:t xml:space="preserve"> </w:t>
+      </w:r>
+      <w:proofErr w:type="spellStart"/>
+      <w:r>
+        <w:t>Temperaturen</w:t>
+      </w:r>
+      <w:proofErr w:type="spellEnd"/>
+      <w:r>
+        <w:t xml:space="preserve"> </w:t>
+      </w:r>
+      <w:proofErr w:type="spellStart"/>
+      <w:r>
+        <w:t>und</w:t>
+      </w:r>
+      <w:proofErr w:type="spellEnd"/>
+      <w:r>
+        <w:t xml:space="preserve"> </w:t>
+      </w:r>
+      <w:proofErr w:type="spellStart"/>
+      <w:r>
+        <w:t>einer</w:t>
+      </w:r>
+      <w:proofErr w:type="spellEnd"/>
+      <w:r>
+        <w:t xml:space="preserve"> </w:t>
+      </w:r>
+      <w:proofErr w:type="spellStart"/>
+      <w:r>
+        <w:t>eingeschränkten</w:t>
+      </w:r>
+      <w:proofErr w:type="spellEnd"/>
+      <w:r>
+        <w:t xml:space="preserve"> </w:t>
+      </w:r>
+      <w:proofErr w:type="spellStart"/>
+      <w:r>
+        <w:t>Erreichbarkeit</w:t>
+      </w:r>
+      <w:proofErr w:type="spellEnd"/>
+      <w:r>
+        <w:t xml:space="preserve"> </w:t>
+      </w:r>
+      <w:proofErr w:type="spellStart"/>
+      <w:r>
+        <w:t>von</w:t>
+      </w:r>
+      <w:proofErr w:type="spellEnd"/>
+      <w:r>
+        <w:t xml:space="preserve"> </w:t>
+      </w:r>
+      <w:proofErr w:type="spellStart"/>
+      <w:r>
+        <w:t>Grünflächen</w:t>
+      </w:r>
+      <w:proofErr w:type="spellEnd"/>
+      <w:r>
+        <w:t xml:space="preserve"> </w:t>
+      </w:r>
+      <w:proofErr w:type="spellStart"/>
+      <w:r>
+        <w:t>kennzeichnet</w:t>
+      </w:r>
+      <w:proofErr w:type="spellEnd"/>
+      <w:r>
+        <w:t xml:space="preserve"> </w:t>
+      </w:r>
+      <w:proofErr w:type="spellStart"/>
+      <w:r>
+        <w:t>Standorte</w:t>
+      </w:r>
+      <w:proofErr w:type="spellEnd"/>
+      <w:r>
+        <w:t xml:space="preserve"> </w:t>
+      </w:r>
+      <w:proofErr w:type="spellStart"/>
+      <w:r>
+        <w:t>mit</w:t>
+      </w:r>
+      <w:proofErr w:type="spellEnd"/>
+      <w:r>
+        <w:t xml:space="preserve"> </w:t>
+      </w:r>
+      <w:proofErr w:type="spellStart"/>
+      <w:r>
+        <w:t>einer</w:t>
+      </w:r>
+      <w:proofErr w:type="spellEnd"/>
+      <w:r>
+        <w:t xml:space="preserve"> </w:t>
+      </w:r>
+      <w:proofErr w:type="spellStart"/>
+      <w:r>
+        <w:t>erhöhten</w:t>
+      </w:r>
+      <w:proofErr w:type="spellEnd"/>
+      <w:r>
+        <w:t xml:space="preserve"> </w:t>
+      </w:r>
+      <w:proofErr w:type="spellStart"/>
+      <w:r>
+        <w:t>klimatischen</w:t>
+      </w:r>
+      <w:proofErr w:type="spellEnd"/>
+      <w:r>
+        <w:t xml:space="preserve"> </w:t>
+      </w:r>
+      <w:proofErr w:type="spellStart"/>
+      <w:r>
+        <w:t>Vulnerabilität</w:t>
+      </w:r>
+      <w:proofErr w:type="spellEnd"/>
+      <w:r>
+        <w:t xml:space="preserve">. Die </w:t>
+      </w:r>
+      <w:proofErr w:type="spellStart"/>
+      <w:r>
+        <w:t>entwickelte</w:t>
+      </w:r>
+      <w:proofErr w:type="spellEnd"/>
+      <w:r>
+        <w:t xml:space="preserve"> </w:t>
+      </w:r>
+      <w:proofErr w:type="spellStart"/>
+      <w:r>
+        <w:t>Methodik</w:t>
+      </w:r>
+      <w:proofErr w:type="spellEnd"/>
+      <w:r>
+        <w:t xml:space="preserve"> </w:t>
+      </w:r>
+      <w:proofErr w:type="spellStart"/>
+      <w:r>
+        <w:t>ermöglicht</w:t>
+      </w:r>
+      <w:proofErr w:type="spellEnd"/>
+      <w:r>
+        <w:t xml:space="preserve"> </w:t>
+      </w:r>
+      <w:proofErr w:type="spellStart"/>
+      <w:r>
+        <w:t>somit</w:t>
+      </w:r>
+      <w:proofErr w:type="spellEnd"/>
+      <w:r>
+        <w:t xml:space="preserve"> </w:t>
+      </w:r>
+      <w:proofErr w:type="spellStart"/>
+      <w:r>
+        <w:t>eine</w:t>
+      </w:r>
+      <w:proofErr w:type="spellEnd"/>
+      <w:r>
+        <w:t xml:space="preserve"> </w:t>
+      </w:r>
+      <w:proofErr w:type="spellStart"/>
+      <w:r>
+        <w:t>räumlich</w:t>
+      </w:r>
+      <w:proofErr w:type="spellEnd"/>
+      <w:r>
+        <w:t xml:space="preserve"> </w:t>
+      </w:r>
+      <w:proofErr w:type="spellStart"/>
+      <w:r>
+        <w:t>differenzierte</w:t>
+      </w:r>
+      <w:proofErr w:type="spellEnd"/>
+      <w:r>
+        <w:t xml:space="preserve"> </w:t>
+      </w:r>
+      <w:proofErr w:type="spellStart"/>
+      <w:r>
+        <w:t>Priorisierung</w:t>
+      </w:r>
+      <w:proofErr w:type="spellEnd"/>
+      <w:r>
+        <w:t xml:space="preserve"> </w:t>
+      </w:r>
+      <w:proofErr w:type="spellStart"/>
+      <w:r>
+        <w:t>von</w:t>
+      </w:r>
+      <w:proofErr w:type="spellEnd"/>
+      <w:r>
+        <w:t xml:space="preserve"> </w:t>
+      </w:r>
+      <w:proofErr w:type="spellStart"/>
+      <w:r>
+        <w:t>Stadtgebieten</w:t>
+      </w:r>
+      <w:proofErr w:type="spellEnd"/>
+      <w:r>
+        <w:t xml:space="preserve">, in </w:t>
+      </w:r>
+      <w:proofErr w:type="spellStart"/>
+      <w:r>
+        <w:t>denen</w:t>
+      </w:r>
+      <w:proofErr w:type="spellEnd"/>
+      <w:r>
+        <w:t xml:space="preserve"> </w:t>
+      </w:r>
+      <w:proofErr w:type="spellStart"/>
+      <w:r>
+        <w:t>Maßnahmen</w:t>
+      </w:r>
+      <w:proofErr w:type="spellEnd"/>
+      <w:r>
+        <w:t xml:space="preserve"> </w:t>
+      </w:r>
+      <w:proofErr w:type="spellStart"/>
+      <w:r>
+        <w:t>zur</w:t>
+      </w:r>
+      <w:proofErr w:type="spellEnd"/>
+      <w:r>
+        <w:t xml:space="preserve"> </w:t>
+      </w:r>
+      <w:proofErr w:type="spellStart"/>
+      <w:r>
+        <w:t>Klimaanpassung</w:t>
+      </w:r>
+      <w:proofErr w:type="spellEnd"/>
+      <w:r>
+        <w:t xml:space="preserve"> </w:t>
+      </w:r>
+      <w:proofErr w:type="spellStart"/>
+      <w:r>
+        <w:t>besonders</w:t>
+      </w:r>
+      <w:proofErr w:type="spellEnd"/>
+      <w:r>
+        <w:t xml:space="preserve"> </w:t>
+      </w:r>
+      <w:proofErr w:type="spellStart"/>
+      <w:r>
+        <w:t>sinnvoll</w:t>
+      </w:r>
+      <w:proofErr w:type="spellEnd"/>
+      <w:r>
+        <w:t xml:space="preserve"> </w:t>
+      </w:r>
+      <w:proofErr w:type="spellStart"/>
+      <w:r>
+        <w:t>erscheinen</w:t>
+      </w:r>
+      <w:proofErr w:type="spellEnd"/>
+      <w:r>
+        <w:t>.</w:t>
+      </w:r>
+      <w:r>
+        <w:t xml:space="preserve"> </w:t>
+      </w:r>
+      <w:proofErr w:type="spellStart"/>
+      <w:r>
+        <w:t>Für</w:t>
+      </w:r>
+      <w:proofErr w:type="spellEnd"/>
+      <w:r>
+        <w:t xml:space="preserve"> </w:t>
+      </w:r>
+      <w:proofErr w:type="spellStart"/>
+      <w:r>
+        <w:t>zukünftige</w:t>
+      </w:r>
+      <w:proofErr w:type="spellEnd"/>
+      <w:r>
+        <w:t xml:space="preserve"> </w:t>
+      </w:r>
+      <w:proofErr w:type="spellStart"/>
+      <w:r>
+        <w:t>Untersuchungen</w:t>
+      </w:r>
+      <w:proofErr w:type="spellEnd"/>
+      <w:r>
+        <w:t xml:space="preserve"> </w:t>
+      </w:r>
+      <w:proofErr w:type="spellStart"/>
+      <w:r>
+        <w:t>bestehen</w:t>
+      </w:r>
+      <w:proofErr w:type="spellEnd"/>
+      <w:r>
+        <w:t xml:space="preserve"> </w:t>
+      </w:r>
+      <w:proofErr w:type="spellStart"/>
+      <w:r>
+        <w:t>mehrere</w:t>
+      </w:r>
+      <w:proofErr w:type="spellEnd"/>
+      <w:r>
+        <w:t xml:space="preserve"> </w:t>
+      </w:r>
+      <w:proofErr w:type="spellStart"/>
+      <w:r>
+        <w:t>Möglichkeiten</w:t>
+      </w:r>
+      <w:proofErr w:type="spellEnd"/>
+      <w:r>
+        <w:t xml:space="preserve"> </w:t>
+      </w:r>
+      <w:proofErr w:type="spellStart"/>
+      <w:r>
+        <w:t>zur</w:t>
+      </w:r>
+      <w:proofErr w:type="spellEnd"/>
+      <w:r>
+        <w:t xml:space="preserve"> </w:t>
+      </w:r>
+      <w:proofErr w:type="spellStart"/>
+      <w:r>
+        <w:t>Weiterentwicklung</w:t>
+      </w:r>
+      <w:proofErr w:type="spellEnd"/>
+      <w:r>
+        <w:t xml:space="preserve"> </w:t>
+      </w:r>
+      <w:proofErr w:type="spellStart"/>
+      <w:r>
+        <w:t>der</w:t>
+      </w:r>
+      <w:proofErr w:type="spellEnd"/>
+      <w:r>
+        <w:t xml:space="preserve"> </w:t>
+      </w:r>
+      <w:proofErr w:type="spellStart"/>
+      <w:r>
+        <w:t>Methodik</w:t>
+      </w:r>
+      <w:proofErr w:type="spellEnd"/>
+      <w:r>
+        <w:t xml:space="preserve">. </w:t>
+      </w:r>
+      <w:proofErr w:type="spellStart"/>
+      <w:r>
+        <w:t>Anstelle</w:t>
+      </w:r>
+      <w:proofErr w:type="spellEnd"/>
+      <w:r>
+        <w:t xml:space="preserve"> </w:t>
+      </w:r>
+      <w:proofErr w:type="spellStart"/>
+      <w:r>
+        <w:t>der</w:t>
+      </w:r>
+      <w:proofErr w:type="spellEnd"/>
+      <w:r>
+        <w:t xml:space="preserve"> </w:t>
+      </w:r>
+      <w:proofErr w:type="spellStart"/>
+      <w:r>
+        <w:t>euklidischen</w:t>
+      </w:r>
+      <w:proofErr w:type="spellEnd"/>
+      <w:r>
+        <w:t xml:space="preserve"> </w:t>
+      </w:r>
+      <w:proofErr w:type="spellStart"/>
+      <w:r>
+        <w:t>Distanz</w:t>
+      </w:r>
+      <w:proofErr w:type="spellEnd"/>
+      <w:r>
+        <w:t xml:space="preserve"> </w:t>
+      </w:r>
+      <w:proofErr w:type="spellStart"/>
+      <w:r>
+        <w:t>könnte</w:t>
+      </w:r>
+      <w:proofErr w:type="spellEnd"/>
+      <w:r>
+        <w:t xml:space="preserve"> </w:t>
+      </w:r>
+      <w:proofErr w:type="spellStart"/>
+      <w:r>
+        <w:t>eine</w:t>
+      </w:r>
+      <w:proofErr w:type="spellEnd"/>
+      <w:r>
+        <w:t xml:space="preserve"> </w:t>
+      </w:r>
+      <w:proofErr w:type="spellStart"/>
+      <w:r>
+        <w:t>Netzwerkanalyse</w:t>
+      </w:r>
+      <w:proofErr w:type="spellEnd"/>
+      <w:r>
+        <w:t xml:space="preserve"> </w:t>
+      </w:r>
+      <w:proofErr w:type="spellStart"/>
+      <w:r>
+        <w:t>verwendet</w:t>
+      </w:r>
+      <w:proofErr w:type="spellEnd"/>
+      <w:r>
+        <w:t xml:space="preserve"> </w:t>
+      </w:r>
+      <w:proofErr w:type="spellStart"/>
+      <w:r>
+        <w:t>werden</w:t>
+      </w:r>
+      <w:proofErr w:type="spellEnd"/>
+      <w:r>
+        <w:t xml:space="preserve">, </w:t>
+      </w:r>
+      <w:proofErr w:type="spellStart"/>
+      <w:r>
+        <w:t>um</w:t>
+      </w:r>
+      <w:proofErr w:type="spellEnd"/>
+      <w:r>
+        <w:t xml:space="preserve"> die </w:t>
+      </w:r>
+      <w:proofErr w:type="spellStart"/>
+      <w:r>
+        <w:t>tatsächliche</w:t>
+      </w:r>
+      <w:proofErr w:type="spellEnd"/>
+      <w:r>
+        <w:t xml:space="preserve"> </w:t>
+      </w:r>
+      <w:proofErr w:type="spellStart"/>
+      <w:r>
+        <w:t>fußläufige</w:t>
+      </w:r>
+      <w:proofErr w:type="spellEnd"/>
+      <w:r>
+        <w:t xml:space="preserve"> </w:t>
+      </w:r>
+      <w:proofErr w:type="spellStart"/>
+      <w:r>
+        <w:t>Erreichbarkeit</w:t>
+      </w:r>
+      <w:proofErr w:type="spellEnd"/>
+      <w:r>
+        <w:t xml:space="preserve"> </w:t>
+      </w:r>
+      <w:proofErr w:type="spellStart"/>
+      <w:r>
+        <w:t>von</w:t>
+      </w:r>
+      <w:proofErr w:type="spellEnd"/>
+      <w:r>
+        <w:t xml:space="preserve"> </w:t>
+      </w:r>
+      <w:proofErr w:type="spellStart"/>
+      <w:r>
+        <w:t>Grünflächen</w:t>
+      </w:r>
+      <w:proofErr w:type="spellEnd"/>
+      <w:r>
+        <w:t xml:space="preserve"> </w:t>
+      </w:r>
+      <w:proofErr w:type="spellStart"/>
+      <w:r>
+        <w:t>realitätsnäher</w:t>
+      </w:r>
+      <w:proofErr w:type="spellEnd"/>
+      <w:r>
+        <w:t xml:space="preserve"> </w:t>
+      </w:r>
+      <w:proofErr w:type="spellStart"/>
+      <w:r>
+        <w:t>abzubilden</w:t>
+      </w:r>
+      <w:proofErr w:type="spellEnd"/>
+      <w:r>
+        <w:t xml:space="preserve">. </w:t>
+      </w:r>
+      <w:proofErr w:type="spellStart"/>
+      <w:r>
+        <w:t>Zusätzlich</w:t>
+      </w:r>
+      <w:proofErr w:type="spellEnd"/>
+      <w:r>
+        <w:t xml:space="preserve"> </w:t>
+      </w:r>
+      <w:proofErr w:type="spellStart"/>
+      <w:r>
+        <w:t>könnten</w:t>
+      </w:r>
+      <w:proofErr w:type="spellEnd"/>
+      <w:r>
+        <w:t xml:space="preserve"> </w:t>
+      </w:r>
+      <w:proofErr w:type="spellStart"/>
+      <w:r>
+        <w:t>weitere</w:t>
+      </w:r>
+      <w:proofErr w:type="spellEnd"/>
+      <w:r>
+        <w:t xml:space="preserve"> </w:t>
+      </w:r>
+      <w:proofErr w:type="spellStart"/>
+      <w:r>
+        <w:t>Einflussgrößen</w:t>
+      </w:r>
+      <w:proofErr w:type="spellEnd"/>
+      <w:r>
+        <w:t xml:space="preserve"> </w:t>
+      </w:r>
+      <w:proofErr w:type="spellStart"/>
+      <w:r>
+        <w:t>wie</w:t>
+      </w:r>
+      <w:proofErr w:type="spellEnd"/>
+      <w:r>
+        <w:t xml:space="preserve"> </w:t>
+      </w:r>
+      <w:proofErr w:type="spellStart"/>
+      <w:r>
+        <w:t>Lufttemperatur</w:t>
+      </w:r>
+      <w:proofErr w:type="spellEnd"/>
+      <w:r>
+        <w:t xml:space="preserve">, </w:t>
+      </w:r>
+      <w:proofErr w:type="spellStart"/>
+      <w:r>
+        <w:t>Verschattung</w:t>
+      </w:r>
+      <w:proofErr w:type="spellEnd"/>
+      <w:r>
+        <w:t xml:space="preserve"> </w:t>
+      </w:r>
+      <w:proofErr w:type="spellStart"/>
+      <w:r>
+        <w:t>durch</w:t>
+      </w:r>
+      <w:proofErr w:type="spellEnd"/>
+      <w:r>
+        <w:t xml:space="preserve"> </w:t>
+      </w:r>
+      <w:proofErr w:type="spellStart"/>
+      <w:r>
+        <w:t>Gebäude</w:t>
+      </w:r>
+      <w:proofErr w:type="spellEnd"/>
+      <w:r>
+        <w:t xml:space="preserve"> </w:t>
+      </w:r>
+      <w:proofErr w:type="spellStart"/>
+      <w:r>
+        <w:t>und</w:t>
+      </w:r>
+      <w:proofErr w:type="spellEnd"/>
+      <w:r>
+        <w:t xml:space="preserve"> </w:t>
+      </w:r>
+      <w:proofErr w:type="spellStart"/>
+      <w:r>
+        <w:t>Bäume</w:t>
+      </w:r>
+      <w:proofErr w:type="spellEnd"/>
+      <w:r>
+        <w:t xml:space="preserve">, </w:t>
+      </w:r>
+      <w:proofErr w:type="spellStart"/>
+      <w:r>
+        <w:t>Bevölkerungsdichte</w:t>
+      </w:r>
+      <w:proofErr w:type="spellEnd"/>
+      <w:r>
+        <w:t xml:space="preserve"> </w:t>
+      </w:r>
+      <w:proofErr w:type="spellStart"/>
+      <w:r>
+        <w:t>oder</w:t>
+      </w:r>
+      <w:proofErr w:type="spellEnd"/>
+      <w:r>
+        <w:t xml:space="preserve"> </w:t>
+      </w:r>
+      <w:proofErr w:type="spellStart"/>
+      <w:r>
+        <w:t>der</w:t>
+      </w:r>
+      <w:proofErr w:type="spellEnd"/>
+      <w:r>
+        <w:t xml:space="preserve"> </w:t>
+      </w:r>
+      <w:proofErr w:type="spellStart"/>
+      <w:r>
+        <w:t>Anteil</w:t>
+      </w:r>
+      <w:proofErr w:type="spellEnd"/>
+      <w:r>
+        <w:t xml:space="preserve"> </w:t>
+      </w:r>
+      <w:proofErr w:type="spellStart"/>
+      <w:r>
+        <w:t>besonders</w:t>
+      </w:r>
+      <w:proofErr w:type="spellEnd"/>
+      <w:r>
+        <w:t xml:space="preserve"> </w:t>
+      </w:r>
+      <w:proofErr w:type="spellStart"/>
+      <w:r>
+        <w:t>vulnerabler</w:t>
+      </w:r>
+      <w:proofErr w:type="spellEnd"/>
+      <w:r>
+        <w:t xml:space="preserve"> </w:t>
+      </w:r>
+      <w:proofErr w:type="spellStart"/>
+      <w:r>
+        <w:t>Bevölkerungsgruppen</w:t>
+      </w:r>
+      <w:proofErr w:type="spellEnd"/>
+      <w:r>
+        <w:t xml:space="preserve"> in die </w:t>
+      </w:r>
+      <w:proofErr w:type="spellStart"/>
+      <w:r>
+        <w:t>Analyse</w:t>
+      </w:r>
+      <w:proofErr w:type="spellEnd"/>
+      <w:r>
+        <w:t xml:space="preserve"> </w:t>
+      </w:r>
+      <w:proofErr w:type="spellStart"/>
+      <w:r>
+        <w:t>integriert</w:t>
+      </w:r>
+      <w:proofErr w:type="spellEnd"/>
+      <w:r>
+        <w:t xml:space="preserve"> </w:t>
+      </w:r>
+      <w:proofErr w:type="spellStart"/>
+      <w:r>
+        <w:t>werden</w:t>
+      </w:r>
+      <w:proofErr w:type="spellEnd"/>
+      <w:r>
+        <w:t>.</w:t>
+      </w:r>
     </w:p>
     <w:sectPr>
-      <w:headerReference w:type="default" r:id="rId14"/>
-      <w:footerReference w:type="default" r:id="rId15"/>
+      <w:headerReference w:type="default" r:id="rId13"/>
+      <w:footerReference w:type="default" r:id="rId14"/>
       <w:pgSz w:w="12240" w:h="15840"/>
       <w:pgMar w:top="1417" w:right="1701" w:bottom="1417" w:left="1701" w:header="720" w:footer="720" w:gutter="0"/>
       <w:pgNumType w:start="1"/>
@@ -5405,7 +5347,7 @@
 </file>
 
 <file path=word/endnotes.xml><?xml version="1.0" encoding="utf-8"?>
-<w:endnotes xmlns:wpc="http://schemas.microsoft.com/office/word/2010/wordprocessingCanvas" xmlns:cx="http://schemas.microsoft.com/office/drawing/2014/chartex" xmlns:cx1="http://schemas.microsoft.com/office/drawing/2015/9/8/chartex" xmlns:cx2="http://schemas.microsoft.com/office/drawing/2015/10/21/chartex" xmlns:cx3="http://schemas.microsoft.com/office/drawing/2016/5/9/chartex" xmlns:cx4="http://schemas.microsoft.com/office/drawing/2016/5/10/chartex" xmlns:cx5="http://schemas.microsoft.com/office/drawing/2016/5/11/chartex" xmlns:cx6="http://schemas.microsoft.com/office/drawing/2016/5/12/chartex" xmlns:cx7="http://schemas.microsoft.com/office/drawing/2016/5/13/chartex" xmlns:cx8="http://schemas.microsoft.com/office/drawing/2016/5/14/chartex" xmlns:mc="http://schemas.openxmlformats.org/markup-compatibility/2006" xmlns:aink="http://schemas.microsoft.com/office/drawing/2016/ink" xmlns:am3d="http://schemas.microsoft.com/office/drawing/2017/model3d" xmlns:o="urn:schemas-microsoft-com:office:office" xmlns:r="http://schemas.openxmlformats.org/officeDocument/2006/relationships" xmlns:m="http://schemas.openxmlformats.org/officeDocument/2006/math" xmlns:v="urn:schemas-microsoft-com:vml" xmlns:wp14="http://schemas.microsoft.com/office/word/2010/wordprocessingDrawing" xmlns:wp="http://schemas.openxmlformats.org/drawingml/2006/wordprocessingDrawing" xmlns:w10="urn:schemas-microsoft-com:office:word" xmlns:w="http://schemas.openxmlformats.org/wordprocessingml/2006/main" xmlns:w14="http://schemas.microsoft.com/office/word/2010/wordml" xmlns:w15="http://schemas.microsoft.com/office/word/2012/wordml" xmlns:w16cid="http://schemas.microsoft.com/office/word/2016/wordml/cid" xmlns:w16se="http://schemas.microsoft.com/office/word/2015/wordml/symex" xmlns:wpg="http://schemas.microsoft.com/office/word/2010/wordprocessingGroup" xmlns:wpi="http://schemas.microsoft.com/office/word/2010/wordprocessingInk" xmlns:wne="http://schemas.microsoft.com/office/word/2006/wordml" xmlns:wps="http://schemas.microsoft.com/office/word/2010/wordprocessingShape" mc:Ignorable="w14 w15 w16se w16cid wp14">
+<w:endnotes xmlns:wpc="http://schemas.microsoft.com/office/word/2010/wordprocessingCanvas" xmlns:cx="http://schemas.microsoft.com/office/drawing/2014/chartex" xmlns:cx1="http://schemas.microsoft.com/office/drawing/2015/9/8/chartex" xmlns:cx2="http://schemas.microsoft.com/office/drawing/2015/10/21/chartex" xmlns:cx3="http://schemas.microsoft.com/office/drawing/2016/5/9/chartex" xmlns:cx4="http://schemas.microsoft.com/office/drawing/2016/5/10/chartex" xmlns:cx5="http://schemas.microsoft.com/office/drawing/2016/5/11/chartex" xmlns:cx6="http://schemas.microsoft.com/office/drawing/2016/5/12/chartex" xmlns:cx7="http://schemas.microsoft.com/office/drawing/2016/5/13/chartex" xmlns:cx8="http://schemas.microsoft.com/office/drawing/2016/5/14/chartex" xmlns:mc="http://schemas.openxmlformats.org/markup-compatibility/2006" xmlns:aink="http://schemas.microsoft.com/office/drawing/2016/ink" xmlns:am3d="http://schemas.microsoft.com/office/drawing/2017/model3d" xmlns:o="urn:schemas-microsoft-com:office:office" xmlns:oel="http://schemas.microsoft.com/office/2019/extlst" xmlns:r="http://schemas.openxmlformats.org/officeDocument/2006/relationships" xmlns:m="http://schemas.openxmlformats.org/officeDocument/2006/math" xmlns:v="urn:schemas-microsoft-com:vml" xmlns:wp14="http://schemas.microsoft.com/office/word/2010/wordprocessingDrawing" xmlns:wp="http://schemas.openxmlformats.org/drawingml/2006/wordprocessingDrawing" xmlns:w10="urn:schemas-microsoft-com:office:word" xmlns:w="http://schemas.openxmlformats.org/wordprocessingml/2006/main" xmlns:w14="http://schemas.microsoft.com/office/word/2010/wordml" xmlns:w15="http://schemas.microsoft.com/office/word/2012/wordml" xmlns:w16cex="http://schemas.microsoft.com/office/word/2018/wordml/cex" xmlns:w16cid="http://schemas.microsoft.com/office/word/2016/wordml/cid" xmlns:w16="http://schemas.microsoft.com/office/word/2018/wordml" xmlns:w16du="http://schemas.microsoft.com/office/word/2023/wordml/word16du" xmlns:w16sdtdh="http://schemas.microsoft.com/office/word/2020/wordml/sdtdatahash" xmlns:w16sdtfl="http://schemas.microsoft.com/office/word/2024/wordml/sdtformatlock" xmlns:w16se="http://schemas.microsoft.com/office/word/2015/wordml/symex" xmlns:wpg="http://schemas.microsoft.com/office/word/2010/wordprocessingGroup" xmlns:wpi="http://schemas.microsoft.com/office/word/2010/wordprocessingInk" xmlns:wne="http://schemas.microsoft.com/office/word/2006/wordml" xmlns:wps="http://schemas.microsoft.com/office/word/2010/wordprocessingShape" mc:Ignorable="w14 w15 w16se w16cid w16 w16cex w16sdtdh w16sdtfl w16du wp14">
   <w:endnote w:type="separator" w:id="-1">
     <w:p>
       <w:pPr>
@@ -5430,7 +5372,7 @@
 </file>
 
 <file path=word/footer1.xml><?xml version="1.0" encoding="utf-8"?>
-<w:ftr xmlns:wpc="http://schemas.microsoft.com/office/word/2010/wordprocessingCanvas" xmlns:cx="http://schemas.microsoft.com/office/drawing/2014/chartex" xmlns:cx1="http://schemas.microsoft.com/office/drawing/2015/9/8/chartex" xmlns:cx2="http://schemas.microsoft.com/office/drawing/2015/10/21/chartex" xmlns:cx3="http://schemas.microsoft.com/office/drawing/2016/5/9/chartex" xmlns:cx4="http://schemas.microsoft.com/office/drawing/2016/5/10/chartex" xmlns:cx5="http://schemas.microsoft.com/office/drawing/2016/5/11/chartex" xmlns:cx6="http://schemas.microsoft.com/office/drawing/2016/5/12/chartex" xmlns:cx7="http://schemas.microsoft.com/office/drawing/2016/5/13/chartex" xmlns:cx8="http://schemas.microsoft.com/office/drawing/2016/5/14/chartex" xmlns:mc="http://schemas.openxmlformats.org/markup-compatibility/2006" xmlns:aink="http://schemas.microsoft.com/office/drawing/2016/ink" xmlns:am3d="http://schemas.microsoft.com/office/drawing/2017/model3d" xmlns:o="urn:schemas-microsoft-com:office:office" xmlns:r="http://schemas.openxmlformats.org/officeDocument/2006/relationships" xmlns:m="http://schemas.openxmlformats.org/officeDocument/2006/math" xmlns:v="urn:schemas-microsoft-com:vml" xmlns:wp14="http://schemas.microsoft.com/office/word/2010/wordprocessingDrawing" xmlns:wp="http://schemas.openxmlformats.org/drawingml/2006/wordprocessingDrawing" xmlns:w10="urn:schemas-microsoft-com:office:word" xmlns:w="http://schemas.openxmlformats.org/wordprocessingml/2006/main" xmlns:w14="http://schemas.microsoft.com/office/word/2010/wordml" xmlns:w15="http://schemas.microsoft.com/office/word/2012/wordml" xmlns:w16cid="http://schemas.microsoft.com/office/word/2016/wordml/cid" xmlns:w16se="http://schemas.microsoft.com/office/word/2015/wordml/symex" xmlns:wpg="http://schemas.microsoft.com/office/word/2010/wordprocessingGroup" xmlns:wpi="http://schemas.microsoft.com/office/word/2010/wordprocessingInk" xmlns:wne="http://schemas.microsoft.com/office/word/2006/wordml" xmlns:wps="http://schemas.microsoft.com/office/word/2010/wordprocessingShape" mc:Ignorable="w14 w15 w16se w16cid wp14">
+<w:ftr xmlns:wpc="http://schemas.microsoft.com/office/word/2010/wordprocessingCanvas" xmlns:cx="http://schemas.microsoft.com/office/drawing/2014/chartex" xmlns:cx1="http://schemas.microsoft.com/office/drawing/2015/9/8/chartex" xmlns:cx2="http://schemas.microsoft.com/office/drawing/2015/10/21/chartex" xmlns:cx3="http://schemas.microsoft.com/office/drawing/2016/5/9/chartex" xmlns:cx4="http://schemas.microsoft.com/office/drawing/2016/5/10/chartex" xmlns:cx5="http://schemas.microsoft.com/office/drawing/2016/5/11/chartex" xmlns:cx6="http://schemas.microsoft.com/office/drawing/2016/5/12/chartex" xmlns:cx7="http://schemas.microsoft.com/office/drawing/2016/5/13/chartex" xmlns:cx8="http://schemas.microsoft.com/office/drawing/2016/5/14/chartex" xmlns:mc="http://schemas.openxmlformats.org/markup-compatibility/2006" xmlns:aink="http://schemas.microsoft.com/office/drawing/2016/ink" xmlns:am3d="http://schemas.microsoft.com/office/drawing/2017/model3d" xmlns:o="urn:schemas-microsoft-com:office:office" xmlns:oel="http://schemas.microsoft.com/office/2019/extlst" xmlns:r="http://schemas.openxmlformats.org/officeDocument/2006/relationships" xmlns:m="http://schemas.openxmlformats.org/officeDocument/2006/math" xmlns:v="urn:schemas-microsoft-com:vml" xmlns:wp14="http://schemas.microsoft.com/office/word/2010/wordprocessingDrawing" xmlns:wp="http://schemas.openxmlformats.org/drawingml/2006/wordprocessingDrawing" xmlns:w10="urn:schemas-microsoft-com:office:word" xmlns:w="http://schemas.openxmlformats.org/wordprocessingml/2006/main" xmlns:w14="http://schemas.microsoft.com/office/word/2010/wordml" xmlns:w15="http://schemas.microsoft.com/office/word/2012/wordml" xmlns:w16cex="http://schemas.microsoft.com/office/word/2018/wordml/cex" xmlns:w16cid="http://schemas.microsoft.com/office/word/2016/wordml/cid" xmlns:w16="http://schemas.microsoft.com/office/word/2018/wordml" xmlns:w16du="http://schemas.microsoft.com/office/word/2023/wordml/word16du" xmlns:w16sdtdh="http://schemas.microsoft.com/office/word/2020/wordml/sdtdatahash" xmlns:w16sdtfl="http://schemas.microsoft.com/office/word/2024/wordml/sdtformatlock" xmlns:w16se="http://schemas.microsoft.com/office/word/2015/wordml/symex" xmlns:wpg="http://schemas.microsoft.com/office/word/2010/wordprocessingGroup" xmlns:wpi="http://schemas.microsoft.com/office/word/2010/wordprocessingInk" xmlns:wne="http://schemas.microsoft.com/office/word/2006/wordml" xmlns:wps="http://schemas.microsoft.com/office/word/2010/wordprocessingShape" mc:Ignorable="w14 w15 w16se w16cid w16 w16cex w16sdtdh w16sdtfl w16du wp14">
   <w:sdt>
     <w:sdtPr>
       <w:id w:val="1174153293"/>
@@ -5439,7 +5381,6 @@
         <w:docPartUnique/>
       </w:docPartObj>
     </w:sdtPr>
-    <w:sdtEndPr/>
     <w:sdtContent>
       <w:p>
         <w:pPr>
@@ -5495,7 +5436,7 @@
 </file>
 
 <file path=word/footnotes.xml><?xml version="1.0" encoding="utf-8"?>
-<w:footnotes xmlns:wpc="http://schemas.microsoft.com/office/word/2010/wordprocessingCanvas" xmlns:cx="http://schemas.microsoft.com/office/drawing/2014/chartex" xmlns:cx1="http://schemas.microsoft.com/office/drawing/2015/9/8/chartex" xmlns:cx2="http://schemas.microsoft.com/office/drawing/2015/10/21/chartex" xmlns:cx3="http://schemas.microsoft.com/office/drawing/2016/5/9/chartex" xmlns:cx4="http://schemas.microsoft.com/office/drawing/2016/5/10/chartex" xmlns:cx5="http://schemas.microsoft.com/office/drawing/2016/5/11/chartex" xmlns:cx6="http://schemas.microsoft.com/office/drawing/2016/5/12/chartex" xmlns:cx7="http://schemas.microsoft.com/office/drawing/2016/5/13/chartex" xmlns:cx8="http://schemas.microsoft.com/office/drawing/2016/5/14/chartex" xmlns:mc="http://schemas.openxmlformats.org/markup-compatibility/2006" xmlns:aink="http://schemas.microsoft.com/office/drawing/2016/ink" xmlns:am3d="http://schemas.microsoft.com/office/drawing/2017/model3d" xmlns:o="urn:schemas-microsoft-com:office:office" xmlns:r="http://schemas.openxmlformats.org/officeDocument/2006/relationships" xmlns:m="http://schemas.openxmlformats.org/officeDocument/2006/math" xmlns:v="urn:schemas-microsoft-com:vml" xmlns:wp14="http://schemas.microsoft.com/office/word/2010/wordprocessingDrawing" xmlns:wp="http://schemas.openxmlformats.org/drawingml/2006/wordprocessingDrawing" xmlns:w10="urn:schemas-microsoft-com:office:word" xmlns:w="http://schemas.openxmlformats.org/wordprocessingml/2006/main" xmlns:w14="http://schemas.microsoft.com/office/word/2010/wordml" xmlns:w15="http://schemas.microsoft.com/office/word/2012/wordml" xmlns:w16cid="http://schemas.microsoft.com/office/word/2016/wordml/cid" xmlns:w16se="http://schemas.microsoft.com/office/word/2015/wordml/symex" xmlns:wpg="http://schemas.microsoft.com/office/word/2010/wordprocessingGroup" xmlns:wpi="http://schemas.microsoft.com/office/word/2010/wordprocessingInk" xmlns:wne="http://schemas.microsoft.com/office/word/2006/wordml" xmlns:wps="http://schemas.microsoft.com/office/word/2010/wordprocessingShape" mc:Ignorable="w14 w15 w16se w16cid wp14">
+<w:footnotes xmlns:wpc="http://schemas.microsoft.com/office/word/2010/wordprocessingCanvas" xmlns:cx="http://schemas.microsoft.com/office/drawing/2014/chartex" xmlns:cx1="http://schemas.microsoft.com/office/drawing/2015/9/8/chartex" xmlns:cx2="http://schemas.microsoft.com/office/drawing/2015/10/21/chartex" xmlns:cx3="http://schemas.microsoft.com/office/drawing/2016/5/9/chartex" xmlns:cx4="http://schemas.microsoft.com/office/drawing/2016/5/10/chartex" xmlns:cx5="http://schemas.microsoft.com/office/drawing/2016/5/11/chartex" xmlns:cx6="http://schemas.microsoft.com/office/drawing/2016/5/12/chartex" xmlns:cx7="http://schemas.microsoft.com/office/drawing/2016/5/13/chartex" xmlns:cx8="http://schemas.microsoft.com/office/drawing/2016/5/14/chartex" xmlns:mc="http://schemas.openxmlformats.org/markup-compatibility/2006" xmlns:aink="http://schemas.microsoft.com/office/drawing/2016/ink" xmlns:am3d="http://schemas.microsoft.com/office/drawing/2017/model3d" xmlns:o="urn:schemas-microsoft-com:office:office" xmlns:oel="http://schemas.microsoft.com/office/2019/extlst" xmlns:r="http://schemas.openxmlformats.org/officeDocument/2006/relationships" xmlns:m="http://schemas.openxmlformats.org/officeDocument/2006/math" xmlns:v="urn:schemas-microsoft-com:vml" xmlns:wp14="http://schemas.microsoft.com/office/word/2010/wordprocessingDrawing" xmlns:wp="http://schemas.openxmlformats.org/drawingml/2006/wordprocessingDrawing" xmlns:w10="urn:schemas-microsoft-com:office:word" xmlns:w="http://schemas.openxmlformats.org/wordprocessingml/2006/main" xmlns:w14="http://schemas.microsoft.com/office/word/2010/wordml" xmlns:w15="http://schemas.microsoft.com/office/word/2012/wordml" xmlns:w16cex="http://schemas.microsoft.com/office/word/2018/wordml/cex" xmlns:w16cid="http://schemas.microsoft.com/office/word/2016/wordml/cid" xmlns:w16="http://schemas.microsoft.com/office/word/2018/wordml" xmlns:w16du="http://schemas.microsoft.com/office/word/2023/wordml/word16du" xmlns:w16sdtdh="http://schemas.microsoft.com/office/word/2020/wordml/sdtdatahash" xmlns:w16sdtfl="http://schemas.microsoft.com/office/word/2024/wordml/sdtformatlock" xmlns:w16se="http://schemas.microsoft.com/office/word/2015/wordml/symex" xmlns:wpg="http://schemas.microsoft.com/office/word/2010/wordprocessingGroup" xmlns:wpi="http://schemas.microsoft.com/office/word/2010/wordprocessingInk" xmlns:wne="http://schemas.microsoft.com/office/word/2006/wordml" xmlns:wps="http://schemas.microsoft.com/office/word/2010/wordprocessingShape" mc:Ignorable="w14 w15 w16se w16cid w16 w16cex w16sdtdh w16sdtfl w16du wp14">
   <w:footnote w:type="separator" w:id="-1">
     <w:p>
       <w:pPr>
@@ -5520,7 +5461,7 @@
 </file>
 
 <file path=word/header1.xml><?xml version="1.0" encoding="utf-8"?>
-<w:hdr xmlns:wpc="http://schemas.microsoft.com/office/word/2010/wordprocessingCanvas" xmlns:cx="http://schemas.microsoft.com/office/drawing/2014/chartex" xmlns:cx1="http://schemas.microsoft.com/office/drawing/2015/9/8/chartex" xmlns:cx2="http://schemas.microsoft.com/office/drawing/2015/10/21/chartex" xmlns:cx3="http://schemas.microsoft.com/office/drawing/2016/5/9/chartex" xmlns:cx4="http://schemas.microsoft.com/office/drawing/2016/5/10/chartex" xmlns:cx5="http://schemas.microsoft.com/office/drawing/2016/5/11/chartex" xmlns:cx6="http://schemas.microsoft.com/office/drawing/2016/5/12/chartex" xmlns:cx7="http://schemas.microsoft.com/office/drawing/2016/5/13/chartex" xmlns:cx8="http://schemas.microsoft.com/office/drawing/2016/5/14/chartex" xmlns:mc="http://schemas.openxmlformats.org/markup-compatibility/2006" xmlns:aink="http://schemas.microsoft.com/office/drawing/2016/ink" xmlns:am3d="http://schemas.microsoft.com/office/drawing/2017/model3d" xmlns:o="urn:schemas-microsoft-com:office:office" xmlns:r="http://schemas.openxmlformats.org/officeDocument/2006/relationships" xmlns:m="http://schemas.openxmlformats.org/officeDocument/2006/math" xmlns:v="urn:schemas-microsoft-com:vml" xmlns:wp14="http://schemas.microsoft.com/office/word/2010/wordprocessingDrawing" xmlns:wp="http://schemas.openxmlformats.org/drawingml/2006/wordprocessingDrawing" xmlns:w10="urn:schemas-microsoft-com:office:word" xmlns:w="http://schemas.openxmlformats.org/wordprocessingml/2006/main" xmlns:w14="http://schemas.microsoft.com/office/word/2010/wordml" xmlns:w15="http://schemas.microsoft.com/office/word/2012/wordml" xmlns:w16cid="http://schemas.microsoft.com/office/word/2016/wordml/cid" xmlns:w16se="http://schemas.microsoft.com/office/word/2015/wordml/symex" xmlns:wpg="http://schemas.microsoft.com/office/word/2010/wordprocessingGroup" xmlns:wpi="http://schemas.microsoft.com/office/word/2010/wordprocessingInk" xmlns:wne="http://schemas.microsoft.com/office/word/2006/wordml" xmlns:wps="http://schemas.microsoft.com/office/word/2010/wordprocessingShape" mc:Ignorable="w14 w15 w16se w16cid wp14">
+<w:hdr xmlns:wpc="http://schemas.microsoft.com/office/word/2010/wordprocessingCanvas" xmlns:cx="http://schemas.microsoft.com/office/drawing/2014/chartex" xmlns:cx1="http://schemas.microsoft.com/office/drawing/2015/9/8/chartex" xmlns:cx2="http://schemas.microsoft.com/office/drawing/2015/10/21/chartex" xmlns:cx3="http://schemas.microsoft.com/office/drawing/2016/5/9/chartex" xmlns:cx4="http://schemas.microsoft.com/office/drawing/2016/5/10/chartex" xmlns:cx5="http://schemas.microsoft.com/office/drawing/2016/5/11/chartex" xmlns:cx6="http://schemas.microsoft.com/office/drawing/2016/5/12/chartex" xmlns:cx7="http://schemas.microsoft.com/office/drawing/2016/5/13/chartex" xmlns:cx8="http://schemas.microsoft.com/office/drawing/2016/5/14/chartex" xmlns:mc="http://schemas.openxmlformats.org/markup-compatibility/2006" xmlns:aink="http://schemas.microsoft.com/office/drawing/2016/ink" xmlns:am3d="http://schemas.microsoft.com/office/drawing/2017/model3d" xmlns:o="urn:schemas-microsoft-com:office:office" xmlns:oel="http://schemas.microsoft.com/office/2019/extlst" xmlns:r="http://schemas.openxmlformats.org/officeDocument/2006/relationships" xmlns:m="http://schemas.openxmlformats.org/officeDocument/2006/math" xmlns:v="urn:schemas-microsoft-com:vml" xmlns:wp14="http://schemas.microsoft.com/office/word/2010/wordprocessingDrawing" xmlns:wp="http://schemas.openxmlformats.org/drawingml/2006/wordprocessingDrawing" xmlns:w10="urn:schemas-microsoft-com:office:word" xmlns:w="http://schemas.openxmlformats.org/wordprocessingml/2006/main" xmlns:w14="http://schemas.microsoft.com/office/word/2010/wordml" xmlns:w15="http://schemas.microsoft.com/office/word/2012/wordml" xmlns:w16cex="http://schemas.microsoft.com/office/word/2018/wordml/cex" xmlns:w16cid="http://schemas.microsoft.com/office/word/2016/wordml/cid" xmlns:w16="http://schemas.microsoft.com/office/word/2018/wordml" xmlns:w16du="http://schemas.microsoft.com/office/word/2023/wordml/word16du" xmlns:w16sdtdh="http://schemas.microsoft.com/office/word/2020/wordml/sdtdatahash" xmlns:w16sdtfl="http://schemas.microsoft.com/office/word/2024/wordml/sdtformatlock" xmlns:w16se="http://schemas.microsoft.com/office/word/2015/wordml/symex" xmlns:wpg="http://schemas.microsoft.com/office/word/2010/wordprocessingGroup" xmlns:wpi="http://schemas.microsoft.com/office/word/2010/wordprocessingInk" xmlns:wne="http://schemas.microsoft.com/office/word/2006/wordml" xmlns:wps="http://schemas.microsoft.com/office/word/2010/wordprocessingShape" mc:Ignorable="w14 w15 w16se w16cid w16 w16cex w16sdtdh w16sdtfl w16du wp14">
   <w:p>
     <w:pPr>
       <w:pStyle w:val="Kopfzeile"/>
@@ -5673,7 +5614,7 @@
 </file>
 
 <file path=word/numbering.xml><?xml version="1.0" encoding="utf-8"?>
-<w:numbering xmlns:wpc="http://schemas.microsoft.com/office/word/2010/wordprocessingCanvas" xmlns:cx="http://schemas.microsoft.com/office/drawing/2014/chartex" xmlns:cx1="http://schemas.microsoft.com/office/drawing/2015/9/8/chartex" xmlns:cx2="http://schemas.microsoft.com/office/drawing/2015/10/21/chartex" xmlns:cx3="http://schemas.microsoft.com/office/drawing/2016/5/9/chartex" xmlns:cx4="http://schemas.microsoft.com/office/drawing/2016/5/10/chartex" xmlns:cx5="http://schemas.microsoft.com/office/drawing/2016/5/11/chartex" xmlns:cx6="http://schemas.microsoft.com/office/drawing/2016/5/12/chartex" xmlns:cx7="http://schemas.microsoft.com/office/drawing/2016/5/13/chartex" xmlns:cx8="http://schemas.microsoft.com/office/drawing/2016/5/14/chartex" xmlns:mc="http://schemas.openxmlformats.org/markup-compatibility/2006" xmlns:aink="http://schemas.microsoft.com/office/drawing/2016/ink" xmlns:am3d="http://schemas.microsoft.com/office/drawing/2017/model3d" xmlns:o="urn:schemas-microsoft-com:office:office" xmlns:r="http://schemas.openxmlformats.org/officeDocument/2006/relationships" xmlns:m="http://schemas.openxmlformats.org/officeDocument/2006/math" xmlns:v="urn:schemas-microsoft-com:vml" xmlns:wp14="http://schemas.microsoft.com/office/word/2010/wordprocessingDrawing" xmlns:wp="http://schemas.openxmlformats.org/drawingml/2006/wordprocessingDrawing" xmlns:w10="urn:schemas-microsoft-com:office:word" xmlns:w="http://schemas.openxmlformats.org/wordprocessingml/2006/main" xmlns:w14="http://schemas.microsoft.com/office/word/2010/wordml" xmlns:w15="http://schemas.microsoft.com/office/word/2012/wordml" xmlns:w16cid="http://schemas.microsoft.com/office/word/2016/wordml/cid" xmlns:w16se="http://schemas.microsoft.com/office/word/2015/wordml/symex" xmlns:wpg="http://schemas.microsoft.com/office/word/2010/wordprocessingGroup" xmlns:wpi="http://schemas.microsoft.com/office/word/2010/wordprocessingInk" xmlns:wne="http://schemas.microsoft.com/office/word/2006/wordml" xmlns:wps="http://schemas.microsoft.com/office/word/2010/wordprocessingShape" mc:Ignorable="w14 w15 w16se w16cid wp14">
+<w:numbering xmlns:wpc="http://schemas.microsoft.com/office/word/2010/wordprocessingCanvas" xmlns:cx="http://schemas.microsoft.com/office/drawing/2014/chartex" xmlns:cx1="http://schemas.microsoft.com/office/drawing/2015/9/8/chartex" xmlns:cx2="http://schemas.microsoft.com/office/drawing/2015/10/21/chartex" xmlns:cx3="http://schemas.microsoft.com/office/drawing/2016/5/9/chartex" xmlns:cx4="http://schemas.microsoft.com/office/drawing/2016/5/10/chartex" xmlns:cx5="http://schemas.microsoft.com/office/drawing/2016/5/11/chartex" xmlns:cx6="http://schemas.microsoft.com/office/drawing/2016/5/12/chartex" xmlns:cx7="http://schemas.microsoft.com/office/drawing/2016/5/13/chartex" xmlns:cx8="http://schemas.microsoft.com/office/drawing/2016/5/14/chartex" xmlns:mc="http://schemas.openxmlformats.org/markup-compatibility/2006" xmlns:aink="http://schemas.microsoft.com/office/drawing/2016/ink" xmlns:am3d="http://schemas.microsoft.com/office/drawing/2017/model3d" xmlns:o="urn:schemas-microsoft-com:office:office" xmlns:oel="http://schemas.microsoft.com/office/2019/extlst" xmlns:r="http://schemas.openxmlformats.org/officeDocument/2006/relationships" xmlns:m="http://schemas.openxmlformats.org/officeDocument/2006/math" xmlns:v="urn:schemas-microsoft-com:vml" xmlns:wp14="http://schemas.microsoft.com/office/word/2010/wordprocessingDrawing" xmlns:wp="http://schemas.openxmlformats.org/drawingml/2006/wordprocessingDrawing" xmlns:w10="urn:schemas-microsoft-com:office:word" xmlns:w="http://schemas.openxmlformats.org/wordprocessingml/2006/main" xmlns:w14="http://schemas.microsoft.com/office/word/2010/wordml" xmlns:w15="http://schemas.microsoft.com/office/word/2012/wordml" xmlns:w16cex="http://schemas.microsoft.com/office/word/2018/wordml/cex" xmlns:w16cid="http://schemas.microsoft.com/office/word/2016/wordml/cid" xmlns:w16="http://schemas.microsoft.com/office/word/2018/wordml" xmlns:w16du="http://schemas.microsoft.com/office/word/2023/wordml/word16du" xmlns:w16sdtdh="http://schemas.microsoft.com/office/word/2020/wordml/sdtdatahash" xmlns:w16sdtfl="http://schemas.microsoft.com/office/word/2024/wordml/sdtformatlock" xmlns:w16se="http://schemas.microsoft.com/office/word/2015/wordml/symex" xmlns:wpg="http://schemas.microsoft.com/office/word/2010/wordprocessingGroup" xmlns:wpi="http://schemas.microsoft.com/office/word/2010/wordprocessingInk" xmlns:wne="http://schemas.microsoft.com/office/word/2006/wordml" xmlns:wps="http://schemas.microsoft.com/office/word/2010/wordprocessingShape" mc:Ignorable="w14 w15 w16se w16cid w16 w16cex w16sdtdh w16sdtfl w16du wp14">
   <w:abstractNum w:abstractNumId="0" w15:restartNumberingAfterBreak="0">
     <w:nsid w:val="00D33AEE"/>
     <w:multiLevelType w:val="multilevel"/>
@@ -6775,41 +6716,41 @@
       </w:rPr>
     </w:lvl>
   </w:abstractNum>
-  <w:num w:numId="1">
+  <w:num w:numId="1" w16cid:durableId="1887638669">
     <w:abstractNumId w:val="2"/>
   </w:num>
-  <w:num w:numId="2">
+  <w:num w:numId="2" w16cid:durableId="1292595051">
     <w:abstractNumId w:val="7"/>
   </w:num>
-  <w:num w:numId="3">
+  <w:num w:numId="3" w16cid:durableId="1370641009">
     <w:abstractNumId w:val="0"/>
   </w:num>
-  <w:num w:numId="4">
+  <w:num w:numId="4" w16cid:durableId="410199039">
     <w:abstractNumId w:val="1"/>
   </w:num>
-  <w:num w:numId="5">
+  <w:num w:numId="5" w16cid:durableId="1219319838">
     <w:abstractNumId w:val="9"/>
   </w:num>
-  <w:num w:numId="6">
+  <w:num w:numId="6" w16cid:durableId="1619145362">
     <w:abstractNumId w:val="4"/>
   </w:num>
-  <w:num w:numId="7">
+  <w:num w:numId="7" w16cid:durableId="458959825">
     <w:abstractNumId w:val="5"/>
   </w:num>
-  <w:num w:numId="8">
+  <w:num w:numId="8" w16cid:durableId="1040666562">
     <w:abstractNumId w:val="3"/>
   </w:num>
-  <w:num w:numId="9">
+  <w:num w:numId="9" w16cid:durableId="9992292">
     <w:abstractNumId w:val="8"/>
   </w:num>
-  <w:num w:numId="10">
+  <w:num w:numId="10" w16cid:durableId="1549563069">
     <w:abstractNumId w:val="6"/>
   </w:num>
 </w:numbering>
 </file>
 
 <file path=word/styles.xml><?xml version="1.0" encoding="utf-8"?>
-<w:styles xmlns:mc="http://schemas.openxmlformats.org/markup-compatibility/2006" xmlns:r="http://schemas.openxmlformats.org/officeDocument/2006/relationships" xmlns:w="http://schemas.openxmlformats.org/wordprocessingml/2006/main" xmlns:w14="http://schemas.microsoft.com/office/word/2010/wordml" xmlns:w15="http://schemas.microsoft.com/office/word/2012/wordml" xmlns:w16cid="http://schemas.microsoft.com/office/word/2016/wordml/cid" xmlns:w16se="http://schemas.microsoft.com/office/word/2015/wordml/symex" mc:Ignorable="w14 w15 w16se w16cid">
+<w:styles xmlns:mc="http://schemas.openxmlformats.org/markup-compatibility/2006" xmlns:r="http://schemas.openxmlformats.org/officeDocument/2006/relationships" xmlns:w="http://schemas.openxmlformats.org/wordprocessingml/2006/main" xmlns:w14="http://schemas.microsoft.com/office/word/2010/wordml" xmlns:w15="http://schemas.microsoft.com/office/word/2012/wordml" xmlns:w16cex="http://schemas.microsoft.com/office/word/2018/wordml/cex" xmlns:w16cid="http://schemas.microsoft.com/office/word/2016/wordml/cid" xmlns:w16="http://schemas.microsoft.com/office/word/2018/wordml" xmlns:w16du="http://schemas.microsoft.com/office/word/2023/wordml/word16du" xmlns:w16sdtdh="http://schemas.microsoft.com/office/word/2020/wordml/sdtdatahash" xmlns:w16sdtfl="http://schemas.microsoft.com/office/word/2024/wordml/sdtformatlock" xmlns:w16se="http://schemas.microsoft.com/office/word/2015/wordml/symex" mc:Ignorable="w14 w15 w16se w16cid w16 w16cex w16sdtdh w16sdtfl w16du">
   <w:docDefaults>
     <w:rPrDefault>
       <w:rPr>
@@ -6825,7 +6766,7 @@
       </w:pPr>
     </w:pPrDefault>
   </w:docDefaults>
-  <w:latentStyles w:defLockedState="0" w:defUIPriority="99" w:defSemiHidden="0" w:defUnhideWhenUsed="0" w:defQFormat="0" w:count="375">
+  <w:latentStyles w:defLockedState="0" w:defUIPriority="99" w:defSemiHidden="0" w:defUnhideWhenUsed="0" w:defQFormat="0" w:count="376">
     <w:lsdException w:name="Normal" w:uiPriority="0" w:qFormat="1"/>
     <w:lsdException w:name="heading 1" w:uiPriority="0" w:qFormat="1"/>
     <w:lsdException w:name="heading 2" w:semiHidden="1" w:uiPriority="9" w:unhideWhenUsed="1" w:qFormat="1"/>
@@ -7201,6 +7142,7 @@
     <w:lsdException w:name="Smart Hyperlink" w:semiHidden="1" w:unhideWhenUsed="1"/>
     <w:lsdException w:name="Hashtag" w:semiHidden="1" w:unhideWhenUsed="1"/>
     <w:lsdException w:name="Unresolved Mention" w:semiHidden="1" w:unhideWhenUsed="1"/>
+    <w:lsdException w:name="Smart Link" w:semiHidden="1" w:unhideWhenUsed="1"/>
   </w:latentStyles>
   <w:style w:type="paragraph" w:default="1" w:styleId="Standard">
     <w:name w:val="Normal"/>
@@ -8227,28 +8169,28 @@
 </file>
 
 <file path=customXml/item1.xml><?xml version="1.0" encoding="utf-8"?>
+<b:Sources xmlns:b="http://schemas.openxmlformats.org/officeDocument/2006/bibliography" xmlns="http://schemas.openxmlformats.org/officeDocument/2006/bibliography" SelectedStyle="\APASixthEditionOfficeOnline.xsl" StyleName="APA" Version="6"/>
+</file>
+
+<file path=customXml/item2.xml><?xml version="1.0" encoding="utf-8"?>
 <go:gDocsCustomXmlDataStorage xmlns:go="http://customooxmlschemas.google.com/" xmlns:r="http://schemas.openxmlformats.org/officeDocument/2006/relationships">
   <go:docsCustomData xmlns:go="http://customooxmlschemas.google.com/" roundtripDataSignature="AMtx7mgM9ZzfjlLG6DS9ca+69ilHjEnzQg==">AMUW2mVbVahveJeb1IkdmOm0jD3zIVjgJgavjts/k7OZetJVSqpKnQpYFHNsuURH7ZK7/mWhAT6qp12xZm3dJBh155rv3gZWEY4QNL1H9t+CvK9FaYd5h6vJzDqdvfoxfP51uL3sI0He9SkrZF4aEng8ggwLeSCsOM6Ty7F84aY7495sppeskbwORFb3An6MW2APNPq1t9guUUbJC5LIEnLbwM3aO8PRnFgFPvI73yA17WkLaGDAb/8Dwu8FuEs33nGwCrLJh/518k/5CDmdwFMdGmmJkmxrXB0nKR9Fw6o/MGzH2VQd9RzP8Vtbv7JudtvB62AKGsx0282MZ9rIzlBhNwfAwqx41HRJWFy9bLpl0Q+9frZH8451CKjz6Gtk+S61hB9iGiweslBGdl89f6jieMPzg4UPkA==</go:docsCustomData>
 </go:gDocsCustomXmlDataStorage>
 </file>
 
-<file path=customXml/item2.xml><?xml version="1.0" encoding="utf-8"?>
-<b:Sources xmlns:b="http://schemas.openxmlformats.org/officeDocument/2006/bibliography" xmlns="http://schemas.openxmlformats.org/officeDocument/2006/bibliography" SelectedStyle="\APASixthEditionOfficeOnline.xsl" StyleName="APA" Version="6"/>
+<file path=customXml/itemProps1.xml><?xml version="1.0" encoding="utf-8"?>
+<ds:datastoreItem xmlns:ds="http://schemas.openxmlformats.org/officeDocument/2006/customXml" ds:itemID="{51D4A8B2-3CD0-4752-A00A-6B95D72E210D}">
+  <ds:schemaRefs>
+    <ds:schemaRef ds:uri="http://schemas.openxmlformats.org/officeDocument/2006/bibliography"/>
+  </ds:schemaRefs>
+</ds:datastoreItem>
 </file>
 
-<file path=customXml/itemProps1.xml><?xml version="1.0" encoding="utf-8"?>
+<file path=customXml/itemProps2.xml><?xml version="1.0" encoding="utf-8"?>
 <ds:datastoreItem xmlns:ds="http://schemas.openxmlformats.org/officeDocument/2006/customXml" ds:itemID="{11111111-1234-1234-1234-123412341234}">
   <ds:schemaRefs>
     <ds:schemaRef ds:uri="http://customooxmlschemas.google.com/"/>
     <ds:schemaRef ds:uri="http://schemas.openxmlformats.org/officeDocument/2006/relationships"/>
   </ds:schemaRefs>
 </ds:datastoreItem>
-</file>
-
-<file path=customXml/itemProps2.xml><?xml version="1.0" encoding="utf-8"?>
-<ds:datastoreItem xmlns:ds="http://schemas.openxmlformats.org/officeDocument/2006/customXml" ds:itemID="{51D4A8B2-3CD0-4752-A00A-6B95D72E210D}">
-  <ds:schemaRefs>
-    <ds:schemaRef ds:uri="http://schemas.openxmlformats.org/officeDocument/2006/bibliography"/>
-  </ds:schemaRefs>
-</ds:datastoreItem>
 </file>
--- a/final_submission/Abgabe_Faller.docx
+++ b/final_submission/Abgabe_Faller.docx
@@ -1,6 +1,6 @@
 
 <file path=word/document.xml><?xml version="1.0" encoding="utf-8"?>
-<w:document xmlns:wpc="http://schemas.microsoft.com/office/word/2010/wordprocessingCanvas" xmlns:cx="http://schemas.microsoft.com/office/drawing/2014/chartex" xmlns:cx1="http://schemas.microsoft.com/office/drawing/2015/9/8/chartex" xmlns:cx2="http://schemas.microsoft.com/office/drawing/2015/10/21/chartex" xmlns:cx3="http://schemas.microsoft.com/office/drawing/2016/5/9/chartex" xmlns:cx4="http://schemas.microsoft.com/office/drawing/2016/5/10/chartex" xmlns:cx5="http://schemas.microsoft.com/office/drawing/2016/5/11/chartex" xmlns:cx6="http://schemas.microsoft.com/office/drawing/2016/5/12/chartex" xmlns:cx7="http://schemas.microsoft.com/office/drawing/2016/5/13/chartex" xmlns:cx8="http://schemas.microsoft.com/office/drawing/2016/5/14/chartex" xmlns:mc="http://schemas.openxmlformats.org/markup-compatibility/2006" xmlns:aink="http://schemas.microsoft.com/office/drawing/2016/ink" xmlns:am3d="http://schemas.microsoft.com/office/drawing/2017/model3d" xmlns:o="urn:schemas-microsoft-com:office:office" xmlns:oel="http://schemas.microsoft.com/office/2019/extlst" xmlns:r="http://schemas.openxmlformats.org/officeDocument/2006/relationships" xmlns:m="http://schemas.openxmlformats.org/officeDocument/2006/math" xmlns:v="urn:schemas-microsoft-com:vml" xmlns:wp14="http://schemas.microsoft.com/office/word/2010/wordprocessingDrawing" xmlns:wp="http://schemas.openxmlformats.org/drawingml/2006/wordprocessingDrawing" xmlns:w10="urn:schemas-microsoft-com:office:word" xmlns:w="http://schemas.openxmlformats.org/wordprocessingml/2006/main" xmlns:w14="http://schemas.microsoft.com/office/word/2010/wordml" xmlns:w15="http://schemas.microsoft.com/office/word/2012/wordml" xmlns:w16cex="http://schemas.microsoft.com/office/word/2018/wordml/cex" xmlns:w16cid="http://schemas.microsoft.com/office/word/2016/wordml/cid" xmlns:w16="http://schemas.microsoft.com/office/word/2018/wordml" xmlns:w16du="http://schemas.microsoft.com/office/word/2023/wordml/word16du" xmlns:w16sdtdh="http://schemas.microsoft.com/office/word/2020/wordml/sdtdatahash" xmlns:w16sdtfl="http://schemas.microsoft.com/office/word/2024/wordml/sdtformatlock" xmlns:w16se="http://schemas.microsoft.com/office/word/2015/wordml/symex" xmlns:wpg="http://schemas.microsoft.com/office/word/2010/wordprocessingGroup" xmlns:wpi="http://schemas.microsoft.com/office/word/2010/wordprocessingInk" xmlns:wne="http://schemas.microsoft.com/office/word/2006/wordml" xmlns:wps="http://schemas.microsoft.com/office/word/2010/wordprocessingShape" mc:Ignorable="w14 w15 w16se w16cid w16 w16cex w16sdtdh w16sdtfl w16du wp14">
+<w:document xmlns:wpc="http://schemas.microsoft.com/office/word/2010/wordprocessingCanvas" xmlns:cx="http://schemas.microsoft.com/office/drawing/2014/chartex" xmlns:cx1="http://schemas.microsoft.com/office/drawing/2015/9/8/chartex" xmlns:cx2="http://schemas.microsoft.com/office/drawing/2015/10/21/chartex" xmlns:cx3="http://schemas.microsoft.com/office/drawing/2016/5/9/chartex" xmlns:cx4="http://schemas.microsoft.com/office/drawing/2016/5/10/chartex" xmlns:cx5="http://schemas.microsoft.com/office/drawing/2016/5/11/chartex" xmlns:cx6="http://schemas.microsoft.com/office/drawing/2016/5/12/chartex" xmlns:cx7="http://schemas.microsoft.com/office/drawing/2016/5/13/chartex" xmlns:cx8="http://schemas.microsoft.com/office/drawing/2016/5/14/chartex" xmlns:mc="http://schemas.openxmlformats.org/markup-compatibility/2006" xmlns:aink="http://schemas.microsoft.com/office/drawing/2016/ink" xmlns:am3d="http://schemas.microsoft.com/office/drawing/2017/model3d" xmlns:o="urn:schemas-microsoft-com:office:office" xmlns:r="http://schemas.openxmlformats.org/officeDocument/2006/relationships" xmlns:m="http://schemas.openxmlformats.org/officeDocument/2006/math" xmlns:v="urn:schemas-microsoft-com:vml" xmlns:wp14="http://schemas.microsoft.com/office/word/2010/wordprocessingDrawing" xmlns:wp="http://schemas.openxmlformats.org/drawingml/2006/wordprocessingDrawing" xmlns:w10="urn:schemas-microsoft-com:office:word" xmlns:w="http://schemas.openxmlformats.org/wordprocessingml/2006/main" xmlns:w14="http://schemas.microsoft.com/office/word/2010/wordml" xmlns:w15="http://schemas.microsoft.com/office/word/2012/wordml" xmlns:w16cid="http://schemas.microsoft.com/office/word/2016/wordml/cid" xmlns:w16se="http://schemas.microsoft.com/office/word/2015/wordml/symex" xmlns:wpg="http://schemas.microsoft.com/office/word/2010/wordprocessingGroup" xmlns:wpi="http://schemas.microsoft.com/office/word/2010/wordprocessingInk" xmlns:wne="http://schemas.microsoft.com/office/word/2006/wordml" xmlns:wps="http://schemas.microsoft.com/office/word/2010/wordprocessingShape" mc:Ignorable="w14 w15 w16se w16cid wp14">
   <w:body>
     <w:tbl>
       <w:tblPr>
@@ -328,6 +328,7 @@
               </w:rPr>
               <w:t>:</w:t>
             </w:r>
+            <w:bookmarkStart w:id="0" w:name="_GoBack"/>
             <w:r>
               <w:rPr>
                 <w:b/>
@@ -343,7 +344,63 @@
                 <w:szCs w:val="24"/>
                 <w:lang w:val="de-DE"/>
               </w:rPr>
-              <w:t>Städtische Hitzeinseln stellen infolge des Klimawandels eine zunehmende Herausforderung für die nachhaltige Stadtentwicklung dar. Besonders dicht bebaute Wohngebiete weisen häufig erhöhte Oberflächentemperaturen auf, während gleichzeitig der Zugang zu kühlenden Grünflächen eingeschränkt sein kann. Ziel dieser Studie ist die Identifikation räumlicher Hotspots klimatischer Vulnerabilität in der Stadt Wiesbaden durch die Kombination von Landoberflächentemperatur, Bebauungsstruktur und Erreichbarkeit urbaner Grünflächen.</w:t>
+              <w:t>Aufgrund des Klimawandels sind städtische Hitzeinseln eine immer größere Herausforderung für die nachhaltige Entwicklung von Städten.</w:t>
+            </w:r>
+            <w:r>
+              <w:rPr>
+                <w:sz w:val="24"/>
+                <w:szCs w:val="24"/>
+                <w:lang w:val="de-DE"/>
+              </w:rPr>
+              <w:t xml:space="preserve"> </w:t>
+            </w:r>
+            <w:r>
+              <w:rPr>
+                <w:sz w:val="24"/>
+                <w:szCs w:val="24"/>
+                <w:lang w:val="de-DE"/>
+              </w:rPr>
+              <w:t>Häufig zeigen</w:t>
+            </w:r>
+            <w:r>
+              <w:rPr>
+                <w:sz w:val="24"/>
+                <w:szCs w:val="24"/>
+                <w:lang w:val="de-DE"/>
+              </w:rPr>
+              <w:t xml:space="preserve"> dicht bebaute Wohngebiete erhöhte Oberflächentemperaturen, während gleichzeitig der Zugang zu kühlenden Grünflächen eingeschränkt </w:t>
+            </w:r>
+            <w:r>
+              <w:rPr>
+                <w:sz w:val="24"/>
+                <w:szCs w:val="24"/>
+                <w:lang w:val="de-DE"/>
+              </w:rPr>
+              <w:t>ist</w:t>
+            </w:r>
+            <w:r>
+              <w:rPr>
+                <w:sz w:val="24"/>
+                <w:szCs w:val="24"/>
+                <w:lang w:val="de-DE"/>
+              </w:rPr>
+              <w:t>. Ziel dieser Studie ist die Identifikation räumlicher Hotspots klimatischer Vulnerabilität in der Stadt Wiesbaden</w:t>
+            </w:r>
+            <w:r>
+              <w:rPr>
+                <w:sz w:val="24"/>
+                <w:szCs w:val="24"/>
+                <w:lang w:val="de-DE"/>
+              </w:rPr>
+              <w:t xml:space="preserve">. </w:t>
+            </w:r>
+            <w:r>
+              <w:rPr>
+                <w:sz w:val="24"/>
+                <w:szCs w:val="24"/>
+                <w:lang w:val="de-DE"/>
+              </w:rPr>
+              <w:t>Hierfür wird die Kombination aus Landoberflächentemperatur, Bebauungsstruktur und der Erreichbarkeit urbaner Grünflächen herangezogen.</w:t>
             </w:r>
           </w:p>
           <w:p>
@@ -361,7 +418,71 @@
                 <w:szCs w:val="24"/>
                 <w:lang w:val="de-DE"/>
               </w:rPr>
-              <w:t xml:space="preserve">Die Analyse basiert auf frei verfügbaren Geodaten und wurde vollständig in einem GIS durchgeführt. Als Grundlage dienten </w:t>
+              <w:t xml:space="preserve">Die Analyse basiert auf </w:t>
+            </w:r>
+            <w:r>
+              <w:rPr>
+                <w:sz w:val="24"/>
+                <w:szCs w:val="24"/>
+                <w:lang w:val="de-DE"/>
+              </w:rPr>
+              <w:t>offene</w:t>
+            </w:r>
+            <w:r>
+              <w:rPr>
+                <w:sz w:val="24"/>
+                <w:szCs w:val="24"/>
+                <w:lang w:val="de-DE"/>
+              </w:rPr>
+              <w:t>n</w:t>
+            </w:r>
+            <w:r>
+              <w:rPr>
+                <w:sz w:val="24"/>
+                <w:szCs w:val="24"/>
+                <w:lang w:val="de-DE"/>
+              </w:rPr>
+              <w:t xml:space="preserve"> Daten</w:t>
+            </w:r>
+            <w:r>
+              <w:rPr>
+                <w:sz w:val="24"/>
+                <w:szCs w:val="24"/>
+                <w:lang w:val="de-DE"/>
+              </w:rPr>
+              <w:t xml:space="preserve"> und</w:t>
+            </w:r>
+            <w:r>
+              <w:rPr>
+                <w:sz w:val="24"/>
+                <w:szCs w:val="24"/>
+                <w:lang w:val="de-DE"/>
+              </w:rPr>
+              <w:t xml:space="preserve"> a</w:t>
+            </w:r>
+            <w:r>
+              <w:rPr>
+                <w:sz w:val="24"/>
+                <w:szCs w:val="24"/>
+                <w:lang w:val="de-DE"/>
+              </w:rPr>
+              <w:t>ls Grundlage dien</w:t>
+            </w:r>
+            <w:r>
+              <w:rPr>
+                <w:sz w:val="24"/>
+                <w:szCs w:val="24"/>
+                <w:lang w:val="de-DE"/>
+              </w:rPr>
+              <w:t>e</w:t>
+            </w:r>
+            <w:r>
+              <w:rPr>
+                <w:sz w:val="24"/>
+                <w:szCs w:val="24"/>
+                <w:lang w:val="de-DE"/>
+              </w:rPr>
+              <w:t xml:space="preserve">n </w:t>
             </w:r>
             <w:proofErr w:type="spellStart"/>
             <w:r>
@@ -413,475 +534,120 @@
               <w:rPr>
                 <w:sz w:val="24"/>
                 <w:szCs w:val="24"/>
-                <w:lang w:val="de-DE"/>
-              </w:rPr>
-              <w:t xml:space="preserve">Die Ergebnisse zeigen deutliche Unterschiede zwischen den verschiedenen Bebauungsstrukturen. Die höchsten mittleren Oberflächentemperaturen treten in kompakten Wohngebieten auf, während locker bebaute Bereiche niedrigere Temperaturen aufweisen. </w:t>
-            </w:r>
-            <w:proofErr w:type="spellStart"/>
+              </w:rPr>
+              <w:t>Die Ergebnisse zeigen, dass</w:t>
+            </w:r>
             <w:r>
               <w:rPr>
                 <w:sz w:val="24"/>
                 <w:szCs w:val="24"/>
               </w:rPr>
-              <w:t>Rund</w:t>
-            </w:r>
-            <w:proofErr w:type="spellEnd"/>
+              <w:t xml:space="preserve"> </w:t>
+            </w:r>
             <w:r>
               <w:rPr>
                 <w:sz w:val="24"/>
                 <w:szCs w:val="24"/>
               </w:rPr>
-              <w:t xml:space="preserve"> 89 % </w:t>
-            </w:r>
-            <w:proofErr w:type="spellStart"/>
+              <w:t>k</w:t>
+            </w:r>
             <w:r>
               <w:rPr>
                 <w:sz w:val="24"/>
                 <w:szCs w:val="24"/>
               </w:rPr>
-              <w:t>der</w:t>
-            </w:r>
-            <w:proofErr w:type="spellEnd"/>
+              <w:t>ompakte Wohnquartiere am stärksten von Hitze betroffen</w:t>
+            </w:r>
             <w:r>
               <w:rPr>
                 <w:sz w:val="24"/>
                 <w:szCs w:val="24"/>
               </w:rPr>
-              <w:t xml:space="preserve"> </w:t>
-            </w:r>
-            <w:proofErr w:type="spellStart"/>
+              <w:t xml:space="preserve"> sind (LCZ 2 = 42</w:t>
+            </w:r>
             <w:r>
               <w:rPr>
                 <w:sz w:val="24"/>
                 <w:szCs w:val="24"/>
               </w:rPr>
-              <w:t>untersuchten</w:t>
-            </w:r>
-            <w:proofErr w:type="spellEnd"/>
+              <w:t>,6</w:t>
+            </w:r>
             <w:r>
               <w:rPr>
                 <w:sz w:val="24"/>
                 <w:szCs w:val="24"/>
               </w:rPr>
-              <w:t xml:space="preserve"> </w:t>
-            </w:r>
-            <w:proofErr w:type="spellStart"/>
+              <w:t xml:space="preserve"> C°)</w:t>
+            </w:r>
             <w:r>
               <w:rPr>
                 <w:sz w:val="24"/>
                 <w:szCs w:val="24"/>
               </w:rPr>
-              <w:t>Wohnflächen</w:t>
-            </w:r>
-            <w:proofErr w:type="spellEnd"/>
+              <w:t xml:space="preserve">, während locker bebaute Bereiche </w:t>
+            </w:r>
             <w:r>
               <w:rPr>
                 <w:sz w:val="24"/>
                 <w:szCs w:val="24"/>
               </w:rPr>
-              <w:t xml:space="preserve"> </w:t>
-            </w:r>
-            <w:proofErr w:type="spellStart"/>
+              <w:t>deutlich niedrigere Termperaturen aufzeigen (LCZ 3 = 33</w:t>
+            </w:r>
             <w:r>
               <w:rPr>
                 <w:sz w:val="24"/>
                 <w:szCs w:val="24"/>
               </w:rPr>
-              <w:t>liegen</w:t>
-            </w:r>
-            <w:proofErr w:type="spellEnd"/>
+              <w:t>,1</w:t>
+            </w:r>
             <w:r>
               <w:rPr>
                 <w:sz w:val="24"/>
                 <w:szCs w:val="24"/>
               </w:rPr>
-              <w:t xml:space="preserve"> </w:t>
-            </w:r>
-            <w:proofErr w:type="spellStart"/>
+              <w:t xml:space="preserve"> C°)</w:t>
+            </w:r>
             <w:r>
               <w:rPr>
                 <w:sz w:val="24"/>
                 <w:szCs w:val="24"/>
               </w:rPr>
-              <w:t>innerhalb</w:t>
-            </w:r>
-            <w:proofErr w:type="spellEnd"/>
+              <w:t>.</w:t>
+            </w:r>
             <w:r>
               <w:rPr>
                 <w:sz w:val="24"/>
                 <w:szCs w:val="24"/>
+                <w:lang w:val="de-DE"/>
               </w:rPr>
               <w:t xml:space="preserve"> </w:t>
             </w:r>
-            <w:proofErr w:type="spellStart"/>
+            <w:bookmarkStart w:id="1" w:name="_Hlk235450572"/>
             <w:r>
               <w:rPr>
                 <w:sz w:val="24"/>
                 <w:szCs w:val="24"/>
-              </w:rPr>
-              <w:t>von</w:t>
-            </w:r>
-            <w:proofErr w:type="spellEnd"/>
+                <w:lang w:val="de-DE"/>
+              </w:rPr>
+              <w:t>Ca.</w:t>
+            </w:r>
             <w:r>
               <w:rPr>
                 <w:sz w:val="24"/>
                 <w:szCs w:val="24"/>
               </w:rPr>
-              <w:t xml:space="preserve"> 500 m </w:t>
-            </w:r>
-            <w:proofErr w:type="spellStart"/>
+              <w:t xml:space="preserve"> 89 % der untersuchten Wohnflächen liegen innerhalb von 500 m zu einer Grünfläche. Dennoch wurden etwa 10 % der Wohnflächen als hoch vulnerabel eingestuft</w:t>
+            </w:r>
+            <w:bookmarkEnd w:id="1"/>
             <w:r>
               <w:rPr>
                 <w:sz w:val="24"/>
                 <w:szCs w:val="24"/>
               </w:rPr>
-              <w:t>zu</w:t>
-            </w:r>
-            <w:proofErr w:type="spellEnd"/>
-            <w:r>
-              <w:rPr>
-                <w:sz w:val="24"/>
-                <w:szCs w:val="24"/>
-              </w:rPr>
-              <w:t xml:space="preserve"> </w:t>
-            </w:r>
-            <w:proofErr w:type="spellStart"/>
-            <w:r>
-              <w:rPr>
-                <w:sz w:val="24"/>
-                <w:szCs w:val="24"/>
-              </w:rPr>
-              <w:t>einer</w:t>
-            </w:r>
-            <w:proofErr w:type="spellEnd"/>
-            <w:r>
-              <w:rPr>
-                <w:sz w:val="24"/>
-                <w:szCs w:val="24"/>
-              </w:rPr>
-              <w:t xml:space="preserve"> </w:t>
-            </w:r>
-            <w:proofErr w:type="spellStart"/>
-            <w:r>
-              <w:rPr>
-                <w:sz w:val="24"/>
-                <w:szCs w:val="24"/>
-              </w:rPr>
-              <w:t>Grünfläche</w:t>
-            </w:r>
-            <w:proofErr w:type="spellEnd"/>
-            <w:r>
-              <w:rPr>
-                <w:sz w:val="24"/>
-                <w:szCs w:val="24"/>
-              </w:rPr>
-              <w:t xml:space="preserve">. </w:t>
-            </w:r>
-            <w:proofErr w:type="spellStart"/>
-            <w:r>
-              <w:rPr>
-                <w:sz w:val="24"/>
-                <w:szCs w:val="24"/>
-              </w:rPr>
-              <w:t>Dennoch</w:t>
-            </w:r>
-            <w:proofErr w:type="spellEnd"/>
-            <w:r>
-              <w:rPr>
-                <w:sz w:val="24"/>
-                <w:szCs w:val="24"/>
-              </w:rPr>
-              <w:t xml:space="preserve"> </w:t>
-            </w:r>
-            <w:proofErr w:type="spellStart"/>
-            <w:r>
-              <w:rPr>
-                <w:sz w:val="24"/>
-                <w:szCs w:val="24"/>
-              </w:rPr>
-              <w:t>wurden</w:t>
-            </w:r>
-            <w:proofErr w:type="spellEnd"/>
-            <w:r>
-              <w:rPr>
-                <w:sz w:val="24"/>
-                <w:szCs w:val="24"/>
-              </w:rPr>
-              <w:t xml:space="preserve"> </w:t>
-            </w:r>
-            <w:proofErr w:type="spellStart"/>
-            <w:r>
-              <w:rPr>
-                <w:sz w:val="24"/>
-                <w:szCs w:val="24"/>
-              </w:rPr>
-              <w:t>etwa</w:t>
-            </w:r>
-            <w:proofErr w:type="spellEnd"/>
-            <w:r>
-              <w:rPr>
-                <w:sz w:val="24"/>
-                <w:szCs w:val="24"/>
-              </w:rPr>
-              <w:t xml:space="preserve"> 10 % </w:t>
-            </w:r>
-            <w:proofErr w:type="spellStart"/>
-            <w:r>
-              <w:rPr>
-                <w:sz w:val="24"/>
-                <w:szCs w:val="24"/>
-              </w:rPr>
-              <w:t>der</w:t>
-            </w:r>
-            <w:proofErr w:type="spellEnd"/>
-            <w:r>
-              <w:rPr>
-                <w:sz w:val="24"/>
-                <w:szCs w:val="24"/>
-              </w:rPr>
-              <w:t xml:space="preserve"> </w:t>
-            </w:r>
-            <w:proofErr w:type="spellStart"/>
-            <w:r>
-              <w:rPr>
-                <w:sz w:val="24"/>
-                <w:szCs w:val="24"/>
-              </w:rPr>
-              <w:t>Wohnflächen</w:t>
-            </w:r>
-            <w:proofErr w:type="spellEnd"/>
-            <w:r>
-              <w:rPr>
-                <w:sz w:val="24"/>
-                <w:szCs w:val="24"/>
-              </w:rPr>
-              <w:t xml:space="preserve"> </w:t>
-            </w:r>
-            <w:proofErr w:type="spellStart"/>
-            <w:r>
-              <w:rPr>
-                <w:sz w:val="24"/>
-                <w:szCs w:val="24"/>
-              </w:rPr>
-              <w:t>als</w:t>
-            </w:r>
-            <w:proofErr w:type="spellEnd"/>
-            <w:r>
-              <w:rPr>
-                <w:sz w:val="24"/>
-                <w:szCs w:val="24"/>
-              </w:rPr>
-              <w:t xml:space="preserve"> </w:t>
-            </w:r>
-            <w:proofErr w:type="spellStart"/>
-            <w:r>
-              <w:rPr>
-                <w:sz w:val="24"/>
-                <w:szCs w:val="24"/>
-              </w:rPr>
-              <w:t>hoch</w:t>
-            </w:r>
-            <w:proofErr w:type="spellEnd"/>
-            <w:r>
-              <w:rPr>
-                <w:sz w:val="24"/>
-                <w:szCs w:val="24"/>
-              </w:rPr>
-              <w:t xml:space="preserve"> </w:t>
-            </w:r>
-            <w:proofErr w:type="spellStart"/>
-            <w:r>
-              <w:rPr>
-                <w:sz w:val="24"/>
-                <w:szCs w:val="24"/>
-              </w:rPr>
-              <w:t>vulnerabel</w:t>
-            </w:r>
-            <w:proofErr w:type="spellEnd"/>
-            <w:r>
-              <w:rPr>
-                <w:sz w:val="24"/>
-                <w:szCs w:val="24"/>
-              </w:rPr>
-              <w:t xml:space="preserve"> </w:t>
-            </w:r>
-            <w:proofErr w:type="spellStart"/>
-            <w:r>
-              <w:rPr>
-                <w:sz w:val="24"/>
-                <w:szCs w:val="24"/>
-              </w:rPr>
-              <w:t>eingestuft</w:t>
-            </w:r>
-            <w:proofErr w:type="spellEnd"/>
-            <w:r>
-              <w:rPr>
-                <w:sz w:val="24"/>
-                <w:szCs w:val="24"/>
-              </w:rPr>
-              <w:t xml:space="preserve">, da </w:t>
-            </w:r>
-            <w:proofErr w:type="spellStart"/>
-            <w:r>
-              <w:rPr>
-                <w:sz w:val="24"/>
-                <w:szCs w:val="24"/>
-              </w:rPr>
-              <w:t>dort</w:t>
-            </w:r>
-            <w:proofErr w:type="spellEnd"/>
-            <w:r>
-              <w:rPr>
-                <w:sz w:val="24"/>
-                <w:szCs w:val="24"/>
-              </w:rPr>
-              <w:t xml:space="preserve"> </w:t>
-            </w:r>
-            <w:proofErr w:type="spellStart"/>
-            <w:r>
-              <w:rPr>
-                <w:sz w:val="24"/>
-                <w:szCs w:val="24"/>
-              </w:rPr>
-              <w:t>hohe</w:t>
-            </w:r>
-            <w:proofErr w:type="spellEnd"/>
-            <w:r>
-              <w:rPr>
-                <w:sz w:val="24"/>
-                <w:szCs w:val="24"/>
-              </w:rPr>
-              <w:t xml:space="preserve"> </w:t>
-            </w:r>
-            <w:proofErr w:type="spellStart"/>
-            <w:r>
-              <w:rPr>
-                <w:sz w:val="24"/>
-                <w:szCs w:val="24"/>
-              </w:rPr>
-              <w:t>Oberflächentemperaturen</w:t>
-            </w:r>
-            <w:proofErr w:type="spellEnd"/>
-            <w:r>
-              <w:rPr>
-                <w:sz w:val="24"/>
-                <w:szCs w:val="24"/>
-              </w:rPr>
-              <w:t xml:space="preserve"> </w:t>
-            </w:r>
-            <w:proofErr w:type="spellStart"/>
-            <w:r>
-              <w:rPr>
-                <w:sz w:val="24"/>
-                <w:szCs w:val="24"/>
-              </w:rPr>
-              <w:t>mit</w:t>
-            </w:r>
-            <w:proofErr w:type="spellEnd"/>
-            <w:r>
-              <w:rPr>
-                <w:sz w:val="24"/>
-                <w:szCs w:val="24"/>
-              </w:rPr>
-              <w:t xml:space="preserve"> </w:t>
-            </w:r>
-            <w:proofErr w:type="spellStart"/>
-            <w:r>
-              <w:rPr>
-                <w:sz w:val="24"/>
-                <w:szCs w:val="24"/>
-              </w:rPr>
-              <w:t>einer</w:t>
-            </w:r>
-            <w:proofErr w:type="spellEnd"/>
-            <w:r>
-              <w:rPr>
-                <w:sz w:val="24"/>
-                <w:szCs w:val="24"/>
-              </w:rPr>
-              <w:t xml:space="preserve"> </w:t>
-            </w:r>
-            <w:proofErr w:type="spellStart"/>
-            <w:r>
-              <w:rPr>
-                <w:sz w:val="24"/>
-                <w:szCs w:val="24"/>
-              </w:rPr>
-              <w:t>eingeschränkten</w:t>
-            </w:r>
-            <w:proofErr w:type="spellEnd"/>
-            <w:r>
-              <w:rPr>
-                <w:sz w:val="24"/>
-                <w:szCs w:val="24"/>
-              </w:rPr>
-              <w:t xml:space="preserve"> </w:t>
-            </w:r>
-            <w:proofErr w:type="spellStart"/>
-            <w:r>
-              <w:rPr>
-                <w:sz w:val="24"/>
-                <w:szCs w:val="24"/>
-              </w:rPr>
-              <w:t>Erreichbarkeit</w:t>
-            </w:r>
-            <w:proofErr w:type="spellEnd"/>
-            <w:r>
-              <w:rPr>
-                <w:sz w:val="24"/>
-                <w:szCs w:val="24"/>
-              </w:rPr>
-              <w:t xml:space="preserve"> </w:t>
-            </w:r>
-            <w:proofErr w:type="spellStart"/>
-            <w:r>
-              <w:rPr>
-                <w:sz w:val="24"/>
-                <w:szCs w:val="24"/>
-              </w:rPr>
-              <w:t>von</w:t>
-            </w:r>
-            <w:proofErr w:type="spellEnd"/>
-            <w:r>
-              <w:rPr>
-                <w:sz w:val="24"/>
-                <w:szCs w:val="24"/>
-              </w:rPr>
-              <w:t xml:space="preserve"> </w:t>
-            </w:r>
-            <w:proofErr w:type="spellStart"/>
-            <w:r>
-              <w:rPr>
-                <w:sz w:val="24"/>
-                <w:szCs w:val="24"/>
-              </w:rPr>
-              <w:t>Grünflächen</w:t>
-            </w:r>
-            <w:proofErr w:type="spellEnd"/>
-            <w:r>
-              <w:rPr>
-                <w:sz w:val="24"/>
-                <w:szCs w:val="24"/>
-              </w:rPr>
-              <w:t xml:space="preserve"> </w:t>
-            </w:r>
-            <w:proofErr w:type="spellStart"/>
-            <w:r>
-              <w:rPr>
-                <w:sz w:val="24"/>
-                <w:szCs w:val="24"/>
-              </w:rPr>
-              <w:t>zusammenfallen</w:t>
-            </w:r>
-            <w:proofErr w:type="spellEnd"/>
-            <w:r>
-              <w:rPr>
-                <w:sz w:val="24"/>
-                <w:szCs w:val="24"/>
-              </w:rPr>
-              <w:t>.</w:t>
+              <w:t>, da dort hohe Oberflächentemperaturen mit einer eingeschränkten Erreichbarkeit von Grünflächen zusammenfallen.</w:t>
             </w:r>
           </w:p>
+          <w:bookmarkEnd w:id="0"/>
           <w:p>
             <w:pPr>
               <w:jc w:val="both"/>
@@ -1308,6 +1074,38 @@
               </w:rPr>
               <w:t>erreichbarkeit</w:t>
             </w:r>
+            <w:r>
+              <w:rPr>
+                <w:bCs/>
+                <w:color w:val="2F5496"/>
+                <w:sz w:val="24"/>
+                <w:szCs w:val="24"/>
+                <w:lang w:val="de-DE"/>
+              </w:rPr>
+              <w:t xml:space="preserve">, </w:t>
+            </w:r>
+            <w:proofErr w:type="spellStart"/>
+            <w:r>
+              <w:rPr>
+                <w:bCs/>
+                <w:color w:val="2F5496"/>
+                <w:sz w:val="24"/>
+                <w:szCs w:val="24"/>
+                <w:lang w:val="de-DE"/>
+              </w:rPr>
+              <w:t>Sustainable</w:t>
+            </w:r>
+            <w:proofErr w:type="spellEnd"/>
+            <w:r>
+              <w:rPr>
+                <w:bCs/>
+                <w:color w:val="2F5496"/>
+                <w:sz w:val="24"/>
+                <w:szCs w:val="24"/>
+                <w:lang w:val="de-DE"/>
+              </w:rPr>
+              <w:t xml:space="preserve"> Development Goals (SDG)</w:t>
+            </w:r>
           </w:p>
         </w:tc>
         <w:tc>
@@ -1401,186 +1199,453 @@
           <w:lang w:val="de-DE"/>
         </w:rPr>
       </w:pPr>
-      <w:r>
-        <w:rPr>
-          <w:b/>
-          <w:lang w:val="de-DE"/>
-        </w:rPr>
-        <w:lastRenderedPageBreak/>
-        <w:t>1</w:t>
-      </w:r>
-      <w:r>
-        <w:rPr>
-          <w:b/>
-          <w:lang w:val="de-DE"/>
-        </w:rPr>
-        <w:t xml:space="preserve">. </w:t>
-      </w:r>
-      <w:r>
-        <w:rPr>
-          <w:b/>
-          <w:lang w:val="de-DE"/>
-        </w:rPr>
-        <w:t>Einleitung</w:t>
-      </w:r>
     </w:p>
     <w:p>
       <w:pPr>
         <w:jc w:val="both"/>
-      </w:pPr>
-      <w:r>
-        <w:rPr>
-          <w:lang w:val="de-DE"/>
-        </w:rPr>
-        <w:t xml:space="preserve">Die Kombination von zunehmender Urbanisierung und dem Klimawandel, mit steigenden Temperaturen führt in städtischen Räumen zu einer erhöhten thermischen Belastung. Insbesondere dicht bebaute Gebiete </w:t>
-      </w:r>
-      <w:r>
-        <w:rPr>
-          <w:lang w:val="de-DE"/>
-        </w:rPr>
-        <w:t>haben</w:t>
-      </w:r>
-      <w:r>
-        <w:rPr>
-          <w:lang w:val="de-DE"/>
-        </w:rPr>
-        <w:t xml:space="preserve"> aufgrund versiegelter Oberflächen </w:t>
-      </w:r>
-      <w:r>
-        <w:rPr>
-          <w:lang w:val="de-DE"/>
-        </w:rPr>
-        <w:t>sowie</w:t>
-      </w:r>
-      <w:r>
-        <w:rPr>
-          <w:lang w:val="de-DE"/>
-        </w:rPr>
-        <w:t xml:space="preserve"> hohen Bebauungsdichten mit geringeren </w:t>
-      </w:r>
-      <w:proofErr w:type="spellStart"/>
-      <w:r>
-        <w:rPr>
-          <w:lang w:val="de-DE"/>
-        </w:rPr>
-        <w:t>Luftzirkulati</w:t>
-      </w:r>
-      <w:r>
-        <w:rPr>
-          <w:lang w:val="de-DE"/>
-        </w:rPr>
-        <w:t>onen</w:t>
-      </w:r>
-      <w:proofErr w:type="spellEnd"/>
-      <w:r>
-        <w:rPr>
-          <w:lang w:val="de-DE"/>
-        </w:rPr>
-        <w:t xml:space="preserve"> höhere Temperaturen als ihr Umland. Diese städtischen Hitze-Phänomene werden auch als Urban Heat Islands (UHI) bezeichnet und können die gesundheitlichen Risiken für besonders vulnerable Gruppen erhöhen. Hierbei gewinnen Grünflächen in nachhaltiger Stadtplanung an Bedeutung, da diese du</w:t>
-      </w:r>
-      <w:r>
-        <w:t xml:space="preserve"> </w:t>
-      </w:r>
-      <w:r>
-        <w:t>durch Verschattung und Verdunstung zur Reduktion der thermischen Belastung beitragen</w:t>
-      </w:r>
-      <w:r>
-        <w:t xml:space="preserve"> und als natürlicher Kühlraum die Lebensqualität in besonders hitzebelasteten Städten verbessern</w:t>
-      </w:r>
-      <w:r>
-        <w:t>.</w:t>
-      </w:r>
+        <w:rPr>
+          <w:b/>
+          <w:lang w:val="de-DE"/>
+        </w:rPr>
+      </w:pPr>
     </w:p>
     <w:p>
       <w:pPr>
         <w:jc w:val="both"/>
-      </w:pPr>
-      <w:r>
-        <w:rPr>
-          <w:lang w:val="de-DE"/>
-        </w:rPr>
-        <w:t>Zur Analyse der Hitzebelastung und Grünflächenerreichbarkeit gibt es aufgrund der gesundheitlichen Relevanz bereits einige Studien, in denen verschiedene Methoden eingesetzt werden.</w:t>
-      </w:r>
-      <w:r>
-        <w:rPr>
-          <w:lang w:val="de-DE"/>
-        </w:rPr>
-        <w:t xml:space="preserve"> Klima-Messstation können präzise und zeitliche Analysen von Temperaturentwicklungen ermöglichen. Als Alternative ermöglichen Fernerkundungsdaten die </w:t>
-      </w:r>
-      <w:r>
-        <w:t>die flächendeckende Erfassung von</w:t>
-      </w:r>
-      <w:r>
-        <w:rPr>
-          <w:lang w:val="de-DE"/>
-        </w:rPr>
-        <w:t xml:space="preserve"> </w:t>
-      </w:r>
-      <w:r>
-        <w:t xml:space="preserve">Satellitengestützte Landoberflächentemperaturen (Land Surface Temperature, LST) innerhalb von Städten. Mit der Kombination von Local Climate Zones (LCZ) lassen sich Unterschiede der Hitzebelastung zwischen verschiedenen Landnutzungen untersuchen. Zahlreiche Studien zeigen, dass </w:t>
-      </w:r>
-      <w:r>
-        <w:t>Stadtgebiete mit dichter Bebauung höhere Temperaturen als locker bebaute und vegetationsreiche Bereiche aufweisen. Zudem wird die Bedeutung der Erreichbarkeit von Grünflächen als Klimaadaption in besonders hitzebelasteten Gebieten hervorgehoben.</w:t>
+        <w:rPr>
+          <w:b/>
+          <w:lang w:val="de-DE"/>
+        </w:rPr>
+      </w:pPr>
+      <w:r>
+        <w:rPr>
+          <w:b/>
+          <w:lang w:val="de-DE"/>
+        </w:rPr>
+        <w:t>1</w:t>
+      </w:r>
+      <w:r>
+        <w:rPr>
+          <w:b/>
+          <w:lang w:val="de-DE"/>
+        </w:rPr>
+        <w:t xml:space="preserve">. </w:t>
+      </w:r>
+      <w:r>
+        <w:rPr>
+          <w:b/>
+          <w:lang w:val="de-DE"/>
+        </w:rPr>
+        <w:t>Einleitung</w:t>
       </w:r>
     </w:p>
     <w:p>
       <w:pPr>
         <w:jc w:val="both"/>
-        <w:rPr>
-          <w:lang w:val="de-DE"/>
-        </w:rPr>
-      </w:pPr>
-      <w:r>
-        <w:rPr>
-          <w:lang w:val="de-DE"/>
-        </w:rPr>
-        <w:t xml:space="preserve">Im folgenden Projekt dient die Landeshauptstadt Wiesbaden im Bundesland Hessen als Untersuchungsgebiet. Diese umfasst eine Fläche von ca. 204 km² und hat etwa 290.000 Einwohner. Die Stadt weist eine heterogene Stadtstruktur mit einer dicht bebauten Innenstadt, Gewerbeflächen an Rheinnähe, aufgelockerten Wohnflächen im suburbanen Raum und Wald- und Grünflächen auf. </w:t>
-      </w:r>
-      <w:r>
-        <w:rPr>
-          <w:lang w:val="de-DE"/>
-        </w:rPr>
-        <w:t>Diese räumliche Vielfalt macht Wiesbaden zu einem geeigneten Untersuchungsgebiet.</w:t>
-      </w:r>
-      <w:r>
-        <w:rPr>
-          <w:lang w:val="de-DE"/>
-        </w:rPr>
-        <w:t xml:space="preserve"> Zunächst werden die Methodik und die zugehörigen Ergebnisse beschrieben. </w:t>
-      </w:r>
-      <w:r>
-        <w:rPr>
-          <w:lang w:val="de-DE"/>
-        </w:rPr>
-        <w:t>Anschließend</w:t>
-      </w:r>
-      <w:r>
-        <w:rPr>
-          <w:lang w:val="de-DE"/>
-        </w:rPr>
-        <w:t xml:space="preserve"> werden die Ergebnisse in der Diskussion kritisch beleuchtet und </w:t>
-      </w:r>
-      <w:r>
-        <w:rPr>
-          <w:lang w:val="de-DE"/>
-        </w:rPr>
-        <w:t>im Fazit abschließend eingeordnet.</w:t>
+      </w:pPr>
+      <w:r>
+        <w:rPr>
+          <w:lang w:val="de-DE"/>
+        </w:rPr>
+        <w:t xml:space="preserve">Die Kombination von zunehmender Urbanisierung und dem Klimawandel, mit steigenden Temperaturen führt in städtischen Räumen zu einer erhöhten thermischen Belastung. Insbesondere dicht bebaute Gebiete </w:t>
+      </w:r>
+      <w:r>
+        <w:rPr>
+          <w:lang w:val="de-DE"/>
+        </w:rPr>
+        <w:t>haben</w:t>
+      </w:r>
+      <w:r>
+        <w:rPr>
+          <w:lang w:val="de-DE"/>
+        </w:rPr>
+        <w:t xml:space="preserve"> aufgrund versiegelter Oberflächen </w:t>
+      </w:r>
+      <w:r>
+        <w:rPr>
+          <w:lang w:val="de-DE"/>
+        </w:rPr>
+        <w:t>sowie</w:t>
+      </w:r>
+      <w:r>
+        <w:rPr>
+          <w:lang w:val="de-DE"/>
+        </w:rPr>
+        <w:t xml:space="preserve"> hohe</w:t>
+      </w:r>
+      <w:r>
+        <w:rPr>
+          <w:lang w:val="de-DE"/>
+        </w:rPr>
+        <w:t>r</w:t>
+      </w:r>
+      <w:r>
+        <w:rPr>
+          <w:lang w:val="de-DE"/>
+        </w:rPr>
+        <w:t xml:space="preserve"> Bebauungsdichten mit geringeren </w:t>
+      </w:r>
+      <w:proofErr w:type="spellStart"/>
+      <w:r>
+        <w:rPr>
+          <w:lang w:val="de-DE"/>
+        </w:rPr>
+        <w:t>Luftzirkulati</w:t>
+      </w:r>
+      <w:r>
+        <w:rPr>
+          <w:lang w:val="de-DE"/>
+        </w:rPr>
+        <w:t>onen</w:t>
+      </w:r>
+      <w:proofErr w:type="spellEnd"/>
+      <w:r>
+        <w:rPr>
+          <w:lang w:val="de-DE"/>
+        </w:rPr>
+        <w:t xml:space="preserve"> höhere Temperaturen als ihr Umland. Diese städtischen Hitze-Phänomene werden auch als Urban Heat Islands (UHI) bezeichnet und können die gesundheitlichen Risiken für besonders vulnerable Gruppen erhöhen</w:t>
+      </w:r>
+      <w:r>
+        <w:rPr>
+          <w:lang w:val="de-DE"/>
+        </w:rPr>
+        <w:t xml:space="preserve"> </w:t>
+      </w:r>
+      <w:sdt>
+        <w:sdtPr>
+          <w:rPr>
+            <w:lang w:val="de-DE"/>
+          </w:rPr>
+          <w:alias w:val="To edit, see citavi.com/edit"/>
+          <w:tag w:val="CitaviPlaceholder#a362459d-84d7-46c1-9c03-1767f36b8638"/>
+          <w:id w:val="-1042748091"/>
+          <w:placeholder>
+            <w:docPart w:val="DefaultPlaceholder_-1854013440"/>
+          </w:placeholder>
+        </w:sdtPr>
+        <w:sdtContent>
+          <w:r>
+            <w:rPr>
+              <w:noProof/>
+              <w:lang w:val="de-DE"/>
+            </w:rPr>
+            <w:fldChar w:fldCharType="begin"/>
+          </w:r>
+          <w:r>
+            <w:rPr>
+              <w:noProof/>
+              <w:lang w:val="de-DE"/>
+            </w:rPr>
+            <w:instrText>ADDIN CitaviPlaceholder{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}</w:instrText>
+          </w:r>
+          <w:r>
+            <w:rPr>
+              <w:noProof/>
+              <w:lang w:val="de-DE"/>
+            </w:rPr>
+            <w:fldChar w:fldCharType="separate"/>
+          </w:r>
+          <w:r>
+            <w:rPr>
+              <w:noProof/>
+              <w:lang w:val="de-DE"/>
+            </w:rPr>
+            <w:t>(Purohit 2024)</w:t>
+          </w:r>
+          <w:r>
+            <w:rPr>
+              <w:noProof/>
+              <w:lang w:val="de-DE"/>
+            </w:rPr>
+            <w:fldChar w:fldCharType="end"/>
+          </w:r>
+        </w:sdtContent>
+      </w:sdt>
+      <w:r>
+        <w:rPr>
+          <w:lang w:val="de-DE"/>
+        </w:rPr>
+        <w:t>. Hierbei gewinnen Grünflächen in nachhaltiger Stadtplanung an Bedeutung, da diese</w:t>
+      </w:r>
+      <w:r>
+        <w:t xml:space="preserve"> </w:t>
+      </w:r>
+      <w:r>
+        <w:t>durch Verschattung und Verdunstung zur Reduktion der thermischen Belastung beitragen</w:t>
+      </w:r>
+      <w:r>
+        <w:t xml:space="preserve"> und als natürlicher Kühlraum die Lebensqualität in besonders hitzebelasteten Städten verbessern</w:t>
+      </w:r>
+      <w:r>
+        <w:t xml:space="preserve"> </w:t>
+      </w:r>
+      <w:sdt>
+        <w:sdtPr>
+          <w:alias w:val="To edit, see citavi.com/edit"/>
+          <w:tag w:val="CitaviPlaceholder#e198dd1b-1301-42e2-9329-6484d6b7ab13"/>
+          <w:id w:val="-397367470"/>
+          <w:placeholder>
+            <w:docPart w:val="DefaultPlaceholder_-1854013440"/>
+          </w:placeholder>
+        </w:sdtPr>
+        <w:sdtContent>
+          <w:r>
+            <w:rPr>
+              <w:noProof/>
+            </w:rPr>
+            <w:fldChar w:fldCharType="begin"/>
+          </w:r>
+          <w:r>
+            <w:rPr>
+              <w:noProof/>
+            </w:rPr>
+            <w:instrText>ADDIN CitaviPlaceholder{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}</w:instrText>
+          </w:r>
+          <w:r>
+            <w:rPr>
+              <w:noProof/>
+            </w:rPr>
+            <w:fldChar w:fldCharType="separate"/>
+          </w:r>
+          <w:r>
+            <w:rPr>
+              <w:noProof/>
+            </w:rPr>
+            <w:t>(Gunawardena et al. 2017)</w:t>
+          </w:r>
+          <w:r>
+            <w:rPr>
+              <w:noProof/>
+            </w:rPr>
+            <w:fldChar w:fldCharType="end"/>
+          </w:r>
+        </w:sdtContent>
+      </w:sdt>
+      <w:r>
+        <w:t>.</w:t>
       </w:r>
     </w:p>
     <w:p>
       <w:pPr>
         <w:jc w:val="both"/>
-        <w:rPr>
-          <w:b/>
-          <w:lang w:val="de-DE"/>
-        </w:rPr>
-      </w:pPr>
-      <w:r>
-        <w:rPr>
-          <w:b/>
-          <w:lang w:val="de-DE"/>
-        </w:rPr>
-        <w:t>2. Methodik</w:t>
+      </w:pPr>
+      <w:r>
+        <w:rPr>
+          <w:lang w:val="de-DE"/>
+        </w:rPr>
+        <w:t>Zur Analyse der Hitzebelastung und Grünflächenerreichbarkeit gibt es aufgrund der gesundheitlichen Relevanz bereits einige Studien, in denen verschiedene Methoden eingesetzt werden.</w:t>
+      </w:r>
+      <w:r>
+        <w:rPr>
+          <w:lang w:val="de-DE"/>
+        </w:rPr>
+        <w:t xml:space="preserve"> Klima-Messstation</w:t>
+      </w:r>
+      <w:r>
+        <w:rPr>
+          <w:lang w:val="de-DE"/>
+        </w:rPr>
+        <w:t>en</w:t>
+      </w:r>
+      <w:r>
+        <w:rPr>
+          <w:lang w:val="de-DE"/>
+        </w:rPr>
+        <w:t xml:space="preserve"> können präzise und zeitliche Analysen von Temperaturentwicklungen ermöglichen</w:t>
+      </w:r>
+      <w:r>
+        <w:rPr>
+          <w:lang w:val="de-DE"/>
+        </w:rPr>
+        <w:t xml:space="preserve"> </w:t>
+      </w:r>
+      <w:sdt>
+        <w:sdtPr>
+          <w:rPr>
+            <w:lang w:val="de-DE"/>
+          </w:rPr>
+          <w:alias w:val="To edit, see citavi.com/edit"/>
+          <w:tag w:val="CitaviPlaceholder#858feef3-f1b8-41dc-899a-fa26515d7463"/>
+          <w:id w:val="-1531094878"/>
+          <w:placeholder>
+            <w:docPart w:val="DefaultPlaceholder_-1854013440"/>
+          </w:placeholder>
+        </w:sdtPr>
+        <w:sdtContent>
+          <w:r>
+            <w:rPr>
+              <w:noProof/>
+              <w:lang w:val="de-DE"/>
+            </w:rPr>
+            <w:fldChar w:fldCharType="begin"/>
+          </w:r>
+          <w:r>
+            <w:rPr>
+              <w:noProof/>
+              <w:lang w:val="de-DE"/>
+            </w:rPr>
+            <w:instrText>ADDIN CitaviPlaceholder{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}</w:instrText>
+          </w:r>
+          <w:r>
+            <w:rPr>
+              <w:noProof/>
+              <w:lang w:val="de-DE"/>
+            </w:rPr>
+            <w:fldChar w:fldCharType="separate"/>
+          </w:r>
+          <w:r>
+            <w:rPr>
+              <w:noProof/>
+              <w:lang w:val="de-DE"/>
+            </w:rPr>
+            <w:t>(Zeynali et al.)</w:t>
+          </w:r>
+          <w:r>
+            <w:rPr>
+              <w:noProof/>
+              <w:lang w:val="de-DE"/>
+            </w:rPr>
+            <w:fldChar w:fldCharType="end"/>
+          </w:r>
+        </w:sdtContent>
+      </w:sdt>
+      <w:r>
+        <w:rPr>
+          <w:lang w:val="de-DE"/>
+        </w:rPr>
+        <w:t xml:space="preserve">. Als Alternative ermöglichen Fernerkundungsdaten </w:t>
+      </w:r>
+      <w:r>
+        <w:t>die flächendeckende Erfassung von</w:t>
+      </w:r>
+      <w:r>
+        <w:rPr>
+          <w:lang w:val="de-DE"/>
+        </w:rPr>
+        <w:t xml:space="preserve"> </w:t>
+      </w:r>
+      <w:r>
+        <w:t>s</w:t>
+      </w:r>
+      <w:r>
+        <w:t>atellitengestützte</w:t>
+      </w:r>
+      <w:r>
+        <w:t>n</w:t>
+      </w:r>
+      <w:r>
+        <w:t xml:space="preserve"> Landoberflächentemperaturen (Land Surface Temperature, LST) innerhalb von Städten. Mit der Kombination von Local Climate Zones (LCZ) lassen sich Unterschiede der Hitzebelastung zwischen verschiedenen Landnutzungen untersuchen</w:t>
+      </w:r>
+      <w:r>
+        <w:t xml:space="preserve"> </w:t>
+      </w:r>
+      <w:sdt>
+        <w:sdtPr>
+          <w:alias w:val="To edit, see citavi.com/edit"/>
+          <w:tag w:val="CitaviPlaceholder#e5e9c75a-73b9-4356-9c27-961b3d66db0d"/>
+          <w:id w:val="-1891947320"/>
+          <w:placeholder>
+            <w:docPart w:val="DefaultPlaceholder_-1854013440"/>
+          </w:placeholder>
+        </w:sdtPr>
+        <w:sdtContent>
+          <w:r>
+            <w:rPr>
+              <w:noProof/>
+            </w:rPr>
+            <w:fldChar w:fldCharType="begin"/>
+          </w:r>
+          <w:r>
+            <w:rPr>
+              <w:noProof/>
+            </w:rPr>
+            <w:instrText>ADDIN CitaviPlaceholder{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}</w:instrText>
+          </w:r>
+          <w:r>
+            <w:rPr>
+              <w:noProof/>
+            </w:rPr>
+            <w:fldChar w:fldCharType="separate"/>
+          </w:r>
+          <w:r>
+            <w:rPr>
+              <w:noProof/>
+            </w:rPr>
+            <w:t>(Santoso et al. 2026)</w:t>
+          </w:r>
+          <w:r>
+            <w:rPr>
+              <w:noProof/>
+            </w:rPr>
+            <w:fldChar w:fldCharType="end"/>
+          </w:r>
+        </w:sdtContent>
+      </w:sdt>
+      <w:r>
+        <w:t xml:space="preserve">. </w:t>
+      </w:r>
+      <w:r>
+        <w:t>Stadtgebiete mit dichter Bebauung</w:t>
+      </w:r>
+      <w:r>
+        <w:t xml:space="preserve"> weisen im Durchschnitt</w:t>
+      </w:r>
+      <w:r>
+        <w:t xml:space="preserve"> höhere Temperaturen als locker bebaute und vegetationsreiche Bereiche </w:t>
+      </w:r>
+      <w:r>
+        <w:t>auf</w:t>
+      </w:r>
+      <w:r>
+        <w:t>. Zudem wird die Bedeutung der Erreichbarkeit von Grünflächen als Klimaadaption in besonders hitzebelasteten Gebieten hervorgehoben</w:t>
+      </w:r>
+      <w:r>
+        <w:t xml:space="preserve"> </w:t>
+      </w:r>
+      <w:sdt>
+        <w:sdtPr>
+          <w:alias w:val="To edit, see citavi.com/edit"/>
+          <w:tag w:val="CitaviPlaceholder#cca6815a-de17-4c80-8d94-559835b66cb1"/>
+          <w:id w:val="1908260346"/>
+          <w:placeholder>
+            <w:docPart w:val="DefaultPlaceholder_-1854013440"/>
+          </w:placeholder>
+        </w:sdtPr>
+        <w:sdtContent>
+          <w:r>
+            <w:rPr>
+              <w:noProof/>
+            </w:rPr>
+            <w:fldChar w:fldCharType="begin"/>
+          </w:r>
+          <w:r>
+            <w:rPr>
+              <w:noProof/>
+            </w:rPr>
+            <w:instrText>ADDIN CitaviPlaceholder{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}</w:instrText>
+          </w:r>
+          <w:r>
+            <w:rPr>
+              <w:noProof/>
+            </w:rPr>
+            <w:fldChar w:fldCharType="separate"/>
+          </w:r>
+          <w:r>
+            <w:rPr>
+              <w:noProof/>
+            </w:rPr>
+            <w:t>(Pritipadmaja et al. 2023)</w:t>
+          </w:r>
+          <w:r>
+            <w:rPr>
+              <w:noProof/>
+            </w:rPr>
+            <w:fldChar w:fldCharType="end"/>
+          </w:r>
+        </w:sdtContent>
+      </w:sdt>
+      <w:r>
+        <w:t>.</w:t>
       </w:r>
     </w:p>
     <w:p>
@@ -1594,25 +1659,43 @@
         <w:rPr>
           <w:lang w:val="de-DE"/>
         </w:rPr>
-        <w:t>D</w:t>
-      </w:r>
-      <w:r>
-        <w:rPr>
-          <w:lang w:val="de-DE"/>
-        </w:rPr>
-        <w:t xml:space="preserve">urch die Kombination von Stadtstruktur, Oberflächentemperatur und Erreichbarkeit von Grünflächen </w:t>
-      </w:r>
-      <w:r>
-        <w:rPr>
-          <w:lang w:val="de-DE"/>
-        </w:rPr>
-        <w:t xml:space="preserve">wurden </w:t>
-      </w:r>
-      <w:r>
-        <w:rPr>
-          <w:lang w:val="de-DE"/>
-        </w:rPr>
-        <w:t>die</w:t>
+        <w:t xml:space="preserve">Im folgenden Projekt dient die Landeshauptstadt Wiesbaden im Bundesland Hessen als Untersuchungsgebiet. Diese umfasst eine Fläche von  </w:t>
+      </w:r>
+      <w:r>
+        <w:rPr>
+          <w:lang w:val="de-DE"/>
+        </w:rPr>
+        <w:t>20.360 Hektar</w:t>
+      </w:r>
+      <w:r>
+        <w:rPr>
+          <w:lang w:val="de-DE"/>
+        </w:rPr>
+        <w:t xml:space="preserve"> und hat </w:t>
+      </w:r>
+      <w:r>
+        <w:rPr>
+          <w:lang w:val="de-DE"/>
+        </w:rPr>
+        <w:t>299</w:t>
+      </w:r>
+      <w:r>
+        <w:rPr>
+          <w:lang w:val="de-DE"/>
+        </w:rPr>
+        <w:t>.</w:t>
+      </w:r>
+      <w:r>
+        <w:rPr>
+          <w:lang w:val="de-DE"/>
+        </w:rPr>
+        <w:t>932</w:t>
+      </w:r>
+      <w:r>
+        <w:rPr>
+          <w:lang w:val="de-DE"/>
+        </w:rPr>
+        <w:t xml:space="preserve"> Einwohner</w:t>
       </w:r>
       <w:r>
         <w:rPr>
@@ -1620,247 +1703,253 @@
         </w:rPr>
         <w:t xml:space="preserve"> </w:t>
       </w:r>
-      <w:r>
-        <w:rPr>
-          <w:lang w:val="de-DE"/>
-        </w:rPr>
-        <w:t>hitzebelasteten Wohngebiete</w:t>
-      </w:r>
-      <w:r>
-        <w:rPr>
-          <w:lang w:val="de-DE"/>
-        </w:rPr>
-        <w:t xml:space="preserve"> in Wiesbaden</w:t>
-      </w:r>
-      <w:r>
-        <w:rPr>
-          <w:lang w:val="de-DE"/>
-        </w:rPr>
-        <w:t xml:space="preserve"> identifiziert</w:t>
-      </w:r>
-      <w:r>
-        <w:rPr>
-          <w:lang w:val="de-DE"/>
-        </w:rPr>
-        <w:t xml:space="preserve">. Die Analyse wurde </w:t>
-      </w:r>
-      <w:r>
-        <w:rPr>
-          <w:lang w:val="de-DE"/>
-        </w:rPr>
-        <w:t>in QGIS</w:t>
-      </w:r>
-      <w:r>
-        <w:rPr>
-          <w:lang w:val="de-DE"/>
-        </w:rPr>
-        <w:t xml:space="preserve"> durchgeführt und </w:t>
-      </w:r>
-      <w:r>
-        <w:rPr>
-          <w:lang w:val="de-DE"/>
-        </w:rPr>
-        <w:t xml:space="preserve">mithilfe </w:t>
-      </w:r>
-      <w:r>
-        <w:rPr>
-          <w:lang w:val="de-DE"/>
-        </w:rPr>
-        <w:t xml:space="preserve">von </w:t>
-      </w:r>
-      <w:r>
-        <w:rPr>
-          <w:lang w:val="de-DE"/>
-        </w:rPr>
-        <w:t>Python</w:t>
-      </w:r>
-      <w:r>
-        <w:rPr>
-          <w:lang w:val="de-DE"/>
-        </w:rPr>
-        <w:t>-Skripte</w:t>
-      </w:r>
-      <w:r>
-        <w:rPr>
-          <w:lang w:val="de-DE"/>
-        </w:rPr>
-        <w:t>n</w:t>
-      </w:r>
-      <w:r>
-        <w:rPr>
-          <w:lang w:val="de-DE"/>
-        </w:rPr>
-        <w:t xml:space="preserve"> zur statistischen Auswertung ergänzt.</w:t>
-      </w:r>
-      <w:r>
-        <w:rPr>
-          <w:lang w:val="de-DE"/>
-        </w:rPr>
-        <w:t xml:space="preserve"> Alle Rasterdatensätze wurden auf </w:t>
-      </w:r>
-      <w:r>
-        <w:rPr>
-          <w:lang w:val="de-DE"/>
-        </w:rPr>
-        <w:t xml:space="preserve">das </w:t>
-      </w:r>
-      <w:r>
-        <w:rPr>
-          <w:lang w:val="de-DE"/>
-        </w:rPr>
-        <w:t xml:space="preserve">Koordinatensystem </w:t>
-      </w:r>
-      <w:r>
-        <w:t xml:space="preserve">ETRS89 / UTM Zone 32N (EPSG:25832) </w:t>
-      </w:r>
-      <w:r>
-        <w:t>re</w:t>
-      </w:r>
-      <w:r>
-        <w:t>projiziert</w:t>
-      </w:r>
-      <w:r>
-        <w:t xml:space="preserve"> und</w:t>
-      </w:r>
-      <w:r>
-        <w:t xml:space="preserve"> auf</w:t>
-      </w:r>
-      <w:r>
+      <w:sdt>
+        <w:sdtPr>
+          <w:rPr>
+            <w:lang w:val="de-DE"/>
+          </w:rPr>
+          <w:alias w:val="To edit, see citavi.com/edit"/>
+          <w:tag w:val="CitaviPlaceholder#5b314c92-eca6-456f-b109-62c66f1ea26b"/>
+          <w:id w:val="-1023470415"/>
+          <w:placeholder>
+            <w:docPart w:val="DefaultPlaceholder_-1854013440"/>
+          </w:placeholder>
+        </w:sdtPr>
+        <w:sdtContent>
+          <w:r>
+            <w:rPr>
+              <w:noProof/>
+              <w:lang w:val="de-DE"/>
+            </w:rPr>
+            <w:fldChar w:fldCharType="begin"/>
+          </w:r>
+          <w:r>
+            <w:rPr>
+              <w:noProof/>
+              <w:lang w:val="de-DE"/>
+            </w:rPr>
+            <w:instrText>ADDIN CitaviPlaceholder{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}</w:instrText>
+          </w:r>
+          <w:r>
+            <w:rPr>
+              <w:noProof/>
+              <w:lang w:val="de-DE"/>
+            </w:rPr>
+            <w:fldChar w:fldCharType="separate"/>
+          </w:r>
+          <w:r>
+            <w:rPr>
+              <w:noProof/>
+              <w:lang w:val="de-DE"/>
+            </w:rPr>
+            <w:t>(Wiesbaden 2024a, 2024c)</w:t>
+          </w:r>
+          <w:r>
+            <w:rPr>
+              <w:noProof/>
+              <w:lang w:val="de-DE"/>
+            </w:rPr>
+            <w:fldChar w:fldCharType="end"/>
+          </w:r>
+        </w:sdtContent>
+      </w:sdt>
+      <w:r>
+        <w:rPr>
+          <w:lang w:val="de-DE"/>
+        </w:rPr>
+        <w:t xml:space="preserve">. Die Stadt weist eine heterogene Stadtstruktur mit einer dicht bebauten Innenstadt, Gewerbeflächen an Rheinnähe, aufgelockerten Wohnflächen im suburbanen Raum und Wald- und Grünflächen auf. </w:t>
+      </w:r>
+      <w:r>
+        <w:rPr>
+          <w:lang w:val="de-DE"/>
+        </w:rPr>
+        <w:t>Diese räumliche Vielfalt macht Wiesbaden zu einem geeigneten Untersuchungsgebiet</w:t>
+      </w:r>
+      <w:r>
+        <w:rPr>
+          <w:lang w:val="de-DE"/>
+        </w:rPr>
+        <w:t xml:space="preserve">, um die Analyse </w:t>
+      </w:r>
+      <w:r>
+        <w:rPr>
+          <w:lang w:val="de-DE"/>
+        </w:rPr>
+        <w:t>entlang der relevanten Nachhaltigkeitsziele</w:t>
+      </w:r>
+      <w:r>
+        <w:rPr>
+          <w:lang w:val="de-DE"/>
+        </w:rPr>
+        <w:t xml:space="preserve"> SDG 3 (</w:t>
+      </w:r>
+      <w:proofErr w:type="spellStart"/>
+      <w:r>
+        <w:rPr>
+          <w:lang w:val="de-DE"/>
+        </w:rPr>
+        <w:t>Good</w:t>
+      </w:r>
+      <w:proofErr w:type="spellEnd"/>
+      <w:r>
+        <w:rPr>
+          <w:lang w:val="de-DE"/>
+        </w:rPr>
+        <w:t xml:space="preserve"> Health and Well-</w:t>
+      </w:r>
+      <w:proofErr w:type="spellStart"/>
+      <w:r>
+        <w:rPr>
+          <w:lang w:val="de-DE"/>
+        </w:rPr>
+        <w:t>Being</w:t>
+      </w:r>
+      <w:proofErr w:type="spellEnd"/>
+      <w:r>
+        <w:rPr>
+          <w:lang w:val="de-DE"/>
+        </w:rPr>
+        <w:t xml:space="preserve">), </w:t>
+      </w:r>
+      <w:r>
+        <w:rPr>
+          <w:lang w:val="de-DE"/>
+        </w:rPr>
+        <w:t xml:space="preserve">SDG </w:t>
+      </w:r>
+      <w:r>
+        <w:rPr>
+          <w:lang w:val="de-DE"/>
+        </w:rPr>
+        <w:t>11 (</w:t>
+      </w:r>
+      <w:proofErr w:type="spellStart"/>
+      <w:r>
+        <w:rPr>
+          <w:lang w:val="de-DE"/>
+        </w:rPr>
+        <w:t>Sustainable</w:t>
+      </w:r>
+      <w:proofErr w:type="spellEnd"/>
+      <w:r>
+        <w:rPr>
+          <w:lang w:val="de-DE"/>
+        </w:rPr>
+        <w:t xml:space="preserve"> Cities and Communities) und </w:t>
+      </w:r>
+      <w:r>
+        <w:rPr>
+          <w:lang w:val="de-DE"/>
+        </w:rPr>
+        <w:t xml:space="preserve">SDG </w:t>
+      </w:r>
+      <w:r>
+        <w:rPr>
+          <w:lang w:val="de-DE"/>
+        </w:rPr>
+        <w:t>13 (Climate Action) durchzuführen</w:t>
+      </w:r>
+      <w:r>
+        <w:rPr>
+          <w:lang w:val="de-DE"/>
+        </w:rPr>
         <w:t xml:space="preserve"> </w:t>
       </w:r>
-      <w:r>
-        <w:t>räumliche Auflösung 75m</w:t>
-      </w:r>
-      <w:r>
-        <w:t xml:space="preserve"> gebracht, um </w:t>
-      </w:r>
-      <w:r>
-        <w:t>pixelbasierte Rasterberechnungen</w:t>
-      </w:r>
-      <w:r>
-        <w:t xml:space="preserve"> zu ermöglichen.</w:t>
+      <w:sdt>
+        <w:sdtPr>
+          <w:rPr>
+            <w:lang w:val="de-DE"/>
+          </w:rPr>
+          <w:alias w:val="To edit, see citavi.com/edit"/>
+          <w:tag w:val="CitaviPlaceholder#6c887a6a-0419-42da-8a05-d9ff573bc463"/>
+          <w:id w:val="887143779"/>
+          <w:placeholder>
+            <w:docPart w:val="DefaultPlaceholder_-1854013440"/>
+          </w:placeholder>
+        </w:sdtPr>
+        <w:sdtContent>
+          <w:r>
+            <w:rPr>
+              <w:noProof/>
+              <w:lang w:val="de-DE"/>
+            </w:rPr>
+            <w:fldChar w:fldCharType="begin"/>
+          </w:r>
+          <w:r>
+            <w:rPr>
+              <w:noProof/>
+              <w:lang w:val="de-DE"/>
+            </w:rPr>
+            <w:instrText>ADDIN CitaviPlaceholder{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}</w:instrText>
+          </w:r>
+          <w:r>
+            <w:rPr>
+              <w:noProof/>
+              <w:lang w:val="de-DE"/>
+            </w:rPr>
+            <w:fldChar w:fldCharType="separate"/>
+          </w:r>
+          <w:r>
+            <w:rPr>
+              <w:noProof/>
+              <w:lang w:val="de-DE"/>
+            </w:rPr>
+            <w:t>(Wiesbaden 2024b)</w:t>
+          </w:r>
+          <w:r>
+            <w:rPr>
+              <w:noProof/>
+              <w:lang w:val="de-DE"/>
+            </w:rPr>
+            <w:fldChar w:fldCharType="end"/>
+          </w:r>
+        </w:sdtContent>
+      </w:sdt>
+      <w:r>
+        <w:rPr>
+          <w:lang w:val="de-DE"/>
+        </w:rPr>
+        <w:t xml:space="preserve">. </w:t>
+      </w:r>
+      <w:r>
+        <w:rPr>
+          <w:lang w:val="de-DE"/>
+        </w:rPr>
+        <w:t xml:space="preserve">Zunächst werden die Methodik und die zugehörigen Ergebnisse beschrieben. </w:t>
+      </w:r>
+      <w:r>
+        <w:rPr>
+          <w:lang w:val="de-DE"/>
+        </w:rPr>
+        <w:t>Anschließend</w:t>
+      </w:r>
+      <w:r>
+        <w:rPr>
+          <w:lang w:val="de-DE"/>
+        </w:rPr>
+        <w:t xml:space="preserve"> werden die Ergebnisse in der Diskussion kritisch beleuchtet und </w:t>
+      </w:r>
+      <w:r>
+        <w:rPr>
+          <w:lang w:val="de-DE"/>
+        </w:rPr>
+        <w:t>im Fazit abschließend eingeordnet.</w:t>
       </w:r>
     </w:p>
     <w:p>
       <w:pPr>
         <w:jc w:val="both"/>
         <w:rPr>
-          <w:lang w:val="de-DE"/>
-        </w:rPr>
-      </w:pPr>
-      <w:r>
-        <w:rPr>
-          <w:lang w:val="de-DE"/>
-        </w:rPr>
-        <w:t xml:space="preserve">Als Datengrundlage dienten </w:t>
-      </w:r>
-      <w:proofErr w:type="spellStart"/>
-      <w:r>
-        <w:rPr>
-          <w:lang w:val="de-DE"/>
-        </w:rPr>
-        <w:t>Local</w:t>
-      </w:r>
-      <w:proofErr w:type="spellEnd"/>
-      <w:r>
-        <w:rPr>
-          <w:lang w:val="de-DE"/>
-        </w:rPr>
-        <w:t xml:space="preserve"> Climate </w:t>
-      </w:r>
-      <w:proofErr w:type="spellStart"/>
-      <w:r>
-        <w:rPr>
-          <w:lang w:val="de-DE"/>
-        </w:rPr>
-        <w:t>Zones</w:t>
-      </w:r>
-      <w:proofErr w:type="spellEnd"/>
-      <w:r>
-        <w:rPr>
-          <w:lang w:val="de-DE"/>
-        </w:rPr>
-        <w:t xml:space="preserve"> (LCZ), Landoberflächentemperaturen (Land Surface </w:t>
-      </w:r>
-      <w:proofErr w:type="spellStart"/>
-      <w:r>
-        <w:rPr>
-          <w:lang w:val="de-DE"/>
-        </w:rPr>
-        <w:t>Temperature</w:t>
-      </w:r>
-      <w:proofErr w:type="spellEnd"/>
-      <w:r>
-        <w:rPr>
-          <w:lang w:val="de-DE"/>
-        </w:rPr>
-        <w:t>, LST). Die LCZ-Klassifikation wurde mithilfe des LCZ Generators erstellt</w:t>
-      </w:r>
-      <w:r>
-        <w:rPr>
-          <w:lang w:val="de-DE"/>
-        </w:rPr>
-        <w:t xml:space="preserve"> und </w:t>
-      </w:r>
-      <w:r>
-        <w:t xml:space="preserve">wurde sowohl zur Abgrenzung der untersuchten Wohngebiete als auch zur Identifikation von Grünflächen verwendet. Für die Analyse der Wohngebiete wurden die bebauten LCZ-Klassen 2 (Compact Mid-rise), 5 (Open Mid-rise), 6 (Open Low-rise), 8 (Large Low-rise) und 9 (Sparsely Built) über den LCZ-Genrator identifziert und anschließend für die Analyse verwendet. Die Grünflächen für die Erreichbarkeitsanalyse wurden aus den LCZ-Klassen A (Dense Trees) und B (Scattered Trees) </w:t>
-      </w:r>
-      <w:r>
-        <w:lastRenderedPageBreak/>
-        <w:t>abgeleitet</w:t>
-      </w:r>
-      <w:r>
-        <w:rPr>
-          <w:lang w:val="de-DE"/>
-        </w:rPr>
-        <w:t>, da diese</w:t>
-      </w:r>
-      <w:r>
-        <w:rPr>
-          <w:lang w:val="de-DE"/>
-        </w:rPr>
-        <w:t xml:space="preserve"> durch den Baumbestand und vegetationsbedingte Schatten als potentielle </w:t>
-      </w:r>
-      <w:proofErr w:type="spellStart"/>
-      <w:r>
-        <w:rPr>
-          <w:lang w:val="de-DE"/>
-        </w:rPr>
-        <w:t>Kühlorte</w:t>
-      </w:r>
-      <w:proofErr w:type="spellEnd"/>
-      <w:r>
-        <w:rPr>
-          <w:lang w:val="de-DE"/>
-        </w:rPr>
-        <w:t xml:space="preserve"> verwendet werden können.</w:t>
-      </w:r>
-      <w:r>
-        <w:rPr>
-          <w:lang w:val="de-DE"/>
-        </w:rPr>
-        <w:t xml:space="preserve"> </w:t>
-      </w:r>
-      <w:r>
-        <w:rPr>
-          <w:lang w:val="de-DE"/>
-        </w:rPr>
-        <w:t>Für die Temperaturanalyse wurden Landsat-9 Collection-2 Level-2-Daten verwendet, aus denen die sommerliche Landoberflächentemperatur (01.06 – 31.08.2025) berechnet wurde</w:t>
-      </w:r>
-      <w:r>
-        <w:rPr>
-          <w:lang w:val="de-DE"/>
-        </w:rPr>
-        <w:t>.</w:t>
-      </w:r>
-      <w:r>
-        <w:rPr>
-          <w:lang w:val="de-DE"/>
-        </w:rPr>
-        <w:t xml:space="preserve"> Dafür wurde mit der Google Earth Engine </w:t>
-      </w:r>
-      <w:r>
-        <w:t>die Oberflächentemperatur aus dem thermischen Band ST_B10 berechnet und anschließend eine Wolkenmaske von &lt;20 % angewandt, um fehlerhafte Pixel herauszufiltern.</w:t>
+          <w:b/>
+          <w:lang w:val="de-DE"/>
+        </w:rPr>
+      </w:pPr>
+      <w:r>
+        <w:rPr>
+          <w:b/>
+          <w:lang w:val="de-DE"/>
+        </w:rPr>
+        <w:t>2. Methodik</w:t>
       </w:r>
     </w:p>
     <w:p>
@@ -1874,6 +1963,369 @@
         <w:rPr>
           <w:lang w:val="de-DE"/>
         </w:rPr>
+        <w:t>D</w:t>
+      </w:r>
+      <w:r>
+        <w:rPr>
+          <w:lang w:val="de-DE"/>
+        </w:rPr>
+        <w:t xml:space="preserve">urch die Kombination von Stadtstruktur, Oberflächentemperatur und Erreichbarkeit von Grünflächen </w:t>
+      </w:r>
+      <w:r>
+        <w:rPr>
+          <w:lang w:val="de-DE"/>
+        </w:rPr>
+        <w:t xml:space="preserve">wurden </w:t>
+      </w:r>
+      <w:r>
+        <w:rPr>
+          <w:lang w:val="de-DE"/>
+        </w:rPr>
+        <w:t>die</w:t>
+      </w:r>
+      <w:r>
+        <w:rPr>
+          <w:lang w:val="de-DE"/>
+        </w:rPr>
+        <w:t xml:space="preserve"> </w:t>
+      </w:r>
+      <w:r>
+        <w:rPr>
+          <w:lang w:val="de-DE"/>
+        </w:rPr>
+        <w:t>hitzebelasteten Wohngebiete</w:t>
+      </w:r>
+      <w:r>
+        <w:rPr>
+          <w:lang w:val="de-DE"/>
+        </w:rPr>
+        <w:t xml:space="preserve"> in Wiesbaden</w:t>
+      </w:r>
+      <w:r>
+        <w:rPr>
+          <w:lang w:val="de-DE"/>
+        </w:rPr>
+        <w:t xml:space="preserve"> identifiziert</w:t>
+      </w:r>
+      <w:r>
+        <w:rPr>
+          <w:lang w:val="de-DE"/>
+        </w:rPr>
+        <w:t xml:space="preserve">. Die Analyse wurde </w:t>
+      </w:r>
+      <w:r>
+        <w:rPr>
+          <w:lang w:val="de-DE"/>
+        </w:rPr>
+        <w:t>in QGIS</w:t>
+      </w:r>
+      <w:r>
+        <w:rPr>
+          <w:lang w:val="de-DE"/>
+        </w:rPr>
+        <w:t xml:space="preserve"> durchgeführt und </w:t>
+      </w:r>
+      <w:r>
+        <w:rPr>
+          <w:lang w:val="de-DE"/>
+        </w:rPr>
+        <w:t xml:space="preserve">mithilfe </w:t>
+      </w:r>
+      <w:r>
+        <w:rPr>
+          <w:lang w:val="de-DE"/>
+        </w:rPr>
+        <w:t xml:space="preserve">von </w:t>
+      </w:r>
+      <w:r>
+        <w:rPr>
+          <w:lang w:val="de-DE"/>
+        </w:rPr>
+        <w:t>Python</w:t>
+      </w:r>
+      <w:r>
+        <w:rPr>
+          <w:lang w:val="de-DE"/>
+        </w:rPr>
+        <w:t>-Skripte</w:t>
+      </w:r>
+      <w:r>
+        <w:rPr>
+          <w:lang w:val="de-DE"/>
+        </w:rPr>
+        <w:t>n</w:t>
+      </w:r>
+      <w:r>
+        <w:rPr>
+          <w:lang w:val="de-DE"/>
+        </w:rPr>
+        <w:t xml:space="preserve"> zur statistischen Auswertung ergänzt.</w:t>
+      </w:r>
+      <w:r>
+        <w:rPr>
+          <w:lang w:val="de-DE"/>
+        </w:rPr>
+        <w:t xml:space="preserve"> Alle Rasterdatensätze wurden auf </w:t>
+      </w:r>
+      <w:r>
+        <w:rPr>
+          <w:lang w:val="de-DE"/>
+        </w:rPr>
+        <w:t xml:space="preserve">das </w:t>
+      </w:r>
+      <w:r>
+        <w:rPr>
+          <w:lang w:val="de-DE"/>
+        </w:rPr>
+        <w:t xml:space="preserve">Koordinatensystem </w:t>
+      </w:r>
+      <w:r>
+        <w:t xml:space="preserve">ETRS89/UTM Zone 32N (EPSG:25832) </w:t>
+      </w:r>
+      <w:r>
+        <w:t>re</w:t>
+      </w:r>
+      <w:r>
+        <w:t>projiziert</w:t>
+      </w:r>
+      <w:r>
+        <w:t xml:space="preserve"> und</w:t>
+      </w:r>
+      <w:r>
+        <w:t xml:space="preserve"> auf</w:t>
+      </w:r>
+      <w:r>
+        <w:t xml:space="preserve"> </w:t>
+      </w:r>
+      <w:r>
+        <w:t>räumliche Auflösung 75m</w:t>
+      </w:r>
+      <w:r>
+        <w:t xml:space="preserve"> gebracht, um </w:t>
+      </w:r>
+      <w:r>
+        <w:t>pixelbasierte Rasterberechnungen</w:t>
+      </w:r>
+      <w:r>
+        <w:t xml:space="preserve"> zu ermöglichen.</w:t>
+      </w:r>
+    </w:p>
+    <w:p>
+      <w:pPr>
+        <w:jc w:val="both"/>
+        <w:rPr>
+          <w:lang w:val="de-DE"/>
+        </w:rPr>
+      </w:pPr>
+      <w:r>
+        <w:rPr>
+          <w:lang w:val="de-DE"/>
+        </w:rPr>
+        <w:lastRenderedPageBreak/>
+        <w:t xml:space="preserve">Als Datengrundlage dienten </w:t>
+      </w:r>
+      <w:proofErr w:type="spellStart"/>
+      <w:r>
+        <w:rPr>
+          <w:lang w:val="de-DE"/>
+        </w:rPr>
+        <w:t>Local</w:t>
+      </w:r>
+      <w:proofErr w:type="spellEnd"/>
+      <w:r>
+        <w:rPr>
+          <w:lang w:val="de-DE"/>
+        </w:rPr>
+        <w:t xml:space="preserve"> Climate </w:t>
+      </w:r>
+      <w:proofErr w:type="spellStart"/>
+      <w:r>
+        <w:rPr>
+          <w:lang w:val="de-DE"/>
+        </w:rPr>
+        <w:t>Zones</w:t>
+      </w:r>
+      <w:proofErr w:type="spellEnd"/>
+      <w:r>
+        <w:rPr>
+          <w:lang w:val="de-DE"/>
+        </w:rPr>
+        <w:t xml:space="preserve"> (LCZ)</w:t>
+      </w:r>
+      <w:r>
+        <w:rPr>
+          <w:lang w:val="de-DE"/>
+        </w:rPr>
+        <w:t xml:space="preserve"> </w:t>
+      </w:r>
+      <w:proofErr w:type="spellStart"/>
+      <w:r>
+        <w:rPr>
+          <w:lang w:val="de-DE"/>
+        </w:rPr>
+        <w:t>und</w:t>
+      </w:r>
+      <w:r>
+        <w:rPr>
+          <w:lang w:val="de-DE"/>
+        </w:rPr>
+        <w:t>Landoberflächentemperaturen</w:t>
+      </w:r>
+      <w:proofErr w:type="spellEnd"/>
+      <w:r>
+        <w:rPr>
+          <w:lang w:val="de-DE"/>
+        </w:rPr>
+        <w:t xml:space="preserve"> (Land Surface </w:t>
+      </w:r>
+      <w:proofErr w:type="spellStart"/>
+      <w:r>
+        <w:rPr>
+          <w:lang w:val="de-DE"/>
+        </w:rPr>
+        <w:t>Temperature</w:t>
+      </w:r>
+      <w:proofErr w:type="spellEnd"/>
+      <w:r>
+        <w:rPr>
+          <w:lang w:val="de-DE"/>
+        </w:rPr>
+        <w:t>, LST). Die LCZ-Klassifikation wurde mithilfe des LCZ</w:t>
+      </w:r>
+      <w:r>
+        <w:rPr>
+          <w:lang w:val="de-DE"/>
+        </w:rPr>
+        <w:t>-</w:t>
+      </w:r>
+      <w:r>
+        <w:rPr>
+          <w:lang w:val="de-DE"/>
+        </w:rPr>
+        <w:t>Generators erstellt</w:t>
+      </w:r>
+      <w:r>
+        <w:rPr>
+          <w:lang w:val="de-DE"/>
+        </w:rPr>
+        <w:t xml:space="preserve"> und </w:t>
+      </w:r>
+      <w:r>
+        <w:t>wurde sowohl zur Abgrenzung der untersuchten Wohngebiete als auch zur Identifikation von Grünflächen verwendet. Für die Analyse der Wohngebiete wurden die bebauten LCZ-Klassen 2 (Compact Mid-rise), 5 (Open Mid-rise), 6 (Open Low-rise), 8 (Large Low-rise) und 9 (Sparsely Built) über den LCZ-Gen</w:t>
+      </w:r>
+      <w:r>
+        <w:t>e</w:t>
+      </w:r>
+      <w:r>
+        <w:t>rator identifziert und anschließend für die Analyse verwendet. Die Grünflächen für die Erreichbarkeitsanalyse wurden aus den LCZ-Klassen A (Dense Trees) und B (Scattered Trees) abgeleitet</w:t>
+      </w:r>
+      <w:r>
+        <w:rPr>
+          <w:lang w:val="de-DE"/>
+        </w:rPr>
+        <w:t>, da diese</w:t>
+      </w:r>
+      <w:r>
+        <w:rPr>
+          <w:lang w:val="de-DE"/>
+        </w:rPr>
+        <w:t xml:space="preserve"> durch den Baumbestand und vegetationsbedingte</w:t>
+      </w:r>
+      <w:r>
+        <w:rPr>
+          <w:lang w:val="de-DE"/>
+        </w:rPr>
+        <w:t>n</w:t>
+      </w:r>
+      <w:r>
+        <w:rPr>
+          <w:lang w:val="de-DE"/>
+        </w:rPr>
+        <w:t xml:space="preserve"> Schatten als poten</w:t>
+      </w:r>
+      <w:r>
+        <w:rPr>
+          <w:lang w:val="de-DE"/>
+        </w:rPr>
+        <w:t>z</w:t>
+      </w:r>
+      <w:r>
+        <w:rPr>
+          <w:lang w:val="de-DE"/>
+        </w:rPr>
+        <w:t xml:space="preserve">ielle </w:t>
+      </w:r>
+      <w:proofErr w:type="spellStart"/>
+      <w:r>
+        <w:rPr>
+          <w:lang w:val="de-DE"/>
+        </w:rPr>
+        <w:t>Kühlorte</w:t>
+      </w:r>
+      <w:proofErr w:type="spellEnd"/>
+      <w:r>
+        <w:rPr>
+          <w:lang w:val="de-DE"/>
+        </w:rPr>
+        <w:t xml:space="preserve"> verwendet werden können.</w:t>
+      </w:r>
+      <w:r>
+        <w:rPr>
+          <w:lang w:val="de-DE"/>
+        </w:rPr>
+        <w:t xml:space="preserve"> </w:t>
+      </w:r>
+      <w:r>
+        <w:rPr>
+          <w:lang w:val="de-DE"/>
+        </w:rPr>
+        <w:t>Für die Temperaturanalyse wurden Landsat-9</w:t>
+      </w:r>
+      <w:r>
+        <w:rPr>
+          <w:lang w:val="de-DE"/>
+        </w:rPr>
+        <w:t>-</w:t>
+      </w:r>
+      <w:r>
+        <w:rPr>
+          <w:lang w:val="de-DE"/>
+        </w:rPr>
+        <w:t>Collection-2 Level-2-Daten verwendet, aus denen die sommerliche Landoberflächentemperatur (01.06 – 31.08.2025) berechnet wurde</w:t>
+      </w:r>
+      <w:r>
+        <w:rPr>
+          <w:lang w:val="de-DE"/>
+        </w:rPr>
+        <w:t>.</w:t>
+      </w:r>
+      <w:r>
+        <w:rPr>
+          <w:lang w:val="de-DE"/>
+        </w:rPr>
+        <w:t xml:space="preserve"> Dafür wurde mit der Google Earth Engine </w:t>
+      </w:r>
+      <w:r>
+        <w:t>die Oberflächentemperatur aus dem thermischen Band ST_B10 berechnet und anschließend eine Wolkenmaske von &lt;</w:t>
+      </w:r>
+      <w:r>
+        <w:t xml:space="preserve"> </w:t>
+      </w:r>
+      <w:r>
+        <w:t>20 % angewandt, um fehlerhafte Pixel herauszufiltern.</w:t>
+      </w:r>
+    </w:p>
+    <w:p>
+      <w:pPr>
+        <w:jc w:val="both"/>
+        <w:rPr>
+          <w:lang w:val="de-DE"/>
+        </w:rPr>
+      </w:pPr>
+      <w:r>
+        <w:rPr>
+          <w:lang w:val="de-DE"/>
+        </w:rPr>
         <w:t xml:space="preserve">Anschließend wurde für jedes Wohnpixel die euklidische Entfernung zur nächstgelegenen Grünfläche berechnet. Die resultierenden Distanzen wurden anhand eines Schwellenwertes von </w:t>
       </w:r>
       <w:r>
@@ -1895,19 +2347,11 @@
         </w:rPr>
         <w:t xml:space="preserve"> </w:t>
       </w:r>
-      <w:proofErr w:type="gramStart"/>
-      <w:r>
-        <w:rPr>
-          <w:lang w:val="de-DE"/>
-        </w:rPr>
-        <w:t>Für</w:t>
-      </w:r>
-      <w:proofErr w:type="gramEnd"/>
-      <w:r>
-        <w:rPr>
-          <w:lang w:val="de-DE"/>
-        </w:rPr>
-        <w:t xml:space="preserve"> die Analyse der Wärmebelastung wurden die Landoberflächentemperaturen mit den Wohn-LCZ-Klassen verschnitten. Basierend auf der Temperaturverteilung wurde ein Schwellenwert </w:t>
+      <w:r>
+        <w:rPr>
+          <w:lang w:val="de-DE"/>
+        </w:rPr>
+        <w:t xml:space="preserve">Für die Analyse der Wärmebelastung wurden die Landoberflächentemperaturen mit den Wohn-LCZ-Klassen verschnitten. Basierend auf der Temperaturverteilung wurde ein Schwellenwert </w:t>
       </w:r>
       <w:r>
         <w:rPr>
@@ -1935,7 +2379,6 @@
       </w:r>
       <w:r>
         <w:rPr>
-          <w:b/>
           <w:bCs/>
           <w:lang w:val="de-DE"/>
         </w:rPr>
@@ -2551,7 +2994,25 @@
         <w:rPr>
           <w:lang w:val="de-DE"/>
         </w:rPr>
-        <w:t xml:space="preserve"> Wohnstruktur in Wiesbaden </w:t>
+        <w:t>n</w:t>
+      </w:r>
+      <w:r>
+        <w:rPr>
+          <w:lang w:val="de-DE"/>
+        </w:rPr>
+        <w:t xml:space="preserve"> Wohnstruktur</w:t>
+      </w:r>
+      <w:r>
+        <w:rPr>
+          <w:lang w:val="de-DE"/>
+        </w:rPr>
+        <w:t>en</w:t>
+      </w:r>
+      <w:r>
+        <w:rPr>
+          <w:lang w:val="de-DE"/>
+        </w:rPr>
+        <w:t xml:space="preserve"> in Wiesbaden </w:t>
       </w:r>
       <w:r>
         <w:rPr>
@@ -2603,7 +3064,14 @@
         <w:rPr>
           <w:lang w:val="de-DE"/>
         </w:rPr>
-        <w:t xml:space="preserve"> hier der vegetative Anteil trotz geringerer Bebauung sehr gering ist und diese Flächen typischerweise auch als versiegelte Industrieflächen eingestuft werden können.</w:t>
+        <w:t xml:space="preserve"> hier der </w:t>
+      </w:r>
+      <w:r>
+        <w:rPr>
+          <w:lang w:val="de-DE"/>
+        </w:rPr>
+        <w:lastRenderedPageBreak/>
+        <w:t>vegetative Anteil trotz geringerer Bebauung sehr gering ist und diese Flächen typischerweise auch als versiegelte Industrieflächen eingestuft werden können.</w:t>
       </w:r>
       <w:r>
         <w:rPr>
@@ -2644,37 +3112,22 @@
           <w:lang w:val="de-DE"/>
         </w:rPr>
         <w:t>) festgestellt. Diese Klasse erreicht eine mittlere LST von 33,8 °C und liegt damit rund 8,8 °C unter LCZ 2. Dies deutet auf den Einfluss geringerer Versiegelung und höherer Vegetationsanteile auf die Oberflächentemperatur hin.</w:t>
+      </w:r>
+      <w:r>
+        <w:rPr>
+          <w:lang w:val="de-DE"/>
+        </w:rPr>
+        <w:t xml:space="preserve"> </w:t>
+      </w:r>
+      <w:r>
+        <w:rPr>
+          <w:lang w:val="de-DE"/>
+        </w:rPr>
+        <w:t>Der Boxplot verdeutlicht zusätzlich die Streuung innerhalb der einzelnen LCZ-Klassen. Besonders LCZ 8 zeigt mit einer Standardabweichung von 3,1 °C die größte Temperaturvariabilität sowie einzelne Extremwerte bis 50,6 °C. Dies weist darauf hin, dass innerhalb dieser Klasse unterschiedliche Oberflächenstrukturen und Versiegelungsgrade vorhanden sind. LCZ 2 weist dagegen eine vergleichsweise geringe Streuung auf, befindet sich jedoch auf einem konstant hohen Temperaturniveau.</w:t>
       </w:r>
     </w:p>
     <w:p>
       <w:pPr>
-        <w:jc w:val="both"/>
-        <w:rPr>
-          <w:lang w:val="de-DE"/>
-        </w:rPr>
-      </w:pPr>
-      <w:r>
-        <w:rPr>
-          <w:lang w:val="de-DE"/>
-        </w:rPr>
-        <w:lastRenderedPageBreak/>
-        <w:t xml:space="preserve">Der Boxplot (Abbildung </w:t>
-      </w:r>
-      <w:r>
-        <w:rPr>
-          <w:lang w:val="de-DE"/>
-        </w:rPr>
-        <w:t>1</w:t>
-      </w:r>
-      <w:r>
-        <w:rPr>
-          <w:lang w:val="de-DE"/>
-        </w:rPr>
-        <w:t>) verdeutlicht zusätzlich die Streuung innerhalb der einzelnen LCZ-Klassen. Besonders LCZ 8 zeigt mit einer Standardabweichung von 3,1 °C die größte Temperaturvariabilität sowie einzelne Extremwerte bis 50,6 °C. Dies weist darauf hin, dass innerhalb dieser Klasse unterschiedliche Oberflächenstrukturen und Versiegelungsgrade vorhanden sind. LCZ 2 weist dagegen eine vergleichsweise geringe Streuung auf, befindet sich jedoch auf einem konstant hohen Temperaturniveau.</w:t>
-      </w:r>
-    </w:p>
-    <w:p>
-      <w:pPr>
         <w:keepNext/>
         <w:jc w:val="both"/>
       </w:pPr>
@@ -2684,9 +3137,9 @@
           <w:lang w:val="de-DE"/>
         </w:rPr>
         <w:drawing>
-          <wp:inline distT="0" distB="0" distL="0" distR="0" wp14:anchorId="534F7CB3" wp14:editId="23A0AF48">
-            <wp:extent cx="2909327" cy="2057400"/>
-            <wp:effectExtent l="0" t="0" r="5715" b="0"/>
+          <wp:inline distT="0" distB="0" distL="0" distR="0" wp14:anchorId="534F7CB3" wp14:editId="1A1AB41F">
+            <wp:extent cx="2752725" cy="1946655"/>
+            <wp:effectExtent l="0" t="0" r="0" b="0"/>
             <wp:docPr id="1" name="Grafik 1"/>
             <wp:cNvGraphicFramePr>
               <a:graphicFrameLocks xmlns:a="http://schemas.openxmlformats.org/drawingml/2006/main" noChangeAspect="1"/>
@@ -2713,7 +3166,7 @@
                   <pic:spPr>
                     <a:xfrm>
                       <a:off x="0" y="0"/>
-                      <a:ext cx="2956461" cy="2090732"/>
+                      <a:ext cx="2837579" cy="2006662"/>
                     </a:xfrm>
                     <a:prstGeom prst="rect">
                       <a:avLst/>
@@ -2731,9 +3184,9 @@
           <w:lang w:val="de-DE"/>
         </w:rPr>
         <w:drawing>
-          <wp:inline distT="0" distB="0" distL="0" distR="0" wp14:anchorId="1FDCCAEA" wp14:editId="4D17EA3F">
-            <wp:extent cx="2667000" cy="1236934"/>
-            <wp:effectExtent l="0" t="0" r="0" b="1905"/>
+          <wp:inline distT="0" distB="0" distL="0" distR="0" wp14:anchorId="1FDCCAEA" wp14:editId="3FE798B8">
+            <wp:extent cx="2546615" cy="1181100"/>
+            <wp:effectExtent l="0" t="0" r="6350" b="0"/>
             <wp:docPr id="7" name="Grafik 7"/>
             <wp:cNvGraphicFramePr>
               <a:graphicFrameLocks xmlns:a="http://schemas.openxmlformats.org/drawingml/2006/main" noChangeAspect="1"/>
@@ -2760,7 +3213,7 @@
                   <pic:spPr>
                     <a:xfrm>
                       <a:off x="0" y="0"/>
-                      <a:ext cx="2736918" cy="1269361"/>
+                      <a:ext cx="2635633" cy="1222386"/>
                     </a:xfrm>
                     <a:prstGeom prst="rect">
                       <a:avLst/>
@@ -2849,24 +3302,11 @@
       </w:r>
     </w:p>
     <w:p>
-      <w:r>
-        <w:t xml:space="preserve">Auf Grundlage der Kombination aus Landoberflächentemperatur, LCZ-Struktur und Erreichbarkeit von Grünflächen wurde eine räumliche Vulnerabilitätsanalyse für Wohngebiete in Wiesbaden </w:t>
-      </w:r>
-      <w:proofErr w:type="spellStart"/>
-      <w:r>
-        <w:t>durchgeführt</w:t>
-      </w:r>
-      <w:proofErr w:type="spellEnd"/>
-      <w:r>
-        <w:t xml:space="preserve"> (</w:t>
-      </w:r>
-      <w:proofErr w:type="spellStart"/>
-      <w:r>
-        <w:t>Abbildung</w:t>
-      </w:r>
-      <w:proofErr w:type="spellEnd"/>
-      <w:r>
-        <w:t xml:space="preserve"> </w:t>
+      <w:pPr>
+        <w:jc w:val="both"/>
+      </w:pPr>
+      <w:r>
+        <w:t xml:space="preserve">Auf Grundlage der Kombination aus Landoberflächentemperatur, LCZ-Struktur und Erreichbarkeit von Grünflächen wurde eine räumliche Vulnerabilitätsanalyse für Wohngebiete in Wiesbaden durchgeführt (Abbildung </w:t>
       </w:r>
       <w:r>
         <w:t>2</w:t>
@@ -2876,445 +3316,105 @@
       </w:r>
     </w:p>
     <w:p>
-      <w:r>
-        <w:t xml:space="preserve">Die Analyse zeigt, dass der größte Anteil der untersuchten Wohnflächen den Klassen 3 (55,7 %) und 1 (33,8 %) zugeordnet wird. Die </w:t>
-      </w:r>
-      <w:proofErr w:type="spellStart"/>
-      <w:r>
-        <w:t>Klasse</w:t>
-      </w:r>
-      <w:proofErr w:type="spellEnd"/>
-      <w:r>
-        <w:t xml:space="preserve"> 4 </w:t>
-      </w:r>
-      <w:proofErr w:type="spellStart"/>
-      <w:r>
-        <w:t>mit</w:t>
-      </w:r>
-      <w:proofErr w:type="spellEnd"/>
-      <w:r>
-        <w:t xml:space="preserve"> der höchsten Vulnerabilität umfasst 634 ha (9,7 %) der untersuchten Wohnflächen. Diese Bereiche </w:t>
-      </w:r>
-      <w:proofErr w:type="spellStart"/>
-      <w:r>
-        <w:t>weisen</w:t>
-      </w:r>
-      <w:proofErr w:type="spellEnd"/>
+      <w:pPr>
+        <w:jc w:val="both"/>
+        <w:rPr>
+          <w:lang w:val="de-DE"/>
+        </w:rPr>
+      </w:pPr>
+      <w:r>
+        <w:rPr>
+          <w:lang w:val="de-DE"/>
+        </w:rPr>
+        <w:t>Insgesamt liegen ca.</w:t>
+      </w:r>
+      <w:r>
+        <w:t xml:space="preserve"> 89 % der untersuchten Wohnflächen innerhalb von 500</w:t>
+      </w:r>
+      <w:r>
+        <w:t xml:space="preserve"> m</w:t>
+      </w:r>
+      <w:r>
+        <w:t xml:space="preserve"> zu einer Grünfläche. Dennoch wurden etwa 10 % der Wohnflächen als hoch vulnerabel eingestuft</w:t>
+      </w:r>
+      <w:r>
+        <w:t>.</w:t>
+      </w:r>
       <w:r>
         <w:t xml:space="preserve"> </w:t>
       </w:r>
-      <w:proofErr w:type="spellStart"/>
-      <w:r>
-        <w:t>gleichzeitig</w:t>
-      </w:r>
-      <w:proofErr w:type="spellEnd"/>
+      <w:r>
+        <w:t>D</w:t>
+      </w:r>
+      <w:r>
+        <w:t>er größte Anteil der untersuchten Wohnflächen</w:t>
+      </w:r>
       <w:r>
         <w:t xml:space="preserve"> </w:t>
       </w:r>
-      <w:proofErr w:type="spellStart"/>
-      <w:r>
-        <w:t>hohe</w:t>
-      </w:r>
-      <w:proofErr w:type="spellEnd"/>
+      <w:r>
+        <w:t>wird</w:t>
+      </w:r>
+      <w:r>
+        <w:t xml:space="preserve"> den Klassen 3 (55,7 %) und 1 (33,8 %) zugeordnet. Die Klasse 4 mit der höchsten Vulnerabilität umfasst 634 ha (9,7 %) der untersuchten Wohnflächen. Diese Bereiche weisen gleichzeitig hohe Oberflächentemperaturen</w:t>
+      </w:r>
       <w:r>
         <w:t xml:space="preserve"> </w:t>
       </w:r>
-      <w:proofErr w:type="spellStart"/>
-      <w:r>
-        <w:t>Oberflächentemperaturen</w:t>
-      </w:r>
-      <w:proofErr w:type="spellEnd"/>
-      <w:r>
+      <w:r>
+        <w:t xml:space="preserve">und eine eingeschränkte Erreichbarkeit von Grünflächen auf. </w:t>
+      </w:r>
+      <w:r>
+        <w:t>Den größten Anteil machen hier</w:t>
+      </w:r>
+      <w:r>
+        <w:t xml:space="preserve"> die LCZ-Klassen LCZ 6 (42,5 %) und LCZ 8 (32,0 %)</w:t>
+      </w:r>
+      <w:r>
+        <w:t xml:space="preserve"> aus</w:t>
+      </w:r>
+      <w:r>
+        <w:t>. Dies entspricht den dominierenden Wohnstrukturen Wiesbadens und zeigt, dass insbesondere großflächige niedriggeschossige Bebauung relevante Hitzerisikobereiche darstellen kann.</w:t>
+      </w:r>
+      <w:r>
+        <w:t xml:space="preserve"> Die LCZ-Klasse 2 kommt ausschließlich in den </w:t>
+      </w:r>
+      <w:r>
+        <w:rPr>
+          <w:lang w:val="de-DE"/>
+        </w:rPr>
+        <w:t>Vulnerabilitätsklassen 3 und 4</w:t>
+      </w:r>
+      <w:r>
+        <w:rPr>
+          <w:lang w:val="de-DE"/>
+        </w:rPr>
         <w:t xml:space="preserve"> </w:t>
       </w:r>
-      <w:proofErr w:type="spellStart"/>
-      <w:r>
-        <w:t>und</w:t>
-      </w:r>
-      <w:proofErr w:type="spellEnd"/>
+      <w:r>
+        <w:t xml:space="preserve">mit erhöhter thermischer Belastung vor, was auch zuvor schon die Studienlage widerspiegelt hat. </w:t>
+      </w:r>
+      <w:r>
+        <w:t>Die mittlere Vulnerabilitätsklasse 2 tritt nur geringfügig auf und umfasst lediglich 58 ha (0,9 %). Diese Bereiche weisen zwar eine niedrige thermische Belastung auf, liegen jedoch außerhalb des definierten 500-m-Erreichbarkeitsradius von Grünflächen. Die Klasse 1 umfasst überwiegend LCZ 6 (58,9 %) und LCZ 9 (23,9 %) und beschreibt Bereiche mit geringer thermischer Belastung und ausreichender Grünflächenversorgung.</w:t>
+      </w:r>
       <w:r>
         <w:t xml:space="preserve"> </w:t>
       </w:r>
-      <w:proofErr w:type="spellStart"/>
-      <w:r>
-        <w:t>eine</w:t>
-      </w:r>
-      <w:proofErr w:type="spellEnd"/>
-      <w:r>
-        <w:t xml:space="preserve"> </w:t>
-      </w:r>
-      <w:proofErr w:type="spellStart"/>
-      <w:r>
-        <w:t>eingeschränkte</w:t>
-      </w:r>
-      <w:proofErr w:type="spellEnd"/>
-      <w:r>
-        <w:t xml:space="preserve"> </w:t>
-      </w:r>
-      <w:proofErr w:type="spellStart"/>
-      <w:r>
-        <w:t>Erreichbarkeit</w:t>
-      </w:r>
-      <w:proofErr w:type="spellEnd"/>
-      <w:r>
-        <w:t xml:space="preserve"> </w:t>
-      </w:r>
-      <w:proofErr w:type="spellStart"/>
-      <w:r>
-        <w:t>von</w:t>
-      </w:r>
-      <w:proofErr w:type="spellEnd"/>
-      <w:r>
-        <w:t xml:space="preserve"> </w:t>
-      </w:r>
-      <w:proofErr w:type="spellStart"/>
-      <w:r>
-        <w:t>Grünflächen</w:t>
-      </w:r>
-      <w:proofErr w:type="spellEnd"/>
-      <w:r>
-        <w:t xml:space="preserve"> </w:t>
-      </w:r>
-      <w:proofErr w:type="spellStart"/>
-      <w:r>
-        <w:t>auf</w:t>
-      </w:r>
-      <w:proofErr w:type="spellEnd"/>
-      <w:r>
-        <w:t xml:space="preserve">. </w:t>
-      </w:r>
-      <w:r>
-        <w:t xml:space="preserve">Den </w:t>
-      </w:r>
-      <w:proofErr w:type="spellStart"/>
-      <w:r>
-        <w:t>größten</w:t>
-      </w:r>
-      <w:proofErr w:type="spellEnd"/>
-      <w:r>
-        <w:t xml:space="preserve"> </w:t>
-      </w:r>
-      <w:proofErr w:type="spellStart"/>
-      <w:r>
-        <w:t>Anteil</w:t>
-      </w:r>
-      <w:proofErr w:type="spellEnd"/>
-      <w:r>
-        <w:t xml:space="preserve"> machen </w:t>
-      </w:r>
-      <w:proofErr w:type="spellStart"/>
-      <w:r>
-        <w:t>hier</w:t>
-      </w:r>
-      <w:proofErr w:type="spellEnd"/>
-      <w:r>
-        <w:t xml:space="preserve"> die LCZ-Klassen LCZ 6 (42,5 %) und LCZ 8 (32,0 %)</w:t>
-      </w:r>
-      <w:r>
-        <w:t xml:space="preserve"> </w:t>
-      </w:r>
-      <w:proofErr w:type="spellStart"/>
-      <w:r>
-        <w:t>aus</w:t>
-      </w:r>
-      <w:proofErr w:type="spellEnd"/>
-      <w:r>
-        <w:t xml:space="preserve">. Dies entspricht den dominierenden Wohnstrukturen Wiesbadens und zeigt, dass insbesondere großflächige niedriggeschossige Bebauung relevante </w:t>
-      </w:r>
-      <w:proofErr w:type="spellStart"/>
-      <w:r>
-        <w:t>Hitzerisikobereiche</w:t>
-      </w:r>
-      <w:proofErr w:type="spellEnd"/>
-      <w:r>
-        <w:t xml:space="preserve"> </w:t>
-      </w:r>
-      <w:proofErr w:type="spellStart"/>
-      <w:r>
-        <w:t>darstellen</w:t>
-      </w:r>
-      <w:proofErr w:type="spellEnd"/>
-      <w:r>
-        <w:t xml:space="preserve"> </w:t>
-      </w:r>
-      <w:proofErr w:type="spellStart"/>
-      <w:r>
-        <w:t>kann</w:t>
-      </w:r>
-      <w:proofErr w:type="spellEnd"/>
-      <w:r>
-        <w:t>.</w:t>
-      </w:r>
-      <w:r>
-        <w:t xml:space="preserve"> Die LCZ-</w:t>
-      </w:r>
-      <w:proofErr w:type="spellStart"/>
-      <w:r>
-        <w:t>Klasse</w:t>
-      </w:r>
-      <w:proofErr w:type="spellEnd"/>
-      <w:r>
-        <w:t xml:space="preserve"> 2 </w:t>
-      </w:r>
-      <w:proofErr w:type="spellStart"/>
-      <w:r>
-        <w:t>kommt</w:t>
-      </w:r>
-      <w:proofErr w:type="spellEnd"/>
-      <w:r>
-        <w:t xml:space="preserve"> </w:t>
-      </w:r>
-      <w:proofErr w:type="spellStart"/>
-      <w:r>
-        <w:t>ausschließlich</w:t>
-      </w:r>
-      <w:proofErr w:type="spellEnd"/>
-      <w:r>
-        <w:t xml:space="preserve"> in den </w:t>
-      </w:r>
-      <w:proofErr w:type="spellStart"/>
-      <w:r>
-        <w:t>Vulnerabilitätsklassen</w:t>
-      </w:r>
-      <w:proofErr w:type="spellEnd"/>
-      <w:r>
-        <w:t xml:space="preserve"> 3 </w:t>
-      </w:r>
-      <w:proofErr w:type="spellStart"/>
-      <w:r>
-        <w:t>und</w:t>
-      </w:r>
-      <w:proofErr w:type="spellEnd"/>
-      <w:r>
-        <w:t xml:space="preserve"> 4 </w:t>
-      </w:r>
-      <w:proofErr w:type="spellStart"/>
-      <w:r>
-        <w:t>vor</w:t>
-      </w:r>
-      <w:proofErr w:type="spellEnd"/>
-      <w:r>
-        <w:t xml:space="preserve"> </w:t>
-      </w:r>
-      <w:proofErr w:type="spellStart"/>
-      <w:r>
-        <w:t>mit</w:t>
-      </w:r>
-      <w:proofErr w:type="spellEnd"/>
-      <w:r>
-        <w:t xml:space="preserve"> </w:t>
-      </w:r>
-      <w:proofErr w:type="spellStart"/>
-      <w:r>
-        <w:t>erhöhter</w:t>
-      </w:r>
-      <w:proofErr w:type="spellEnd"/>
-      <w:r>
-        <w:t xml:space="preserve"> </w:t>
-      </w:r>
-      <w:proofErr w:type="spellStart"/>
-      <w:r>
-        <w:t>thermischer</w:t>
-      </w:r>
-      <w:proofErr w:type="spellEnd"/>
-      <w:r>
-        <w:t xml:space="preserve"> </w:t>
-      </w:r>
-      <w:proofErr w:type="spellStart"/>
-      <w:r>
-        <w:t>Belastung</w:t>
-      </w:r>
-      <w:proofErr w:type="spellEnd"/>
-      <w:r>
-        <w:t xml:space="preserve"> </w:t>
-      </w:r>
-      <w:proofErr w:type="spellStart"/>
-      <w:r>
-        <w:t>vor</w:t>
-      </w:r>
-      <w:proofErr w:type="spellEnd"/>
-      <w:r>
-        <w:t xml:space="preserve">, </w:t>
-      </w:r>
-      <w:proofErr w:type="spellStart"/>
-      <w:r>
-        <w:t>was</w:t>
-      </w:r>
-      <w:proofErr w:type="spellEnd"/>
-      <w:r>
-        <w:t xml:space="preserve"> </w:t>
-      </w:r>
-      <w:proofErr w:type="spellStart"/>
-      <w:r>
-        <w:t>auch</w:t>
-      </w:r>
-      <w:proofErr w:type="spellEnd"/>
-      <w:r>
-        <w:t xml:space="preserve"> </w:t>
-      </w:r>
-      <w:proofErr w:type="spellStart"/>
-      <w:r>
-        <w:t>zuvor</w:t>
-      </w:r>
-      <w:proofErr w:type="spellEnd"/>
-      <w:r>
-        <w:t xml:space="preserve"> </w:t>
-      </w:r>
-      <w:proofErr w:type="spellStart"/>
-      <w:r>
-        <w:t>schon</w:t>
-      </w:r>
-      <w:proofErr w:type="spellEnd"/>
-      <w:r>
-        <w:t xml:space="preserve"> die </w:t>
-      </w:r>
-      <w:proofErr w:type="spellStart"/>
-      <w:r>
-        <w:t>Studienlage</w:t>
-      </w:r>
-      <w:proofErr w:type="spellEnd"/>
-      <w:r>
-        <w:t xml:space="preserve"> </w:t>
-      </w:r>
-      <w:proofErr w:type="spellStart"/>
-      <w:r>
-        <w:t>widerspiegelt</w:t>
-      </w:r>
-      <w:proofErr w:type="spellEnd"/>
-      <w:r>
-        <w:t xml:space="preserve"> </w:t>
-      </w:r>
-      <w:proofErr w:type="spellStart"/>
-      <w:r>
-        <w:t>hat</w:t>
-      </w:r>
-      <w:proofErr w:type="spellEnd"/>
-      <w:r>
-        <w:t xml:space="preserve">. </w:t>
-      </w:r>
-      <w:r>
-        <w:t xml:space="preserve">Die </w:t>
-      </w:r>
-      <w:proofErr w:type="spellStart"/>
-      <w:r>
-        <w:t>mittlere</w:t>
-      </w:r>
-      <w:proofErr w:type="spellEnd"/>
-      <w:r>
-        <w:t xml:space="preserve"> </w:t>
-      </w:r>
-      <w:proofErr w:type="spellStart"/>
-      <w:r>
-        <w:t>Vulnerabilitätsklasse</w:t>
-      </w:r>
-      <w:proofErr w:type="spellEnd"/>
-      <w:r>
-        <w:t xml:space="preserve"> 2 </w:t>
-      </w:r>
-      <w:proofErr w:type="spellStart"/>
-      <w:r>
-        <w:t>tritt</w:t>
-      </w:r>
-      <w:proofErr w:type="spellEnd"/>
-      <w:r>
-        <w:t xml:space="preserve"> </w:t>
-      </w:r>
-      <w:proofErr w:type="spellStart"/>
-      <w:r>
-        <w:t>nur</w:t>
-      </w:r>
-      <w:proofErr w:type="spellEnd"/>
-      <w:r>
-        <w:t xml:space="preserve"> geringfügig auf und umfasst lediglich 58 ha (0,9 %). Diese Bereiche weisen zwar eine niedrige thermische Belastung auf, liegen jedoch außerhalb des definierten 500-m-Erreichbarkeitsradius von Grünflächen. Die Klasse 1 umfasst überwiegend LCZ 6 (58,9 %) und LCZ 9 (23,9 %) und beschreibt Bereiche mit geringer thermischer Belastung und ausreichender Grünflächenversorgung.</w:t>
-      </w:r>
-      <w:r>
-        <w:t xml:space="preserve"> </w:t>
-      </w:r>
-      <w:r>
-        <w:t>Die Aufteilung der Vulnerabilitätsklassen nach LCZ-</w:t>
-      </w:r>
-      <w:proofErr w:type="spellStart"/>
-      <w:r>
-        <w:t>Strukturen</w:t>
-      </w:r>
-      <w:proofErr w:type="spellEnd"/>
-      <w:r>
-        <w:t xml:space="preserve"> verdeutlicht, dass die thermisch belasteten Bereiche hauptsächlich durch LCZ 6 und LCZ 8 geprägt </w:t>
-      </w:r>
-      <w:proofErr w:type="spellStart"/>
-      <w:r>
-        <w:t>sind</w:t>
-      </w:r>
-      <w:proofErr w:type="spellEnd"/>
-      <w:r>
-        <w:t xml:space="preserve">, da diese </w:t>
-      </w:r>
-      <w:proofErr w:type="spellStart"/>
-      <w:r>
-        <w:t>auch</w:t>
-      </w:r>
-      <w:proofErr w:type="spellEnd"/>
-      <w:r>
-        <w:t xml:space="preserve"> </w:t>
-      </w:r>
-      <w:proofErr w:type="spellStart"/>
-      <w:r>
-        <w:t>mehr</w:t>
-      </w:r>
-      <w:proofErr w:type="spellEnd"/>
-      <w:r>
-        <w:t xml:space="preserve"> </w:t>
-      </w:r>
-      <w:proofErr w:type="spellStart"/>
-      <w:r>
-        <w:t>als</w:t>
-      </w:r>
-      <w:proofErr w:type="spellEnd"/>
-      <w:r>
-        <w:t xml:space="preserve"> 85 % </w:t>
-      </w:r>
-      <w:proofErr w:type="spellStart"/>
-      <w:r>
-        <w:t>der</w:t>
-      </w:r>
-      <w:proofErr w:type="spellEnd"/>
-      <w:r>
-        <w:t xml:space="preserve"> </w:t>
-      </w:r>
-      <w:proofErr w:type="spellStart"/>
-      <w:r>
-        <w:t>untersuchten</w:t>
-      </w:r>
-      <w:proofErr w:type="spellEnd"/>
-      <w:r>
-        <w:t xml:space="preserve"> </w:t>
-      </w:r>
-      <w:proofErr w:type="spellStart"/>
-      <w:r>
-        <w:t>Wohngebieten</w:t>
-      </w:r>
-      <w:proofErr w:type="spellEnd"/>
-      <w:r>
-        <w:t xml:space="preserve"> </w:t>
-      </w:r>
-      <w:proofErr w:type="spellStart"/>
-      <w:r>
-        <w:t>zusammen</w:t>
-      </w:r>
-      <w:proofErr w:type="spellEnd"/>
-      <w:r>
-        <w:t xml:space="preserve"> </w:t>
-      </w:r>
-      <w:proofErr w:type="spellStart"/>
+      <w:r>
+        <w:t xml:space="preserve">Die Aufteilung der Vulnerabilitätsklassen nach LCZ-Strukturen verdeutlicht, </w:t>
+      </w:r>
+      <w:r>
+        <w:lastRenderedPageBreak/>
+        <w:t>dass die thermisch belasteten Bereiche hauptsächlich durch LCZ 6 und LCZ 8 geprägt sind</w:t>
+      </w:r>
+      <w:r>
+        <w:t xml:space="preserve">, da diese auch mehr als 85 % der untersuchten Wohngebieten zusammen </w:t>
+      </w:r>
       <w:r>
         <w:t>dar</w:t>
       </w:r>
       <w:r>
-        <w:t>stellen</w:t>
-      </w:r>
-      <w:proofErr w:type="spellEnd"/>
-      <w:r>
-        <w:t>.</w:t>
+        <w:t>stellen.</w:t>
       </w:r>
       <w:r>
         <w:t xml:space="preserve"> </w:t>
@@ -3328,11 +3428,10 @@
         <w:rPr>
           <w:noProof/>
         </w:rPr>
-        <w:lastRenderedPageBreak/>
         <w:drawing>
-          <wp:inline distT="0" distB="0" distL="0" distR="0" wp14:anchorId="54E29470" wp14:editId="530B9BAB">
-            <wp:extent cx="2774639" cy="1962150"/>
-            <wp:effectExtent l="0" t="0" r="6985" b="0"/>
+          <wp:inline distT="0" distB="0" distL="0" distR="0" wp14:anchorId="54E29470" wp14:editId="6E00CEF4">
+            <wp:extent cx="2581275" cy="1825408"/>
+            <wp:effectExtent l="0" t="0" r="0" b="3810"/>
             <wp:docPr id="3" name="Grafik 3"/>
             <wp:cNvGraphicFramePr>
               <a:graphicFrameLocks xmlns:a="http://schemas.openxmlformats.org/drawingml/2006/main" noChangeAspect="1"/>
@@ -3359,7 +3458,7 @@
                   <pic:spPr>
                     <a:xfrm>
                       <a:off x="0" y="0"/>
-                      <a:ext cx="2809295" cy="1986658"/>
+                      <a:ext cx="2656609" cy="1878682"/>
                     </a:xfrm>
                     <a:prstGeom prst="rect">
                       <a:avLst/>
@@ -3376,9 +3475,9 @@
           <w:noProof/>
         </w:rPr>
         <w:drawing>
-          <wp:inline distT="0" distB="0" distL="0" distR="0" wp14:anchorId="684B112D" wp14:editId="57A10551">
-            <wp:extent cx="2820244" cy="1638283"/>
-            <wp:effectExtent l="0" t="0" r="0" b="635"/>
+          <wp:inline distT="0" distB="0" distL="0" distR="0" wp14:anchorId="684B112D" wp14:editId="1376CC5E">
+            <wp:extent cx="2933960" cy="1704340"/>
+            <wp:effectExtent l="0" t="0" r="0" b="0"/>
             <wp:docPr id="8" name="Grafik 8"/>
             <wp:cNvGraphicFramePr>
               <a:graphicFrameLocks xmlns:a="http://schemas.openxmlformats.org/drawingml/2006/main" noChangeAspect="1"/>
@@ -3405,7 +3504,7 @@
                   <pic:spPr>
                     <a:xfrm>
                       <a:off x="0" y="0"/>
-                      <a:ext cx="2857609" cy="1659988"/>
+                      <a:ext cx="2990659" cy="1737277"/>
                     </a:xfrm>
                     <a:prstGeom prst="rect">
                       <a:avLst/>
@@ -3459,113 +3558,38 @@
           <w:sz w:val="22"/>
           <w:szCs w:val="22"/>
         </w:rPr>
-        <w:t xml:space="preserve"> der </w:t>
-      </w:r>
-      <w:proofErr w:type="spellStart"/>
+        <w:t xml:space="preserve"> der klimatischen Vulnerabilitä</w:t>
+      </w:r>
       <w:r>
         <w:rPr>
           <w:sz w:val="22"/>
           <w:szCs w:val="22"/>
         </w:rPr>
-        <w:t>klimatischen</w:t>
-      </w:r>
-      <w:proofErr w:type="spellEnd"/>
+        <w:t xml:space="preserve"> nach LCZ-Klasse</w:t>
+      </w:r>
       <w:r>
         <w:rPr>
           <w:sz w:val="22"/>
           <w:szCs w:val="22"/>
         </w:rPr>
-        <w:t xml:space="preserve"> </w:t>
-      </w:r>
-      <w:proofErr w:type="spellStart"/>
+        <w:t>n</w:t>
+      </w:r>
       <w:r>
         <w:rPr>
           <w:sz w:val="22"/>
           <w:szCs w:val="22"/>
         </w:rPr>
-        <w:t>Vulnerabilitä</w:t>
-      </w:r>
-      <w:proofErr w:type="spellEnd"/>
-      <w:r>
-        <w:rPr>
-          <w:sz w:val="22"/>
-          <w:szCs w:val="22"/>
-        </w:rPr>
-        <w:t xml:space="preserve"> </w:t>
-      </w:r>
-      <w:proofErr w:type="spellStart"/>
-      <w:r>
-        <w:rPr>
-          <w:sz w:val="22"/>
-          <w:szCs w:val="22"/>
-        </w:rPr>
-        <w:t>nach</w:t>
-      </w:r>
-      <w:proofErr w:type="spellEnd"/>
-      <w:r>
-        <w:rPr>
-          <w:sz w:val="22"/>
-          <w:szCs w:val="22"/>
-        </w:rPr>
-        <w:t xml:space="preserve"> LCZ-</w:t>
-      </w:r>
-      <w:proofErr w:type="spellStart"/>
-      <w:r>
-        <w:rPr>
-          <w:sz w:val="22"/>
-          <w:szCs w:val="22"/>
-        </w:rPr>
-        <w:t>Klasse</w:t>
-      </w:r>
-      <w:r>
-        <w:rPr>
-          <w:sz w:val="22"/>
-          <w:szCs w:val="22"/>
-        </w:rPr>
-        <w:t>n</w:t>
-      </w:r>
-      <w:proofErr w:type="spellEnd"/>
-      <w:r>
-        <w:rPr>
-          <w:sz w:val="22"/>
-          <w:szCs w:val="22"/>
-        </w:rPr>
-        <w:t xml:space="preserve"> in den </w:t>
-      </w:r>
-      <w:proofErr w:type="spellStart"/>
-      <w:r>
-        <w:rPr>
-          <w:sz w:val="22"/>
-          <w:szCs w:val="22"/>
-        </w:rPr>
-        <w:t>Wohngebieten</w:t>
-      </w:r>
-      <w:proofErr w:type="spellEnd"/>
-      <w:r>
-        <w:rPr>
-          <w:sz w:val="22"/>
-          <w:szCs w:val="22"/>
-        </w:rPr>
-        <w:t xml:space="preserve"> </w:t>
-      </w:r>
-      <w:proofErr w:type="spellStart"/>
-      <w:r>
-        <w:rPr>
-          <w:sz w:val="22"/>
-          <w:szCs w:val="22"/>
-        </w:rPr>
-        <w:t>Wiesbadens</w:t>
-      </w:r>
-      <w:proofErr w:type="spellEnd"/>
+        <w:t xml:space="preserve"> in den Wohngebieten Wiesbadens</w:t>
+      </w:r>
     </w:p>
     <w:p>
       <w:pPr>
+        <w:jc w:val="both"/>
         <w:rPr>
           <w:b/>
           <w:bCs/>
         </w:rPr>
       </w:pPr>
-      <w:proofErr w:type="spellStart"/>
       <w:r>
         <w:rPr>
           <w:b/>
@@ -3573,1763 +3597,250 @@
         </w:rPr>
         <w:t>Diskussion</w:t>
       </w:r>
-      <w:proofErr w:type="spellEnd"/>
     </w:p>
     <w:p>
-      <w:proofErr w:type="spellStart"/>
-      <w:r>
-        <w:t>Trotz</w:t>
-      </w:r>
-      <w:proofErr w:type="spellEnd"/>
-      <w:r>
-        <w:t xml:space="preserve"> </w:t>
-      </w:r>
-      <w:proofErr w:type="spellStart"/>
-      <w:r>
-        <w:t>der</w:t>
-      </w:r>
-      <w:proofErr w:type="spellEnd"/>
-      <w:r>
-        <w:t xml:space="preserve"> </w:t>
-      </w:r>
-      <w:proofErr w:type="spellStart"/>
-      <w:r>
-        <w:t>aussagekräftigen</w:t>
-      </w:r>
-      <w:proofErr w:type="spellEnd"/>
-      <w:r>
-        <w:t xml:space="preserve"> </w:t>
-      </w:r>
-      <w:proofErr w:type="spellStart"/>
-      <w:r>
-        <w:t>Ergebnisse</w:t>
-      </w:r>
-      <w:proofErr w:type="spellEnd"/>
-      <w:r>
-        <w:t xml:space="preserve"> </w:t>
-      </w:r>
-      <w:proofErr w:type="spellStart"/>
-      <w:r>
-        <w:t>weist</w:t>
-      </w:r>
-      <w:proofErr w:type="spellEnd"/>
-      <w:r>
-        <w:t xml:space="preserve"> die </w:t>
-      </w:r>
-      <w:proofErr w:type="spellStart"/>
-      <w:r>
-        <w:t>Untersuchung</w:t>
-      </w:r>
-      <w:proofErr w:type="spellEnd"/>
-      <w:r>
-        <w:t xml:space="preserve"> </w:t>
-      </w:r>
-      <w:proofErr w:type="spellStart"/>
-      <w:r>
-        <w:t>einige</w:t>
-      </w:r>
-      <w:proofErr w:type="spellEnd"/>
-      <w:r>
-        <w:t xml:space="preserve"> </w:t>
-      </w:r>
-      <w:proofErr w:type="spellStart"/>
-      <w:r>
-        <w:t>Einschränkungen</w:t>
-      </w:r>
-      <w:proofErr w:type="spellEnd"/>
-      <w:r>
-        <w:t xml:space="preserve"> </w:t>
-      </w:r>
-      <w:proofErr w:type="spellStart"/>
-      <w:r>
-        <w:t>auf</w:t>
-      </w:r>
-      <w:proofErr w:type="spellEnd"/>
-      <w:r>
-        <w:t xml:space="preserve">. Die </w:t>
-      </w:r>
-      <w:proofErr w:type="spellStart"/>
-      <w:r>
-        <w:t>verwendete</w:t>
-      </w:r>
-      <w:proofErr w:type="spellEnd"/>
-      <w:r>
-        <w:t xml:space="preserve"> </w:t>
-      </w:r>
-      <w:proofErr w:type="spellStart"/>
-      <w:r>
-        <w:t>Landoberflächentemperatur</w:t>
-      </w:r>
-      <w:proofErr w:type="spellEnd"/>
-      <w:r>
-        <w:t xml:space="preserve"> </w:t>
-      </w:r>
-      <w:proofErr w:type="spellStart"/>
-      <w:r>
-        <w:t>basiert</w:t>
-      </w:r>
-      <w:proofErr w:type="spellEnd"/>
-      <w:r>
-        <w:t xml:space="preserve"> </w:t>
-      </w:r>
-      <w:proofErr w:type="spellStart"/>
-      <w:r>
-        <w:t>auf</w:t>
-      </w:r>
-      <w:proofErr w:type="spellEnd"/>
-      <w:r>
-        <w:t xml:space="preserve"> Landsat-9-Aufnahmen </w:t>
-      </w:r>
-      <w:proofErr w:type="spellStart"/>
-      <w:r>
-        <w:t>mit</w:t>
-      </w:r>
-      <w:proofErr w:type="spellEnd"/>
-      <w:r>
-        <w:t xml:space="preserve"> </w:t>
-      </w:r>
-      <w:proofErr w:type="spellStart"/>
-      <w:r>
-        <w:t>einer</w:t>
-      </w:r>
-      <w:proofErr w:type="spellEnd"/>
-      <w:r>
-        <w:t xml:space="preserve"> </w:t>
-      </w:r>
-      <w:proofErr w:type="spellStart"/>
-      <w:r>
-        <w:t>räumlichen</w:t>
-      </w:r>
-      <w:proofErr w:type="spellEnd"/>
-      <w:r>
-        <w:t xml:space="preserve"> </w:t>
-      </w:r>
-      <w:proofErr w:type="spellStart"/>
-      <w:r>
-        <w:t>Auflösung</w:t>
-      </w:r>
-      <w:proofErr w:type="spellEnd"/>
-      <w:r>
-        <w:t xml:space="preserve"> </w:t>
-      </w:r>
-      <w:proofErr w:type="spellStart"/>
-      <w:r>
-        <w:t>von</w:t>
-      </w:r>
-      <w:proofErr w:type="spellEnd"/>
-      <w:r>
-        <w:t xml:space="preserve"> 100 m </w:t>
-      </w:r>
-      <w:proofErr w:type="spellStart"/>
-      <w:r>
-        <w:t>sowie</w:t>
-      </w:r>
-      <w:proofErr w:type="spellEnd"/>
-      <w:r>
-        <w:t xml:space="preserve"> </w:t>
-      </w:r>
-      <w:proofErr w:type="spellStart"/>
-      <w:r>
-        <w:t>einem</w:t>
-      </w:r>
-      <w:proofErr w:type="spellEnd"/>
-      <w:r>
-        <w:t xml:space="preserve"> </w:t>
-      </w:r>
-      <w:proofErr w:type="spellStart"/>
-      <w:r>
-        <w:t>saisonalen</w:t>
-      </w:r>
-      <w:proofErr w:type="spellEnd"/>
-      <w:r>
-        <w:t xml:space="preserve"> </w:t>
-      </w:r>
-      <w:proofErr w:type="spellStart"/>
-      <w:r>
-        <w:t>Mittelwert</w:t>
-      </w:r>
-      <w:proofErr w:type="spellEnd"/>
-      <w:r>
-        <w:t xml:space="preserve"> des </w:t>
-      </w:r>
-      <w:proofErr w:type="spellStart"/>
-      <w:r>
-        <w:t>Sommers</w:t>
-      </w:r>
-      <w:proofErr w:type="spellEnd"/>
-      <w:r>
-        <w:t xml:space="preserve"> 2025. </w:t>
-      </w:r>
-      <w:proofErr w:type="spellStart"/>
-      <w:r>
-        <w:t>Kurzfristige</w:t>
-      </w:r>
-      <w:proofErr w:type="spellEnd"/>
-      <w:r>
-        <w:t xml:space="preserve"> </w:t>
-      </w:r>
-      <w:proofErr w:type="spellStart"/>
-      <w:r>
-        <w:t>Hitzespitzen</w:t>
-      </w:r>
-      <w:proofErr w:type="spellEnd"/>
-      <w:r>
-        <w:t xml:space="preserve"> </w:t>
-      </w:r>
-      <w:proofErr w:type="spellStart"/>
-      <w:r>
-        <w:t>oder</w:t>
-      </w:r>
-      <w:proofErr w:type="spellEnd"/>
-      <w:r>
-        <w:t xml:space="preserve"> </w:t>
-      </w:r>
-      <w:proofErr w:type="spellStart"/>
-      <w:r>
-        <w:t>tageszeitliche</w:t>
-      </w:r>
-      <w:proofErr w:type="spellEnd"/>
-      <w:r>
-        <w:t xml:space="preserve"> </w:t>
-      </w:r>
-      <w:proofErr w:type="spellStart"/>
-      <w:r>
-        <w:t>Unterschiede</w:t>
-      </w:r>
-      <w:proofErr w:type="spellEnd"/>
-      <w:r>
-        <w:t xml:space="preserve"> </w:t>
-      </w:r>
-      <w:proofErr w:type="spellStart"/>
-      <w:r>
-        <w:t>werden</w:t>
-      </w:r>
-      <w:proofErr w:type="spellEnd"/>
-      <w:r>
-        <w:t xml:space="preserve"> </w:t>
-      </w:r>
-      <w:proofErr w:type="spellStart"/>
-      <w:r>
-        <w:t>dadurch</w:t>
-      </w:r>
-      <w:proofErr w:type="spellEnd"/>
-      <w:r>
-        <w:t xml:space="preserve"> </w:t>
-      </w:r>
-      <w:proofErr w:type="spellStart"/>
-      <w:r>
-        <w:t>nicht</w:t>
-      </w:r>
-      <w:proofErr w:type="spellEnd"/>
-      <w:r>
-        <w:t xml:space="preserve"> </w:t>
-      </w:r>
-      <w:proofErr w:type="spellStart"/>
-      <w:r>
-        <w:t>erfasst</w:t>
-      </w:r>
-      <w:proofErr w:type="spellEnd"/>
+      <w:pPr>
+        <w:jc w:val="both"/>
+      </w:pPr>
+      <w:r>
+        <w:t>Trotz der aussagekräftigen Ergebnisse weist die Untersuchung einige Einschränkungen auf. Die verwendete Landoberflächentemperatur basiert auf Landsat-9-Aufnahmen mit einer räumlichen Auflösung von 100 m sowie einem saisonalen Mittelwert des Sommers 2025. Kurzfristige Hitzespitzen oder tageszeitliche Unterschiede werden dadurch nicht erfasst. Darüber hinaus beschreibt die Landoberflächentemperatur die Erwärmung der Erdoberfläche und nicht unmittelbar die für den Menschen relevante Lufttemperatur. Weitere Einflussgrößen wie Verschattung durch Gebäude oder Bäume, Windverhältnisse, Luftfeuchtigkeit oder die Bevölkerungsstruktur wurden ebenfalls nicht berücksichtigt. Die gewählten Schwellenwerte von 37,2 °C beziehungsweise 500 m stellen zudem eine vereinfachte Klassifizierung dar und können je nach Untersuchungsgebiet variieren</w:t>
+      </w:r>
       <w:r>
         <w:t xml:space="preserve">. </w:t>
       </w:r>
-      <w:proofErr w:type="spellStart"/>
-      <w:r>
-        <w:t>Darüber</w:t>
-      </w:r>
-      <w:proofErr w:type="spellEnd"/>
-      <w:r>
-        <w:t xml:space="preserve"> </w:t>
-      </w:r>
-      <w:proofErr w:type="spellStart"/>
-      <w:r>
-        <w:t>hinaus</w:t>
-      </w:r>
-      <w:proofErr w:type="spellEnd"/>
-      <w:r>
-        <w:t xml:space="preserve"> </w:t>
-      </w:r>
-      <w:proofErr w:type="spellStart"/>
-      <w:r>
-        <w:t>beschreibt</w:t>
-      </w:r>
-      <w:proofErr w:type="spellEnd"/>
-      <w:r>
-        <w:t xml:space="preserve"> die </w:t>
-      </w:r>
-      <w:proofErr w:type="spellStart"/>
-      <w:r>
-        <w:t>Landoberflächentemperatur</w:t>
-      </w:r>
-      <w:proofErr w:type="spellEnd"/>
-      <w:r>
-        <w:t xml:space="preserve"> die </w:t>
-      </w:r>
-      <w:proofErr w:type="spellStart"/>
-      <w:r>
-        <w:t>Erwärmung</w:t>
-      </w:r>
-      <w:proofErr w:type="spellEnd"/>
-      <w:r>
-        <w:t xml:space="preserve"> </w:t>
-      </w:r>
-      <w:proofErr w:type="spellStart"/>
-      <w:r>
-        <w:t>der</w:t>
-      </w:r>
-      <w:proofErr w:type="spellEnd"/>
-      <w:r>
-        <w:t xml:space="preserve"> </w:t>
-      </w:r>
-      <w:proofErr w:type="spellStart"/>
-      <w:r>
-        <w:t>Erdoberfläche</w:t>
-      </w:r>
-      <w:proofErr w:type="spellEnd"/>
-      <w:r>
-        <w:t xml:space="preserve"> </w:t>
-      </w:r>
-      <w:proofErr w:type="spellStart"/>
-      <w:r>
-        <w:t>und</w:t>
-      </w:r>
-      <w:proofErr w:type="spellEnd"/>
-      <w:r>
-        <w:t xml:space="preserve"> </w:t>
-      </w:r>
-      <w:proofErr w:type="spellStart"/>
-      <w:r>
-        <w:t>nicht</w:t>
-      </w:r>
-      <w:proofErr w:type="spellEnd"/>
-      <w:r>
-        <w:t xml:space="preserve"> </w:t>
-      </w:r>
-      <w:proofErr w:type="spellStart"/>
-      <w:r>
-        <w:t>unmittelbar</w:t>
-      </w:r>
-      <w:proofErr w:type="spellEnd"/>
-      <w:r>
-        <w:t xml:space="preserve"> die </w:t>
-      </w:r>
-      <w:proofErr w:type="spellStart"/>
-      <w:r>
-        <w:t>für</w:t>
-      </w:r>
-      <w:proofErr w:type="spellEnd"/>
-      <w:r>
-        <w:t xml:space="preserve"> den </w:t>
-      </w:r>
-      <w:proofErr w:type="spellStart"/>
-      <w:r>
-        <w:t>Menschen</w:t>
-      </w:r>
-      <w:proofErr w:type="spellEnd"/>
-      <w:r>
-        <w:t xml:space="preserve"> relevante </w:t>
-      </w:r>
-      <w:proofErr w:type="spellStart"/>
-      <w:r>
-        <w:t>Lufttemperatur</w:t>
-      </w:r>
-      <w:proofErr w:type="spellEnd"/>
-      <w:r>
-        <w:t xml:space="preserve">. </w:t>
-      </w:r>
-      <w:proofErr w:type="spellStart"/>
-      <w:r>
-        <w:t>Weitere</w:t>
-      </w:r>
-      <w:proofErr w:type="spellEnd"/>
-      <w:r>
-        <w:t xml:space="preserve"> </w:t>
-      </w:r>
-      <w:proofErr w:type="spellStart"/>
-      <w:r>
-        <w:t>Einflussgrößen</w:t>
-      </w:r>
-      <w:proofErr w:type="spellEnd"/>
-      <w:r>
-        <w:t xml:space="preserve"> </w:t>
-      </w:r>
-      <w:proofErr w:type="spellStart"/>
-      <w:r>
-        <w:t>wie</w:t>
-      </w:r>
-      <w:proofErr w:type="spellEnd"/>
-      <w:r>
-        <w:t xml:space="preserve"> </w:t>
-      </w:r>
-      <w:proofErr w:type="spellStart"/>
-      <w:r>
-        <w:t>Verschattung</w:t>
-      </w:r>
-      <w:proofErr w:type="spellEnd"/>
-      <w:r>
-        <w:t xml:space="preserve"> </w:t>
-      </w:r>
-      <w:proofErr w:type="spellStart"/>
-      <w:r>
-        <w:t>durch</w:t>
-      </w:r>
-      <w:proofErr w:type="spellEnd"/>
-      <w:r>
-        <w:t xml:space="preserve"> </w:t>
-      </w:r>
-      <w:proofErr w:type="spellStart"/>
-      <w:r>
-        <w:t>Gebäude</w:t>
-      </w:r>
-      <w:proofErr w:type="spellEnd"/>
-      <w:r>
-        <w:t xml:space="preserve"> </w:t>
-      </w:r>
-      <w:proofErr w:type="spellStart"/>
-      <w:r>
-        <w:t>oder</w:t>
-      </w:r>
-      <w:proofErr w:type="spellEnd"/>
-      <w:r>
-        <w:t xml:space="preserve"> </w:t>
-      </w:r>
-      <w:proofErr w:type="spellStart"/>
-      <w:r>
-        <w:t>Bäume</w:t>
-      </w:r>
-      <w:proofErr w:type="spellEnd"/>
-      <w:r>
-        <w:t xml:space="preserve">, </w:t>
-      </w:r>
-      <w:proofErr w:type="spellStart"/>
-      <w:r>
-        <w:t>Windverhältnisse</w:t>
-      </w:r>
-      <w:proofErr w:type="spellEnd"/>
-      <w:r>
-        <w:t xml:space="preserve">, </w:t>
-      </w:r>
-      <w:proofErr w:type="spellStart"/>
-      <w:r>
-        <w:t>Luftfeuchtigkeit</w:t>
-      </w:r>
-      <w:proofErr w:type="spellEnd"/>
-      <w:r>
-        <w:t xml:space="preserve"> </w:t>
-      </w:r>
-      <w:proofErr w:type="spellStart"/>
-      <w:r>
-        <w:t>oder</w:t>
-      </w:r>
-      <w:proofErr w:type="spellEnd"/>
-      <w:r>
-        <w:t xml:space="preserve"> die </w:t>
-      </w:r>
-      <w:proofErr w:type="spellStart"/>
-      <w:r>
-        <w:t>Bevölkerungsstruktur</w:t>
-      </w:r>
-      <w:proofErr w:type="spellEnd"/>
-      <w:r>
-        <w:t xml:space="preserve"> </w:t>
-      </w:r>
-      <w:proofErr w:type="spellStart"/>
-      <w:r>
-        <w:t>wurden</w:t>
-      </w:r>
-      <w:proofErr w:type="spellEnd"/>
-      <w:r>
-        <w:t xml:space="preserve"> </w:t>
-      </w:r>
-      <w:proofErr w:type="spellStart"/>
-      <w:r>
-        <w:t>ebenfalls</w:t>
-      </w:r>
-      <w:proofErr w:type="spellEnd"/>
-      <w:r>
-        <w:t xml:space="preserve"> </w:t>
-      </w:r>
-      <w:proofErr w:type="spellStart"/>
-      <w:r>
-        <w:t>nicht</w:t>
-      </w:r>
-      <w:proofErr w:type="spellEnd"/>
-      <w:r>
-        <w:t xml:space="preserve"> </w:t>
-      </w:r>
-      <w:proofErr w:type="spellStart"/>
-      <w:r>
-        <w:t>berücksichtigt</w:t>
-      </w:r>
-      <w:proofErr w:type="spellEnd"/>
-      <w:r>
-        <w:t xml:space="preserve">. Die </w:t>
-      </w:r>
-      <w:proofErr w:type="spellStart"/>
-      <w:r>
-        <w:t>gewählten</w:t>
-      </w:r>
-      <w:proofErr w:type="spellEnd"/>
-      <w:r>
-        <w:t xml:space="preserve"> </w:t>
-      </w:r>
-      <w:proofErr w:type="spellStart"/>
-      <w:r>
-        <w:t>Schwellenwerte</w:t>
-      </w:r>
-      <w:proofErr w:type="spellEnd"/>
-      <w:r>
-        <w:t xml:space="preserve"> </w:t>
-      </w:r>
-      <w:proofErr w:type="spellStart"/>
-      <w:r>
-        <w:t>von</w:t>
-      </w:r>
-      <w:proofErr w:type="spellEnd"/>
-      <w:r>
-        <w:t xml:space="preserve"> 37,2 °C </w:t>
-      </w:r>
-      <w:proofErr w:type="spellStart"/>
-      <w:r>
-        <w:t>beziehungsweise</w:t>
-      </w:r>
-      <w:proofErr w:type="spellEnd"/>
-      <w:r>
-        <w:t xml:space="preserve"> 500 m </w:t>
-      </w:r>
-      <w:proofErr w:type="spellStart"/>
-      <w:r>
-        <w:t>stellen</w:t>
-      </w:r>
-      <w:proofErr w:type="spellEnd"/>
-      <w:r>
-        <w:t xml:space="preserve"> </w:t>
-      </w:r>
-      <w:proofErr w:type="spellStart"/>
-      <w:r>
-        <w:t>zudem</w:t>
-      </w:r>
-      <w:proofErr w:type="spellEnd"/>
-      <w:r>
-        <w:t xml:space="preserve"> </w:t>
-      </w:r>
-      <w:proofErr w:type="spellStart"/>
-      <w:r>
-        <w:t>eine</w:t>
-      </w:r>
-      <w:proofErr w:type="spellEnd"/>
-      <w:r>
-        <w:t xml:space="preserve"> </w:t>
-      </w:r>
-      <w:proofErr w:type="spellStart"/>
-      <w:r>
-        <w:t>vereinfachte</w:t>
-      </w:r>
-      <w:proofErr w:type="spellEnd"/>
-      <w:r>
-        <w:t xml:space="preserve"> </w:t>
-      </w:r>
-      <w:proofErr w:type="spellStart"/>
-      <w:r>
-        <w:t>Klassifizierung</w:t>
-      </w:r>
-      <w:proofErr w:type="spellEnd"/>
-      <w:r>
-        <w:t xml:space="preserve"> dar </w:t>
-      </w:r>
-      <w:proofErr w:type="spellStart"/>
-      <w:r>
-        <w:t>und</w:t>
-      </w:r>
-      <w:proofErr w:type="spellEnd"/>
-      <w:r>
-        <w:t xml:space="preserve"> </w:t>
-      </w:r>
-      <w:proofErr w:type="spellStart"/>
-      <w:r>
-        <w:t>können</w:t>
-      </w:r>
-      <w:proofErr w:type="spellEnd"/>
-      <w:r>
-        <w:t xml:space="preserve"> je </w:t>
-      </w:r>
-      <w:proofErr w:type="spellStart"/>
-      <w:r>
-        <w:t>nach</w:t>
-      </w:r>
-      <w:proofErr w:type="spellEnd"/>
-      <w:r>
-        <w:t xml:space="preserve"> </w:t>
-      </w:r>
-      <w:proofErr w:type="spellStart"/>
-      <w:r>
-        <w:t>Untersuchungsgebiet</w:t>
-      </w:r>
-      <w:proofErr w:type="spellEnd"/>
-      <w:r>
-        <w:t xml:space="preserve"> </w:t>
-      </w:r>
-      <w:proofErr w:type="spellStart"/>
-      <w:r>
-        <w:t>variieren</w:t>
-      </w:r>
-      <w:proofErr w:type="spellEnd"/>
+      <w:r>
+        <w:t>Auch wenn die Ergebnisse Vereinfachungen darstellen, können sie zur Erreichung der Nachhaltigk</w:t>
+      </w:r>
+      <w:r>
+        <w:t>ei</w:t>
+      </w:r>
+      <w:r>
+        <w:t xml:space="preserve">tsziele SDG 3, 11 und 13 beitragen. Sie können als räumliche Grundlage dienen, um eine zukunftsorientierte sowie klimaresiliente Stadtplanung zu ermöglichen. </w:t>
+      </w:r>
     </w:p>
     <w:p>
       <w:pPr>
+        <w:jc w:val="both"/>
         <w:rPr>
           <w:b/>
           <w:bCs/>
         </w:rPr>
       </w:pPr>
-      <w:proofErr w:type="spellStart"/>
       <w:r>
         <w:rPr>
           <w:b/>
           <w:bCs/>
         </w:rPr>
-        <w:t>Fazit</w:t>
-      </w:r>
-      <w:proofErr w:type="spellEnd"/>
-      <w:r>
-        <w:rPr>
-          <w:b/>
-          <w:bCs/>
-        </w:rPr>
-        <w:t xml:space="preserve"> </w:t>
-      </w:r>
-      <w:proofErr w:type="spellStart"/>
-      <w:r>
-        <w:rPr>
-          <w:b/>
-          <w:bCs/>
-        </w:rPr>
-        <w:t>und</w:t>
-      </w:r>
-      <w:proofErr w:type="spellEnd"/>
-      <w:r>
-        <w:rPr>
-          <w:b/>
-          <w:bCs/>
-        </w:rPr>
-        <w:t xml:space="preserve"> </w:t>
-      </w:r>
-      <w:proofErr w:type="spellStart"/>
-      <w:r>
-        <w:rPr>
-          <w:b/>
-          <w:bCs/>
-        </w:rPr>
-        <w:t>Ausblick</w:t>
-      </w:r>
-      <w:proofErr w:type="spellEnd"/>
+        <w:t>Fazit und Ausblick</w:t>
+      </w:r>
     </w:p>
     <w:p>
-      <w:proofErr w:type="spellStart"/>
-      <w:r>
-        <w:t>Ziel</w:t>
-      </w:r>
-      <w:proofErr w:type="spellEnd"/>
+      <w:pPr>
+        <w:jc w:val="both"/>
+      </w:pPr>
+      <w:r>
+        <w:t xml:space="preserve">Die Ergebnisse zeigen, dass insbesondere dicht bebaute Wohngebiete höhere Oberflächentemperaturen aufweisen als locker bebaute Strukturen. Gleichzeitig wurde deutlich, dass ein Großteil der Wohngebiete zwar innerhalb von 500 m zu einer Grünfläche liegt, dennoch Bereiche mit hoher thermischer Belastung existieren. Vor allem die Kombination aus hohen Temperaturen und einer eingeschränkten Erreichbarkeit von Grünflächen kennzeichnet Standorte mit einer erhöhten klimatischen Vulnerabilität. </w:t>
+      </w:r>
+      <w:r>
+        <w:t>Somit ermöglicht die Methodik</w:t>
+      </w:r>
+      <w:r>
+        <w:t xml:space="preserve"> eine räumlich differenzierte </w:t>
+      </w:r>
+      <w:r>
+        <w:t xml:space="preserve">Darstellung </w:t>
+      </w:r>
+      <w:r>
+        <w:t xml:space="preserve">von </w:t>
+      </w:r>
+      <w:r>
+        <w:t>klimavulnerablen Räumen</w:t>
+      </w:r>
+      <w:r>
+        <w:t xml:space="preserve">, in denen Maßnahmen zur Klimaanpassung </w:t>
+      </w:r>
+      <w:r>
+        <w:t>priorisiert werden können</w:t>
+      </w:r>
+      <w:r>
+        <w:t>.</w:t>
+      </w:r>
       <w:r>
         <w:t xml:space="preserve"> </w:t>
       </w:r>
-      <w:proofErr w:type="spellStart"/>
-      <w:r>
-        <w:t>dieser</w:t>
-      </w:r>
-      <w:proofErr w:type="spellEnd"/>
-      <w:r>
-        <w:t xml:space="preserve"> </w:t>
-      </w:r>
-      <w:proofErr w:type="spellStart"/>
-      <w:r>
-        <w:t>Arbeit</w:t>
-      </w:r>
-      <w:proofErr w:type="spellEnd"/>
-      <w:r>
-        <w:t xml:space="preserve"> </w:t>
-      </w:r>
-      <w:proofErr w:type="spellStart"/>
-      <w:r>
-        <w:t>war</w:t>
-      </w:r>
-      <w:proofErr w:type="spellEnd"/>
-      <w:r>
-        <w:t xml:space="preserve"> die </w:t>
-      </w:r>
-      <w:proofErr w:type="spellStart"/>
-      <w:r>
-        <w:t>Identifikation</w:t>
-      </w:r>
-      <w:proofErr w:type="spellEnd"/>
-      <w:r>
-        <w:t xml:space="preserve"> </w:t>
-      </w:r>
-      <w:proofErr w:type="spellStart"/>
-      <w:r>
-        <w:t>hitzebelasteter</w:t>
-      </w:r>
-      <w:proofErr w:type="spellEnd"/>
-      <w:r>
-        <w:t xml:space="preserve"> </w:t>
-      </w:r>
-      <w:proofErr w:type="spellStart"/>
-      <w:r>
-        <w:t>Wohngebiete</w:t>
-      </w:r>
-      <w:proofErr w:type="spellEnd"/>
-      <w:r>
-        <w:t xml:space="preserve"> in Wiesbaden </w:t>
-      </w:r>
-      <w:proofErr w:type="spellStart"/>
-      <w:r>
-        <w:t>durch</w:t>
-      </w:r>
-      <w:proofErr w:type="spellEnd"/>
-      <w:r>
-        <w:t xml:space="preserve"> die </w:t>
-      </w:r>
-      <w:proofErr w:type="spellStart"/>
-      <w:r>
-        <w:t>Kombination</w:t>
-      </w:r>
-      <w:proofErr w:type="spellEnd"/>
-      <w:r>
-        <w:t xml:space="preserve"> </w:t>
-      </w:r>
-      <w:proofErr w:type="spellStart"/>
-      <w:r>
-        <w:t>von</w:t>
-      </w:r>
-      <w:proofErr w:type="spellEnd"/>
-      <w:r>
-        <w:t xml:space="preserve"> </w:t>
-      </w:r>
-      <w:proofErr w:type="spellStart"/>
-      <w:r>
-        <w:t>Landoberflächentemperatur</w:t>
-      </w:r>
-      <w:proofErr w:type="spellEnd"/>
-      <w:r>
-        <w:t xml:space="preserve">, Local </w:t>
-      </w:r>
-      <w:proofErr w:type="spellStart"/>
-      <w:r>
-        <w:t>Climate</w:t>
-      </w:r>
-      <w:proofErr w:type="spellEnd"/>
-      <w:r>
-        <w:t xml:space="preserve"> </w:t>
-      </w:r>
-      <w:proofErr w:type="spellStart"/>
-      <w:r>
-        <w:t>Zones</w:t>
-      </w:r>
-      <w:proofErr w:type="spellEnd"/>
-      <w:r>
-        <w:t xml:space="preserve"> (LCZ) </w:t>
-      </w:r>
-      <w:proofErr w:type="spellStart"/>
-      <w:r>
-        <w:t>und</w:t>
-      </w:r>
-      <w:proofErr w:type="spellEnd"/>
-      <w:r>
-        <w:t xml:space="preserve"> </w:t>
-      </w:r>
-      <w:proofErr w:type="spellStart"/>
-      <w:r>
-        <w:t>der</w:t>
-      </w:r>
-      <w:proofErr w:type="spellEnd"/>
-      <w:r>
-        <w:t xml:space="preserve"> </w:t>
-      </w:r>
-      <w:proofErr w:type="spellStart"/>
-      <w:r>
-        <w:t>Erreichbarkeit</w:t>
-      </w:r>
-      <w:proofErr w:type="spellEnd"/>
-      <w:r>
-        <w:t xml:space="preserve"> </w:t>
-      </w:r>
-      <w:proofErr w:type="spellStart"/>
-      <w:r>
-        <w:t>von</w:t>
-      </w:r>
-      <w:proofErr w:type="spellEnd"/>
-      <w:r>
-        <w:t xml:space="preserve"> </w:t>
-      </w:r>
-      <w:proofErr w:type="spellStart"/>
-      <w:r>
-        <w:t>Grünflächen</w:t>
-      </w:r>
-      <w:proofErr w:type="spellEnd"/>
-      <w:r>
-        <w:t>.</w:t>
-      </w:r>
-      <w:r>
-        <w:t xml:space="preserve"> </w:t>
-      </w:r>
-      <w:r>
-        <w:t xml:space="preserve">Die </w:t>
-      </w:r>
-      <w:proofErr w:type="spellStart"/>
-      <w:r>
-        <w:t>Ergebnisse</w:t>
-      </w:r>
-      <w:proofErr w:type="spellEnd"/>
-      <w:r>
-        <w:t xml:space="preserve"> </w:t>
-      </w:r>
-      <w:proofErr w:type="spellStart"/>
-      <w:r>
-        <w:t>zeigen</w:t>
-      </w:r>
-      <w:proofErr w:type="spellEnd"/>
-      <w:r>
-        <w:t xml:space="preserve">, </w:t>
-      </w:r>
-      <w:proofErr w:type="spellStart"/>
-      <w:r>
-        <w:t>dass</w:t>
-      </w:r>
-      <w:proofErr w:type="spellEnd"/>
-      <w:r>
-        <w:t xml:space="preserve"> </w:t>
-      </w:r>
-      <w:proofErr w:type="spellStart"/>
-      <w:r>
-        <w:t>insbesondere</w:t>
-      </w:r>
-      <w:proofErr w:type="spellEnd"/>
-      <w:r>
-        <w:t xml:space="preserve"> </w:t>
-      </w:r>
-      <w:proofErr w:type="spellStart"/>
-      <w:r>
-        <w:t>dicht</w:t>
-      </w:r>
-      <w:proofErr w:type="spellEnd"/>
-      <w:r>
-        <w:t xml:space="preserve"> </w:t>
-      </w:r>
-      <w:proofErr w:type="spellStart"/>
-      <w:r>
-        <w:t>bebaute</w:t>
-      </w:r>
-      <w:proofErr w:type="spellEnd"/>
-      <w:r>
-        <w:t xml:space="preserve"> </w:t>
-      </w:r>
-      <w:proofErr w:type="spellStart"/>
-      <w:r>
-        <w:t>Wohngebiete</w:t>
-      </w:r>
-      <w:proofErr w:type="spellEnd"/>
-      <w:r>
-        <w:t xml:space="preserve"> </w:t>
-      </w:r>
-      <w:proofErr w:type="spellStart"/>
-      <w:r>
-        <w:t>höhere</w:t>
-      </w:r>
-      <w:proofErr w:type="spellEnd"/>
-      <w:r>
-        <w:t xml:space="preserve"> </w:t>
-      </w:r>
-      <w:proofErr w:type="spellStart"/>
-      <w:r>
-        <w:t>Oberflächentemperaturen</w:t>
-      </w:r>
-      <w:proofErr w:type="spellEnd"/>
-      <w:r>
-        <w:t xml:space="preserve"> </w:t>
-      </w:r>
-      <w:proofErr w:type="spellStart"/>
-      <w:r>
-        <w:t>aufweisen</w:t>
-      </w:r>
-      <w:proofErr w:type="spellEnd"/>
-      <w:r>
-        <w:t xml:space="preserve"> </w:t>
-      </w:r>
-      <w:proofErr w:type="spellStart"/>
-      <w:r>
-        <w:t>als</w:t>
-      </w:r>
-      <w:proofErr w:type="spellEnd"/>
-      <w:r>
-        <w:t xml:space="preserve"> </w:t>
-      </w:r>
-      <w:proofErr w:type="spellStart"/>
-      <w:r>
-        <w:t>locker</w:t>
-      </w:r>
-      <w:proofErr w:type="spellEnd"/>
-      <w:r>
-        <w:t xml:space="preserve"> </w:t>
-      </w:r>
-      <w:proofErr w:type="spellStart"/>
-      <w:r>
-        <w:t>bebaute</w:t>
-      </w:r>
-      <w:proofErr w:type="spellEnd"/>
-      <w:r>
-        <w:t xml:space="preserve"> </w:t>
-      </w:r>
-      <w:proofErr w:type="spellStart"/>
-      <w:r>
-        <w:t>Strukturen</w:t>
-      </w:r>
-      <w:proofErr w:type="spellEnd"/>
-      <w:r>
-        <w:t xml:space="preserve">. </w:t>
-      </w:r>
-      <w:proofErr w:type="spellStart"/>
-      <w:r>
-        <w:t>Gleichzeitig</w:t>
-      </w:r>
-      <w:proofErr w:type="spellEnd"/>
-      <w:r>
-        <w:t xml:space="preserve"> </w:t>
-      </w:r>
-      <w:proofErr w:type="spellStart"/>
-      <w:r>
-        <w:t>wurde</w:t>
-      </w:r>
-      <w:proofErr w:type="spellEnd"/>
-      <w:r>
-        <w:t xml:space="preserve"> </w:t>
-      </w:r>
-      <w:proofErr w:type="spellStart"/>
-      <w:r>
-        <w:t>deutlich</w:t>
-      </w:r>
-      <w:proofErr w:type="spellEnd"/>
-      <w:r>
-        <w:t xml:space="preserve">, </w:t>
-      </w:r>
-      <w:proofErr w:type="spellStart"/>
-      <w:r>
-        <w:t>dass</w:t>
-      </w:r>
-      <w:proofErr w:type="spellEnd"/>
-      <w:r>
-        <w:t xml:space="preserve"> </w:t>
-      </w:r>
-      <w:proofErr w:type="spellStart"/>
-      <w:r>
-        <w:t>ein</w:t>
-      </w:r>
-      <w:proofErr w:type="spellEnd"/>
-      <w:r>
-        <w:t xml:space="preserve"> </w:t>
-      </w:r>
-      <w:proofErr w:type="spellStart"/>
-      <w:r>
-        <w:t>Großteil</w:t>
-      </w:r>
-      <w:proofErr w:type="spellEnd"/>
-      <w:r>
-        <w:t xml:space="preserve"> </w:t>
-      </w:r>
-      <w:proofErr w:type="spellStart"/>
-      <w:r>
-        <w:t>der</w:t>
-      </w:r>
-      <w:proofErr w:type="spellEnd"/>
-      <w:r>
-        <w:t xml:space="preserve"> </w:t>
-      </w:r>
-      <w:proofErr w:type="spellStart"/>
-      <w:r>
-        <w:t>Wohngebiete</w:t>
-      </w:r>
-      <w:proofErr w:type="spellEnd"/>
-      <w:r>
-        <w:t xml:space="preserve"> </w:t>
-      </w:r>
-      <w:proofErr w:type="spellStart"/>
-      <w:r>
-        <w:t>zwar</w:t>
-      </w:r>
-      <w:proofErr w:type="spellEnd"/>
-      <w:r>
-        <w:t xml:space="preserve"> </w:t>
-      </w:r>
-      <w:proofErr w:type="spellStart"/>
-      <w:r>
-        <w:t>innerhalb</w:t>
-      </w:r>
-      <w:proofErr w:type="spellEnd"/>
-      <w:r>
-        <w:t xml:space="preserve"> </w:t>
-      </w:r>
-      <w:proofErr w:type="spellStart"/>
-      <w:r>
-        <w:t>von</w:t>
-      </w:r>
-      <w:proofErr w:type="spellEnd"/>
-      <w:r>
-        <w:t xml:space="preserve"> 500 m </w:t>
-      </w:r>
-      <w:proofErr w:type="spellStart"/>
-      <w:r>
-        <w:t>zu</w:t>
-      </w:r>
-      <w:proofErr w:type="spellEnd"/>
-      <w:r>
-        <w:t xml:space="preserve"> </w:t>
-      </w:r>
-      <w:proofErr w:type="spellStart"/>
-      <w:r>
-        <w:t>einer</w:t>
-      </w:r>
-      <w:proofErr w:type="spellEnd"/>
-      <w:r>
-        <w:t xml:space="preserve"> </w:t>
-      </w:r>
-      <w:proofErr w:type="spellStart"/>
-      <w:r>
-        <w:t>Grünfläche</w:t>
-      </w:r>
-      <w:proofErr w:type="spellEnd"/>
-      <w:r>
-        <w:t xml:space="preserve"> </w:t>
-      </w:r>
-      <w:proofErr w:type="spellStart"/>
-      <w:r>
-        <w:t>liegt</w:t>
-      </w:r>
-      <w:proofErr w:type="spellEnd"/>
-      <w:r>
-        <w:t xml:space="preserve">, </w:t>
-      </w:r>
-      <w:proofErr w:type="spellStart"/>
-      <w:r>
-        <w:t>dennoch</w:t>
-      </w:r>
-      <w:proofErr w:type="spellEnd"/>
-      <w:r>
-        <w:t xml:space="preserve"> </w:t>
-      </w:r>
-      <w:proofErr w:type="spellStart"/>
-      <w:r>
-        <w:t>Bereiche</w:t>
-      </w:r>
-      <w:proofErr w:type="spellEnd"/>
-      <w:r>
-        <w:t xml:space="preserve"> </w:t>
-      </w:r>
-      <w:proofErr w:type="spellStart"/>
-      <w:r>
-        <w:t>mit</w:t>
-      </w:r>
-      <w:proofErr w:type="spellEnd"/>
-      <w:r>
-        <w:t xml:space="preserve"> </w:t>
-      </w:r>
-      <w:proofErr w:type="spellStart"/>
-      <w:r>
-        <w:t>hoher</w:t>
-      </w:r>
-      <w:proofErr w:type="spellEnd"/>
-      <w:r>
-        <w:t xml:space="preserve"> </w:t>
-      </w:r>
-      <w:proofErr w:type="spellStart"/>
-      <w:r>
-        <w:t>thermischer</w:t>
-      </w:r>
-      <w:proofErr w:type="spellEnd"/>
-      <w:r>
-        <w:t xml:space="preserve"> </w:t>
-      </w:r>
-      <w:proofErr w:type="spellStart"/>
-      <w:r>
-        <w:t>Belastung</w:t>
-      </w:r>
-      <w:proofErr w:type="spellEnd"/>
-      <w:r>
-        <w:t xml:space="preserve"> existieren. </w:t>
-      </w:r>
-      <w:proofErr w:type="spellStart"/>
-      <w:r>
-        <w:t>Vor</w:t>
-      </w:r>
-      <w:proofErr w:type="spellEnd"/>
-      <w:r>
-        <w:t xml:space="preserve"> </w:t>
-      </w:r>
-      <w:proofErr w:type="spellStart"/>
-      <w:r>
-        <w:t>allem</w:t>
-      </w:r>
-      <w:proofErr w:type="spellEnd"/>
-      <w:r>
-        <w:t xml:space="preserve"> die </w:t>
-      </w:r>
-      <w:proofErr w:type="spellStart"/>
-      <w:r>
-        <w:t>Kombination</w:t>
-      </w:r>
-      <w:proofErr w:type="spellEnd"/>
-      <w:r>
-        <w:t xml:space="preserve"> </w:t>
-      </w:r>
-      <w:proofErr w:type="spellStart"/>
-      <w:r>
-        <w:t>aus</w:t>
-      </w:r>
-      <w:proofErr w:type="spellEnd"/>
-      <w:r>
-        <w:t xml:space="preserve"> </w:t>
-      </w:r>
-      <w:proofErr w:type="spellStart"/>
-      <w:r>
-        <w:t>hohen</w:t>
-      </w:r>
-      <w:proofErr w:type="spellEnd"/>
-      <w:r>
-        <w:t xml:space="preserve"> </w:t>
-      </w:r>
-      <w:proofErr w:type="spellStart"/>
-      <w:r>
-        <w:t>Temperaturen</w:t>
-      </w:r>
-      <w:proofErr w:type="spellEnd"/>
-      <w:r>
-        <w:t xml:space="preserve"> </w:t>
-      </w:r>
-      <w:proofErr w:type="spellStart"/>
-      <w:r>
-        <w:t>und</w:t>
-      </w:r>
-      <w:proofErr w:type="spellEnd"/>
-      <w:r>
-        <w:t xml:space="preserve"> </w:t>
-      </w:r>
-      <w:proofErr w:type="spellStart"/>
-      <w:r>
-        <w:t>einer</w:t>
-      </w:r>
-      <w:proofErr w:type="spellEnd"/>
-      <w:r>
-        <w:t xml:space="preserve"> </w:t>
-      </w:r>
-      <w:proofErr w:type="spellStart"/>
-      <w:r>
-        <w:t>eingeschränkten</w:t>
-      </w:r>
-      <w:proofErr w:type="spellEnd"/>
-      <w:r>
-        <w:t xml:space="preserve"> </w:t>
-      </w:r>
-      <w:proofErr w:type="spellStart"/>
-      <w:r>
-        <w:t>Erreichbarkeit</w:t>
-      </w:r>
-      <w:proofErr w:type="spellEnd"/>
-      <w:r>
-        <w:t xml:space="preserve"> </w:t>
-      </w:r>
-      <w:proofErr w:type="spellStart"/>
-      <w:r>
-        <w:t>von</w:t>
-      </w:r>
-      <w:proofErr w:type="spellEnd"/>
-      <w:r>
-        <w:t xml:space="preserve"> </w:t>
-      </w:r>
-      <w:proofErr w:type="spellStart"/>
-      <w:r>
-        <w:t>Grünflächen</w:t>
-      </w:r>
-      <w:proofErr w:type="spellEnd"/>
-      <w:r>
-        <w:t xml:space="preserve"> </w:t>
-      </w:r>
-      <w:proofErr w:type="spellStart"/>
-      <w:r>
-        <w:t>kennzeichnet</w:t>
-      </w:r>
-      <w:proofErr w:type="spellEnd"/>
-      <w:r>
-        <w:t xml:space="preserve"> </w:t>
-      </w:r>
-      <w:proofErr w:type="spellStart"/>
-      <w:r>
-        <w:t>Standorte</w:t>
-      </w:r>
-      <w:proofErr w:type="spellEnd"/>
-      <w:r>
-        <w:t xml:space="preserve"> </w:t>
-      </w:r>
-      <w:proofErr w:type="spellStart"/>
-      <w:r>
-        <w:t>mit</w:t>
-      </w:r>
-      <w:proofErr w:type="spellEnd"/>
-      <w:r>
-        <w:t xml:space="preserve"> </w:t>
-      </w:r>
-      <w:proofErr w:type="spellStart"/>
-      <w:r>
-        <w:t>einer</w:t>
-      </w:r>
-      <w:proofErr w:type="spellEnd"/>
-      <w:r>
-        <w:t xml:space="preserve"> </w:t>
-      </w:r>
-      <w:proofErr w:type="spellStart"/>
-      <w:r>
-        <w:t>erhöhten</w:t>
-      </w:r>
-      <w:proofErr w:type="spellEnd"/>
-      <w:r>
-        <w:t xml:space="preserve"> </w:t>
-      </w:r>
-      <w:proofErr w:type="spellStart"/>
-      <w:r>
-        <w:t>klimatischen</w:t>
-      </w:r>
-      <w:proofErr w:type="spellEnd"/>
-      <w:r>
-        <w:t xml:space="preserve"> </w:t>
-      </w:r>
-      <w:proofErr w:type="spellStart"/>
-      <w:r>
-        <w:t>Vulnerabilität</w:t>
-      </w:r>
-      <w:proofErr w:type="spellEnd"/>
-      <w:r>
-        <w:t xml:space="preserve">. Die </w:t>
-      </w:r>
-      <w:proofErr w:type="spellStart"/>
-      <w:r>
-        <w:t>entwickelte</w:t>
-      </w:r>
-      <w:proofErr w:type="spellEnd"/>
-      <w:r>
-        <w:t xml:space="preserve"> </w:t>
-      </w:r>
-      <w:proofErr w:type="spellStart"/>
-      <w:r>
-        <w:t>Methodik</w:t>
-      </w:r>
-      <w:proofErr w:type="spellEnd"/>
-      <w:r>
-        <w:t xml:space="preserve"> </w:t>
-      </w:r>
-      <w:proofErr w:type="spellStart"/>
-      <w:r>
-        <w:t>ermöglicht</w:t>
-      </w:r>
-      <w:proofErr w:type="spellEnd"/>
-      <w:r>
-        <w:t xml:space="preserve"> </w:t>
-      </w:r>
-      <w:proofErr w:type="spellStart"/>
-      <w:r>
-        <w:t>somit</w:t>
-      </w:r>
-      <w:proofErr w:type="spellEnd"/>
-      <w:r>
-        <w:t xml:space="preserve"> </w:t>
-      </w:r>
-      <w:proofErr w:type="spellStart"/>
-      <w:r>
-        <w:t>eine</w:t>
-      </w:r>
-      <w:proofErr w:type="spellEnd"/>
-      <w:r>
-        <w:t xml:space="preserve"> </w:t>
-      </w:r>
-      <w:proofErr w:type="spellStart"/>
-      <w:r>
-        <w:t>räumlich</w:t>
-      </w:r>
-      <w:proofErr w:type="spellEnd"/>
-      <w:r>
-        <w:t xml:space="preserve"> </w:t>
-      </w:r>
-      <w:proofErr w:type="spellStart"/>
-      <w:r>
-        <w:t>differenzierte</w:t>
-      </w:r>
-      <w:proofErr w:type="spellEnd"/>
-      <w:r>
-        <w:t xml:space="preserve"> </w:t>
-      </w:r>
-      <w:proofErr w:type="spellStart"/>
-      <w:r>
-        <w:t>Priorisierung</w:t>
-      </w:r>
-      <w:proofErr w:type="spellEnd"/>
-      <w:r>
-        <w:t xml:space="preserve"> </w:t>
-      </w:r>
-      <w:proofErr w:type="spellStart"/>
-      <w:r>
-        <w:t>von</w:t>
-      </w:r>
-      <w:proofErr w:type="spellEnd"/>
-      <w:r>
-        <w:t xml:space="preserve"> </w:t>
-      </w:r>
-      <w:proofErr w:type="spellStart"/>
-      <w:r>
-        <w:t>Stadtgebieten</w:t>
-      </w:r>
-      <w:proofErr w:type="spellEnd"/>
-      <w:r>
-        <w:t xml:space="preserve">, in </w:t>
-      </w:r>
-      <w:proofErr w:type="spellStart"/>
-      <w:r>
-        <w:t>denen</w:t>
-      </w:r>
-      <w:proofErr w:type="spellEnd"/>
-      <w:r>
-        <w:t xml:space="preserve"> </w:t>
-      </w:r>
-      <w:proofErr w:type="spellStart"/>
-      <w:r>
-        <w:t>Maßnahmen</w:t>
-      </w:r>
-      <w:proofErr w:type="spellEnd"/>
-      <w:r>
-        <w:t xml:space="preserve"> </w:t>
-      </w:r>
-      <w:proofErr w:type="spellStart"/>
-      <w:r>
-        <w:t>zur</w:t>
-      </w:r>
-      <w:proofErr w:type="spellEnd"/>
-      <w:r>
-        <w:t xml:space="preserve"> </w:t>
-      </w:r>
-      <w:proofErr w:type="spellStart"/>
-      <w:r>
-        <w:t>Klimaanpassung</w:t>
-      </w:r>
-      <w:proofErr w:type="spellEnd"/>
-      <w:r>
-        <w:t xml:space="preserve"> </w:t>
-      </w:r>
-      <w:proofErr w:type="spellStart"/>
-      <w:r>
-        <w:t>besonders</w:t>
-      </w:r>
-      <w:proofErr w:type="spellEnd"/>
-      <w:r>
-        <w:t xml:space="preserve"> </w:t>
-      </w:r>
-      <w:proofErr w:type="spellStart"/>
-      <w:r>
-        <w:t>sinnvoll</w:t>
-      </w:r>
-      <w:proofErr w:type="spellEnd"/>
-      <w:r>
-        <w:t xml:space="preserve"> </w:t>
-      </w:r>
-      <w:proofErr w:type="spellStart"/>
-      <w:r>
-        <w:t>erscheinen</w:t>
-      </w:r>
-      <w:proofErr w:type="spellEnd"/>
-      <w:r>
-        <w:t>.</w:t>
-      </w:r>
-      <w:r>
-        <w:t xml:space="preserve"> </w:t>
-      </w:r>
-      <w:proofErr w:type="spellStart"/>
-      <w:r>
-        <w:t>Für</w:t>
-      </w:r>
-      <w:proofErr w:type="spellEnd"/>
-      <w:r>
-        <w:t xml:space="preserve"> </w:t>
-      </w:r>
-      <w:proofErr w:type="spellStart"/>
-      <w:r>
-        <w:t>zukünftige</w:t>
-      </w:r>
-      <w:proofErr w:type="spellEnd"/>
-      <w:r>
-        <w:t xml:space="preserve"> </w:t>
-      </w:r>
-      <w:proofErr w:type="spellStart"/>
-      <w:r>
-        <w:t>Untersuchungen</w:t>
-      </w:r>
-      <w:proofErr w:type="spellEnd"/>
-      <w:r>
-        <w:t xml:space="preserve"> </w:t>
-      </w:r>
-      <w:proofErr w:type="spellStart"/>
-      <w:r>
-        <w:t>bestehen</w:t>
-      </w:r>
-      <w:proofErr w:type="spellEnd"/>
-      <w:r>
-        <w:t xml:space="preserve"> </w:t>
-      </w:r>
-      <w:proofErr w:type="spellStart"/>
-      <w:r>
-        <w:t>mehrere</w:t>
-      </w:r>
-      <w:proofErr w:type="spellEnd"/>
-      <w:r>
-        <w:t xml:space="preserve"> </w:t>
-      </w:r>
-      <w:proofErr w:type="spellStart"/>
-      <w:r>
-        <w:t>Möglichkeiten</w:t>
-      </w:r>
-      <w:proofErr w:type="spellEnd"/>
-      <w:r>
-        <w:t xml:space="preserve"> </w:t>
-      </w:r>
-      <w:proofErr w:type="spellStart"/>
-      <w:r>
-        <w:t>zur</w:t>
-      </w:r>
-      <w:proofErr w:type="spellEnd"/>
-      <w:r>
-        <w:t xml:space="preserve"> </w:t>
-      </w:r>
-      <w:proofErr w:type="spellStart"/>
-      <w:r>
-        <w:t>Weiterentwicklung</w:t>
-      </w:r>
-      <w:proofErr w:type="spellEnd"/>
-      <w:r>
-        <w:t xml:space="preserve"> </w:t>
-      </w:r>
-      <w:proofErr w:type="spellStart"/>
-      <w:r>
-        <w:t>der</w:t>
-      </w:r>
-      <w:proofErr w:type="spellEnd"/>
-      <w:r>
-        <w:t xml:space="preserve"> </w:t>
-      </w:r>
-      <w:proofErr w:type="spellStart"/>
-      <w:r>
-        <w:t>Methodik</w:t>
-      </w:r>
-      <w:proofErr w:type="spellEnd"/>
-      <w:r>
-        <w:t xml:space="preserve">. </w:t>
-      </w:r>
-      <w:proofErr w:type="spellStart"/>
-      <w:r>
-        <w:t>Anstelle</w:t>
-      </w:r>
-      <w:proofErr w:type="spellEnd"/>
-      <w:r>
-        <w:t xml:space="preserve"> </w:t>
-      </w:r>
-      <w:proofErr w:type="spellStart"/>
-      <w:r>
-        <w:t>der</w:t>
-      </w:r>
-      <w:proofErr w:type="spellEnd"/>
-      <w:r>
-        <w:t xml:space="preserve"> </w:t>
-      </w:r>
-      <w:proofErr w:type="spellStart"/>
-      <w:r>
-        <w:t>euklidischen</w:t>
-      </w:r>
-      <w:proofErr w:type="spellEnd"/>
-      <w:r>
-        <w:t xml:space="preserve"> </w:t>
-      </w:r>
-      <w:proofErr w:type="spellStart"/>
-      <w:r>
-        <w:t>Distanz</w:t>
-      </w:r>
-      <w:proofErr w:type="spellEnd"/>
-      <w:r>
-        <w:t xml:space="preserve"> </w:t>
-      </w:r>
-      <w:proofErr w:type="spellStart"/>
-      <w:r>
-        <w:t>könnte</w:t>
-      </w:r>
-      <w:proofErr w:type="spellEnd"/>
-      <w:r>
-        <w:t xml:space="preserve"> </w:t>
-      </w:r>
-      <w:proofErr w:type="spellStart"/>
-      <w:r>
-        <w:t>eine</w:t>
-      </w:r>
-      <w:proofErr w:type="spellEnd"/>
-      <w:r>
-        <w:t xml:space="preserve"> </w:t>
-      </w:r>
-      <w:proofErr w:type="spellStart"/>
-      <w:r>
-        <w:t>Netzwerkanalyse</w:t>
-      </w:r>
-      <w:proofErr w:type="spellEnd"/>
-      <w:r>
-        <w:t xml:space="preserve"> </w:t>
-      </w:r>
-      <w:proofErr w:type="spellStart"/>
-      <w:r>
-        <w:t>verwendet</w:t>
-      </w:r>
-      <w:proofErr w:type="spellEnd"/>
-      <w:r>
-        <w:t xml:space="preserve"> </w:t>
-      </w:r>
-      <w:proofErr w:type="spellStart"/>
-      <w:r>
-        <w:t>werden</w:t>
-      </w:r>
-      <w:proofErr w:type="spellEnd"/>
-      <w:r>
-        <w:t xml:space="preserve">, </w:t>
-      </w:r>
-      <w:proofErr w:type="spellStart"/>
-      <w:r>
-        <w:t>um</w:t>
-      </w:r>
-      <w:proofErr w:type="spellEnd"/>
-      <w:r>
-        <w:t xml:space="preserve"> die </w:t>
-      </w:r>
-      <w:proofErr w:type="spellStart"/>
-      <w:r>
-        <w:t>tatsächliche</w:t>
-      </w:r>
-      <w:proofErr w:type="spellEnd"/>
-      <w:r>
-        <w:t xml:space="preserve"> </w:t>
-      </w:r>
-      <w:proofErr w:type="spellStart"/>
-      <w:r>
-        <w:t>fußläufige</w:t>
-      </w:r>
-      <w:proofErr w:type="spellEnd"/>
-      <w:r>
-        <w:t xml:space="preserve"> </w:t>
-      </w:r>
-      <w:proofErr w:type="spellStart"/>
-      <w:r>
-        <w:t>Erreichbarkeit</w:t>
-      </w:r>
-      <w:proofErr w:type="spellEnd"/>
-      <w:r>
-        <w:t xml:space="preserve"> </w:t>
-      </w:r>
-      <w:proofErr w:type="spellStart"/>
-      <w:r>
-        <w:t>von</w:t>
-      </w:r>
-      <w:proofErr w:type="spellEnd"/>
-      <w:r>
-        <w:t xml:space="preserve"> </w:t>
-      </w:r>
-      <w:proofErr w:type="spellStart"/>
-      <w:r>
-        <w:t>Grünflächen</w:t>
-      </w:r>
-      <w:proofErr w:type="spellEnd"/>
-      <w:r>
-        <w:t xml:space="preserve"> </w:t>
-      </w:r>
-      <w:proofErr w:type="spellStart"/>
-      <w:r>
-        <w:t>realitätsnäher</w:t>
-      </w:r>
-      <w:proofErr w:type="spellEnd"/>
-      <w:r>
-        <w:t xml:space="preserve"> </w:t>
-      </w:r>
-      <w:proofErr w:type="spellStart"/>
-      <w:r>
-        <w:t>abzubilden</w:t>
-      </w:r>
-      <w:proofErr w:type="spellEnd"/>
-      <w:r>
-        <w:t xml:space="preserve">. </w:t>
-      </w:r>
-      <w:proofErr w:type="spellStart"/>
-      <w:r>
-        <w:t>Zusätzlich</w:t>
-      </w:r>
-      <w:proofErr w:type="spellEnd"/>
-      <w:r>
-        <w:t xml:space="preserve"> </w:t>
-      </w:r>
-      <w:proofErr w:type="spellStart"/>
-      <w:r>
-        <w:t>könnten</w:t>
-      </w:r>
-      <w:proofErr w:type="spellEnd"/>
-      <w:r>
-        <w:t xml:space="preserve"> </w:t>
-      </w:r>
-      <w:proofErr w:type="spellStart"/>
-      <w:r>
-        <w:t>weitere</w:t>
-      </w:r>
-      <w:proofErr w:type="spellEnd"/>
-      <w:r>
-        <w:t xml:space="preserve"> </w:t>
-      </w:r>
-      <w:proofErr w:type="spellStart"/>
-      <w:r>
-        <w:t>Einflussgrößen</w:t>
-      </w:r>
-      <w:proofErr w:type="spellEnd"/>
-      <w:r>
-        <w:t xml:space="preserve"> </w:t>
-      </w:r>
-      <w:proofErr w:type="spellStart"/>
-      <w:r>
-        <w:t>wie</w:t>
-      </w:r>
-      <w:proofErr w:type="spellEnd"/>
-      <w:r>
-        <w:t xml:space="preserve"> </w:t>
-      </w:r>
-      <w:proofErr w:type="spellStart"/>
-      <w:r>
-        <w:t>Lufttemperatur</w:t>
-      </w:r>
-      <w:proofErr w:type="spellEnd"/>
-      <w:r>
-        <w:t xml:space="preserve">, </w:t>
-      </w:r>
-      <w:proofErr w:type="spellStart"/>
-      <w:r>
-        <w:t>Verschattung</w:t>
-      </w:r>
-      <w:proofErr w:type="spellEnd"/>
-      <w:r>
-        <w:t xml:space="preserve"> </w:t>
-      </w:r>
-      <w:proofErr w:type="spellStart"/>
-      <w:r>
-        <w:t>durch</w:t>
-      </w:r>
-      <w:proofErr w:type="spellEnd"/>
-      <w:r>
-        <w:t xml:space="preserve"> </w:t>
-      </w:r>
-      <w:proofErr w:type="spellStart"/>
-      <w:r>
-        <w:t>Gebäude</w:t>
-      </w:r>
-      <w:proofErr w:type="spellEnd"/>
-      <w:r>
-        <w:t xml:space="preserve"> </w:t>
-      </w:r>
-      <w:proofErr w:type="spellStart"/>
-      <w:r>
-        <w:t>und</w:t>
-      </w:r>
-      <w:proofErr w:type="spellEnd"/>
-      <w:r>
-        <w:t xml:space="preserve"> </w:t>
-      </w:r>
-      <w:proofErr w:type="spellStart"/>
-      <w:r>
-        <w:t>Bäume</w:t>
-      </w:r>
-      <w:proofErr w:type="spellEnd"/>
-      <w:r>
-        <w:t xml:space="preserve">, </w:t>
-      </w:r>
-      <w:proofErr w:type="spellStart"/>
-      <w:r>
-        <w:t>Bevölkerungsdichte</w:t>
-      </w:r>
-      <w:proofErr w:type="spellEnd"/>
-      <w:r>
-        <w:t xml:space="preserve"> </w:t>
-      </w:r>
-      <w:proofErr w:type="spellStart"/>
-      <w:r>
-        <w:t>oder</w:t>
-      </w:r>
-      <w:proofErr w:type="spellEnd"/>
-      <w:r>
-        <w:t xml:space="preserve"> </w:t>
-      </w:r>
-      <w:proofErr w:type="spellStart"/>
-      <w:r>
-        <w:t>der</w:t>
-      </w:r>
-      <w:proofErr w:type="spellEnd"/>
-      <w:r>
-        <w:t xml:space="preserve"> </w:t>
-      </w:r>
-      <w:proofErr w:type="spellStart"/>
-      <w:r>
-        <w:t>Anteil</w:t>
-      </w:r>
-      <w:proofErr w:type="spellEnd"/>
-      <w:r>
-        <w:t xml:space="preserve"> </w:t>
-      </w:r>
-      <w:proofErr w:type="spellStart"/>
-      <w:r>
-        <w:t>besonders</w:t>
-      </w:r>
-      <w:proofErr w:type="spellEnd"/>
-      <w:r>
-        <w:t xml:space="preserve"> </w:t>
-      </w:r>
-      <w:proofErr w:type="spellStart"/>
-      <w:r>
-        <w:t>vulnerabler</w:t>
-      </w:r>
-      <w:proofErr w:type="spellEnd"/>
-      <w:r>
-        <w:t xml:space="preserve"> </w:t>
-      </w:r>
-      <w:proofErr w:type="spellStart"/>
-      <w:r>
-        <w:t>Bevölkerungsgruppen</w:t>
-      </w:r>
-      <w:proofErr w:type="spellEnd"/>
-      <w:r>
-        <w:t xml:space="preserve"> in die </w:t>
-      </w:r>
-      <w:proofErr w:type="spellStart"/>
-      <w:r>
-        <w:t>Analyse</w:t>
-      </w:r>
-      <w:proofErr w:type="spellEnd"/>
-      <w:r>
-        <w:t xml:space="preserve"> </w:t>
-      </w:r>
-      <w:proofErr w:type="spellStart"/>
-      <w:r>
-        <w:t>integriert</w:t>
-      </w:r>
-      <w:proofErr w:type="spellEnd"/>
-      <w:r>
-        <w:t xml:space="preserve"> </w:t>
-      </w:r>
-      <w:proofErr w:type="spellStart"/>
-      <w:r>
-        <w:t>werden</w:t>
-      </w:r>
-      <w:proofErr w:type="spellEnd"/>
-      <w:r>
-        <w:t>.</w:t>
+      <w:r>
+        <w:t>Für zukünftige Untersuchungen bestehen mehrere Möglichkeiten zur Weiterentwicklung der Methodik. Anstelle der euklidischen Distanz könnte eine Netzwerkanalyse verwendet werden, um die tatsächliche fußläufige Erreichbarkeit von Grünflächen realitätsnäher abzubilden. Zusätzlich könnten weitere Einflussgrößen wie Lufttemperatur, Verschattung durch Gebäude und Bäume, Bevölkerungsdichte oder der Anteil besonders vulnerabler Bevölkerungsgruppen in die Analyse integriert werden.</w:t>
       </w:r>
     </w:p>
+    <w:sdt>
+      <w:sdtPr>
+        <w:tag w:val="CitaviBibliography"/>
+        <w:id w:val="-886868879"/>
+        <w:placeholder>
+          <w:docPart w:val="DefaultPlaceholder_-1854013440"/>
+        </w:placeholder>
+      </w:sdtPr>
+      <w:sdtContent>
+        <w:p>
+          <w:pPr>
+            <w:pStyle w:val="CitaviBibliographyHeading"/>
+            <w:rPr>
+              <w:b/>
+            </w:rPr>
+          </w:pPr>
+          <w:r>
+            <w:fldChar w:fldCharType="begin"/>
+          </w:r>
+          <w:r>
+            <w:instrText>ADDIN CitaviBibliography</w:instrText>
+          </w:r>
+          <w:r>
+            <w:fldChar w:fldCharType="separate"/>
+          </w:r>
+          <w:r>
+            <w:rPr>
+              <w:b/>
+            </w:rPr>
+            <w:t>Literaturverzeichnis</w:t>
+          </w:r>
+        </w:p>
+        <w:p>
+          <w:pPr>
+            <w:pStyle w:val="CitaviBibliographyEntry"/>
+          </w:pPr>
+          <w:bookmarkStart w:id="2" w:name="_CTVL001bb5d1f5255804dc0a9279ed24a09ff59"/>
+          <w:r>
+            <w:t>Gunawardena, K. R.; Wells, M. J.; Kershaw, T. (2017): Utilising green and bluespace to mitigate urban heat island intensity. In:</w:t>
+          </w:r>
+          <w:bookmarkEnd w:id="2"/>
+          <w:r>
+            <w:t xml:space="preserve"> </w:t>
+          </w:r>
+          <w:r>
+            <w:rPr>
+              <w:i/>
+            </w:rPr>
+            <w:t xml:space="preserve">The Science of the total environment </w:t>
+          </w:r>
+          <w:r>
+            <w:t>584-585, S. 1040–1055. DOI: 10.1016/j.scitotenv.2017.01.158.</w:t>
+          </w:r>
+        </w:p>
+        <w:p>
+          <w:pPr>
+            <w:pStyle w:val="CitaviBibliographyEntry"/>
+          </w:pPr>
+          <w:bookmarkStart w:id="3" w:name="_CTVL001167766374b3b4a91bfc6767d3318fc5f"/>
+          <w:r>
+            <w:t>Pritipadmaja; Garg, Rahul Dev; Sharma, Ashok K. (2023): Assessing the Cooling Effect of Blue-Green Spaces: Implications for Urban Heat Island Mitigation. In:</w:t>
+          </w:r>
+          <w:bookmarkEnd w:id="3"/>
+          <w:r>
+            <w:t xml:space="preserve"> </w:t>
+          </w:r>
+          <w:r>
+            <w:rPr>
+              <w:i/>
+            </w:rPr>
+            <w:t xml:space="preserve">Water </w:t>
+          </w:r>
+          <w:r>
+            <w:t>15 (16), S. 2983. DOI: 10.3390/w15162983.</w:t>
+          </w:r>
+        </w:p>
+        <w:p>
+          <w:pPr>
+            <w:pStyle w:val="CitaviBibliographyEntry"/>
+          </w:pPr>
+          <w:bookmarkStart w:id="4" w:name="_CTVL001cab7cbbde2ac465eb952b61b30f36f10"/>
+          <w:r>
+            <w:t>Purohit, Sanju (2024): The Role of Urban Green Spaces in Mitigating Urban Heat Island Effect Amidst Climate Change. In:</w:t>
+          </w:r>
+          <w:bookmarkEnd w:id="4"/>
+          <w:r>
+            <w:t xml:space="preserve"> </w:t>
+          </w:r>
+          <w:r>
+            <w:rPr>
+              <w:i/>
+            </w:rPr>
+            <w:t xml:space="preserve">Res. J. Chem. Environ. </w:t>
+          </w:r>
+          <w:r>
+            <w:t>29 (1), S. 75. DOI: 10.25303/291rjce075084.</w:t>
+          </w:r>
+        </w:p>
+        <w:p>
+          <w:pPr>
+            <w:pStyle w:val="CitaviBibliographyEntry"/>
+          </w:pPr>
+          <w:bookmarkStart w:id="5" w:name="_CTVL0010180ead1679e4edca9079e1273fff67f"/>
+          <w:r>
+            <w:t>Santoso, Erik Setyo; Bisri, Mohammad; Khusaini, Moh.; Ari, Ismu Rini Dwi (2026): SPATIAL MODELING OF URBAN GREEN SPACE IMPACTS ON HEAT ISLAND MITIGATION: INSIGHTS FROM TROPICAL HIGHLAND CITIES. In:</w:t>
+          </w:r>
+          <w:bookmarkEnd w:id="5"/>
+          <w:r>
+            <w:t xml:space="preserve"> </w:t>
+          </w:r>
+          <w:r>
+            <w:rPr>
+              <w:i/>
+            </w:rPr>
+            <w:t xml:space="preserve">Ver. Dir. </w:t>
+          </w:r>
+          <w:r>
+            <w:t>23 (8), e236279. DOI: 10.18623/rvd.v23.6279.</w:t>
+          </w:r>
+        </w:p>
+        <w:p>
+          <w:pPr>
+            <w:pStyle w:val="CitaviBibliographyEntry"/>
+          </w:pPr>
+          <w:bookmarkStart w:id="6" w:name="_CTVL001164355c051b0447cbd598370a217d27d"/>
+          <w:r>
+            <w:t>Wiesbaden (2024a): Bevölkerung. Online verfügbar unter https://www.wiesbaden.de/leben-in-wiesbaden/stadtportraet/daten-fakten/jb-bevoelkerung, zuletzt geprüft am 20.07.2026.</w:t>
+          </w:r>
+        </w:p>
+        <w:p>
+          <w:pPr>
+            <w:pStyle w:val="CitaviBibliographyEntry"/>
+          </w:pPr>
+          <w:bookmarkStart w:id="7" w:name="_CTVL001deb77377f38945f88d3b143452de1dbd"/>
+          <w:bookmarkEnd w:id="6"/>
+          <w:r>
+            <w:t>Wiesbaden (2024b): Kommunale SDG-Bestandsaufnahme. Landeshauptstadt Wiesbaden.</w:t>
+          </w:r>
+        </w:p>
+        <w:p>
+          <w:pPr>
+            <w:pStyle w:val="CitaviBibliographyEntry"/>
+          </w:pPr>
+          <w:bookmarkStart w:id="8" w:name="_CTVL001571e814d9137400eb68e74cdf8cfd12d"/>
+          <w:bookmarkEnd w:id="7"/>
+          <w:r>
+            <w:t>Wiesbaden (2024c): Stadtgebiet und Fläche. Online verfügbar unter https://www.wiesbaden.de/leben-in-wiesbaden/stadtportraet/daten-fakten/jb_stadtgebiet, zuletzt geprüft am 20.07.2026.</w:t>
+          </w:r>
+        </w:p>
+        <w:p>
+          <w:pPr>
+            <w:pStyle w:val="CitaviBibliographyEntry"/>
+          </w:pPr>
+          <w:bookmarkStart w:id="9" w:name="_CTVL0012174c606032c4d3584e7ec5829165bc4"/>
+          <w:bookmarkEnd w:id="8"/>
+          <w:r>
+            <w:t>Zeynali, Reyhaneh; Mandanici, Emanuele; Sohrabi, Amir Hossein; Trevisiol, Francesca; Bitelli, Gabriele: GIS-Based Urban Heat Island Mapping and Analysis: Experiences in the City of Bologna, S. 230–234. DOI: 10.1109/MetroLivEnv60384.2024.10615416</w:t>
+          </w:r>
+          <w:bookmarkEnd w:id="9"/>
+          <w:r>
+            <w:t>.</w:t>
+          </w:r>
+          <w:r>
+            <w:fldChar w:fldCharType="end"/>
+          </w:r>
+        </w:p>
+      </w:sdtContent>
+    </w:sdt>
+    <w:p/>
     <w:sectPr>
       <w:headerReference w:type="default" r:id="rId13"/>
       <w:footerReference w:type="default" r:id="rId14"/>
@@ -5347,7 +3858,7 @@
 </file>
 
 <file path=word/endnotes.xml><?xml version="1.0" encoding="utf-8"?>
-<w:endnotes xmlns:wpc="http://schemas.microsoft.com/office/word/2010/wordprocessingCanvas" xmlns:cx="http://schemas.microsoft.com/office/drawing/2014/chartex" xmlns:cx1="http://schemas.microsoft.com/office/drawing/2015/9/8/chartex" xmlns:cx2="http://schemas.microsoft.com/office/drawing/2015/10/21/chartex" xmlns:cx3="http://schemas.microsoft.com/office/drawing/2016/5/9/chartex" xmlns:cx4="http://schemas.microsoft.com/office/drawing/2016/5/10/chartex" xmlns:cx5="http://schemas.microsoft.com/office/drawing/2016/5/11/chartex" xmlns:cx6="http://schemas.microsoft.com/office/drawing/2016/5/12/chartex" xmlns:cx7="http://schemas.microsoft.com/office/drawing/2016/5/13/chartex" xmlns:cx8="http://schemas.microsoft.com/office/drawing/2016/5/14/chartex" xmlns:mc="http://schemas.openxmlformats.org/markup-compatibility/2006" xmlns:aink="http://schemas.microsoft.com/office/drawing/2016/ink" xmlns:am3d="http://schemas.microsoft.com/office/drawing/2017/model3d" xmlns:o="urn:schemas-microsoft-com:office:office" xmlns:oel="http://schemas.microsoft.com/office/2019/extlst" xmlns:r="http://schemas.openxmlformats.org/officeDocument/2006/relationships" xmlns:m="http://schemas.openxmlformats.org/officeDocument/2006/math" xmlns:v="urn:schemas-microsoft-com:vml" xmlns:wp14="http://schemas.microsoft.com/office/word/2010/wordprocessingDrawing" xmlns:wp="http://schemas.openxmlformats.org/drawingml/2006/wordprocessingDrawing" xmlns:w10="urn:schemas-microsoft-com:office:word" xmlns:w="http://schemas.openxmlformats.org/wordprocessingml/2006/main" xmlns:w14="http://schemas.microsoft.com/office/word/2010/wordml" xmlns:w15="http://schemas.microsoft.com/office/word/2012/wordml" xmlns:w16cex="http://schemas.microsoft.com/office/word/2018/wordml/cex" xmlns:w16cid="http://schemas.microsoft.com/office/word/2016/wordml/cid" xmlns:w16="http://schemas.microsoft.com/office/word/2018/wordml" xmlns:w16du="http://schemas.microsoft.com/office/word/2023/wordml/word16du" xmlns:w16sdtdh="http://schemas.microsoft.com/office/word/2020/wordml/sdtdatahash" xmlns:w16sdtfl="http://schemas.microsoft.com/office/word/2024/wordml/sdtformatlock" xmlns:w16se="http://schemas.microsoft.com/office/word/2015/wordml/symex" xmlns:wpg="http://schemas.microsoft.com/office/word/2010/wordprocessingGroup" xmlns:wpi="http://schemas.microsoft.com/office/word/2010/wordprocessingInk" xmlns:wne="http://schemas.microsoft.com/office/word/2006/wordml" xmlns:wps="http://schemas.microsoft.com/office/word/2010/wordprocessingShape" mc:Ignorable="w14 w15 w16se w16cid w16 w16cex w16sdtdh w16sdtfl w16du wp14">
+<w:endnotes xmlns:wpc="http://schemas.microsoft.com/office/word/2010/wordprocessingCanvas" xmlns:cx="http://schemas.microsoft.com/office/drawing/2014/chartex" xmlns:cx1="http://schemas.microsoft.com/office/drawing/2015/9/8/chartex" xmlns:cx2="http://schemas.microsoft.com/office/drawing/2015/10/21/chartex" xmlns:cx3="http://schemas.microsoft.com/office/drawing/2016/5/9/chartex" xmlns:cx4="http://schemas.microsoft.com/office/drawing/2016/5/10/chartex" xmlns:cx5="http://schemas.microsoft.com/office/drawing/2016/5/11/chartex" xmlns:cx6="http://schemas.microsoft.com/office/drawing/2016/5/12/chartex" xmlns:cx7="http://schemas.microsoft.com/office/drawing/2016/5/13/chartex" xmlns:cx8="http://schemas.microsoft.com/office/drawing/2016/5/14/chartex" xmlns:mc="http://schemas.openxmlformats.org/markup-compatibility/2006" xmlns:aink="http://schemas.microsoft.com/office/drawing/2016/ink" xmlns:am3d="http://schemas.microsoft.com/office/drawing/2017/model3d" xmlns:o="urn:schemas-microsoft-com:office:office" xmlns:r="http://schemas.openxmlformats.org/officeDocument/2006/relationships" xmlns:m="http://schemas.openxmlformats.org/officeDocument/2006/math" xmlns:v="urn:schemas-microsoft-com:vml" xmlns:wp14="http://schemas.microsoft.com/office/word/2010/wordprocessingDrawing" xmlns:wp="http://schemas.openxmlformats.org/drawingml/2006/wordprocessingDrawing" xmlns:w10="urn:schemas-microsoft-com:office:word" xmlns:w="http://schemas.openxmlformats.org/wordprocessingml/2006/main" xmlns:w14="http://schemas.microsoft.com/office/word/2010/wordml" xmlns:w15="http://schemas.microsoft.com/office/word/2012/wordml" xmlns:w16cid="http://schemas.microsoft.com/office/word/2016/wordml/cid" xmlns:w16se="http://schemas.microsoft.com/office/word/2015/wordml/symex" xmlns:wpg="http://schemas.microsoft.com/office/word/2010/wordprocessingGroup" xmlns:wpi="http://schemas.microsoft.com/office/word/2010/wordprocessingInk" xmlns:wne="http://schemas.microsoft.com/office/word/2006/wordml" xmlns:wps="http://schemas.microsoft.com/office/word/2010/wordprocessingShape" mc:Ignorable="w14 w15 w16se w16cid wp14">
   <w:endnote w:type="separator" w:id="-1">
     <w:p>
       <w:pPr>
@@ -5372,7 +3883,7 @@
 </file>
 
 <file path=word/footer1.xml><?xml version="1.0" encoding="utf-8"?>
-<w:ftr xmlns:wpc="http://schemas.microsoft.com/office/word/2010/wordprocessingCanvas" xmlns:cx="http://schemas.microsoft.com/office/drawing/2014/chartex" xmlns:cx1="http://schemas.microsoft.com/office/drawing/2015/9/8/chartex" xmlns:cx2="http://schemas.microsoft.com/office/drawing/2015/10/21/chartex" xmlns:cx3="http://schemas.microsoft.com/office/drawing/2016/5/9/chartex" xmlns:cx4="http://schemas.microsoft.com/office/drawing/2016/5/10/chartex" xmlns:cx5="http://schemas.microsoft.com/office/drawing/2016/5/11/chartex" xmlns:cx6="http://schemas.microsoft.com/office/drawing/2016/5/12/chartex" xmlns:cx7="http://schemas.microsoft.com/office/drawing/2016/5/13/chartex" xmlns:cx8="http://schemas.microsoft.com/office/drawing/2016/5/14/chartex" xmlns:mc="http://schemas.openxmlformats.org/markup-compatibility/2006" xmlns:aink="http://schemas.microsoft.com/office/drawing/2016/ink" xmlns:am3d="http://schemas.microsoft.com/office/drawing/2017/model3d" xmlns:o="urn:schemas-microsoft-com:office:office" xmlns:oel="http://schemas.microsoft.com/office/2019/extlst" xmlns:r="http://schemas.openxmlformats.org/officeDocument/2006/relationships" xmlns:m="http://schemas.openxmlformats.org/officeDocument/2006/math" xmlns:v="urn:schemas-microsoft-com:vml" xmlns:wp14="http://schemas.microsoft.com/office/word/2010/wordprocessingDrawing" xmlns:wp="http://schemas.openxmlformats.org/drawingml/2006/wordprocessingDrawing" xmlns:w10="urn:schemas-microsoft-com:office:word" xmlns:w="http://schemas.openxmlformats.org/wordprocessingml/2006/main" xmlns:w14="http://schemas.microsoft.com/office/word/2010/wordml" xmlns:w15="http://schemas.microsoft.com/office/word/2012/wordml" xmlns:w16cex="http://schemas.microsoft.com/office/word/2018/wordml/cex" xmlns:w16cid="http://schemas.microsoft.com/office/word/2016/wordml/cid" xmlns:w16="http://schemas.microsoft.com/office/word/2018/wordml" xmlns:w16du="http://schemas.microsoft.com/office/word/2023/wordml/word16du" xmlns:w16sdtdh="http://schemas.microsoft.com/office/word/2020/wordml/sdtdatahash" xmlns:w16sdtfl="http://schemas.microsoft.com/office/word/2024/wordml/sdtformatlock" xmlns:w16se="http://schemas.microsoft.com/office/word/2015/wordml/symex" xmlns:wpg="http://schemas.microsoft.com/office/word/2010/wordprocessingGroup" xmlns:wpi="http://schemas.microsoft.com/office/word/2010/wordprocessingInk" xmlns:wne="http://schemas.microsoft.com/office/word/2006/wordml" xmlns:wps="http://schemas.microsoft.com/office/word/2010/wordprocessingShape" mc:Ignorable="w14 w15 w16se w16cid w16 w16cex w16sdtdh w16sdtfl w16du wp14">
+<w:ftr xmlns:wpc="http://schemas.microsoft.com/office/word/2010/wordprocessingCanvas" xmlns:cx="http://schemas.microsoft.com/office/drawing/2014/chartex" xmlns:cx1="http://schemas.microsoft.com/office/drawing/2015/9/8/chartex" xmlns:cx2="http://schemas.microsoft.com/office/drawing/2015/10/21/chartex" xmlns:cx3="http://schemas.microsoft.com/office/drawing/2016/5/9/chartex" xmlns:cx4="http://schemas.microsoft.com/office/drawing/2016/5/10/chartex" xmlns:cx5="http://schemas.microsoft.com/office/drawing/2016/5/11/chartex" xmlns:cx6="http://schemas.microsoft.com/office/drawing/2016/5/12/chartex" xmlns:cx7="http://schemas.microsoft.com/office/drawing/2016/5/13/chartex" xmlns:cx8="http://schemas.microsoft.com/office/drawing/2016/5/14/chartex" xmlns:mc="http://schemas.openxmlformats.org/markup-compatibility/2006" xmlns:aink="http://schemas.microsoft.com/office/drawing/2016/ink" xmlns:am3d="http://schemas.microsoft.com/office/drawing/2017/model3d" xmlns:o="urn:schemas-microsoft-com:office:office" xmlns:r="http://schemas.openxmlformats.org/officeDocument/2006/relationships" xmlns:m="http://schemas.openxmlformats.org/officeDocument/2006/math" xmlns:v="urn:schemas-microsoft-com:vml" xmlns:wp14="http://schemas.microsoft.com/office/word/2010/wordprocessingDrawing" xmlns:wp="http://schemas.openxmlformats.org/drawingml/2006/wordprocessingDrawing" xmlns:w10="urn:schemas-microsoft-com:office:word" xmlns:w="http://schemas.openxmlformats.org/wordprocessingml/2006/main" xmlns:w14="http://schemas.microsoft.com/office/word/2010/wordml" xmlns:w15="http://schemas.microsoft.com/office/word/2012/wordml" xmlns:w16cid="http://schemas.microsoft.com/office/word/2016/wordml/cid" xmlns:w16se="http://schemas.microsoft.com/office/word/2015/wordml/symex" xmlns:wpg="http://schemas.microsoft.com/office/word/2010/wordprocessingGroup" xmlns:wpi="http://schemas.microsoft.com/office/word/2010/wordprocessingInk" xmlns:wne="http://schemas.microsoft.com/office/word/2006/wordml" xmlns:wps="http://schemas.microsoft.com/office/word/2010/wordprocessingShape" mc:Ignorable="w14 w15 w16se w16cid wp14">
   <w:sdt>
     <w:sdtPr>
       <w:id w:val="1174153293"/>
@@ -5381,6 +3892,7 @@
         <w:docPartUnique/>
       </w:docPartObj>
     </w:sdtPr>
+    <w:sdtEndPr/>
     <w:sdtContent>
       <w:p>
         <w:pPr>
@@ -5436,7 +3948,7 @@
 </file>
 
 <file path=word/footnotes.xml><?xml version="1.0" encoding="utf-8"?>
-<w:footnotes xmlns:wpc="http://schemas.microsoft.com/office/word/2010/wordprocessingCanvas" xmlns:cx="http://schemas.microsoft.com/office/drawing/2014/chartex" xmlns:cx1="http://schemas.microsoft.com/office/drawing/2015/9/8/chartex" xmlns:cx2="http://schemas.microsoft.com/office/drawing/2015/10/21/chartex" xmlns:cx3="http://schemas.microsoft.com/office/drawing/2016/5/9/chartex" xmlns:cx4="http://schemas.microsoft.com/office/drawing/2016/5/10/chartex" xmlns:cx5="http://schemas.microsoft.com/office/drawing/2016/5/11/chartex" xmlns:cx6="http://schemas.microsoft.com/office/drawing/2016/5/12/chartex" xmlns:cx7="http://schemas.microsoft.com/office/drawing/2016/5/13/chartex" xmlns:cx8="http://schemas.microsoft.com/office/drawing/2016/5/14/chartex" xmlns:mc="http://schemas.openxmlformats.org/markup-compatibility/2006" xmlns:aink="http://schemas.microsoft.com/office/drawing/2016/ink" xmlns:am3d="http://schemas.microsoft.com/office/drawing/2017/model3d" xmlns:o="urn:schemas-microsoft-com:office:office" xmlns:oel="http://schemas.microsoft.com/office/2019/extlst" xmlns:r="http://schemas.openxmlformats.org/officeDocument/2006/relationships" xmlns:m="http://schemas.openxmlformats.org/officeDocument/2006/math" xmlns:v="urn:schemas-microsoft-com:vml" xmlns:wp14="http://schemas.microsoft.com/office/word/2010/wordprocessingDrawing" xmlns:wp="http://schemas.openxmlformats.org/drawingml/2006/wordprocessingDrawing" xmlns:w10="urn:schemas-microsoft-com:office:word" xmlns:w="http://schemas.openxmlformats.org/wordprocessingml/2006/main" xmlns:w14="http://schemas.microsoft.com/office/word/2010/wordml" xmlns:w15="http://schemas.microsoft.com/office/word/2012/wordml" xmlns:w16cex="http://schemas.microsoft.com/office/word/2018/wordml/cex" xmlns:w16cid="http://schemas.microsoft.com/office/word/2016/wordml/cid" xmlns:w16="http://schemas.microsoft.com/office/word/2018/wordml" xmlns:w16du="http://schemas.microsoft.com/office/word/2023/wordml/word16du" xmlns:w16sdtdh="http://schemas.microsoft.com/office/word/2020/wordml/sdtdatahash" xmlns:w16sdtfl="http://schemas.microsoft.com/office/word/2024/wordml/sdtformatlock" xmlns:w16se="http://schemas.microsoft.com/office/word/2015/wordml/symex" xmlns:wpg="http://schemas.microsoft.com/office/word/2010/wordprocessingGroup" xmlns:wpi="http://schemas.microsoft.com/office/word/2010/wordprocessingInk" xmlns:wne="http://schemas.microsoft.com/office/word/2006/wordml" xmlns:wps="http://schemas.microsoft.com/office/word/2010/wordprocessingShape" mc:Ignorable="w14 w15 w16se w16cid w16 w16cex w16sdtdh w16sdtfl w16du wp14">
+<w:footnotes xmlns:wpc="http://schemas.microsoft.com/office/word/2010/wordprocessingCanvas" xmlns:cx="http://schemas.microsoft.com/office/drawing/2014/chartex" xmlns:cx1="http://schemas.microsoft.com/office/drawing/2015/9/8/chartex" xmlns:cx2="http://schemas.microsoft.com/office/drawing/2015/10/21/chartex" xmlns:cx3="http://schemas.microsoft.com/office/drawing/2016/5/9/chartex" xmlns:cx4="http://schemas.microsoft.com/office/drawing/2016/5/10/chartex" xmlns:cx5="http://schemas.microsoft.com/office/drawing/2016/5/11/chartex" xmlns:cx6="http://schemas.microsoft.com/office/drawing/2016/5/12/chartex" xmlns:cx7="http://schemas.microsoft.com/office/drawing/2016/5/13/chartex" xmlns:cx8="http://schemas.microsoft.com/office/drawing/2016/5/14/chartex" xmlns:mc="http://schemas.openxmlformats.org/markup-compatibility/2006" xmlns:aink="http://schemas.microsoft.com/office/drawing/2016/ink" xmlns:am3d="http://schemas.microsoft.com/office/drawing/2017/model3d" xmlns:o="urn:schemas-microsoft-com:office:office" xmlns:r="http://schemas.openxmlformats.org/officeDocument/2006/relationships" xmlns:m="http://schemas.openxmlformats.org/officeDocument/2006/math" xmlns:v="urn:schemas-microsoft-com:vml" xmlns:wp14="http://schemas.microsoft.com/office/word/2010/wordprocessingDrawing" xmlns:wp="http://schemas.openxmlformats.org/drawingml/2006/wordprocessingDrawing" xmlns:w10="urn:schemas-microsoft-com:office:word" xmlns:w="http://schemas.openxmlformats.org/wordprocessingml/2006/main" xmlns:w14="http://schemas.microsoft.com/office/word/2010/wordml" xmlns:w15="http://schemas.microsoft.com/office/word/2012/wordml" xmlns:w16cid="http://schemas.microsoft.com/office/word/2016/wordml/cid" xmlns:w16se="http://schemas.microsoft.com/office/word/2015/wordml/symex" xmlns:wpg="http://schemas.microsoft.com/office/word/2010/wordprocessingGroup" xmlns:wpi="http://schemas.microsoft.com/office/word/2010/wordprocessingInk" xmlns:wne="http://schemas.microsoft.com/office/word/2006/wordml" xmlns:wps="http://schemas.microsoft.com/office/word/2010/wordprocessingShape" mc:Ignorable="w14 w15 w16se w16cid wp14">
   <w:footnote w:type="separator" w:id="-1">
     <w:p>
       <w:pPr>
@@ -5461,7 +3973,7 @@
 </file>
 
 <file path=word/header1.xml><?xml version="1.0" encoding="utf-8"?>
-<w:hdr xmlns:wpc="http://schemas.microsoft.com/office/word/2010/wordprocessingCanvas" xmlns:cx="http://schemas.microsoft.com/office/drawing/2014/chartex" xmlns:cx1="http://schemas.microsoft.com/office/drawing/2015/9/8/chartex" xmlns:cx2="http://schemas.microsoft.com/office/drawing/2015/10/21/chartex" xmlns:cx3="http://schemas.microsoft.com/office/drawing/2016/5/9/chartex" xmlns:cx4="http://schemas.microsoft.com/office/drawing/2016/5/10/chartex" xmlns:cx5="http://schemas.microsoft.com/office/drawing/2016/5/11/chartex" xmlns:cx6="http://schemas.microsoft.com/office/drawing/2016/5/12/chartex" xmlns:cx7="http://schemas.microsoft.com/office/drawing/2016/5/13/chartex" xmlns:cx8="http://schemas.microsoft.com/office/drawing/2016/5/14/chartex" xmlns:mc="http://schemas.openxmlformats.org/markup-compatibility/2006" xmlns:aink="http://schemas.microsoft.com/office/drawing/2016/ink" xmlns:am3d="http://schemas.microsoft.com/office/drawing/2017/model3d" xmlns:o="urn:schemas-microsoft-com:office:office" xmlns:oel="http://schemas.microsoft.com/office/2019/extlst" xmlns:r="http://schemas.openxmlformats.org/officeDocument/2006/relationships" xmlns:m="http://schemas.openxmlformats.org/officeDocument/2006/math" xmlns:v="urn:schemas-microsoft-com:vml" xmlns:wp14="http://schemas.microsoft.com/office/word/2010/wordprocessingDrawing" xmlns:wp="http://schemas.openxmlformats.org/drawingml/2006/wordprocessingDrawing" xmlns:w10="urn:schemas-microsoft-com:office:word" xmlns:w="http://schemas.openxmlformats.org/wordprocessingml/2006/main" xmlns:w14="http://schemas.microsoft.com/office/word/2010/wordml" xmlns:w15="http://schemas.microsoft.com/office/word/2012/wordml" xmlns:w16cex="http://schemas.microsoft.com/office/word/2018/wordml/cex" xmlns:w16cid="http://schemas.microsoft.com/office/word/2016/wordml/cid" xmlns:w16="http://schemas.microsoft.com/office/word/2018/wordml" xmlns:w16du="http://schemas.microsoft.com/office/word/2023/wordml/word16du" xmlns:w16sdtdh="http://schemas.microsoft.com/office/word/2020/wordml/sdtdatahash" xmlns:w16sdtfl="http://schemas.microsoft.com/office/word/2024/wordml/sdtformatlock" xmlns:w16se="http://schemas.microsoft.com/office/word/2015/wordml/symex" xmlns:wpg="http://schemas.microsoft.com/office/word/2010/wordprocessingGroup" xmlns:wpi="http://schemas.microsoft.com/office/word/2010/wordprocessingInk" xmlns:wne="http://schemas.microsoft.com/office/word/2006/wordml" xmlns:wps="http://schemas.microsoft.com/office/word/2010/wordprocessingShape" mc:Ignorable="w14 w15 w16se w16cid w16 w16cex w16sdtdh w16sdtfl w16du wp14">
+<w:hdr xmlns:wpc="http://schemas.microsoft.com/office/word/2010/wordprocessingCanvas" xmlns:cx="http://schemas.microsoft.com/office/drawing/2014/chartex" xmlns:cx1="http://schemas.microsoft.com/office/drawing/2015/9/8/chartex" xmlns:cx2="http://schemas.microsoft.com/office/drawing/2015/10/21/chartex" xmlns:cx3="http://schemas.microsoft.com/office/drawing/2016/5/9/chartex" xmlns:cx4="http://schemas.microsoft.com/office/drawing/2016/5/10/chartex" xmlns:cx5="http://schemas.microsoft.com/office/drawing/2016/5/11/chartex" xmlns:cx6="http://schemas.microsoft.com/office/drawing/2016/5/12/chartex" xmlns:cx7="http://schemas.microsoft.com/office/drawing/2016/5/13/chartex" xmlns:cx8="http://schemas.microsoft.com/office/drawing/2016/5/14/chartex" xmlns:mc="http://schemas.openxmlformats.org/markup-compatibility/2006" xmlns:aink="http://schemas.microsoft.com/office/drawing/2016/ink" xmlns:am3d="http://schemas.microsoft.com/office/drawing/2017/model3d" xmlns:o="urn:schemas-microsoft-com:office:office" xmlns:r="http://schemas.openxmlformats.org/officeDocument/2006/relationships" xmlns:m="http://schemas.openxmlformats.org/officeDocument/2006/math" xmlns:v="urn:schemas-microsoft-com:vml" xmlns:wp14="http://schemas.microsoft.com/office/word/2010/wordprocessingDrawing" xmlns:wp="http://schemas.openxmlformats.org/drawingml/2006/wordprocessingDrawing" xmlns:w10="urn:schemas-microsoft-com:office:word" xmlns:w="http://schemas.openxmlformats.org/wordprocessingml/2006/main" xmlns:w14="http://schemas.microsoft.com/office/word/2010/wordml" xmlns:w15="http://schemas.microsoft.com/office/word/2012/wordml" xmlns:w16cid="http://schemas.microsoft.com/office/word/2016/wordml/cid" xmlns:w16se="http://schemas.microsoft.com/office/word/2015/wordml/symex" xmlns:wpg="http://schemas.microsoft.com/office/word/2010/wordprocessingGroup" xmlns:wpi="http://schemas.microsoft.com/office/word/2010/wordprocessingInk" xmlns:wne="http://schemas.microsoft.com/office/word/2006/wordml" xmlns:wps="http://schemas.microsoft.com/office/word/2010/wordprocessingShape" mc:Ignorable="w14 w15 w16se w16cid wp14">
   <w:p>
     <w:pPr>
       <w:pStyle w:val="Kopfzeile"/>
@@ -5614,7 +4126,7 @@
 </file>
 
 <file path=word/numbering.xml><?xml version="1.0" encoding="utf-8"?>
-<w:numbering xmlns:wpc="http://schemas.microsoft.com/office/word/2010/wordprocessingCanvas" xmlns:cx="http://schemas.microsoft.com/office/drawing/2014/chartex" xmlns:cx1="http://schemas.microsoft.com/office/drawing/2015/9/8/chartex" xmlns:cx2="http://schemas.microsoft.com/office/drawing/2015/10/21/chartex" xmlns:cx3="http://schemas.microsoft.com/office/drawing/2016/5/9/chartex" xmlns:cx4="http://schemas.microsoft.com/office/drawing/2016/5/10/chartex" xmlns:cx5="http://schemas.microsoft.com/office/drawing/2016/5/11/chartex" xmlns:cx6="http://schemas.microsoft.com/office/drawing/2016/5/12/chartex" xmlns:cx7="http://schemas.microsoft.com/office/drawing/2016/5/13/chartex" xmlns:cx8="http://schemas.microsoft.com/office/drawing/2016/5/14/chartex" xmlns:mc="http://schemas.openxmlformats.org/markup-compatibility/2006" xmlns:aink="http://schemas.microsoft.com/office/drawing/2016/ink" xmlns:am3d="http://schemas.microsoft.com/office/drawing/2017/model3d" xmlns:o="urn:schemas-microsoft-com:office:office" xmlns:oel="http://schemas.microsoft.com/office/2019/extlst" xmlns:r="http://schemas.openxmlformats.org/officeDocument/2006/relationships" xmlns:m="http://schemas.openxmlformats.org/officeDocument/2006/math" xmlns:v="urn:schemas-microsoft-com:vml" xmlns:wp14="http://schemas.microsoft.com/office/word/2010/wordprocessingDrawing" xmlns:wp="http://schemas.openxmlformats.org/drawingml/2006/wordprocessingDrawing" xmlns:w10="urn:schemas-microsoft-com:office:word" xmlns:w="http://schemas.openxmlformats.org/wordprocessingml/2006/main" xmlns:w14="http://schemas.microsoft.com/office/word/2010/wordml" xmlns:w15="http://schemas.microsoft.com/office/word/2012/wordml" xmlns:w16cex="http://schemas.microsoft.com/office/word/2018/wordml/cex" xmlns:w16cid="http://schemas.microsoft.com/office/word/2016/wordml/cid" xmlns:w16="http://schemas.microsoft.com/office/word/2018/wordml" xmlns:w16du="http://schemas.microsoft.com/office/word/2023/wordml/word16du" xmlns:w16sdtdh="http://schemas.microsoft.com/office/word/2020/wordml/sdtdatahash" xmlns:w16sdtfl="http://schemas.microsoft.com/office/word/2024/wordml/sdtformatlock" xmlns:w16se="http://schemas.microsoft.com/office/word/2015/wordml/symex" xmlns:wpg="http://schemas.microsoft.com/office/word/2010/wordprocessingGroup" xmlns:wpi="http://schemas.microsoft.com/office/word/2010/wordprocessingInk" xmlns:wne="http://schemas.microsoft.com/office/word/2006/wordml" xmlns:wps="http://schemas.microsoft.com/office/word/2010/wordprocessingShape" mc:Ignorable="w14 w15 w16se w16cid w16 w16cex w16sdtdh w16sdtfl w16du wp14">
+<w:numbering xmlns:wpc="http://schemas.microsoft.com/office/word/2010/wordprocessingCanvas" xmlns:cx="http://schemas.microsoft.com/office/drawing/2014/chartex" xmlns:cx1="http://schemas.microsoft.com/office/drawing/2015/9/8/chartex" xmlns:cx2="http://schemas.microsoft.com/office/drawing/2015/10/21/chartex" xmlns:cx3="http://schemas.microsoft.com/office/drawing/2016/5/9/chartex" xmlns:cx4="http://schemas.microsoft.com/office/drawing/2016/5/10/chartex" xmlns:cx5="http://schemas.microsoft.com/office/drawing/2016/5/11/chartex" xmlns:cx6="http://schemas.microsoft.com/office/drawing/2016/5/12/chartex" xmlns:cx7="http://schemas.microsoft.com/office/drawing/2016/5/13/chartex" xmlns:cx8="http://schemas.microsoft.com/office/drawing/2016/5/14/chartex" xmlns:mc="http://schemas.openxmlformats.org/markup-compatibility/2006" xmlns:aink="http://schemas.microsoft.com/office/drawing/2016/ink" xmlns:am3d="http://schemas.microsoft.com/office/drawing/2017/model3d" xmlns:o="urn:schemas-microsoft-com:office:office" xmlns:r="http://schemas.openxmlformats.org/officeDocument/2006/relationships" xmlns:m="http://schemas.openxmlformats.org/officeDocument/2006/math" xmlns:v="urn:schemas-microsoft-com:vml" xmlns:wp14="http://schemas.microsoft.com/office/word/2010/wordprocessingDrawing" xmlns:wp="http://schemas.openxmlformats.org/drawingml/2006/wordprocessingDrawing" xmlns:w10="urn:schemas-microsoft-com:office:word" xmlns:w="http://schemas.openxmlformats.org/wordprocessingml/2006/main" xmlns:w14="http://schemas.microsoft.com/office/word/2010/wordml" xmlns:w15="http://schemas.microsoft.com/office/word/2012/wordml" xmlns:w16cid="http://schemas.microsoft.com/office/word/2016/wordml/cid" xmlns:w16se="http://schemas.microsoft.com/office/word/2015/wordml/symex" xmlns:wpg="http://schemas.microsoft.com/office/word/2010/wordprocessingGroup" xmlns:wpi="http://schemas.microsoft.com/office/word/2010/wordprocessingInk" xmlns:wne="http://schemas.microsoft.com/office/word/2006/wordml" xmlns:wps="http://schemas.microsoft.com/office/word/2010/wordprocessingShape" mc:Ignorable="w14 w15 w16se w16cid wp14">
   <w:abstractNum w:abstractNumId="0" w15:restartNumberingAfterBreak="0">
     <w:nsid w:val="00D33AEE"/>
     <w:multiLevelType w:val="multilevel"/>
@@ -6716,41 +5228,41 @@
       </w:rPr>
     </w:lvl>
   </w:abstractNum>
-  <w:num w:numId="1" w16cid:durableId="1887638669">
+  <w:num w:numId="1">
     <w:abstractNumId w:val="2"/>
   </w:num>
-  <w:num w:numId="2" w16cid:durableId="1292595051">
+  <w:num w:numId="2">
     <w:abstractNumId w:val="7"/>
   </w:num>
-  <w:num w:numId="3" w16cid:durableId="1370641009">
+  <w:num w:numId="3">
     <w:abstractNumId w:val="0"/>
   </w:num>
-  <w:num w:numId="4" w16cid:durableId="410199039">
+  <w:num w:numId="4">
     <w:abstractNumId w:val="1"/>
   </w:num>
-  <w:num w:numId="5" w16cid:durableId="1219319838">
+  <w:num w:numId="5">
     <w:abstractNumId w:val="9"/>
   </w:num>
-  <w:num w:numId="6" w16cid:durableId="1619145362">
+  <w:num w:numId="6">
     <w:abstractNumId w:val="4"/>
   </w:num>
-  <w:num w:numId="7" w16cid:durableId="458959825">
+  <w:num w:numId="7">
     <w:abstractNumId w:val="5"/>
   </w:num>
-  <w:num w:numId="8" w16cid:durableId="1040666562">
+  <w:num w:numId="8">
     <w:abstractNumId w:val="3"/>
   </w:num>
-  <w:num w:numId="9" w16cid:durableId="9992292">
+  <w:num w:numId="9">
     <w:abstractNumId w:val="8"/>
   </w:num>
-  <w:num w:numId="10" w16cid:durableId="1549563069">
+  <w:num w:numId="10">
     <w:abstractNumId w:val="6"/>
   </w:num>
 </w:numbering>
 </file>
 
 <file path=word/styles.xml><?xml version="1.0" encoding="utf-8"?>
-<w:styles xmlns:mc="http://schemas.openxmlformats.org/markup-compatibility/2006" xmlns:r="http://schemas.openxmlformats.org/officeDocument/2006/relationships" xmlns:w="http://schemas.openxmlformats.org/wordprocessingml/2006/main" xmlns:w14="http://schemas.microsoft.com/office/word/2010/wordml" xmlns:w15="http://schemas.microsoft.com/office/word/2012/wordml" xmlns:w16cex="http://schemas.microsoft.com/office/word/2018/wordml/cex" xmlns:w16cid="http://schemas.microsoft.com/office/word/2016/wordml/cid" xmlns:w16="http://schemas.microsoft.com/office/word/2018/wordml" xmlns:w16du="http://schemas.microsoft.com/office/word/2023/wordml/word16du" xmlns:w16sdtdh="http://schemas.microsoft.com/office/word/2020/wordml/sdtdatahash" xmlns:w16sdtfl="http://schemas.microsoft.com/office/word/2024/wordml/sdtformatlock" xmlns:w16se="http://schemas.microsoft.com/office/word/2015/wordml/symex" mc:Ignorable="w14 w15 w16se w16cid w16 w16cex w16sdtdh w16sdtfl w16du">
+<w:styles xmlns:mc="http://schemas.openxmlformats.org/markup-compatibility/2006" xmlns:r="http://schemas.openxmlformats.org/officeDocument/2006/relationships" xmlns:w="http://schemas.openxmlformats.org/wordprocessingml/2006/main" xmlns:w14="http://schemas.microsoft.com/office/word/2010/wordml" xmlns:w15="http://schemas.microsoft.com/office/word/2012/wordml" xmlns:w16cid="http://schemas.microsoft.com/office/word/2016/wordml/cid" xmlns:w16se="http://schemas.microsoft.com/office/word/2015/wordml/symex" mc:Ignorable="w14 w15 w16se w16cid">
   <w:docDefaults>
     <w:rPrDefault>
       <w:rPr>
@@ -6766,7 +5278,7 @@
       </w:pPr>
     </w:pPrDefault>
   </w:docDefaults>
-  <w:latentStyles w:defLockedState="0" w:defUIPriority="99" w:defSemiHidden="0" w:defUnhideWhenUsed="0" w:defQFormat="0" w:count="376">
+  <w:latentStyles w:defLockedState="0" w:defUIPriority="99" w:defSemiHidden="0" w:defUnhideWhenUsed="0" w:defQFormat="0" w:count="375">
     <w:lsdException w:name="Normal" w:uiPriority="0" w:qFormat="1"/>
     <w:lsdException w:name="heading 1" w:uiPriority="0" w:qFormat="1"/>
     <w:lsdException w:name="heading 2" w:semiHidden="1" w:uiPriority="9" w:unhideWhenUsed="1" w:qFormat="1"/>
@@ -7142,7 +5654,6 @@
     <w:lsdException w:name="Smart Hyperlink" w:semiHidden="1" w:unhideWhenUsed="1"/>
     <w:lsdException w:name="Hashtag" w:semiHidden="1" w:unhideWhenUsed="1"/>
     <w:lsdException w:name="Unresolved Mention" w:semiHidden="1" w:unhideWhenUsed="1"/>
-    <w:lsdException w:name="Smart Link" w:semiHidden="1" w:unhideWhenUsed="1"/>
   </w:latentStyles>
   <w:style w:type="paragraph" w:default="1" w:styleId="Standard">
     <w:name w:val="Normal"/>
@@ -7235,6 +5746,77 @@
       <w:b/>
       <w:sz w:val="20"/>
       <w:szCs w:val="20"/>
+    </w:rPr>
+  </w:style>
+  <w:style w:type="paragraph" w:styleId="berschrift7">
+    <w:name w:val="heading 7"/>
+    <w:basedOn w:val="Standard"/>
+    <w:next w:val="Standard"/>
+    <w:link w:val="berschrift7Zchn"/>
+    <w:uiPriority w:val="9"/>
+    <w:semiHidden/>
+    <w:unhideWhenUsed/>
+    <w:qFormat/>
+    <w:rsid w:val="00503C05"/>
+    <w:pPr>
+      <w:keepNext/>
+      <w:keepLines/>
+      <w:spacing w:before="40" w:after="0"/>
+      <w:outlineLvl w:val="6"/>
+    </w:pPr>
+    <w:rPr>
+      <w:rFonts w:asciiTheme="majorHAnsi" w:eastAsiaTheme="majorEastAsia" w:hAnsiTheme="majorHAnsi" w:cstheme="majorBidi"/>
+      <w:i/>
+      <w:iCs/>
+      <w:color w:val="1F4D78" w:themeColor="accent1" w:themeShade="7F"/>
+    </w:rPr>
+  </w:style>
+  <w:style w:type="paragraph" w:styleId="berschrift8">
+    <w:name w:val="heading 8"/>
+    <w:basedOn w:val="Standard"/>
+    <w:next w:val="Standard"/>
+    <w:link w:val="berschrift8Zchn"/>
+    <w:uiPriority w:val="9"/>
+    <w:semiHidden/>
+    <w:unhideWhenUsed/>
+    <w:qFormat/>
+    <w:rsid w:val="00503C05"/>
+    <w:pPr>
+      <w:keepNext/>
+      <w:keepLines/>
+      <w:spacing w:before="40" w:after="0"/>
+      <w:outlineLvl w:val="7"/>
+    </w:pPr>
+    <w:rPr>
+      <w:rFonts w:asciiTheme="majorHAnsi" w:eastAsiaTheme="majorEastAsia" w:hAnsiTheme="majorHAnsi" w:cstheme="majorBidi"/>
+      <w:color w:val="272727" w:themeColor="text1" w:themeTint="D8"/>
+      <w:sz w:val="21"/>
+      <w:szCs w:val="21"/>
+    </w:rPr>
+  </w:style>
+  <w:style w:type="paragraph" w:styleId="berschrift9">
+    <w:name w:val="heading 9"/>
+    <w:basedOn w:val="Standard"/>
+    <w:next w:val="Standard"/>
+    <w:link w:val="berschrift9Zchn"/>
+    <w:uiPriority w:val="9"/>
+    <w:semiHidden/>
+    <w:unhideWhenUsed/>
+    <w:qFormat/>
+    <w:rsid w:val="00503C05"/>
+    <w:pPr>
+      <w:keepNext/>
+      <w:keepLines/>
+      <w:spacing w:before="40" w:after="0"/>
+      <w:outlineLvl w:val="8"/>
+    </w:pPr>
+    <w:rPr>
+      <w:rFonts w:asciiTheme="majorHAnsi" w:eastAsiaTheme="majorEastAsia" w:hAnsiTheme="majorHAnsi" w:cstheme="majorBidi"/>
+      <w:i/>
+      <w:iCs/>
+      <w:color w:val="272727" w:themeColor="text1" w:themeTint="D8"/>
+      <w:sz w:val="21"/>
+      <w:szCs w:val="21"/>
     </w:rPr>
   </w:style>
   <w:style w:type="character" w:default="1" w:styleId="Absatz-Standardschriftart">
@@ -7904,7 +6486,898 @@
       </w:rPr>
     </w:tblStylePr>
   </w:style>
+  <w:style w:type="character" w:styleId="Platzhaltertext">
+    <w:name w:val="Placeholder Text"/>
+    <w:basedOn w:val="Absatz-Standardschriftart"/>
+    <w:uiPriority w:val="99"/>
+    <w:semiHidden/>
+    <w:rsid w:val="00503C05"/>
+    <w:rPr>
+      <w:color w:val="808080"/>
+    </w:rPr>
+  </w:style>
+  <w:style w:type="paragraph" w:customStyle="1" w:styleId="CitaviBibliographyEntry">
+    <w:name w:val="Citavi Bibliography Entry"/>
+    <w:basedOn w:val="Standard"/>
+    <w:link w:val="CitaviBibliographyEntryZchn"/>
+    <w:uiPriority w:val="99"/>
+    <w:rsid w:val="00503C05"/>
+    <w:pPr>
+      <w:spacing w:after="120"/>
+    </w:pPr>
+  </w:style>
+  <w:style w:type="character" w:customStyle="1" w:styleId="CitaviBibliographyEntryZchn">
+    <w:name w:val="Citavi Bibliography Entry Zchn"/>
+    <w:basedOn w:val="Absatz-Standardschriftart"/>
+    <w:link w:val="CitaviBibliographyEntry"/>
+    <w:uiPriority w:val="99"/>
+    <w:rsid w:val="00503C05"/>
+  </w:style>
+  <w:style w:type="paragraph" w:customStyle="1" w:styleId="CitaviBibliographyHeading">
+    <w:name w:val="Citavi Bibliography Heading"/>
+    <w:basedOn w:val="berschrift1"/>
+    <w:link w:val="CitaviBibliographyHeadingZchn"/>
+    <w:uiPriority w:val="99"/>
+    <w:rsid w:val="00503C05"/>
+  </w:style>
+  <w:style w:type="character" w:customStyle="1" w:styleId="CitaviBibliographyHeadingZchn">
+    <w:name w:val="Citavi Bibliography Heading Zchn"/>
+    <w:basedOn w:val="Absatz-Standardschriftart"/>
+    <w:link w:val="CitaviBibliographyHeading"/>
+    <w:uiPriority w:val="99"/>
+    <w:rsid w:val="00503C05"/>
+  </w:style>
+  <w:style w:type="paragraph" w:customStyle="1" w:styleId="CitaviChapterBibliographyHeading">
+    <w:name w:val="Citavi Chapter Bibliography Heading"/>
+    <w:basedOn w:val="berschrift2"/>
+    <w:link w:val="CitaviChapterBibliographyHeadingZchn"/>
+    <w:uiPriority w:val="99"/>
+    <w:rsid w:val="00503C05"/>
+  </w:style>
+  <w:style w:type="character" w:customStyle="1" w:styleId="CitaviChapterBibliographyHeadingZchn">
+    <w:name w:val="Citavi Chapter Bibliography Heading Zchn"/>
+    <w:basedOn w:val="Absatz-Standardschriftart"/>
+    <w:link w:val="CitaviChapterBibliographyHeading"/>
+    <w:uiPriority w:val="99"/>
+    <w:rsid w:val="00503C05"/>
+    <w:rPr>
+      <w:b/>
+      <w:sz w:val="36"/>
+      <w:szCs w:val="36"/>
+    </w:rPr>
+  </w:style>
+  <w:style w:type="paragraph" w:customStyle="1" w:styleId="CitaviBibliographySubheading1">
+    <w:name w:val="Citavi Bibliography Subheading 1"/>
+    <w:basedOn w:val="berschrift2"/>
+    <w:link w:val="CitaviBibliographySubheading1Zchn"/>
+    <w:uiPriority w:val="99"/>
+    <w:rsid w:val="00503C05"/>
+    <w:pPr>
+      <w:jc w:val="both"/>
+      <w:outlineLvl w:val="9"/>
+    </w:pPr>
+  </w:style>
+  <w:style w:type="character" w:customStyle="1" w:styleId="CitaviBibliographySubheading1Zchn">
+    <w:name w:val="Citavi Bibliography Subheading 1 Zchn"/>
+    <w:basedOn w:val="Absatz-Standardschriftart"/>
+    <w:link w:val="CitaviBibliographySubheading1"/>
+    <w:uiPriority w:val="99"/>
+    <w:rsid w:val="00503C05"/>
+    <w:rPr>
+      <w:b/>
+      <w:sz w:val="36"/>
+      <w:szCs w:val="36"/>
+    </w:rPr>
+  </w:style>
+  <w:style w:type="paragraph" w:customStyle="1" w:styleId="CitaviBibliographySubheading2">
+    <w:name w:val="Citavi Bibliography Subheading 2"/>
+    <w:basedOn w:val="berschrift3"/>
+    <w:link w:val="CitaviBibliographySubheading2Zchn"/>
+    <w:uiPriority w:val="99"/>
+    <w:rsid w:val="00503C05"/>
+    <w:pPr>
+      <w:jc w:val="both"/>
+      <w:outlineLvl w:val="9"/>
+    </w:pPr>
+  </w:style>
+  <w:style w:type="character" w:customStyle="1" w:styleId="CitaviBibliographySubheading2Zchn">
+    <w:name w:val="Citavi Bibliography Subheading 2 Zchn"/>
+    <w:basedOn w:val="Absatz-Standardschriftart"/>
+    <w:link w:val="CitaviBibliographySubheading2"/>
+    <w:uiPriority w:val="99"/>
+    <w:rsid w:val="00503C05"/>
+    <w:rPr>
+      <w:b/>
+      <w:sz w:val="28"/>
+      <w:szCs w:val="28"/>
+    </w:rPr>
+  </w:style>
+  <w:style w:type="paragraph" w:customStyle="1" w:styleId="CitaviBibliographySubheading3">
+    <w:name w:val="Citavi Bibliography Subheading 3"/>
+    <w:basedOn w:val="berschrift4"/>
+    <w:link w:val="CitaviBibliographySubheading3Zchn"/>
+    <w:uiPriority w:val="99"/>
+    <w:rsid w:val="00503C05"/>
+    <w:pPr>
+      <w:jc w:val="both"/>
+      <w:outlineLvl w:val="9"/>
+    </w:pPr>
+  </w:style>
+  <w:style w:type="character" w:customStyle="1" w:styleId="CitaviBibliographySubheading3Zchn">
+    <w:name w:val="Citavi Bibliography Subheading 3 Zchn"/>
+    <w:basedOn w:val="Absatz-Standardschriftart"/>
+    <w:link w:val="CitaviBibliographySubheading3"/>
+    <w:uiPriority w:val="99"/>
+    <w:rsid w:val="00503C05"/>
+    <w:rPr>
+      <w:b/>
+      <w:sz w:val="24"/>
+      <w:szCs w:val="24"/>
+    </w:rPr>
+  </w:style>
+  <w:style w:type="paragraph" w:customStyle="1" w:styleId="CitaviBibliographySubheading4">
+    <w:name w:val="Citavi Bibliography Subheading 4"/>
+    <w:basedOn w:val="berschrift5"/>
+    <w:link w:val="CitaviBibliographySubheading4Zchn"/>
+    <w:uiPriority w:val="99"/>
+    <w:rsid w:val="00503C05"/>
+    <w:pPr>
+      <w:jc w:val="both"/>
+      <w:outlineLvl w:val="9"/>
+    </w:pPr>
+  </w:style>
+  <w:style w:type="character" w:customStyle="1" w:styleId="CitaviBibliographySubheading4Zchn">
+    <w:name w:val="Citavi Bibliography Subheading 4 Zchn"/>
+    <w:basedOn w:val="Absatz-Standardschriftart"/>
+    <w:link w:val="CitaviBibliographySubheading4"/>
+    <w:uiPriority w:val="99"/>
+    <w:rsid w:val="00503C05"/>
+    <w:rPr>
+      <w:b/>
+    </w:rPr>
+  </w:style>
+  <w:style w:type="paragraph" w:customStyle="1" w:styleId="CitaviBibliographySubheading5">
+    <w:name w:val="Citavi Bibliography Subheading 5"/>
+    <w:basedOn w:val="berschrift6"/>
+    <w:link w:val="CitaviBibliographySubheading5Zchn"/>
+    <w:uiPriority w:val="99"/>
+    <w:rsid w:val="00503C05"/>
+    <w:pPr>
+      <w:jc w:val="both"/>
+      <w:outlineLvl w:val="9"/>
+    </w:pPr>
+  </w:style>
+  <w:style w:type="character" w:customStyle="1" w:styleId="CitaviBibliographySubheading5Zchn">
+    <w:name w:val="Citavi Bibliography Subheading 5 Zchn"/>
+    <w:basedOn w:val="Absatz-Standardschriftart"/>
+    <w:link w:val="CitaviBibliographySubheading5"/>
+    <w:uiPriority w:val="99"/>
+    <w:rsid w:val="00503C05"/>
+    <w:rPr>
+      <w:b/>
+      <w:sz w:val="20"/>
+      <w:szCs w:val="20"/>
+    </w:rPr>
+  </w:style>
+  <w:style w:type="paragraph" w:customStyle="1" w:styleId="CitaviBibliographySubheading6">
+    <w:name w:val="Citavi Bibliography Subheading 6"/>
+    <w:basedOn w:val="berschrift7"/>
+    <w:link w:val="CitaviBibliographySubheading6Zchn"/>
+    <w:uiPriority w:val="99"/>
+    <w:rsid w:val="00503C05"/>
+    <w:pPr>
+      <w:jc w:val="both"/>
+      <w:outlineLvl w:val="9"/>
+    </w:pPr>
+  </w:style>
+  <w:style w:type="character" w:customStyle="1" w:styleId="CitaviBibliographySubheading6Zchn">
+    <w:name w:val="Citavi Bibliography Subheading 6 Zchn"/>
+    <w:basedOn w:val="Absatz-Standardschriftart"/>
+    <w:link w:val="CitaviBibliographySubheading6"/>
+    <w:uiPriority w:val="99"/>
+    <w:rsid w:val="00503C05"/>
+    <w:rPr>
+      <w:rFonts w:asciiTheme="majorHAnsi" w:eastAsiaTheme="majorEastAsia" w:hAnsiTheme="majorHAnsi" w:cstheme="majorBidi"/>
+      <w:i/>
+      <w:iCs/>
+      <w:color w:val="1F4D78" w:themeColor="accent1" w:themeShade="7F"/>
+    </w:rPr>
+  </w:style>
+  <w:style w:type="character" w:customStyle="1" w:styleId="berschrift7Zchn">
+    <w:name w:val="Überschrift 7 Zchn"/>
+    <w:basedOn w:val="Absatz-Standardschriftart"/>
+    <w:link w:val="berschrift7"/>
+    <w:uiPriority w:val="9"/>
+    <w:semiHidden/>
+    <w:rsid w:val="00503C05"/>
+    <w:rPr>
+      <w:rFonts w:asciiTheme="majorHAnsi" w:eastAsiaTheme="majorEastAsia" w:hAnsiTheme="majorHAnsi" w:cstheme="majorBidi"/>
+      <w:i/>
+      <w:iCs/>
+      <w:color w:val="1F4D78" w:themeColor="accent1" w:themeShade="7F"/>
+    </w:rPr>
+  </w:style>
+  <w:style w:type="paragraph" w:customStyle="1" w:styleId="CitaviBibliographySubheading7">
+    <w:name w:val="Citavi Bibliography Subheading 7"/>
+    <w:basedOn w:val="berschrift8"/>
+    <w:link w:val="CitaviBibliographySubheading7Zchn"/>
+    <w:uiPriority w:val="99"/>
+    <w:rsid w:val="00503C05"/>
+    <w:pPr>
+      <w:jc w:val="both"/>
+      <w:outlineLvl w:val="9"/>
+    </w:pPr>
+  </w:style>
+  <w:style w:type="character" w:customStyle="1" w:styleId="CitaviBibliographySubheading7Zchn">
+    <w:name w:val="Citavi Bibliography Subheading 7 Zchn"/>
+    <w:basedOn w:val="Absatz-Standardschriftart"/>
+    <w:link w:val="CitaviBibliographySubheading7"/>
+    <w:uiPriority w:val="99"/>
+    <w:rsid w:val="00503C05"/>
+    <w:rPr>
+      <w:rFonts w:asciiTheme="majorHAnsi" w:eastAsiaTheme="majorEastAsia" w:hAnsiTheme="majorHAnsi" w:cstheme="majorBidi"/>
+      <w:color w:val="272727" w:themeColor="text1" w:themeTint="D8"/>
+      <w:sz w:val="21"/>
+      <w:szCs w:val="21"/>
+    </w:rPr>
+  </w:style>
+  <w:style w:type="character" w:customStyle="1" w:styleId="berschrift8Zchn">
+    <w:name w:val="Überschrift 8 Zchn"/>
+    <w:basedOn w:val="Absatz-Standardschriftart"/>
+    <w:link w:val="berschrift8"/>
+    <w:uiPriority w:val="9"/>
+    <w:semiHidden/>
+    <w:rsid w:val="00503C05"/>
+    <w:rPr>
+      <w:rFonts w:asciiTheme="majorHAnsi" w:eastAsiaTheme="majorEastAsia" w:hAnsiTheme="majorHAnsi" w:cstheme="majorBidi"/>
+      <w:color w:val="272727" w:themeColor="text1" w:themeTint="D8"/>
+      <w:sz w:val="21"/>
+      <w:szCs w:val="21"/>
+    </w:rPr>
+  </w:style>
+  <w:style w:type="paragraph" w:customStyle="1" w:styleId="CitaviBibliographySubheading8">
+    <w:name w:val="Citavi Bibliography Subheading 8"/>
+    <w:basedOn w:val="berschrift9"/>
+    <w:link w:val="CitaviBibliographySubheading8Zchn"/>
+    <w:uiPriority w:val="99"/>
+    <w:rsid w:val="00503C05"/>
+    <w:pPr>
+      <w:jc w:val="both"/>
+      <w:outlineLvl w:val="9"/>
+    </w:pPr>
+  </w:style>
+  <w:style w:type="character" w:customStyle="1" w:styleId="CitaviBibliographySubheading8Zchn">
+    <w:name w:val="Citavi Bibliography Subheading 8 Zchn"/>
+    <w:basedOn w:val="Absatz-Standardschriftart"/>
+    <w:link w:val="CitaviBibliographySubheading8"/>
+    <w:uiPriority w:val="99"/>
+    <w:rsid w:val="00503C05"/>
+    <w:rPr>
+      <w:rFonts w:asciiTheme="majorHAnsi" w:eastAsiaTheme="majorEastAsia" w:hAnsiTheme="majorHAnsi" w:cstheme="majorBidi"/>
+      <w:i/>
+      <w:iCs/>
+      <w:color w:val="272727" w:themeColor="text1" w:themeTint="D8"/>
+      <w:sz w:val="21"/>
+      <w:szCs w:val="21"/>
+    </w:rPr>
+  </w:style>
+  <w:style w:type="character" w:customStyle="1" w:styleId="berschrift9Zchn">
+    <w:name w:val="Überschrift 9 Zchn"/>
+    <w:basedOn w:val="Absatz-Standardschriftart"/>
+    <w:link w:val="berschrift9"/>
+    <w:uiPriority w:val="9"/>
+    <w:semiHidden/>
+    <w:rsid w:val="00503C05"/>
+    <w:rPr>
+      <w:rFonts w:asciiTheme="majorHAnsi" w:eastAsiaTheme="majorEastAsia" w:hAnsiTheme="majorHAnsi" w:cstheme="majorBidi"/>
+      <w:i/>
+      <w:iCs/>
+      <w:color w:val="272727" w:themeColor="text1" w:themeTint="D8"/>
+      <w:sz w:val="21"/>
+      <w:szCs w:val="21"/>
+    </w:rPr>
+  </w:style>
 </w:styles>
+</file>
+
+<file path=word/glossary/document.xml><?xml version="1.0" encoding="utf-8"?>
+<w:glossaryDocument xmlns:wpc="http://schemas.microsoft.com/office/word/2010/wordprocessingCanvas" xmlns:cx="http://schemas.microsoft.com/office/drawing/2014/chartex" xmlns:cx1="http://schemas.microsoft.com/office/drawing/2015/9/8/chartex" xmlns:cx2="http://schemas.microsoft.com/office/drawing/2015/10/21/chartex" xmlns:cx3="http://schemas.microsoft.com/office/drawing/2016/5/9/chartex" xmlns:cx4="http://schemas.microsoft.com/office/drawing/2016/5/10/chartex" xmlns:cx5="http://schemas.microsoft.com/office/drawing/2016/5/11/chartex" xmlns:cx6="http://schemas.microsoft.com/office/drawing/2016/5/12/chartex" xmlns:cx7="http://schemas.microsoft.com/office/drawing/2016/5/13/chartex" xmlns:cx8="http://schemas.microsoft.com/office/drawing/2016/5/14/chartex" xmlns:mc="http://schemas.openxmlformats.org/markup-compatibility/2006" xmlns:aink="http://schemas.microsoft.com/office/drawing/2016/ink" xmlns:am3d="http://schemas.microsoft.com/office/drawing/2017/model3d" xmlns:o="urn:schemas-microsoft-com:office:office" xmlns:r="http://schemas.openxmlformats.org/officeDocument/2006/relationships" xmlns:m="http://schemas.openxmlformats.org/officeDocument/2006/math" xmlns:v="urn:schemas-microsoft-com:vml" xmlns:wp14="http://schemas.microsoft.com/office/word/2010/wordprocessingDrawing" xmlns:wp="http://schemas.openxmlformats.org/drawingml/2006/wordprocessingDrawing" xmlns:w10="urn:schemas-microsoft-com:office:word" xmlns:w="http://schemas.openxmlformats.org/wordprocessingml/2006/main" xmlns:w14="http://schemas.microsoft.com/office/word/2010/wordml" xmlns:w15="http://schemas.microsoft.com/office/word/2012/wordml" xmlns:w16cid="http://schemas.microsoft.com/office/word/2016/wordml/cid" xmlns:w16se="http://schemas.microsoft.com/office/word/2015/wordml/symex" xmlns:wpg="http://schemas.microsoft.com/office/word/2010/wordprocessingGroup" xmlns:wpi="http://schemas.microsoft.com/office/word/2010/wordprocessingInk" xmlns:wne="http://schemas.microsoft.com/office/word/2006/wordml" xmlns:wps="http://schemas.microsoft.com/office/word/2010/wordprocessingShape" mc:Ignorable="w14 w15 w16se w16cid wp14">
+  <w:docParts>
+    <w:docPart>
+      <w:docPartPr>
+        <w:name w:val="DefaultPlaceholder_-1854013440"/>
+        <w:category>
+          <w:name w:val="Allgemein"/>
+          <w:gallery w:val="placeholder"/>
+        </w:category>
+        <w:types>
+          <w:type w:val="bbPlcHdr"/>
+        </w:types>
+        <w:behaviors>
+          <w:behavior w:val="content"/>
+        </w:behaviors>
+        <w:guid w:val="{F7990FD9-4842-4C2A-A1A1-612358783B4D}"/>
+      </w:docPartPr>
+      <w:docPartBody>
+        <w:p>
+          <w:r>
+            <w:rPr>
+              <w:rStyle w:val="Platzhaltertext"/>
+            </w:rPr>
+            <w:t>Klicken oder tippen Sie hier, um Text einzugeben.</w:t>
+          </w:r>
+        </w:p>
+      </w:docPartBody>
+    </w:docPart>
+  </w:docParts>
+</w:glossaryDocument>
+</file>
+
+<file path=word/glossary/fontTable.xml><?xml version="1.0" encoding="utf-8"?>
+<w:fonts xmlns:mc="http://schemas.openxmlformats.org/markup-compatibility/2006" xmlns:r="http://schemas.openxmlformats.org/officeDocument/2006/relationships" xmlns:w="http://schemas.openxmlformats.org/wordprocessingml/2006/main" xmlns:w14="http://schemas.microsoft.com/office/word/2010/wordml" xmlns:w15="http://schemas.microsoft.com/office/word/2012/wordml" xmlns:w16cid="http://schemas.microsoft.com/office/word/2016/wordml/cid" xmlns:w16se="http://schemas.microsoft.com/office/word/2015/wordml/symex" mc:Ignorable="w14 w15 w16se w16cid">
+  <w:font w:name="Times New Roman">
+    <w:panose1 w:val="02020603050405020304"/>
+    <w:charset w:val="00"/>
+    <w:family w:val="roman"/>
+    <w:pitch w:val="variable"/>
+    <w:sig w:usb0="E0002EFF" w:usb1="C000785B" w:usb2="00000009" w:usb3="00000000" w:csb0="000001FF" w:csb1="00000000"/>
+  </w:font>
+  <w:font w:name="Calibri">
+    <w:panose1 w:val="020F0502020204030204"/>
+    <w:charset w:val="00"/>
+    <w:family w:val="swiss"/>
+    <w:pitch w:val="variable"/>
+    <w:sig w:usb0="E4002EFF" w:usb1="C200247B" w:usb2="00000009" w:usb3="00000000" w:csb0="000001FF" w:csb1="00000000"/>
+  </w:font>
+  <w:font w:name="Courier New">
+    <w:panose1 w:val="02070309020205020404"/>
+    <w:charset w:val="00"/>
+    <w:family w:val="modern"/>
+    <w:pitch w:val="fixed"/>
+    <w:sig w:usb0="E0002EFF" w:usb1="C0007843" w:usb2="00000009" w:usb3="00000000" w:csb0="000001FF" w:csb1="00000000"/>
+  </w:font>
+  <w:font w:name="Noto Sans Symbols">
+    <w:altName w:val="Calibri"/>
+    <w:charset w:val="00"/>
+    <w:family w:val="auto"/>
+    <w:pitch w:val="default"/>
+  </w:font>
+  <w:font w:name="Symbol">
+    <w:panose1 w:val="05050102010706020507"/>
+    <w:charset w:val="02"/>
+    <w:family w:val="roman"/>
+    <w:pitch w:val="variable"/>
+    <w:sig w:usb0="00000000" w:usb1="10000000" w:usb2="00000000" w:usb3="00000000" w:csb0="80000000" w:csb1="00000000"/>
+  </w:font>
+  <w:font w:name="Wingdings">
+    <w:panose1 w:val="05000000000000000000"/>
+    <w:charset w:val="02"/>
+    <w:family w:val="auto"/>
+    <w:pitch w:val="variable"/>
+    <w:sig w:usb0="00000000" w:usb1="10000000" w:usb2="00000000" w:usb3="00000000" w:csb0="80000000" w:csb1="00000000"/>
+  </w:font>
+  <w:font w:name="Calibri Light">
+    <w:panose1 w:val="020F0302020204030204"/>
+    <w:charset w:val="00"/>
+    <w:family w:val="swiss"/>
+    <w:pitch w:val="variable"/>
+    <w:sig w:usb0="E4002EFF" w:usb1="C200247B" w:usb2="00000009" w:usb3="00000000" w:csb0="000001FF" w:csb1="00000000"/>
+  </w:font>
+  <w:font w:name="Tahoma">
+    <w:panose1 w:val="020B0604030504040204"/>
+    <w:charset w:val="00"/>
+    <w:family w:val="swiss"/>
+    <w:pitch w:val="variable"/>
+    <w:sig w:usb0="E1002EFF" w:usb1="C000605B" w:usb2="00000029" w:usb3="00000000" w:csb0="000101FF" w:csb1="00000000"/>
+  </w:font>
+  <w:font w:name="Georgia">
+    <w:panose1 w:val="02040502050405020303"/>
+    <w:charset w:val="00"/>
+    <w:family w:val="roman"/>
+    <w:pitch w:val="variable"/>
+    <w:sig w:usb0="00000287" w:usb1="00000000" w:usb2="00000000" w:usb3="00000000" w:csb0="0000009F" w:csb1="00000000"/>
+  </w:font>
+  <w:font w:name="Helvetica">
+    <w:panose1 w:val="020B0604020202020204"/>
+    <w:charset w:val="00"/>
+    <w:family w:val="swiss"/>
+    <w:pitch w:val="variable"/>
+    <w:sig w:usb0="E0002EFF" w:usb1="C000785B" w:usb2="00000009" w:usb3="00000000" w:csb0="000001FF" w:csb1="00000000"/>
+  </w:font>
+  <w:font w:name="Verdana">
+    <w:panose1 w:val="020B0604030504040204"/>
+    <w:charset w:val="00"/>
+    <w:family w:val="swiss"/>
+    <w:pitch w:val="variable"/>
+    <w:sig w:usb0="A00006FF" w:usb1="4000205B" w:usb2="00000010" w:usb3="00000000" w:csb0="0000019F" w:csb1="00000000"/>
+  </w:font>
+</w:fonts>
+</file>
+
+<file path=word/glossary/settings.xml><?xml version="1.0" encoding="utf-8"?>
+<w:settings xmlns:mc="http://schemas.openxmlformats.org/markup-compatibility/2006" xmlns:o="urn:schemas-microsoft-com:office:office" xmlns:r="http://schemas.openxmlformats.org/officeDocument/2006/relationships" xmlns:m="http://schemas.openxmlformats.org/officeDocument/2006/math" xmlns:v="urn:schemas-microsoft-com:vml" xmlns:w10="urn:schemas-microsoft-com:office:word" xmlns:w="http://schemas.openxmlformats.org/wordprocessingml/2006/main" xmlns:w14="http://schemas.microsoft.com/office/word/2010/wordml" xmlns:w15="http://schemas.microsoft.com/office/word/2012/wordml" xmlns:w16cid="http://schemas.microsoft.com/office/word/2016/wordml/cid" xmlns:w16se="http://schemas.microsoft.com/office/word/2015/wordml/symex" xmlns:sl="http://schemas.openxmlformats.org/schemaLibrary/2006/main" mc:Ignorable="w14 w15 w16se w16cid">
+  <w:view w:val="normal"/>
+  <w:defaultTabStop w:val="708"/>
+  <w:hyphenationZone w:val="425"/>
+  <w:characterSpacingControl w:val="doNotCompress"/>
+  <w:compat>
+    <w:useFELayout/>
+    <w:compatSetting w:name="compatibilityMode" w:uri="http://schemas.microsoft.com/office/word" w:val="15"/>
+    <w:compatSetting w:name="overrideTableStyleFontSizeAndJustification" w:uri="http://schemas.microsoft.com/office/word" w:val="1"/>
+    <w:compatSetting w:name="enableOpenTypeFeatures" w:uri="http://schemas.microsoft.com/office/word" w:val="1"/>
+    <w:compatSetting w:name="doNotFlipMirrorIndents" w:uri="http://schemas.microsoft.com/office/word" w:val="1"/>
+    <w:compatSetting w:name="differentiateMultirowTableHeaders" w:uri="http://schemas.microsoft.com/office/word" w:val="1"/>
+    <w:compatSetting w:name="useWord2013TrackBottomHyphenation" w:uri="http://schemas.microsoft.com/office/word" w:val="0"/>
+  </w:compat>
+  <w:rsids>
+    <w:rsidRoot w:val="00955230"/>
+    <w:rsid w:val="00955230"/>
+    <w:rsid w:val="00B05575"/>
+  </w:rsids>
+  <m:mathPr>
+    <m:mathFont m:val="Cambria Math"/>
+    <m:brkBin m:val="before"/>
+    <m:brkBinSub m:val="--"/>
+    <m:smallFrac m:val="0"/>
+    <m:dispDef/>
+    <m:lMargin m:val="0"/>
+    <m:rMargin m:val="0"/>
+    <m:defJc m:val="centerGroup"/>
+    <m:wrapIndent m:val="1440"/>
+    <m:intLim m:val="subSup"/>
+    <m:naryLim m:val="undOvr"/>
+  </m:mathPr>
+  <w:themeFontLang w:val="de-DE"/>
+  <w:clrSchemeMapping w:bg1="light1" w:t1="dark1" w:bg2="light2" w:t2="dark2" w:accent1="accent1" w:accent2="accent2" w:accent3="accent3" w:accent4="accent4" w:accent5="accent5" w:accent6="accent6" w:hyperlink="hyperlink" w:followedHyperlink="followedHyperlink"/>
+  <w:decimalSymbol w:val="."/>
+  <w:listSeparator w:val=","/>
+  <w15:chartTrackingRefBased/>
+</w:settings>
+</file>
+
+<file path=word/glossary/styles.xml><?xml version="1.0" encoding="utf-8"?>
+<w:styles xmlns:mc="http://schemas.openxmlformats.org/markup-compatibility/2006" xmlns:r="http://schemas.openxmlformats.org/officeDocument/2006/relationships" xmlns:w="http://schemas.openxmlformats.org/wordprocessingml/2006/main" xmlns:w14="http://schemas.microsoft.com/office/word/2010/wordml" xmlns:w15="http://schemas.microsoft.com/office/word/2012/wordml" xmlns:w16cid="http://schemas.microsoft.com/office/word/2016/wordml/cid" xmlns:w16se="http://schemas.microsoft.com/office/word/2015/wordml/symex" mc:Ignorable="w14 w15 w16se w16cid">
+  <w:docDefaults>
+    <w:rPrDefault>
+      <w:rPr>
+        <w:rFonts w:asciiTheme="minorHAnsi" w:eastAsiaTheme="minorEastAsia" w:hAnsiTheme="minorHAnsi" w:cstheme="minorBidi"/>
+        <w:sz w:val="22"/>
+        <w:szCs w:val="22"/>
+        <w:lang w:val="de-DE" w:eastAsia="de-DE" w:bidi="ar-SA"/>
+      </w:rPr>
+    </w:rPrDefault>
+    <w:pPrDefault>
+      <w:pPr>
+        <w:spacing w:after="160" w:line="259" w:lineRule="auto"/>
+      </w:pPr>
+    </w:pPrDefault>
+  </w:docDefaults>
+  <w:latentStyles w:defLockedState="0" w:defUIPriority="99" w:defSemiHidden="0" w:defUnhideWhenUsed="0" w:defQFormat="0" w:count="375">
+    <w:lsdException w:name="Normal" w:uiPriority="0" w:qFormat="1"/>
+    <w:lsdException w:name="heading 1" w:uiPriority="9" w:qFormat="1"/>
+    <w:lsdException w:name="heading 2" w:semiHidden="1" w:uiPriority="9" w:unhideWhenUsed="1" w:qFormat="1"/>
+    <w:lsdException w:name="heading 3" w:semiHidden="1" w:uiPriority="9" w:unhideWhenUsed="1" w:qFormat="1"/>
+    <w:lsdException w:name="heading 4" w:semiHidden="1" w:uiPriority="9" w:unhideWhenUsed="1" w:qFormat="1"/>
+    <w:lsdException w:name="heading 5" w:semiHidden="1" w:uiPriority="9" w:unhideWhenUsed="1" w:qFormat="1"/>
+    <w:lsdException w:name="heading 6" w:semiHidden="1" w:uiPriority="9" w:unhideWhenUsed="1" w:qFormat="1"/>
+    <w:lsdException w:name="heading 7" w:semiHidden="1" w:uiPriority="9" w:unhideWhenUsed="1" w:qFormat="1"/>
+    <w:lsdException w:name="heading 8" w:semiHidden="1" w:uiPriority="9" w:unhideWhenUsed="1" w:qFormat="1"/>
+    <w:lsdException w:name="heading 9" w:semiHidden="1" w:uiPriority="9" w:unhideWhenUsed="1" w:qFormat="1"/>
+    <w:lsdException w:name="index 1" w:semiHidden="1" w:unhideWhenUsed="1"/>
+    <w:lsdException w:name="index 2" w:semiHidden="1" w:unhideWhenUsed="1"/>
+    <w:lsdException w:name="index 3" w:semiHidden="1" w:unhideWhenUsed="1"/>
+    <w:lsdException w:name="index 4" w:semiHidden="1" w:unhideWhenUsed="1"/>
+    <w:lsdException w:name="index 5" w:semiHidden="1" w:unhideWhenUsed="1"/>
+    <w:lsdException w:name="index 6" w:semiHidden="1" w:unhideWhenUsed="1"/>
+    <w:lsdException w:name="index 7" w:semiHidden="1" w:unhideWhenUsed="1"/>
+    <w:lsdException w:name="index 8" w:semiHidden="1" w:unhideWhenUsed="1"/>
+    <w:lsdException w:name="index 9" w:semiHidden="1" w:unhideWhenUsed="1"/>
+    <w:lsdException w:name="toc 1" w:semiHidden="1" w:uiPriority="39" w:unhideWhenUsed="1"/>
+    <w:lsdException w:name="toc 2" w:semiHidden="1" w:uiPriority="39" w:unhideWhenUsed="1"/>
+    <w:lsdException w:name="toc 3" w:semiHidden="1" w:uiPriority="39" w:unhideWhenUsed="1"/>
+    <w:lsdException w:name="toc 4" w:semiHidden="1" w:uiPriority="39" w:unhideWhenUsed="1"/>
+    <w:lsdException w:name="toc 5" w:semiHidden="1" w:uiPriority="39" w:unhideWhenUsed="1"/>
+    <w:lsdException w:name="toc 6" w:semiHidden="1" w:uiPriority="39" w:unhideWhenUsed="1"/>
+    <w:lsdException w:name="toc 7" w:semiHidden="1" w:uiPriority="39" w:unhideWhenUsed="1"/>
+    <w:lsdException w:name="toc 8" w:semiHidden="1" w:uiPriority="39" w:unhideWhenUsed="1"/>
+    <w:lsdException w:name="toc 9" w:semiHidden="1" w:uiPriority="39" w:unhideWhenUsed="1"/>
+    <w:lsdException w:name="Normal Indent" w:semiHidden="1" w:unhideWhenUsed="1"/>
+    <w:lsdException w:name="footnote text" w:semiHidden="1" w:unhideWhenUsed="1"/>
+    <w:lsdException w:name="annotation text" w:semiHidden="1" w:unhideWhenUsed="1"/>
+    <w:lsdException w:name="header" w:semiHidden="1" w:unhideWhenUsed="1"/>
+    <w:lsdException w:name="footer" w:semiHidden="1" w:unhideWhenUsed="1"/>
+    <w:lsdException w:name="index heading" w:semiHidden="1" w:unhideWhenUsed="1"/>
+    <w:lsdException w:name="caption" w:semiHidden="1" w:uiPriority="35" w:unhideWhenUsed="1" w:qFormat="1"/>
+    <w:lsdException w:name="table of figures" w:semiHidden="1" w:unhideWhenUsed="1"/>
+    <w:lsdException w:name="envelope address" w:semiHidden="1" w:unhideWhenUsed="1"/>
+    <w:lsdException w:name="envelope return" w:semiHidden="1" w:unhideWhenUsed="1"/>
+    <w:lsdException w:name="footnote reference" w:semiHidden="1" w:unhideWhenUsed="1"/>
+    <w:lsdException w:name="annotation reference" w:semiHidden="1" w:unhideWhenUsed="1"/>
+    <w:lsdException w:name="line number" w:semiHidden="1" w:unhideWhenUsed="1"/>
+    <w:lsdException w:name="page number" w:semiHidden="1" w:unhideWhenUsed="1"/>
+    <w:lsdException w:name="endnote reference" w:semiHidden="1" w:unhideWhenUsed="1"/>
+    <w:lsdException w:name="endnote text" w:semiHidden="1" w:unhideWhenUsed="1"/>
+    <w:lsdException w:name="table of authorities" w:semiHidden="1" w:unhideWhenUsed="1"/>
+    <w:lsdException w:name="macro" w:semiHidden="1" w:unhideWhenUsed="1"/>
+    <w:lsdException w:name="toa heading" w:semiHidden="1" w:unhideWhenUsed="1"/>
+    <w:lsdException w:name="List" w:semiHidden="1" w:unhideWhenUsed="1"/>
+    <w:lsdException w:name="List Bullet" w:semiHidden="1" w:unhideWhenUsed="1"/>
+    <w:lsdException w:name="List Number" w:semiHidden="1" w:unhideWhenUsed="1"/>
+    <w:lsdException w:name="List 2" w:semiHidden="1" w:unhideWhenUsed="1"/>
+    <w:lsdException w:name="List 3" w:semiHidden="1" w:unhideWhenUsed="1"/>
+    <w:lsdException w:name="List 4" w:semiHidden="1" w:unhideWhenUsed="1"/>
+    <w:lsdException w:name="List 5" w:semiHidden="1" w:unhideWhenUsed="1"/>
+    <w:lsdException w:name="List Bullet 2" w:semiHidden="1" w:unhideWhenUsed="1"/>
+    <w:lsdException w:name="List Bullet 3" w:semiHidden="1" w:unhideWhenUsed="1"/>
+    <w:lsdException w:name="List Bullet 4" w:semiHidden="1" w:unhideWhenUsed="1"/>
+    <w:lsdException w:name="List Bullet 5" w:semiHidden="1" w:unhideWhenUsed="1"/>
+    <w:lsdException w:name="List Number 2" w:semiHidden="1" w:unhideWhenUsed="1"/>
+    <w:lsdException w:name="List Number 3" w:semiHidden="1" w:unhideWhenUsed="1"/>
+    <w:lsdException w:name="List Number 4" w:semiHidden="1" w:unhideWhenUsed="1"/>
+    <w:lsdException w:name="List Number 5" w:semiHidden="1" w:unhideWhenUsed="1"/>
+    <w:lsdException w:name="Title" w:uiPriority="10" w:qFormat="1"/>
+    <w:lsdException w:name="Closing" w:semiHidden="1" w:unhideWhenUsed="1"/>
+    <w:lsdException w:name="Signature" w:semiHidden="1" w:unhideWhenUsed="1"/>
+    <w:lsdException w:name="Default Paragraph Font" w:semiHidden="1" w:uiPriority="1" w:unhideWhenUsed="1"/>
+    <w:lsdException w:name="Body Text" w:semiHidden="1" w:unhideWhenUsed="1"/>
+    <w:lsdException w:name="Body Text Indent" w:semiHidden="1" w:unhideWhenUsed="1"/>
+    <w:lsdException w:name="List Continue" w:semiHidden="1" w:unhideWhenUsed="1"/>
+    <w:lsdException w:name="List Continue 2" w:semiHidden="1" w:unhideWhenUsed="1"/>
+    <w:lsdException w:name="List Continue 3" w:semiHidden="1" w:unhideWhenUsed="1"/>
+    <w:lsdException w:name="List Continue 4" w:semiHidden="1" w:unhideWhenUsed="1"/>
+    <w:lsdException w:name="List Continue 5" w:semiHidden="1" w:unhideWhenUsed="1"/>
+    <w:lsdException w:name="Message Header" w:semiHidden="1" w:unhideWhenUsed="1"/>
+    <w:lsdException w:name="Subtitle" w:uiPriority="11" w:qFormat="1"/>
+    <w:lsdException w:name="Salutation" w:semiHidden="1" w:unhideWhenUsed="1"/>
+    <w:lsdException w:name="Date" w:semiHidden="1" w:unhideWhenUsed="1"/>
+    <w:lsdException w:name="Body Text First Indent" w:semiHidden="1" w:unhideWhenUsed="1"/>
+    <w:lsdException w:name="Body Text First Indent 2" w:semiHidden="1" w:unhideWhenUsed="1"/>
+    <w:lsdException w:name="Note Heading" w:semiHidden="1" w:unhideWhenUsed="1"/>
+    <w:lsdException w:name="Body Text 2" w:semiHidden="1" w:unhideWhenUsed="1"/>
+    <w:lsdException w:name="Body Text 3" w:semiHidden="1" w:unhideWhenUsed="1"/>
+    <w:lsdException w:name="Body Text Indent 2" w:semiHidden="1" w:unhideWhenUsed="1"/>
+    <w:lsdException w:name="Body Text Indent 3" w:semiHidden="1" w:unhideWhenUsed="1"/>
+    <w:lsdException w:name="Block Text" w:semiHidden="1" w:unhideWhenUsed="1"/>
+    <w:lsdException w:name="Hyperlink" w:semiHidden="1" w:unhideWhenUsed="1"/>
+    <w:lsdException w:name="FollowedHyperlink" w:semiHidden="1" w:unhideWhenUsed="1"/>
+    <w:lsdException w:name="Strong" w:uiPriority="22" w:qFormat="1"/>
+    <w:lsdException w:name="Emphasis" w:uiPriority="20" w:qFormat="1"/>
+    <w:lsdException w:name="Document Map" w:semiHidden="1" w:unhideWhenUsed="1"/>
+    <w:lsdException w:name="Plain Text" w:semiHidden="1" w:unhideWhenUsed="1"/>
+    <w:lsdException w:name="E-mail Signature" w:semiHidden="1" w:unhideWhenUsed="1"/>
+    <w:lsdException w:name="HTML Top of Form" w:semiHidden="1" w:unhideWhenUsed="1"/>
+    <w:lsdException w:name="HTML Bottom of Form" w:semiHidden="1" w:unhideWhenUsed="1"/>
+    <w:lsdException w:name="Normal (Web)" w:semiHidden="1" w:unhideWhenUsed="1"/>
+    <w:lsdException w:name="HTML Acronym" w:semiHidden="1" w:unhideWhenUsed="1"/>
+    <w:lsdException w:name="HTML Address" w:semiHidden="1" w:unhideWhenUsed="1"/>
+    <w:lsdException w:name="HTML Cite" w:semiHidden="1" w:unhideWhenUsed="1"/>
+    <w:lsdException w:name="HTML Code" w:semiHidden="1" w:unhideWhenUsed="1"/>
+    <w:lsdException w:name="HTML Definition" w:semiHidden="1" w:unhideWhenUsed="1"/>
+    <w:lsdException w:name="HTML Keyboard" w:semiHidden="1" w:unhideWhenUsed="1"/>
+    <w:lsdException w:name="HTML Preformatted" w:semiHidden="1" w:unhideWhenUsed="1"/>
+    <w:lsdException w:name="HTML Sample" w:semiHidden="1" w:unhideWhenUsed="1"/>
+    <w:lsdException w:name="HTML Typewriter" w:semiHidden="1" w:unhideWhenUsed="1"/>
+    <w:lsdException w:name="HTML Variable" w:semiHidden="1" w:unhideWhenUsed="1"/>
+    <w:lsdException w:name="Normal Table" w:semiHidden="1" w:unhideWhenUsed="1"/>
+    <w:lsdException w:name="annotation subject" w:semiHidden="1" w:unhideWhenUsed="1"/>
+    <w:lsdException w:name="No List" w:semiHidden="1" w:unhideWhenUsed="1"/>
+    <w:lsdException w:name="Outline List 1" w:semiHidden="1" w:unhideWhenUsed="1"/>
+    <w:lsdException w:name="Outline List 2" w:semiHidden="1" w:unhideWhenUsed="1"/>
+    <w:lsdException w:name="Outline List 3" w:semiHidden="1" w:unhideWhenUsed="1"/>
+    <w:lsdException w:name="Table Simple 1" w:semiHidden="1" w:unhideWhenUsed="1"/>
+    <w:lsdException w:name="Table Simple 2" w:semiHidden="1" w:unhideWhenUsed="1"/>
+    <w:lsdException w:name="Table Simple 3" w:semiHidden="1" w:unhideWhenUsed="1"/>
+    <w:lsdException w:name="Table Classic 1" w:semiHidden="1" w:unhideWhenUsed="1"/>
+    <w:lsdException w:name="Table Classic 2" w:semiHidden="1" w:unhideWhenUsed="1"/>
+    <w:lsdException w:name="Table Classic 3" w:semiHidden="1" w:unhideWhenUsed="1"/>
+    <w:lsdException w:name="Table Classic 4" w:semiHidden="1" w:unhideWhenUsed="1"/>
+    <w:lsdException w:name="Table Colorful 1" w:semiHidden="1" w:unhideWhenUsed="1"/>
+    <w:lsdException w:name="Table Colorful 2" w:semiHidden="1" w:unhideWhenUsed="1"/>
+    <w:lsdException w:name="Table Colorful 3" w:semiHidden="1" w:unhideWhenUsed="1"/>
+    <w:lsdException w:name="Table Columns 1" w:semiHidden="1" w:unhideWhenUsed="1"/>
+    <w:lsdException w:name="Table Columns 2" w:semiHidden="1" w:unhideWhenUsed="1"/>
+    <w:lsdException w:name="Table Columns 3" w:semiHidden="1" w:unhideWhenUsed="1"/>
+    <w:lsdException w:name="Table Columns 4" w:semiHidden="1" w:unhideWhenUsed="1"/>
+    <w:lsdException w:name="Table Columns 5" w:semiHidden="1" w:unhideWhenUsed="1"/>
+    <w:lsdException w:name="Table Grid 1" w:semiHidden="1" w:unhideWhenUsed="1"/>
+    <w:lsdException w:name="Table Grid 2" w:semiHidden="1" w:unhideWhenUsed="1"/>
+    <w:lsdException w:name="Table Grid 3" w:semiHidden="1" w:unhideWhenUsed="1"/>
+    <w:lsdException w:name="Table Grid 4" w:semiHidden="1" w:unhideWhenUsed="1"/>
+    <w:lsdException w:name="Table Grid 5" w:semiHidden="1" w:unhideWhenUsed="1"/>
+    <w:lsdException w:name="Table Grid 6" w:semiHidden="1" w:unhideWhenUsed="1"/>
+    <w:lsdException w:name="Table Grid 7" w:semiHidden="1" w:unhideWhenUsed="1"/>
+    <w:lsdException w:name="Table Grid 8" w:semiHidden="1" w:unhideWhenUsed="1"/>
+    <w:lsdException w:name="Table List 1" w:semiHidden="1" w:unhideWhenUsed="1"/>
+    <w:lsdException w:name="Table List 2" w:semiHidden="1" w:unhideWhenUsed="1"/>
+    <w:lsdException w:name="Table List 3" w:semiHidden="1" w:unhideWhenUsed="1"/>
+    <w:lsdException w:name="Table List 4" w:semiHidden="1" w:unhideWhenUsed="1"/>
+    <w:lsdException w:name="Table List 5" w:semiHidden="1" w:unhideWhenUsed="1"/>
+    <w:lsdException w:name="Table List 6" w:semiHidden="1" w:unhideWhenUsed="1"/>
+    <w:lsdException w:name="Table List 7" w:semiHidden="1" w:unhideWhenUsed="1"/>
+    <w:lsdException w:name="Table List 8" w:semiHidden="1" w:unhideWhenUsed="1"/>
+    <w:lsdException w:name="Table 3D effects 1" w:semiHidden="1" w:unhideWhenUsed="1"/>
+    <w:lsdException w:name="Table 3D effects 2" w:semiHidden="1" w:unhideWhenUsed="1"/>
+    <w:lsdException w:name="Table 3D effects 3" w:semiHidden="1" w:unhideWhenUsed="1"/>
+    <w:lsdException w:name="Table Contemporary" w:semiHidden="1" w:unhideWhenUsed="1"/>
+    <w:lsdException w:name="Table Elegant" w:semiHidden="1" w:unhideWhenUsed="1"/>
+    <w:lsdException w:name="Table Professional" w:semiHidden="1" w:unhideWhenUsed="1"/>
+    <w:lsdException w:name="Table Subtle 1" w:semiHidden="1" w:unhideWhenUsed="1"/>
+    <w:lsdException w:name="Table Subtle 2" w:semiHidden="1" w:unhideWhenUsed="1"/>
+    <w:lsdException w:name="Table Web 1" w:semiHidden="1" w:unhideWhenUsed="1"/>
+    <w:lsdException w:name="Table Web 2" w:semiHidden="1" w:unhideWhenUsed="1"/>
+    <w:lsdException w:name="Table Web 3" w:semiHidden="1" w:unhideWhenUsed="1"/>
+    <w:lsdException w:name="Balloon Text" w:semiHidden="1" w:unhideWhenUsed="1"/>
+    <w:lsdException w:name="Table Grid" w:uiPriority="39"/>
+    <w:lsdException w:name="Table Theme" w:semiHidden="1" w:unhideWhenUsed="1"/>
+    <w:lsdException w:name="Placeholder Text" w:semiHidden="1"/>
+    <w:lsdException w:name="No Spacing" w:uiPriority="1" w:qFormat="1"/>
+    <w:lsdException w:name="Light Shading" w:uiPriority="60"/>
+    <w:lsdException w:name="Light List" w:uiPriority="61"/>
+    <w:lsdException w:name="Light Grid" w:uiPriority="62"/>
+    <w:lsdException w:name="Medium Shading 1" w:uiPriority="63"/>
+    <w:lsdException w:name="Medium Shading 2" w:uiPriority="64"/>
+    <w:lsdException w:name="Medium List 1" w:uiPriority="65"/>
+    <w:lsdException w:name="Medium List 2" w:uiPriority="66"/>
+    <w:lsdException w:name="Medium Grid 1" w:uiPriority="67"/>
+    <w:lsdException w:name="Medium Grid 2" w:uiPriority="68"/>
+    <w:lsdException w:name="Medium Grid 3" w:uiPriority="69"/>
+    <w:lsdException w:name="Dark List" w:uiPriority="70"/>
+    <w:lsdException w:name="Colorful Shading" w:uiPriority="71"/>
+    <w:lsdException w:name="Colorful List" w:uiPriority="72"/>
+    <w:lsdException w:name="Colorful Grid" w:uiPriority="73"/>
+    <w:lsdException w:name="Light Shading Accent 1" w:uiPriority="60"/>
+    <w:lsdException w:name="Light List Accent 1" w:uiPriority="61"/>
+    <w:lsdException w:name="Light Grid Accent 1" w:uiPriority="62"/>
+    <w:lsdException w:name="Medium Shading 1 Accent 1" w:uiPriority="63"/>
+    <w:lsdException w:name="Medium Shading 2 Accent 1" w:uiPriority="64"/>
+    <w:lsdException w:name="Medium List 1 Accent 1" w:uiPriority="65"/>
+    <w:lsdException w:name="Revision" w:semiHidden="1"/>
+    <w:lsdException w:name="List Paragraph" w:uiPriority="34" w:qFormat="1"/>
+    <w:lsdException w:name="Quote" w:uiPriority="29" w:qFormat="1"/>
+    <w:lsdException w:name="Intense Quote" w:uiPriority="30" w:qFormat="1"/>
+    <w:lsdException w:name="Medium List 2 Accent 1" w:uiPriority="66"/>
+    <w:lsdException w:name="Medium Grid 1 Accent 1" w:uiPriority="67"/>
+    <w:lsdException w:name="Medium Grid 2 Accent 1" w:uiPriority="68"/>
+    <w:lsdException w:name="Medium Grid 3 Accent 1" w:uiPriority="69"/>
+    <w:lsdException w:name="Dark List Accent 1" w:uiPriority="70"/>
+    <w:lsdException w:name="Colorful Shading Accent 1" w:uiPriority="71"/>
+    <w:lsdException w:name="Colorful List Accent 1" w:uiPriority="72"/>
+    <w:lsdException w:name="Colorful Grid Accent 1" w:uiPriority="73"/>
+    <w:lsdException w:name="Light Shading Accent 2" w:uiPriority="60"/>
+    <w:lsdException w:name="Light List Accent 2" w:uiPriority="61"/>
+    <w:lsdException w:name="Light Grid Accent 2" w:uiPriority="62"/>
+    <w:lsdException w:name="Medium Shading 1 Accent 2" w:uiPriority="63"/>
+    <w:lsdException w:name="Medium Shading 2 Accent 2" w:uiPriority="64"/>
+    <w:lsdException w:name="Medium List 1 Accent 2" w:uiPriority="65"/>
+    <w:lsdException w:name="Medium List 2 Accent 2" w:uiPriority="66"/>
+    <w:lsdException w:name="Medium Grid 1 Accent 2" w:uiPriority="67"/>
+    <w:lsdException w:name="Medium Grid 2 Accent 2" w:uiPriority="68"/>
+    <w:lsdException w:name="Medium Grid 3 Accent 2" w:uiPriority="69"/>
+    <w:lsdException w:name="Dark List Accent 2" w:uiPriority="70"/>
+    <w:lsdException w:name="Colorful Shading Accent 2" w:uiPriority="71"/>
+    <w:lsdException w:name="Colorful List Accent 2" w:uiPriority="72"/>
+    <w:lsdException w:name="Colorful Grid Accent 2" w:uiPriority="73"/>
+    <w:lsdException w:name="Light Shading Accent 3" w:uiPriority="60"/>
+    <w:lsdException w:name="Light List Accent 3" w:uiPriority="61"/>
+    <w:lsdException w:name="Light Grid Accent 3" w:uiPriority="62"/>
+    <w:lsdException w:name="Medium Shading 1 Accent 3" w:uiPriority="63"/>
+    <w:lsdException w:name="Medium Shading 2 Accent 3" w:uiPriority="64"/>
+    <w:lsdException w:name="Medium List 1 Accent 3" w:uiPriority="65"/>
+    <w:lsdException w:name="Medium List 2 Accent 3" w:uiPriority="66"/>
+    <w:lsdException w:name="Medium Grid 1 Accent 3" w:uiPriority="67"/>
+    <w:lsdException w:name="Medium Grid 2 Accent 3" w:uiPriority="68"/>
+    <w:lsdException w:name="Medium Grid 3 Accent 3" w:uiPriority="69"/>
+    <w:lsdException w:name="Dark List Accent 3" w:uiPriority="70"/>
+    <w:lsdException w:name="Colorful Shading Accent 3" w:uiPriority="71"/>
+    <w:lsdException w:name="Colorful List Accent 3" w:uiPriority="72"/>
+    <w:lsdException w:name="Colorful Grid Accent 3" w:uiPriority="73"/>
+    <w:lsdException w:name="Light Shading Accent 4" w:uiPriority="60"/>
+    <w:lsdException w:name="Light List Accent 4" w:uiPriority="61"/>
+    <w:lsdException w:name="Light Grid Accent 4" w:uiPriority="62"/>
+    <w:lsdException w:name="Medium Shading 1 Accent 4" w:uiPriority="63"/>
+    <w:lsdException w:name="Medium Shading 2 Accent 4" w:uiPriority="64"/>
+    <w:lsdException w:name="Medium List 1 Accent 4" w:uiPriority="65"/>
+    <w:lsdException w:name="Medium List 2 Accent 4" w:uiPriority="66"/>
+    <w:lsdException w:name="Medium Grid 1 Accent 4" w:uiPriority="67"/>
+    <w:lsdException w:name="Medium Grid 2 Accent 4" w:uiPriority="68"/>
+    <w:lsdException w:name="Medium Grid 3 Accent 4" w:uiPriority="69"/>
+    <w:lsdException w:name="Dark List Accent 4" w:uiPriority="70"/>
+    <w:lsdException w:name="Colorful Shading Accent 4" w:uiPriority="71"/>
+    <w:lsdException w:name="Colorful List Accent 4" w:uiPriority="72"/>
+    <w:lsdException w:name="Colorful Grid Accent 4" w:uiPriority="73"/>
+    <w:lsdException w:name="Light Shading Accent 5" w:uiPriority="60"/>
+    <w:lsdException w:name="Light List Accent 5" w:uiPriority="61"/>
+    <w:lsdException w:name="Light Grid Accent 5" w:uiPriority="62"/>
+    <w:lsdException w:name="Medium Shading 1 Accent 5" w:uiPriority="63"/>
+    <w:lsdException w:name="Medium Shading 2 Accent 5" w:uiPriority="64"/>
+    <w:lsdException w:name="Medium List 1 Accent 5" w:uiPriority="65"/>
+    <w:lsdException w:name="Medium List 2 Accent 5" w:uiPriority="66"/>
+    <w:lsdException w:name="Medium Grid 1 Accent 5" w:uiPriority="67"/>
+    <w:lsdException w:name="Medium Grid 2 Accent 5" w:uiPriority="68"/>
+    <w:lsdException w:name="Medium Grid 3 Accent 5" w:uiPriority="69"/>
+    <w:lsdException w:name="Dark List Accent 5" w:uiPriority="70"/>
+    <w:lsdException w:name="Colorful Shading Accent 5" w:uiPriority="71"/>
+    <w:lsdException w:name="Colorful List Accent 5" w:uiPriority="72"/>
+    <w:lsdException w:name="Colorful Grid Accent 5" w:uiPriority="73"/>
+    <w:lsdException w:name="Light Shading Accent 6" w:uiPriority="60"/>
+    <w:lsdException w:name="Light List Accent 6" w:uiPriority="61"/>
+    <w:lsdException w:name="Light Grid Accent 6" w:uiPriority="62"/>
+    <w:lsdException w:name="Medium Shading 1 Accent 6" w:uiPriority="63"/>
+    <w:lsdException w:name="Medium Shading 2 Accent 6" w:uiPriority="64"/>
+    <w:lsdException w:name="Medium List 1 Accent 6" w:uiPriority="65"/>
+    <w:lsdException w:name="Medium List 2 Accent 6" w:uiPriority="66"/>
+    <w:lsdException w:name="Medium Grid 1 Accent 6" w:uiPriority="67"/>
+    <w:lsdException w:name="Medium Grid 2 Accent 6" w:uiPriority="68"/>
+    <w:lsdException w:name="Medium Grid 3 Accent 6" w:uiPriority="69"/>
+    <w:lsdException w:name="Dark List Accent 6" w:uiPriority="70"/>
+    <w:lsdException w:name="Colorful Shading Accent 6" w:uiPriority="71"/>
+    <w:lsdException w:name="Colorful List Accent 6" w:uiPriority="72"/>
+    <w:lsdException w:name="Colorful Grid Accent 6" w:uiPriority="73"/>
+    <w:lsdException w:name="Subtle Emphasis" w:uiPriority="19" w:qFormat="1"/>
+    <w:lsdException w:name="Intense Emphasis" w:uiPriority="21" w:qFormat="1"/>
+    <w:lsdException w:name="Subtle Reference" w:uiPriority="31" w:qFormat="1"/>
+    <w:lsdException w:name="Intense Reference" w:uiPriority="32" w:qFormat="1"/>
+    <w:lsdException w:name="Book Title" w:uiPriority="33" w:qFormat="1"/>
+    <w:lsdException w:name="Bibliography" w:semiHidden="1" w:uiPriority="37" w:unhideWhenUsed="1"/>
+    <w:lsdException w:name="TOC Heading" w:semiHidden="1" w:uiPriority="39" w:unhideWhenUsed="1" w:qFormat="1"/>
+    <w:lsdException w:name="Plain Table 1" w:uiPriority="41"/>
+    <w:lsdException w:name="Plain Table 2" w:uiPriority="42"/>
+    <w:lsdException w:name="Plain Table 3" w:uiPriority="43"/>
+    <w:lsdException w:name="Plain Table 4" w:uiPriority="44"/>
+    <w:lsdException w:name="Plain Table 5" w:uiPriority="45"/>
+    <w:lsdException w:name="Grid Table Light" w:uiPriority="40"/>
+    <w:lsdException w:name="Grid Table 1 Light" w:uiPriority="46"/>
+    <w:lsdException w:name="Grid Table 2" w:uiPriority="47"/>
+    <w:lsdException w:name="Grid Table 3" w:uiPriority="48"/>
+    <w:lsdException w:name="Grid Table 4" w:uiPriority="49"/>
+    <w:lsdException w:name="Grid Table 5 Dark" w:uiPriority="50"/>
+    <w:lsdException w:name="Grid Table 6 Colorful" w:uiPriority="51"/>
+    <w:lsdException w:name="Grid Table 7 Colorful" w:uiPriority="52"/>
+    <w:lsdException w:name="Grid Table 1 Light Accent 1" w:uiPriority="46"/>
+    <w:lsdException w:name="Grid Table 2 Accent 1" w:uiPriority="47"/>
+    <w:lsdException w:name="Grid Table 3 Accent 1" w:uiPriority="48"/>
+    <w:lsdException w:name="Grid Table 4 Accent 1" w:uiPriority="49"/>
+    <w:lsdException w:name="Grid Table 5 Dark Accent 1" w:uiPriority="50"/>
+    <w:lsdException w:name="Grid Table 6 Colorful Accent 1" w:uiPriority="51"/>
+    <w:lsdException w:name="Grid Table 7 Colorful Accent 1" w:uiPriority="52"/>
+    <w:lsdException w:name="Grid Table 1 Light Accent 2" w:uiPriority="46"/>
+    <w:lsdException w:name="Grid Table 2 Accent 2" w:uiPriority="47"/>
+    <w:lsdException w:name="Grid Table 3 Accent 2" w:uiPriority="48"/>
+    <w:lsdException w:name="Grid Table 4 Accent 2" w:uiPriority="49"/>
+    <w:lsdException w:name="Grid Table 5 Dark Accent 2" w:uiPriority="50"/>
+    <w:lsdException w:name="Grid Table 6 Colorful Accent 2" w:uiPriority="51"/>
+    <w:lsdException w:name="Grid Table 7 Colorful Accent 2" w:uiPriority="52"/>
+    <w:lsdException w:name="Grid Table 1 Light Accent 3" w:uiPriority="46"/>
+    <w:lsdException w:name="Grid Table 2 Accent 3" w:uiPriority="47"/>
+    <w:lsdException w:name="Grid Table 3 Accent 3" w:uiPriority="48"/>
+    <w:lsdException w:name="Grid Table 4 Accent 3" w:uiPriority="49"/>
+    <w:lsdException w:name="Grid Table 5 Dark Accent 3" w:uiPriority="50"/>
+    <w:lsdException w:name="Grid Table 6 Colorful Accent 3" w:uiPriority="51"/>
+    <w:lsdException w:name="Grid Table 7 Colorful Accent 3" w:uiPriority="52"/>
+    <w:lsdException w:name="Grid Table 1 Light Accent 4" w:uiPriority="46"/>
+    <w:lsdException w:name="Grid Table 2 Accent 4" w:uiPriority="47"/>
+    <w:lsdException w:name="Grid Table 3 Accent 4" w:uiPriority="48"/>
+    <w:lsdException w:name="Grid Table 4 Accent 4" w:uiPriority="49"/>
+    <w:lsdException w:name="Grid Table 5 Dark Accent 4" w:uiPriority="50"/>
+    <w:lsdException w:name="Grid Table 6 Colorful Accent 4" w:uiPriority="51"/>
+    <w:lsdException w:name="Grid Table 7 Colorful Accent 4" w:uiPriority="52"/>
+    <w:lsdException w:name="Grid Table 1 Light Accent 5" w:uiPriority="46"/>
+    <w:lsdException w:name="Grid Table 2 Accent 5" w:uiPriority="47"/>
+    <w:lsdException w:name="Grid Table 3 Accent 5" w:uiPriority="48"/>
+    <w:lsdException w:name="Grid Table 4 Accent 5" w:uiPriority="49"/>
+    <w:lsdException w:name="Grid Table 5 Dark Accent 5" w:uiPriority="50"/>
+    <w:lsdException w:name="Grid Table 6 Colorful Accent 5" w:uiPriority="51"/>
+    <w:lsdException w:name="Grid Table 7 Colorful Accent 5" w:uiPriority="52"/>
+    <w:lsdException w:name="Grid Table 1 Light Accent 6" w:uiPriority="46"/>
+    <w:lsdException w:name="Grid Table 2 Accent 6" w:uiPriority="47"/>
+    <w:lsdException w:name="Grid Table 3 Accent 6" w:uiPriority="48"/>
+    <w:lsdException w:name="Grid Table 4 Accent 6" w:uiPriority="49"/>
+    <w:lsdException w:name="Grid Table 5 Dark Accent 6" w:uiPriority="50"/>
+    <w:lsdException w:name="Grid Table 6 Colorful Accent 6" w:uiPriority="51"/>
+    <w:lsdException w:name="Grid Table 7 Colorful Accent 6" w:uiPriority="52"/>
+    <w:lsdException w:name="List Table 1 Light" w:uiPriority="46"/>
+    <w:lsdException w:name="List Table 2" w:uiPriority="47"/>
+    <w:lsdException w:name="List Table 3" w:uiPriority="48"/>
+    <w:lsdException w:name="List Table 4" w:uiPriority="49"/>
+    <w:lsdException w:name="List Table 5 Dark" w:uiPriority="50"/>
+    <w:lsdException w:name="List Table 6 Colorful" w:uiPriority="51"/>
+    <w:lsdException w:name="List Table 7 Colorful" w:uiPriority="52"/>
+    <w:lsdException w:name="List Table 1 Light Accent 1" w:uiPriority="46"/>
+    <w:lsdException w:name="List Table 2 Accent 1" w:uiPriority="47"/>
+    <w:lsdException w:name="List Table 3 Accent 1" w:uiPriority="48"/>
+    <w:lsdException w:name="List Table 4 Accent 1" w:uiPriority="49"/>
+    <w:lsdException w:name="List Table 5 Dark Accent 1" w:uiPriority="50"/>
+    <w:lsdException w:name="List Table 6 Colorful Accent 1" w:uiPriority="51"/>
+    <w:lsdException w:name="List Table 7 Colorful Accent 1" w:uiPriority="52"/>
+    <w:lsdException w:name="List Table 1 Light Accent 2" w:uiPriority="46"/>
+    <w:lsdException w:name="List Table 2 Accent 2" w:uiPriority="47"/>
+    <w:lsdException w:name="List Table 3 Accent 2" w:uiPriority="48"/>
+    <w:lsdException w:name="List Table 4 Accent 2" w:uiPriority="49"/>
+    <w:lsdException w:name="List Table 5 Dark Accent 2" w:uiPriority="50"/>
+    <w:lsdException w:name="List Table 6 Colorful Accent 2" w:uiPriority="51"/>
+    <w:lsdException w:name="List Table 7 Colorful Accent 2" w:uiPriority="52"/>
+    <w:lsdException w:name="List Table 1 Light Accent 3" w:uiPriority="46"/>
+    <w:lsdException w:name="List Table 2 Accent 3" w:uiPriority="47"/>
+    <w:lsdException w:name="List Table 3 Accent 3" w:uiPriority="48"/>
+    <w:lsdException w:name="List Table 4 Accent 3" w:uiPriority="49"/>
+    <w:lsdException w:name="List Table 5 Dark Accent 3" w:uiPriority="50"/>
+    <w:lsdException w:name="List Table 6 Colorful Accent 3" w:uiPriority="51"/>
+    <w:lsdException w:name="List Table 7 Colorful Accent 3" w:uiPriority="52"/>
+    <w:lsdException w:name="List Table 1 Light Accent 4" w:uiPriority="46"/>
+    <w:lsdException w:name="List Table 2 Accent 4" w:uiPriority="47"/>
+    <w:lsdException w:name="List Table 3 Accent 4" w:uiPriority="48"/>
+    <w:lsdException w:name="List Table 4 Accent 4" w:uiPriority="49"/>
+    <w:lsdException w:name="List Table 5 Dark Accent 4" w:uiPriority="50"/>
+    <w:lsdException w:name="List Table 6 Colorful Accent 4" w:uiPriority="51"/>
+    <w:lsdException w:name="List Table 7 Colorful Accent 4" w:uiPriority="52"/>
+    <w:lsdException w:name="List Table 1 Light Accent 5" w:uiPriority="46"/>
+    <w:lsdException w:name="List Table 2 Accent 5" w:uiPriority="47"/>
+    <w:lsdException w:name="List Table 3 Accent 5" w:uiPriority="48"/>
+    <w:lsdException w:name="List Table 4 Accent 5" w:uiPriority="49"/>
+    <w:lsdException w:name="List Table 5 Dark Accent 5" w:uiPriority="50"/>
+    <w:lsdException w:name="List Table 6 Colorful Accent 5" w:uiPriority="51"/>
+    <w:lsdException w:name="List Table 7 Colorful Accent 5" w:uiPriority="52"/>
+    <w:lsdException w:name="List Table 1 Light Accent 6" w:uiPriority="46"/>
+    <w:lsdException w:name="List Table 2 Accent 6" w:uiPriority="47"/>
+    <w:lsdException w:name="List Table 3 Accent 6" w:uiPriority="48"/>
+    <w:lsdException w:name="List Table 4 Accent 6" w:uiPriority="49"/>
+    <w:lsdException w:name="List Table 5 Dark Accent 6" w:uiPriority="50"/>
+    <w:lsdException w:name="List Table 6 Colorful Accent 6" w:uiPriority="51"/>
+    <w:lsdException w:name="List Table 7 Colorful Accent 6" w:uiPriority="52"/>
+    <w:lsdException w:name="Mention" w:semiHidden="1" w:unhideWhenUsed="1"/>
+    <w:lsdException w:name="Smart Hyperlink" w:semiHidden="1" w:unhideWhenUsed="1"/>
+    <w:lsdException w:name="Hashtag" w:semiHidden="1" w:unhideWhenUsed="1"/>
+    <w:lsdException w:name="Unresolved Mention" w:semiHidden="1" w:unhideWhenUsed="1"/>
+  </w:latentStyles>
+  <w:style w:type="paragraph" w:default="1" w:styleId="Standard">
+    <w:name w:val="Normal"/>
+    <w:qFormat/>
+  </w:style>
+  <w:style w:type="character" w:default="1" w:styleId="Absatz-Standardschriftart">
+    <w:name w:val="Default Paragraph Font"/>
+    <w:uiPriority w:val="1"/>
+    <w:semiHidden/>
+    <w:unhideWhenUsed/>
+  </w:style>
+  <w:style w:type="table" w:default="1" w:styleId="NormaleTabelle">
+    <w:name w:val="Normal Table"/>
+    <w:uiPriority w:val="99"/>
+    <w:semiHidden/>
+    <w:unhideWhenUsed/>
+    <w:tblPr>
+      <w:tblInd w:w="0" w:type="dxa"/>
+      <w:tblCellMar>
+        <w:top w:w="0" w:type="dxa"/>
+        <w:left w:w="108" w:type="dxa"/>
+        <w:bottom w:w="0" w:type="dxa"/>
+        <w:right w:w="108" w:type="dxa"/>
+      </w:tblCellMar>
+    </w:tblPr>
+  </w:style>
+  <w:style w:type="numbering" w:default="1" w:styleId="KeineListe">
+    <w:name w:val="No List"/>
+    <w:uiPriority w:val="99"/>
+    <w:semiHidden/>
+    <w:unhideWhenUsed/>
+  </w:style>
+  <w:style w:type="character" w:styleId="Platzhaltertext">
+    <w:name w:val="Placeholder Text"/>
+    <w:basedOn w:val="Absatz-Standardschriftart"/>
+    <w:uiPriority w:val="99"/>
+    <w:semiHidden/>
+    <w:rsid w:val="00955230"/>
+    <w:rPr>
+      <w:color w:val="808080"/>
+    </w:rPr>
+  </w:style>
+</w:styles>
+</file>
+
+<file path=word/glossary/webSettings.xml><?xml version="1.0" encoding="utf-8"?>
+<w:webSettings xmlns:mc="http://schemas.openxmlformats.org/markup-compatibility/2006" xmlns:r="http://schemas.openxmlformats.org/officeDocument/2006/relationships" xmlns:w="http://schemas.openxmlformats.org/wordprocessingml/2006/main" xmlns:w14="http://schemas.microsoft.com/office/word/2010/wordml" xmlns:w15="http://schemas.microsoft.com/office/word/2012/wordml" xmlns:w16cid="http://schemas.microsoft.com/office/word/2016/wordml/cid" xmlns:w16se="http://schemas.microsoft.com/office/word/2015/wordml/symex" mc:Ignorable="w14 w15 w16se w16cid">
+  <w:optimizeForBrowser/>
+  <w:allowPNG/>
+</w:webSettings>
 </file>
 
 <file path=word/theme/theme1.xml><?xml version="1.0" encoding="utf-8"?>
@@ -8169,28 +7642,28 @@
 </file>
 
 <file path=customXml/item1.xml><?xml version="1.0" encoding="utf-8"?>
-<b:Sources xmlns:b="http://schemas.openxmlformats.org/officeDocument/2006/bibliography" xmlns="http://schemas.openxmlformats.org/officeDocument/2006/bibliography" SelectedStyle="\APASixthEditionOfficeOnline.xsl" StyleName="APA" Version="6"/>
-</file>
-
-<file path=customXml/item2.xml><?xml version="1.0" encoding="utf-8"?>
 <go:gDocsCustomXmlDataStorage xmlns:go="http://customooxmlschemas.google.com/" xmlns:r="http://schemas.openxmlformats.org/officeDocument/2006/relationships">
   <go:docsCustomData xmlns:go="http://customooxmlschemas.google.com/" roundtripDataSignature="AMtx7mgM9ZzfjlLG6DS9ca+69ilHjEnzQg==">AMUW2mVbVahveJeb1IkdmOm0jD3zIVjgJgavjts/k7OZetJVSqpKnQpYFHNsuURH7ZK7/mWhAT6qp12xZm3dJBh155rv3gZWEY4QNL1H9t+CvK9FaYd5h6vJzDqdvfoxfP51uL3sI0He9SkrZF4aEng8ggwLeSCsOM6Ty7F84aY7495sppeskbwORFb3An6MW2APNPq1t9guUUbJC5LIEnLbwM3aO8PRnFgFPvI73yA17WkLaGDAb/8Dwu8FuEs33nGwCrLJh/518k/5CDmdwFMdGmmJkmxrXB0nKR9Fw6o/MGzH2VQd9RzP8Vtbv7JudtvB62AKGsx0282MZ9rIzlBhNwfAwqx41HRJWFy9bLpl0Q+9frZH8451CKjz6Gtk+S61hB9iGiweslBGdl89f6jieMPzg4UPkA==</go:docsCustomData>
 </go:gDocsCustomXmlDataStorage>
 </file>
 
-<file path=customXml/itemProps1.xml><?xml version="1.0" encoding="utf-8"?>
-<ds:datastoreItem xmlns:ds="http://schemas.openxmlformats.org/officeDocument/2006/customXml" ds:itemID="{51D4A8B2-3CD0-4752-A00A-6B95D72E210D}">
-  <ds:schemaRefs>
-    <ds:schemaRef ds:uri="http://schemas.openxmlformats.org/officeDocument/2006/bibliography"/>
-  </ds:schemaRefs>
-</ds:datastoreItem>
+<file path=customXml/item2.xml><?xml version="1.0" encoding="utf-8"?>
+<b:Sources xmlns:b="http://schemas.openxmlformats.org/officeDocument/2006/bibliography" xmlns="http://schemas.openxmlformats.org/officeDocument/2006/bibliography" SelectedStyle="\APASixthEditionOfficeOnline.xsl" StyleName="APA" Version="6"/>
 </file>
 
-<file path=customXml/itemProps2.xml><?xml version="1.0" encoding="utf-8"?>
+<file path=customXml/itemProps1.xml><?xml version="1.0" encoding="utf-8"?>
 <ds:datastoreItem xmlns:ds="http://schemas.openxmlformats.org/officeDocument/2006/customXml" ds:itemID="{11111111-1234-1234-1234-123412341234}">
   <ds:schemaRefs>
     <ds:schemaRef ds:uri="http://customooxmlschemas.google.com/"/>
     <ds:schemaRef ds:uri="http://schemas.openxmlformats.org/officeDocument/2006/relationships"/>
   </ds:schemaRefs>
 </ds:datastoreItem>
+</file>
+
+<file path=customXml/itemProps2.xml><?xml version="1.0" encoding="utf-8"?>
+<ds:datastoreItem xmlns:ds="http://schemas.openxmlformats.org/officeDocument/2006/customXml" ds:itemID="{425B4D21-002B-4D71-9D64-9DDB0BF76385}">
+  <ds:schemaRefs>
+    <ds:schemaRef ds:uri="http://schemas.openxmlformats.org/officeDocument/2006/bibliography"/>
+  </ds:schemaRefs>
+</ds:datastoreItem>
 </file>
--- a/final_submission/Abgabe_Faller.docx
+++ b/final_submission/Abgabe_Faller.docx
@@ -328,7 +328,6 @@
               </w:rPr>
               <w:t>:</w:t>
             </w:r>
-            <w:bookmarkStart w:id="0" w:name="_GoBack"/>
             <w:r>
               <w:rPr>
                 <w:b/>
@@ -622,7 +621,7 @@
               </w:rPr>
               <w:t xml:space="preserve"> </w:t>
             </w:r>
-            <w:bookmarkStart w:id="1" w:name="_Hlk235450572"/>
+            <w:bookmarkStart w:id="0" w:name="_Hlk235450572"/>
             <w:r>
               <w:rPr>
                 <w:sz w:val="24"/>
@@ -638,7 +637,7 @@
               </w:rPr>
               <w:t xml:space="preserve"> 89 % der untersuchten Wohnflächen liegen innerhalb von 500 m zu einer Grünfläche. Dennoch wurden etwa 10 % der Wohnflächen als hoch vulnerabel eingestuft</w:t>
             </w:r>
-            <w:bookmarkEnd w:id="1"/>
+            <w:bookmarkEnd w:id="0"/>
             <w:r>
               <w:rPr>
                 <w:sz w:val="24"/>
@@ -647,7 +646,6 @@
               <w:t>, da dort hohe Oberflächentemperaturen mit einer eingeschränkten Erreichbarkeit von Grünflächen zusammenfallen.</w:t>
             </w:r>
           </w:p>
-          <w:bookmarkEnd w:id="0"/>
           <w:p>
             <w:pPr>
               <w:jc w:val="both"/>
@@ -980,6 +978,31 @@
                 <w:bdr w:val="none" w:sz="0" w:space="0" w:color="auto" w:frame="1"/>
               </w:rPr>
               <w:t>6. Literatur</w:t>
+            </w:r>
+          </w:p>
+          <w:p>
+            <w:pPr>
+              <w:pStyle w:val="StandardWeb"/>
+              <w:shd w:val="clear" w:color="auto" w:fill="FFFFFF"/>
+              <w:spacing w:before="0" w:beforeAutospacing="0" w:after="0" w:afterAutospacing="0"/>
+              <w:ind w:left="720" w:hanging="360"/>
+              <w:rPr>
+                <w:rFonts w:ascii="Calibri" w:hAnsi="Calibri" w:cs="Calibri"/>
+                <w:color w:val="1F497D"/>
+                <w:sz w:val="22"/>
+                <w:szCs w:val="22"/>
+                <w:bdr w:val="none" w:sz="0" w:space="0" w:color="auto" w:frame="1"/>
+              </w:rPr>
+            </w:pPr>
+            <w:r>
+              <w:rPr>
+                <w:rFonts w:ascii="Calibri" w:hAnsi="Calibri" w:cs="Calibri"/>
+                <w:color w:val="1F497D"/>
+                <w:sz w:val="22"/>
+                <w:szCs w:val="22"/>
+                <w:bdr w:val="none" w:sz="0" w:space="0" w:color="auto" w:frame="1"/>
+              </w:rPr>
+              <w:t>7. Anhang</w:t>
             </w:r>
           </w:p>
           <w:p>
@@ -2156,41 +2179,184 @@
         <w:rPr>
           <w:lang w:val="de-DE"/>
         </w:rPr>
+        <w:t xml:space="preserve"> und</w:t>
+      </w:r>
+      <w:r>
+        <w:rPr>
+          <w:lang w:val="de-DE"/>
+        </w:rPr>
         <w:t xml:space="preserve"> </w:t>
       </w:r>
+      <w:r>
+        <w:rPr>
+          <w:lang w:val="de-DE"/>
+        </w:rPr>
+        <w:t xml:space="preserve">Landoberflächentemperaturen (Land Surface </w:t>
+      </w:r>
       <w:proofErr w:type="spellStart"/>
       <w:r>
         <w:rPr>
           <w:lang w:val="de-DE"/>
         </w:rPr>
-        <w:t>und</w:t>
-      </w:r>
-      <w:r>
-        <w:rPr>
-          <w:lang w:val="de-DE"/>
-        </w:rPr>
-        <w:t>Landoberflächentemperaturen</w:t>
+        <w:t>Temperature</w:t>
       </w:r>
       <w:proofErr w:type="spellEnd"/>
       <w:r>
         <w:rPr>
           <w:lang w:val="de-DE"/>
         </w:rPr>
-        <w:t xml:space="preserve"> (Land Surface </w:t>
+        <w:t>, LST)</w:t>
+      </w:r>
+      <w:r>
+        <w:rPr>
+          <w:lang w:val="de-DE"/>
+        </w:rPr>
+        <w:t xml:space="preserve"> </w:t>
+      </w:r>
+      <w:sdt>
+        <w:sdtPr>
+          <w:rPr>
+            <w:lang w:val="de-DE"/>
+          </w:rPr>
+          <w:alias w:val="To edit, see citavi.com/edit"/>
+          <w:tag w:val="CitaviPlaceholder#1cbee8a9-553a-401e-ab62-f157129ed0eb"/>
+          <w:id w:val="2022888213"/>
+          <w:placeholder>
+            <w:docPart w:val="DefaultPlaceholder_-1854013440"/>
+          </w:placeholder>
+        </w:sdtPr>
+        <w:sdtContent>
+          <w:r>
+            <w:rPr>
+              <w:noProof/>
+              <w:lang w:val="de-DE"/>
+            </w:rPr>
+            <w:fldChar w:fldCharType="begin"/>
+          </w:r>
+          <w:r>
+            <w:rPr>
+              <w:noProof/>
+              <w:lang w:val="de-DE"/>
+            </w:rPr>
+            <w:instrText>ADDIN CitaviPlaceholder{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}</w:instrText>
+          </w:r>
+          <w:r>
+            <w:rPr>
+              <w:noProof/>
+              <w:lang w:val="de-DE"/>
+            </w:rPr>
+            <w:fldChar w:fldCharType="separate"/>
+          </w:r>
+          <w:r>
+            <w:rPr>
+              <w:noProof/>
+              <w:lang w:val="de-DE"/>
+            </w:rPr>
+            <w:t>(Demuzere et al. 2021)</w:t>
+          </w:r>
+          <w:r>
+            <w:rPr>
+              <w:noProof/>
+              <w:lang w:val="de-DE"/>
+            </w:rPr>
+            <w:fldChar w:fldCharType="end"/>
+          </w:r>
+        </w:sdtContent>
+      </w:sdt>
+      <w:r>
+        <w:rPr>
+          <w:lang w:val="de-DE"/>
+        </w:rPr>
+        <w:t>. Die LCZ-Klassifikation wurde mithilfe des LCZ</w:t>
+      </w:r>
+      <w:r>
+        <w:rPr>
+          <w:lang w:val="de-DE"/>
+        </w:rPr>
+        <w:t>-</w:t>
+      </w:r>
+      <w:r>
+        <w:rPr>
+          <w:lang w:val="de-DE"/>
+        </w:rPr>
+        <w:t>Generators erstellt</w:t>
+      </w:r>
+      <w:r>
+        <w:rPr>
+          <w:lang w:val="de-DE"/>
+        </w:rPr>
+        <w:t xml:space="preserve"> und </w:t>
+      </w:r>
+      <w:r>
+        <w:t>wurde sowohl zur Abgrenzung der untersuchten Wohngebiete als auch zur Identifikation von Grünflächen verwendet. Für die Analyse der Wohngebiete wurden die bebauten LCZ-Klassen 2 (Compact Mid-rise), 5 (Open Mid-rise), 6 (Open Low-rise), 8 (Large Low-rise) und 9 (Sparsely Built) über den LCZ-Gen</w:t>
+      </w:r>
+      <w:r>
+        <w:t>e</w:t>
+      </w:r>
+      <w:r>
+        <w:t>rator identifziert und anschließend für die Analyse verwendet. Die Grünflächen für die Erreichbarkeitsanalyse wurden aus den LCZ-Klassen A (Dense Trees) und B (Scattered Trees) abgeleitet</w:t>
+      </w:r>
+      <w:r>
+        <w:rPr>
+          <w:lang w:val="de-DE"/>
+        </w:rPr>
+        <w:t>, da diese</w:t>
+      </w:r>
+      <w:r>
+        <w:rPr>
+          <w:lang w:val="de-DE"/>
+        </w:rPr>
+        <w:t xml:space="preserve"> durch den Baumbestand und vegetationsbedingte</w:t>
+      </w:r>
+      <w:r>
+        <w:rPr>
+          <w:lang w:val="de-DE"/>
+        </w:rPr>
+        <w:t>n</w:t>
+      </w:r>
+      <w:r>
+        <w:rPr>
+          <w:lang w:val="de-DE"/>
+        </w:rPr>
+        <w:t xml:space="preserve"> Schatten als poten</w:t>
+      </w:r>
+      <w:r>
+        <w:rPr>
+          <w:lang w:val="de-DE"/>
+        </w:rPr>
+        <w:t>z</w:t>
+      </w:r>
+      <w:r>
+        <w:rPr>
+          <w:lang w:val="de-DE"/>
+        </w:rPr>
+        <w:t xml:space="preserve">ielle </w:t>
       </w:r>
       <w:proofErr w:type="spellStart"/>
       <w:r>
         <w:rPr>
           <w:lang w:val="de-DE"/>
         </w:rPr>
-        <w:t>Temperature</w:t>
+        <w:t>Kühlorte</w:t>
       </w:r>
       <w:proofErr w:type="spellEnd"/>
       <w:r>
         <w:rPr>
           <w:lang w:val="de-DE"/>
         </w:rPr>
-        <w:t>, LST). Die LCZ-Klassifikation wurde mithilfe des LCZ</w:t>
+        <w:t xml:space="preserve"> verwendet werden können.</w:t>
+      </w:r>
+      <w:r>
+        <w:rPr>
+          <w:lang w:val="de-DE"/>
+        </w:rPr>
+        <w:t xml:space="preserve"> </w:t>
+      </w:r>
+      <w:r>
+        <w:rPr>
+          <w:lang w:val="de-DE"/>
+        </w:rPr>
+        <w:t>Für die Temperaturanalyse wurden Landsat-9</w:t>
       </w:r>
       <w:r>
         <w:rPr>
@@ -2202,72 +2368,7 @@
         <w:rPr>
           <w:lang w:val="de-DE"/>
         </w:rPr>
-        <w:t>Generators erstellt</w:t>
-      </w:r>
-      <w:r>
-        <w:rPr>
-          <w:lang w:val="de-DE"/>
-        </w:rPr>
-        <w:t xml:space="preserve"> und </w:t>
-      </w:r>
-      <w:r>
-        <w:t>wurde sowohl zur Abgrenzung der untersuchten Wohngebiete als auch zur Identifikation von Grünflächen verwendet. Für die Analyse der Wohngebiete wurden die bebauten LCZ-Klassen 2 (Compact Mid-rise), 5 (Open Mid-rise), 6 (Open Low-rise), 8 (Large Low-rise) und 9 (Sparsely Built) über den LCZ-Gen</w:t>
-      </w:r>
-      <w:r>
-        <w:t>e</w:t>
-      </w:r>
-      <w:r>
-        <w:t>rator identifziert und anschließend für die Analyse verwendet. Die Grünflächen für die Erreichbarkeitsanalyse wurden aus den LCZ-Klassen A (Dense Trees) und B (Scattered Trees) abgeleitet</w:t>
-      </w:r>
-      <w:r>
-        <w:rPr>
-          <w:lang w:val="de-DE"/>
-        </w:rPr>
-        <w:t>, da diese</w:t>
-      </w:r>
-      <w:r>
-        <w:rPr>
-          <w:lang w:val="de-DE"/>
-        </w:rPr>
-        <w:t xml:space="preserve"> durch den Baumbestand und vegetationsbedingte</w:t>
-      </w:r>
-      <w:r>
-        <w:rPr>
-          <w:lang w:val="de-DE"/>
-        </w:rPr>
-        <w:t>n</w:t>
-      </w:r>
-      <w:r>
-        <w:rPr>
-          <w:lang w:val="de-DE"/>
-        </w:rPr>
-        <w:t xml:space="preserve"> Schatten als poten</w:t>
-      </w:r>
-      <w:r>
-        <w:rPr>
-          <w:lang w:val="de-DE"/>
-        </w:rPr>
-        <w:t>z</w:t>
-      </w:r>
-      <w:r>
-        <w:rPr>
-          <w:lang w:val="de-DE"/>
-        </w:rPr>
-        <w:t xml:space="preserve">ielle </w:t>
-      </w:r>
-      <w:proofErr w:type="spellStart"/>
-      <w:r>
-        <w:rPr>
-          <w:lang w:val="de-DE"/>
-        </w:rPr>
-        <w:t>Kühlorte</w:t>
-      </w:r>
-      <w:proofErr w:type="spellEnd"/>
-      <w:r>
-        <w:rPr>
-          <w:lang w:val="de-DE"/>
-        </w:rPr>
-        <w:t xml:space="preserve"> verwendet werden können.</w:t>
+        <w:t>Collection-2 Level-2-Daten verwendet, aus denen die sommerliche Landoberflächentemperatur (01.06 – 31.08.2025) berechnet wurde</w:t>
       </w:r>
       <w:r>
         <w:rPr>
@@ -2275,24 +2376,56 @@
         </w:rPr>
         <w:t xml:space="preserve"> </w:t>
       </w:r>
-      <w:r>
-        <w:rPr>
-          <w:lang w:val="de-DE"/>
-        </w:rPr>
-        <w:t>Für die Temperaturanalyse wurden Landsat-9</w:t>
-      </w:r>
-      <w:r>
-        <w:rPr>
-          <w:lang w:val="de-DE"/>
-        </w:rPr>
-        <w:t>-</w:t>
-      </w:r>
-      <w:r>
-        <w:rPr>
-          <w:lang w:val="de-DE"/>
-        </w:rPr>
-        <w:t>Collection-2 Level-2-Daten verwendet, aus denen die sommerliche Landoberflächentemperatur (01.06 – 31.08.2025) berechnet wurde</w:t>
-      </w:r>
+      <w:sdt>
+        <w:sdtPr>
+          <w:rPr>
+            <w:lang w:val="de-DE"/>
+          </w:rPr>
+          <w:alias w:val="To edit, see citavi.com/edit"/>
+          <w:tag w:val="CitaviPlaceholder#6538d7a6-2755-42a8-a49f-124e56bc9690"/>
+          <w:id w:val="-1329139719"/>
+          <w:placeholder>
+            <w:docPart w:val="DefaultPlaceholder_-1854013440"/>
+          </w:placeholder>
+        </w:sdtPr>
+        <w:sdtContent>
+          <w:r>
+            <w:rPr>
+              <w:noProof/>
+              <w:lang w:val="de-DE"/>
+            </w:rPr>
+            <w:fldChar w:fldCharType="begin"/>
+          </w:r>
+          <w:r>
+            <w:rPr>
+              <w:noProof/>
+              <w:lang w:val="de-DE"/>
+            </w:rPr>
+            <w:instrText>ADDIN CitaviPlaceholder{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}</w:instrText>
+          </w:r>
+          <w:r>
+            <w:rPr>
+              <w:noProof/>
+              <w:lang w:val="de-DE"/>
+            </w:rPr>
+            <w:fldChar w:fldCharType="separate"/>
+          </w:r>
+          <w:r>
+            <w:rPr>
+              <w:noProof/>
+              <w:lang w:val="de-DE"/>
+            </w:rPr>
+            <w:t>(U.S Geological Survey (USGS) 2024)</w:t>
+          </w:r>
+          <w:r>
+            <w:rPr>
+              <w:noProof/>
+              <w:lang w:val="de-DE"/>
+            </w:rPr>
+            <w:fldChar w:fldCharType="end"/>
+          </w:r>
+        </w:sdtContent>
+      </w:sdt>
       <w:r>
         <w:rPr>
           <w:lang w:val="de-DE"/>
@@ -3300,6 +3433,13 @@
         </w:rPr>
         <w:t xml:space="preserve"> der LCZ und der LST in Wiesbaden</w:t>
       </w:r>
+      <w:r>
+        <w:rPr>
+          <w:sz w:val="22"/>
+          <w:szCs w:val="22"/>
+        </w:rPr>
+        <w:t xml:space="preserve"> (im Anhang nochmal größer dargestellt)</w:t>
+      </w:r>
     </w:p>
     <w:p>
       <w:pPr>
@@ -3657,7 +3797,12 @@
         <w:t>klimavulnerablen Räumen</w:t>
       </w:r>
       <w:r>
-        <w:t xml:space="preserve">, in denen Maßnahmen zur Klimaanpassung </w:t>
+        <w:t>, i</w:t>
+      </w:r>
+      <w:bookmarkStart w:id="1" w:name="_GoBack"/>
+      <w:bookmarkEnd w:id="1"/>
+      <w:r>
+        <w:t xml:space="preserve">n denen Maßnahmen zur Klimaanpassung </w:t>
       </w:r>
       <w:r>
         <w:t>priorisiert werden können</w:t>
@@ -3708,11 +3853,33 @@
           <w:pPr>
             <w:pStyle w:val="CitaviBibliographyEntry"/>
           </w:pPr>
-          <w:bookmarkStart w:id="2" w:name="_CTVL001bb5d1f5255804dc0a9279ed24a09ff59"/>
+          <w:bookmarkStart w:id="2" w:name="_CTVL001a02b57a431164beb883837a63784af48"/>
+          <w:r>
+            <w:t>Demuzere, Matthias; Kittner, Jonas; Bechtel, Benjamin (2021): LCZ Generator: A Web Application to Create Local Climate Zone Maps. In:</w:t>
+          </w:r>
+          <w:bookmarkEnd w:id="2"/>
+          <w:r>
+            <w:t xml:space="preserve"> </w:t>
+          </w:r>
+          <w:r>
+            <w:rPr>
+              <w:i/>
+            </w:rPr>
+            <w:t xml:space="preserve">Front. Environ. Sci. </w:t>
+          </w:r>
+          <w:r>
+            <w:t>9, Artikel 637455. DOI: 10.3389/fenvs.2021.637455.</w:t>
+          </w:r>
+        </w:p>
+        <w:p>
+          <w:pPr>
+            <w:pStyle w:val="CitaviBibliographyEntry"/>
+          </w:pPr>
+          <w:bookmarkStart w:id="3" w:name="_CTVL001bb5d1f5255804dc0a9279ed24a09ff59"/>
           <w:r>
             <w:t>Gunawardena, K. R.; Wells, M. J.; Kershaw, T. (2017): Utilising green and bluespace to mitigate urban heat island intensity. In:</w:t>
           </w:r>
-          <w:bookmarkEnd w:id="2"/>
+          <w:bookmarkEnd w:id="3"/>
           <w:r>
             <w:t xml:space="preserve"> </w:t>
           </w:r>
@@ -3730,11 +3897,11 @@
           <w:pPr>
             <w:pStyle w:val="CitaviBibliographyEntry"/>
           </w:pPr>
-          <w:bookmarkStart w:id="3" w:name="_CTVL001167766374b3b4a91bfc6767d3318fc5f"/>
+          <w:bookmarkStart w:id="4" w:name="_CTVL001167766374b3b4a91bfc6767d3318fc5f"/>
           <w:r>
             <w:t>Pritipadmaja; Garg, Rahul Dev; Sharma, Ashok K. (2023): Assessing the Cooling Effect of Blue-Green Spaces: Implications for Urban Heat Island Mitigation. In:</w:t>
           </w:r>
-          <w:bookmarkEnd w:id="3"/>
+          <w:bookmarkEnd w:id="4"/>
           <w:r>
             <w:t xml:space="preserve"> </w:t>
           </w:r>
@@ -3752,11 +3919,11 @@
           <w:pPr>
             <w:pStyle w:val="CitaviBibliographyEntry"/>
           </w:pPr>
-          <w:bookmarkStart w:id="4" w:name="_CTVL001cab7cbbde2ac465eb952b61b30f36f10"/>
+          <w:bookmarkStart w:id="5" w:name="_CTVL001cab7cbbde2ac465eb952b61b30f36f10"/>
           <w:r>
             <w:t>Purohit, Sanju (2024): The Role of Urban Green Spaces in Mitigating Urban Heat Island Effect Amidst Climate Change. In:</w:t>
           </w:r>
-          <w:bookmarkEnd w:id="4"/>
+          <w:bookmarkEnd w:id="5"/>
           <w:r>
             <w:t xml:space="preserve"> </w:t>
           </w:r>
@@ -3774,11 +3941,11 @@
           <w:pPr>
             <w:pStyle w:val="CitaviBibliographyEntry"/>
           </w:pPr>
-          <w:bookmarkStart w:id="5" w:name="_CTVL0010180ead1679e4edca9079e1273fff67f"/>
+          <w:bookmarkStart w:id="6" w:name="_CTVL0010180ead1679e4edca9079e1273fff67f"/>
           <w:r>
             <w:t>Santoso, Erik Setyo; Bisri, Mohammad; Khusaini, Moh.; Ari, Ismu Rini Dwi (2026): SPATIAL MODELING OF URBAN GREEN SPACE IMPACTS ON HEAT ISLAND MITIGATION: INSIGHTS FROM TROPICAL HIGHLAND CITIES. In:</w:t>
           </w:r>
-          <w:bookmarkEnd w:id="5"/>
+          <w:bookmarkEnd w:id="6"/>
           <w:r>
             <w:t xml:space="preserve"> </w:t>
           </w:r>
@@ -3796,7 +3963,17 @@
           <w:pPr>
             <w:pStyle w:val="CitaviBibliographyEntry"/>
           </w:pPr>
-          <w:bookmarkStart w:id="6" w:name="_CTVL001164355c051b0447cbd598370a217d27d"/>
+          <w:bookmarkStart w:id="7" w:name="_CTVL00192bdbb0adcbe4dc18ea65e6bd305a9ad"/>
+          <w:r>
+            <w:t>U.S Geological Survey (USGS) (2024): Landsat 8–9 Collection 2 Level-2 Science Product Guide.</w:t>
+          </w:r>
+        </w:p>
+        <w:p>
+          <w:pPr>
+            <w:pStyle w:val="CitaviBibliographyEntry"/>
+          </w:pPr>
+          <w:bookmarkStart w:id="8" w:name="_CTVL001164355c051b0447cbd598370a217d27d"/>
+          <w:bookmarkEnd w:id="7"/>
           <w:r>
             <w:t>Wiesbaden (2024a): Bevölkerung. Online verfügbar unter https://www.wiesbaden.de/leben-in-wiesbaden/stadtportraet/daten-fakten/jb-bevoelkerung, zuletzt geprüft am 20.07.2026.</w:t>
           </w:r>
@@ -3805,8 +3982,8 @@
           <w:pPr>
             <w:pStyle w:val="CitaviBibliographyEntry"/>
           </w:pPr>
-          <w:bookmarkStart w:id="7" w:name="_CTVL001deb77377f38945f88d3b143452de1dbd"/>
-          <w:bookmarkEnd w:id="6"/>
+          <w:bookmarkStart w:id="9" w:name="_CTVL001deb77377f38945f88d3b143452de1dbd"/>
+          <w:bookmarkEnd w:id="8"/>
           <w:r>
             <w:t>Wiesbaden (2024b): Kommunale SDG-Bestandsaufnahme. Landeshauptstadt Wiesbaden.</w:t>
           </w:r>
@@ -3815,8 +3992,8 @@
           <w:pPr>
             <w:pStyle w:val="CitaviBibliographyEntry"/>
           </w:pPr>
-          <w:bookmarkStart w:id="8" w:name="_CTVL001571e814d9137400eb68e74cdf8cfd12d"/>
-          <w:bookmarkEnd w:id="7"/>
+          <w:bookmarkStart w:id="10" w:name="_CTVL001571e814d9137400eb68e74cdf8cfd12d"/>
+          <w:bookmarkEnd w:id="9"/>
           <w:r>
             <w:t>Wiesbaden (2024c): Stadtgebiet und Fläche. Online verfügbar unter https://www.wiesbaden.de/leben-in-wiesbaden/stadtportraet/daten-fakten/jb_stadtgebiet, zuletzt geprüft am 20.07.2026.</w:t>
           </w:r>
@@ -3825,12 +4002,12 @@
           <w:pPr>
             <w:pStyle w:val="CitaviBibliographyEntry"/>
           </w:pPr>
-          <w:bookmarkStart w:id="9" w:name="_CTVL0012174c606032c4d3584e7ec5829165bc4"/>
-          <w:bookmarkEnd w:id="8"/>
+          <w:bookmarkStart w:id="11" w:name="_CTVL0012174c606032c4d3584e7ec5829165bc4"/>
+          <w:bookmarkEnd w:id="10"/>
           <w:r>
             <w:t>Zeynali, Reyhaneh; Mandanici, Emanuele; Sohrabi, Amir Hossein; Trevisiol, Francesca; Bitelli, Gabriele: GIS-Based Urban Heat Island Mapping and Analysis: Experiences in the City of Bologna, S. 230–234. DOI: 10.1109/MetroLivEnv60384.2024.10615416</w:t>
           </w:r>
-          <w:bookmarkEnd w:id="9"/>
+          <w:bookmarkEnd w:id="11"/>
           <w:r>
             <w:t>.</w:t>
           </w:r>
@@ -3840,10 +4017,299 @@
         </w:p>
       </w:sdtContent>
     </w:sdt>
-    <w:p/>
+    <w:p>
+      <w:pPr>
+        <w:rPr>
+          <w:b/>
+        </w:rPr>
+      </w:pPr>
+    </w:p>
+    <w:p>
+      <w:pPr>
+        <w:rPr>
+          <w:b/>
+        </w:rPr>
+      </w:pPr>
+    </w:p>
+    <w:p>
+      <w:pPr>
+        <w:rPr>
+          <w:b/>
+        </w:rPr>
+      </w:pPr>
+    </w:p>
+    <w:p>
+      <w:pPr>
+        <w:rPr>
+          <w:b/>
+        </w:rPr>
+      </w:pPr>
+    </w:p>
+    <w:p>
+      <w:pPr>
+        <w:rPr>
+          <w:b/>
+        </w:rPr>
+      </w:pPr>
+    </w:p>
+    <w:p>
+      <w:pPr>
+        <w:rPr>
+          <w:b/>
+        </w:rPr>
+      </w:pPr>
+    </w:p>
+    <w:p>
+      <w:pPr>
+        <w:rPr>
+          <w:b/>
+        </w:rPr>
+      </w:pPr>
+    </w:p>
+    <w:p>
+      <w:pPr>
+        <w:rPr>
+          <w:b/>
+        </w:rPr>
+      </w:pPr>
+    </w:p>
+    <w:p>
+      <w:pPr>
+        <w:rPr>
+          <w:b/>
+        </w:rPr>
+      </w:pPr>
+    </w:p>
+    <w:p>
+      <w:pPr>
+        <w:rPr>
+          <w:b/>
+        </w:rPr>
+      </w:pPr>
+    </w:p>
+    <w:p>
+      <w:pPr>
+        <w:rPr>
+          <w:b/>
+        </w:rPr>
+      </w:pPr>
+    </w:p>
+    <w:p>
+      <w:pPr>
+        <w:rPr>
+          <w:b/>
+        </w:rPr>
+      </w:pPr>
+    </w:p>
+    <w:p>
+      <w:pPr>
+        <w:rPr>
+          <w:b/>
+        </w:rPr>
+      </w:pPr>
+      <w:r>
+        <w:rPr>
+          <w:b/>
+        </w:rPr>
+        <w:t>Anhang</w:t>
+      </w:r>
+    </w:p>
+    <w:p>
+      <w:r>
+        <w:rPr>
+          <w:noProof/>
+        </w:rPr>
+        <w:drawing>
+          <wp:inline distT="0" distB="0" distL="0" distR="0" wp14:anchorId="70335F92" wp14:editId="71A978E7">
+            <wp:extent cx="5612130" cy="3968750"/>
+            <wp:effectExtent l="0" t="0" r="7620" b="0"/>
+            <wp:docPr id="2" name="Grafik 2"/>
+            <wp:cNvGraphicFramePr>
+              <a:graphicFrameLocks xmlns:a="http://schemas.openxmlformats.org/drawingml/2006/main" noChangeAspect="1"/>
+            </wp:cNvGraphicFramePr>
+            <a:graphic xmlns:a="http://schemas.openxmlformats.org/drawingml/2006/main">
+              <a:graphicData uri="http://schemas.openxmlformats.org/drawingml/2006/picture">
+                <pic:pic xmlns:pic="http://schemas.openxmlformats.org/drawingml/2006/picture">
+                  <pic:nvPicPr>
+                    <pic:cNvPr id="2" name="wiesbaden_LCZ_LST.png"/>
+                    <pic:cNvPicPr/>
+                  </pic:nvPicPr>
+                  <pic:blipFill>
+                    <a:blip r:embed="rId13" cstate="print">
+                      <a:extLst>
+                        <a:ext uri="{28A0092B-C50C-407E-A947-70E740481C1C}">
+                          <a14:useLocalDpi xmlns:a14="http://schemas.microsoft.com/office/drawing/2010/main" val="0"/>
+                        </a:ext>
+                      </a:extLst>
+                    </a:blip>
+                    <a:stretch>
+                      <a:fillRect/>
+                    </a:stretch>
+                  </pic:blipFill>
+                  <pic:spPr>
+                    <a:xfrm>
+                      <a:off x="0" y="0"/>
+                      <a:ext cx="5612130" cy="3968750"/>
+                    </a:xfrm>
+                    <a:prstGeom prst="rect">
+                      <a:avLst/>
+                    </a:prstGeom>
+                  </pic:spPr>
+                </pic:pic>
+              </a:graphicData>
+            </a:graphic>
+          </wp:inline>
+        </w:drawing>
+      </w:r>
+    </w:p>
+    <w:p>
+      <w:r>
+        <w:rPr>
+          <w:noProof/>
+        </w:rPr>
+        <w:drawing>
+          <wp:inline distT="0" distB="0" distL="0" distR="0" wp14:anchorId="03E35F26" wp14:editId="26DF4DF8">
+            <wp:extent cx="5612130" cy="2602865"/>
+            <wp:effectExtent l="0" t="0" r="7620" b="6985"/>
+            <wp:docPr id="4" name="Grafik 4"/>
+            <wp:cNvGraphicFramePr>
+              <a:graphicFrameLocks xmlns:a="http://schemas.openxmlformats.org/drawingml/2006/main" noChangeAspect="1"/>
+            </wp:cNvGraphicFramePr>
+            <a:graphic xmlns:a="http://schemas.openxmlformats.org/drawingml/2006/main">
+              <a:graphicData uri="http://schemas.openxmlformats.org/drawingml/2006/picture">
+                <pic:pic xmlns:pic="http://schemas.openxmlformats.org/drawingml/2006/picture">
+                  <pic:nvPicPr>
+                    <pic:cNvPr id="4" name="LST_boxplot_LCZ.png"/>
+                    <pic:cNvPicPr/>
+                  </pic:nvPicPr>
+                  <pic:blipFill>
+                    <a:blip r:embed="rId14" cstate="print">
+                      <a:extLst>
+                        <a:ext uri="{28A0092B-C50C-407E-A947-70E740481C1C}">
+                          <a14:useLocalDpi xmlns:a14="http://schemas.microsoft.com/office/drawing/2010/main" val="0"/>
+                        </a:ext>
+                      </a:extLst>
+                    </a:blip>
+                    <a:stretch>
+                      <a:fillRect/>
+                    </a:stretch>
+                  </pic:blipFill>
+                  <pic:spPr>
+                    <a:xfrm>
+                      <a:off x="0" y="0"/>
+                      <a:ext cx="5612130" cy="2602865"/>
+                    </a:xfrm>
+                    <a:prstGeom prst="rect">
+                      <a:avLst/>
+                    </a:prstGeom>
+                  </pic:spPr>
+                </pic:pic>
+              </a:graphicData>
+            </a:graphic>
+          </wp:inline>
+        </w:drawing>
+      </w:r>
+    </w:p>
+    <w:p>
+      <w:r>
+        <w:rPr>
+          <w:noProof/>
+        </w:rPr>
+        <w:lastRenderedPageBreak/>
+        <w:drawing>
+          <wp:inline distT="0" distB="0" distL="0" distR="0" wp14:anchorId="34DCBD97" wp14:editId="552D7CE8">
+            <wp:extent cx="5612130" cy="3968750"/>
+            <wp:effectExtent l="0" t="0" r="7620" b="0"/>
+            <wp:docPr id="5" name="Grafik 5"/>
+            <wp:cNvGraphicFramePr>
+              <a:graphicFrameLocks xmlns:a="http://schemas.openxmlformats.org/drawingml/2006/main" noChangeAspect="1"/>
+            </wp:cNvGraphicFramePr>
+            <a:graphic xmlns:a="http://schemas.openxmlformats.org/drawingml/2006/main">
+              <a:graphicData uri="http://schemas.openxmlformats.org/drawingml/2006/picture">
+                <pic:pic xmlns:pic="http://schemas.openxmlformats.org/drawingml/2006/picture">
+                  <pic:nvPicPr>
+                    <pic:cNvPr id="5" name="vuln_wiesbaden.png"/>
+                    <pic:cNvPicPr/>
+                  </pic:nvPicPr>
+                  <pic:blipFill>
+                    <a:blip r:embed="rId15" cstate="print">
+                      <a:extLst>
+                        <a:ext uri="{28A0092B-C50C-407E-A947-70E740481C1C}">
+                          <a14:useLocalDpi xmlns:a14="http://schemas.microsoft.com/office/drawing/2010/main" val="0"/>
+                        </a:ext>
+                      </a:extLst>
+                    </a:blip>
+                    <a:stretch>
+                      <a:fillRect/>
+                    </a:stretch>
+                  </pic:blipFill>
+                  <pic:spPr>
+                    <a:xfrm>
+                      <a:off x="0" y="0"/>
+                      <a:ext cx="5612130" cy="3968750"/>
+                    </a:xfrm>
+                    <a:prstGeom prst="rect">
+                      <a:avLst/>
+                    </a:prstGeom>
+                  </pic:spPr>
+                </pic:pic>
+              </a:graphicData>
+            </a:graphic>
+          </wp:inline>
+        </w:drawing>
+      </w:r>
+    </w:p>
+    <w:p>
+      <w:r>
+        <w:rPr>
+          <w:noProof/>
+        </w:rPr>
+        <w:drawing>
+          <wp:inline distT="0" distB="0" distL="0" distR="0" wp14:anchorId="2406091B" wp14:editId="3317EAF2">
+            <wp:extent cx="5612130" cy="3260090"/>
+            <wp:effectExtent l="0" t="0" r="7620" b="0"/>
+            <wp:docPr id="6" name="Grafik 6"/>
+            <wp:cNvGraphicFramePr>
+              <a:graphicFrameLocks xmlns:a="http://schemas.openxmlformats.org/drawingml/2006/main" noChangeAspect="1"/>
+            </wp:cNvGraphicFramePr>
+            <a:graphic xmlns:a="http://schemas.openxmlformats.org/drawingml/2006/main">
+              <a:graphicData uri="http://schemas.openxmlformats.org/drawingml/2006/picture">
+                <pic:pic xmlns:pic="http://schemas.openxmlformats.org/drawingml/2006/picture">
+                  <pic:nvPicPr>
+                    <pic:cNvPr id="6" name="vulnerability_lcz_distribution.png"/>
+                    <pic:cNvPicPr/>
+                  </pic:nvPicPr>
+                  <pic:blipFill>
+                    <a:blip r:embed="rId16" cstate="print">
+                      <a:extLst>
+                        <a:ext uri="{28A0092B-C50C-407E-A947-70E740481C1C}">
+                          <a14:useLocalDpi xmlns:a14="http://schemas.microsoft.com/office/drawing/2010/main" val="0"/>
+                        </a:ext>
+                      </a:extLst>
+                    </a:blip>
+                    <a:stretch>
+                      <a:fillRect/>
+                    </a:stretch>
+                  </pic:blipFill>
+                  <pic:spPr>
+                    <a:xfrm>
+                      <a:off x="0" y="0"/>
+                      <a:ext cx="5612130" cy="3260090"/>
+                    </a:xfrm>
+                    <a:prstGeom prst="rect">
+                      <a:avLst/>
+                    </a:prstGeom>
+                  </pic:spPr>
+                </pic:pic>
+              </a:graphicData>
+            </a:graphic>
+          </wp:inline>
+        </w:drawing>
+      </w:r>
+    </w:p>
     <w:sectPr>
-      <w:headerReference w:type="default" r:id="rId13"/>
-      <w:footerReference w:type="default" r:id="rId14"/>
+      <w:headerReference w:type="default" r:id="rId17"/>
+      <w:footerReference w:type="default" r:id="rId18"/>
       <w:pgSz w:w="12240" w:h="15840"/>
       <w:pgMar w:top="1417" w:right="1701" w:bottom="1417" w:left="1701" w:header="720" w:footer="720" w:gutter="0"/>
       <w:pgNumType w:start="1"/>
@@ -6911,8 +7377,8 @@
   </w:compat>
   <w:rsids>
     <w:rsidRoot w:val="00955230"/>
+    <w:rsid w:val="00285567"/>
     <w:rsid w:val="00955230"/>
-    <w:rsid w:val="00B05575"/>
   </w:rsids>
   <m:mathPr>
     <m:mathFont m:val="Cambria Math"/>
@@ -7661,7 +8127,7 @@
 </file>
 
 <file path=customXml/itemProps2.xml><?xml version="1.0" encoding="utf-8"?>
-<ds:datastoreItem xmlns:ds="http://schemas.openxmlformats.org/officeDocument/2006/customXml" ds:itemID="{425B4D21-002B-4D71-9D64-9DDB0BF76385}">
+<ds:datastoreItem xmlns:ds="http://schemas.openxmlformats.org/officeDocument/2006/customXml" ds:itemID="{5FD92586-D73D-4E76-BB84-B84B0A7F2946}">
   <ds:schemaRefs>
     <ds:schemaRef ds:uri="http://schemas.openxmlformats.org/officeDocument/2006/bibliography"/>
   </ds:schemaRefs>
